--- a/Resume-Devavrat-Verma.docx
+++ b/Resume-Devavrat-Verma.docx
@@ -259,7 +259,7 @@
           </mc:Choice>
           <mc:Fallback>
             <w:pict>
-              <v:shape w14:anchorId="24D22520" id="Graphic 1" o:spid="_x0000_s1026" style="position:absolute;margin-left:12.25pt;margin-top:4.45pt;width:587.5pt;height:.55pt;z-index:-15728640;visibility:visible;mso-wrap-style:square;mso-wrap-distance-left:0;mso-wrap-distance-top:0;mso-wrap-distance-right:0;mso-wrap-distance-bottom:0;mso-position-horizontal:absolute;mso-position-horizontal-relative:page;mso-position-vertical:absolute;mso-position-vertical-relative:text;v-text-anchor:top" coordsize="7461250,6985" o:gfxdata="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" path="m7460985,6487l,6487,,,7460985,r,6487xe" fillcolor="#212121" stroked="f">
+              <v:shape w14:anchorId="00487A78" id="Graphic 1" o:spid="_x0000_s1026" style="position:absolute;margin-left:12.25pt;margin-top:4.45pt;width:587.5pt;height:.55pt;z-index:-15728640;visibility:visible;mso-wrap-style:square;mso-wrap-distance-left:0;mso-wrap-distance-top:0;mso-wrap-distance-right:0;mso-wrap-distance-bottom:0;mso-position-horizontal:absolute;mso-position-horizontal-relative:page;mso-position-vertical:absolute;mso-position-vertical-relative:text;v-text-anchor:top" coordsize="7461250,6985" o:gfxdata="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" path="m7460985,6487l,6487,,,7460985,r,6487xe" fillcolor="#212121" stroked="f">
                 <v:path arrowok="t"/>
                 <w10:wrap type="topAndBottom" anchorx="page"/>
               </v:shape>
@@ -417,7 +417,7 @@
           </mc:Choice>
           <mc:Fallback>
             <w:pict>
-              <v:shape w14:anchorId="2C6DE6D8" id="Graphic 2" o:spid="_x0000_s1026" style="position:absolute;margin-left:12.25pt;margin-top:4.45pt;width:587.5pt;height:.55pt;z-index:-15728128;visibility:visible;mso-wrap-style:square;mso-wrap-distance-left:0;mso-wrap-distance-top:0;mso-wrap-distance-right:0;mso-wrap-distance-bottom:0;mso-position-horizontal:absolute;mso-position-horizontal-relative:page;mso-position-vertical:absolute;mso-position-vertical-relative:text;v-text-anchor:top" coordsize="7461250,6985" o:gfxdata="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" path="m7460985,6487l,6487,,,7460985,r,6487xe" fillcolor="#212121" stroked="f">
+              <v:shape w14:anchorId="2870F7E3" id="Graphic 2" o:spid="_x0000_s1026" style="position:absolute;margin-left:12.25pt;margin-top:4.45pt;width:587.5pt;height:.55pt;z-index:-15728128;visibility:visible;mso-wrap-style:square;mso-wrap-distance-left:0;mso-wrap-distance-top:0;mso-wrap-distance-right:0;mso-wrap-distance-bottom:0;mso-position-horizontal:absolute;mso-position-horizontal-relative:page;mso-position-vertical:absolute;mso-position-vertical-relative:text;v-text-anchor:top" coordsize="7461250,6985" o:gfxdata="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" path="m7460985,6487l,6487,,,7460985,r,6487xe" fillcolor="#212121" stroked="f">
                 <v:path arrowok="t"/>
                 <w10:wrap type="topAndBottom" anchorx="page"/>
               </v:shape>
@@ -1099,7 +1099,7 @@
           </mc:Choice>
           <mc:Fallback>
             <w:pict>
-              <v:shape w14:anchorId="77CDCF78" id="Graphic 3" o:spid="_x0000_s1026" style="position:absolute;margin-left:12.25pt;margin-top:4.45pt;width:587.5pt;height:.55pt;z-index:-15727616;visibility:visible;mso-wrap-style:square;mso-wrap-distance-left:0;mso-wrap-distance-top:0;mso-wrap-distance-right:0;mso-wrap-distance-bottom:0;mso-position-horizontal:absolute;mso-position-horizontal-relative:page;mso-position-vertical:absolute;mso-position-vertical-relative:text;v-text-anchor:top" coordsize="7461250,6985" o:gfxdata="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" path="m7460985,6487l,6487,,,7460985,r,6487xe" fillcolor="#212121" stroked="f">
+              <v:shape w14:anchorId="5B7F261F" id="Graphic 3" o:spid="_x0000_s1026" style="position:absolute;margin-left:12.25pt;margin-top:4.45pt;width:587.5pt;height:.55pt;z-index:-15727616;visibility:visible;mso-wrap-style:square;mso-wrap-distance-left:0;mso-wrap-distance-top:0;mso-wrap-distance-right:0;mso-wrap-distance-bottom:0;mso-position-horizontal:absolute;mso-position-horizontal-relative:page;mso-position-vertical:absolute;mso-position-vertical-relative:text;v-text-anchor:top" coordsize="7461250,6985" o:gfxdata="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" path="m7460985,6487l,6487,,,7460985,r,6487xe" fillcolor="#212121" stroked="f">
                 <v:path arrowok="t"/>
                 <w10:wrap type="topAndBottom" anchorx="page"/>
               </v:shape>
@@ -1491,7 +1491,7 @@
           </mc:Choice>
           <mc:Fallback>
             <w:pict>
-              <v:shape w14:anchorId="512E81DF" id="Graphic 4" o:spid="_x0000_s1026" style="position:absolute;margin-left:13.8pt;margin-top:8.55pt;width:2.05pt;height:2.05pt;z-index:15731712;visibility:visible;mso-wrap-style:square;mso-wrap-distance-left:0;mso-wrap-distance-top:0;mso-wrap-distance-right:0;mso-wrap-distance-bottom:0;mso-position-horizontal:absolute;mso-position-horizontal-relative:page;mso-position-vertical:absolute;mso-position-vertical-relative:text;v-text-anchor:top" coordsize="26034,26034" o:gfxdata="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" path="m14696,25950r-3442,l9599,25621,,14696,,11254,11254,r3442,l25951,12975r,1721l14696,25950xe" fillcolor="#212121" stroked="f">
+              <v:shape w14:anchorId="71FD5D0A" id="Graphic 4" o:spid="_x0000_s1026" style="position:absolute;margin-left:13.8pt;margin-top:8.55pt;width:2.05pt;height:2.05pt;z-index:15731712;visibility:visible;mso-wrap-style:square;mso-wrap-distance-left:0;mso-wrap-distance-top:0;mso-wrap-distance-right:0;mso-wrap-distance-bottom:0;mso-position-horizontal:absolute;mso-position-horizontal-relative:page;mso-position-vertical:absolute;mso-position-vertical-relative:text;v-text-anchor:top" coordsize="26034,26034" o:gfxdata="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" path="m14696,25950r-3442,l9599,25621,,14696,,11254,11254,r3442,l25951,12975r,1721l14696,25950xe" fillcolor="#212121" stroked="f">
                 <v:path arrowok="t"/>
                 <w10:wrap anchorx="page"/>
               </v:shape>
@@ -1762,7 +1762,7 @@
           </mc:Choice>
           <mc:Fallback>
             <w:pict>
-              <v:shape w14:anchorId="60273224" id="Graphic 5" o:spid="_x0000_s1026" style="position:absolute;margin-left:13.8pt;margin-top:7.55pt;width:2.05pt;height:2.05pt;z-index:15732224;visibility:visible;mso-wrap-style:square;mso-wrap-distance-left:0;mso-wrap-distance-top:0;mso-wrap-distance-right:0;mso-wrap-distance-bottom:0;mso-position-horizontal:absolute;mso-position-horizontal-relative:page;mso-position-vertical:absolute;mso-position-vertical-relative:text;v-text-anchor:top" coordsize="26034,26034" o:gfxdata="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" path="m14696,25951r-3442,l9599,25621,,14696,,11254,11254,r3442,l25951,12975r,1721l14696,25951xe" fillcolor="#212121" stroked="f">
+              <v:shape w14:anchorId="12E8DAD8" id="Graphic 5" o:spid="_x0000_s1026" style="position:absolute;margin-left:13.8pt;margin-top:7.55pt;width:2.05pt;height:2.05pt;z-index:15732224;visibility:visible;mso-wrap-style:square;mso-wrap-distance-left:0;mso-wrap-distance-top:0;mso-wrap-distance-right:0;mso-wrap-distance-bottom:0;mso-position-horizontal:absolute;mso-position-horizontal-relative:page;mso-position-vertical:absolute;mso-position-vertical-relative:text;v-text-anchor:top" coordsize="26034,26034" o:gfxdata="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" path="m14696,25951r-3442,l9599,25621,,14696,,11254,11254,r3442,l25951,12975r,1721l14696,25951xe" fillcolor="#212121" stroked="f">
                 <v:path arrowok="t"/>
                 <w10:wrap anchorx="page"/>
               </v:shape>
@@ -1863,7 +1863,7 @@
           </mc:Choice>
           <mc:Fallback>
             <w:pict>
-              <v:shape w14:anchorId="6BA2F444" id="Graphic 6" o:spid="_x0000_s1026" style="position:absolute;margin-left:13.8pt;margin-top:19.3pt;width:2.05pt;height:2.05pt;z-index:15732736;visibility:visible;mso-wrap-style:square;mso-wrap-distance-left:0;mso-wrap-distance-top:0;mso-wrap-distance-right:0;mso-wrap-distance-bottom:0;mso-position-horizontal:absolute;mso-position-horizontal-relative:page;mso-position-vertical:absolute;mso-position-vertical-relative:text;v-text-anchor:top" coordsize="26034,26034" o:gfxdata="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" path="m14696,25951r-3442,l9599,25621,,14696,,11254,11254,r3442,l25951,12975r,1721l14696,25951xe" fillcolor="#212121" stroked="f">
+              <v:shape w14:anchorId="7F569CF9" id="Graphic 6" o:spid="_x0000_s1026" style="position:absolute;margin-left:13.8pt;margin-top:19.3pt;width:2.05pt;height:2.05pt;z-index:15732736;visibility:visible;mso-wrap-style:square;mso-wrap-distance-left:0;mso-wrap-distance-top:0;mso-wrap-distance-right:0;mso-wrap-distance-bottom:0;mso-position-horizontal:absolute;mso-position-horizontal-relative:page;mso-position-vertical:absolute;mso-position-vertical-relative:text;v-text-anchor:top" coordsize="26034,26034" o:gfxdata="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" path="m14696,25951r-3442,l9599,25621,,14696,,11254,11254,r3442,l25951,12975r,1721l14696,25951xe" fillcolor="#212121" stroked="f">
                 <v:path arrowok="t"/>
                 <w10:wrap anchorx="page"/>
               </v:shape>
@@ -2284,7 +2284,7 @@
           </mc:Choice>
           <mc:Fallback>
             <w:pict>
-              <v:shape w14:anchorId="10B5FFD5" id="Graphic 7" o:spid="_x0000_s1026" style="position:absolute;margin-left:13.8pt;margin-top:8.5pt;width:2.05pt;height:2.05pt;z-index:15733248;visibility:visible;mso-wrap-style:square;mso-wrap-distance-left:0;mso-wrap-distance-top:0;mso-wrap-distance-right:0;mso-wrap-distance-bottom:0;mso-position-horizontal:absolute;mso-position-horizontal-relative:page;mso-position-vertical:absolute;mso-position-vertical-relative:text;v-text-anchor:top" coordsize="26034,26034" o:gfxdata="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" path="m14696,25950r-3442,l9599,25621,,14696,,11254,11254,r3442,l25951,12975r,1721l14696,25950xe" fillcolor="#212121" stroked="f">
+              <v:shape w14:anchorId="27AF9E10" id="Graphic 7" o:spid="_x0000_s1026" style="position:absolute;margin-left:13.8pt;margin-top:8.5pt;width:2.05pt;height:2.05pt;z-index:15733248;visibility:visible;mso-wrap-style:square;mso-wrap-distance-left:0;mso-wrap-distance-top:0;mso-wrap-distance-right:0;mso-wrap-distance-bottom:0;mso-position-horizontal:absolute;mso-position-horizontal-relative:page;mso-position-vertical:absolute;mso-position-vertical-relative:text;v-text-anchor:top" coordsize="26034,26034" o:gfxdata="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" path="m14696,25950r-3442,l9599,25621,,14696,,11254,11254,r3442,l25951,12975r,1721l14696,25950xe" fillcolor="#212121" stroked="f">
                 <v:path arrowok="t"/>
                 <w10:wrap anchorx="page"/>
               </v:shape>
@@ -2516,7 +2516,7 @@
           </mc:Choice>
           <mc:Fallback>
             <w:pict>
-              <v:shape w14:anchorId="7A081A72" id="Graphic 8" o:spid="_x0000_s1026" style="position:absolute;margin-left:13.8pt;margin-top:7.5pt;width:2.05pt;height:2.05pt;z-index:15733760;visibility:visible;mso-wrap-style:square;mso-wrap-distance-left:0;mso-wrap-distance-top:0;mso-wrap-distance-right:0;mso-wrap-distance-bottom:0;mso-position-horizontal:absolute;mso-position-horizontal-relative:page;mso-position-vertical:absolute;mso-position-vertical-relative:text;v-text-anchor:top" coordsize="26034,26034" o:gfxdata="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" path="m14696,25950r-3442,l9599,25621,,14696,,11254,11254,r3442,l25951,12975r,1721l14696,25950xe" fillcolor="#212121" stroked="f">
+              <v:shape w14:anchorId="1F8990AE" id="Graphic 8" o:spid="_x0000_s1026" style="position:absolute;margin-left:13.8pt;margin-top:7.5pt;width:2.05pt;height:2.05pt;z-index:15733760;visibility:visible;mso-wrap-style:square;mso-wrap-distance-left:0;mso-wrap-distance-top:0;mso-wrap-distance-right:0;mso-wrap-distance-bottom:0;mso-position-horizontal:absolute;mso-position-horizontal-relative:page;mso-position-vertical:absolute;mso-position-vertical-relative:text;v-text-anchor:top" coordsize="26034,26034" o:gfxdata="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" path="m14696,25950r-3442,l9599,25621,,14696,,11254,11254,r3442,l25951,12975r,1721l14696,25950xe" fillcolor="#212121" stroked="f">
                 <v:path arrowok="t"/>
                 <w10:wrap anchorx="page"/>
               </v:shape>
@@ -2617,7 +2617,7 @@
           </mc:Choice>
           <mc:Fallback>
             <w:pict>
-              <v:shape w14:anchorId="43261107" id="Graphic 9" o:spid="_x0000_s1026" style="position:absolute;margin-left:13.8pt;margin-top:19.8pt;width:2.05pt;height:2.05pt;z-index:15734272;visibility:visible;mso-wrap-style:square;mso-wrap-distance-left:0;mso-wrap-distance-top:0;mso-wrap-distance-right:0;mso-wrap-distance-bottom:0;mso-position-horizontal:absolute;mso-position-horizontal-relative:page;mso-position-vertical:absolute;mso-position-vertical-relative:text;v-text-anchor:top" coordsize="26034,26034" o:gfxdata="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" path="m14696,25950r-3442,l9599,25621,,14696,,11254,11254,r3442,l25951,12975r,1721l14696,25950xe" fillcolor="#212121" stroked="f">
+              <v:shape w14:anchorId="34B7EDE5" id="Graphic 9" o:spid="_x0000_s1026" style="position:absolute;margin-left:13.8pt;margin-top:19.8pt;width:2.05pt;height:2.05pt;z-index:15734272;visibility:visible;mso-wrap-style:square;mso-wrap-distance-left:0;mso-wrap-distance-top:0;mso-wrap-distance-right:0;mso-wrap-distance-bottom:0;mso-position-horizontal:absolute;mso-position-horizontal-relative:page;mso-position-vertical:absolute;mso-position-vertical-relative:text;v-text-anchor:top" coordsize="26034,26034" o:gfxdata="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" path="m14696,25950r-3442,l9599,25621,,14696,,11254,11254,r3442,l25951,12975r,1721l14696,25950xe" fillcolor="#212121" stroked="f">
                 <v:path arrowok="t"/>
                 <w10:wrap anchorx="page"/>
               </v:shape>
@@ -2630,773 +2630,6 @@
           <w:color w:val="212121"/>
         </w:rPr>
         <w:t>Used Jetpack Compose, MVVM, and local storage for offline access; added secure login. 2nd place, AndroidXplore Hackathon; praised for frontend/UX.</w:t>
-      </w:r>
-    </w:p>
-    <w:p>
-      <w:pPr>
-        <w:tabs>
-          <w:tab w:val="left" w:pos="10222"/>
-        </w:tabs>
-        <w:spacing w:before="111"/>
-        <w:ind w:left="245"/>
-        <w:rPr>
-          <w:sz w:val="16"/>
-        </w:rPr>
-      </w:pPr>
-      <w:r>
-        <w:rPr>
-          <w:rFonts w:ascii="Arial" w:hAnsi="Arial"/>
-          <w:b/>
-          <w:color w:val="212121"/>
-          <w:sz w:val="16"/>
-        </w:rPr>
-        <w:t>Screen</w:t>
-      </w:r>
-      <w:r>
-        <w:rPr>
-          <w:rFonts w:ascii="Arial" w:hAnsi="Arial"/>
-          <w:b/>
-          <w:color w:val="212121"/>
-          <w:spacing w:val="12"/>
-          <w:sz w:val="16"/>
-        </w:rPr>
-        <w:t xml:space="preserve"> </w:t>
-      </w:r>
-      <w:r>
-        <w:rPr>
-          <w:rFonts w:ascii="Arial" w:hAnsi="Arial"/>
-          <w:b/>
-          <w:color w:val="212121"/>
-          <w:sz w:val="16"/>
-        </w:rPr>
-        <w:t>Dimmer</w:t>
-      </w:r>
-      <w:r>
-        <w:rPr>
-          <w:rFonts w:ascii="Arial" w:hAnsi="Arial"/>
-          <w:b/>
-          <w:color w:val="212121"/>
-          <w:spacing w:val="12"/>
-          <w:sz w:val="16"/>
-        </w:rPr>
-        <w:t xml:space="preserve"> </w:t>
-      </w:r>
-      <w:r>
-        <w:rPr>
-          <w:rFonts w:ascii="Arial" w:hAnsi="Arial"/>
-          <w:b/>
-          <w:color w:val="212121"/>
-          <w:sz w:val="16"/>
-        </w:rPr>
-        <w:t>Desktop</w:t>
-      </w:r>
-      <w:r>
-        <w:rPr>
-          <w:rFonts w:ascii="Arial" w:hAnsi="Arial"/>
-          <w:b/>
-          <w:color w:val="212121"/>
-          <w:spacing w:val="5"/>
-          <w:sz w:val="16"/>
-        </w:rPr>
-        <w:t xml:space="preserve"> </w:t>
-      </w:r>
-      <w:r>
-        <w:rPr>
-          <w:rFonts w:ascii="Arial" w:hAnsi="Arial"/>
-          <w:b/>
-          <w:color w:val="212121"/>
-          <w:spacing w:val="-5"/>
-          <w:sz w:val="16"/>
-        </w:rPr>
-        <w:t>App</w:t>
-      </w:r>
-      <w:r>
-        <w:rPr>
-          <w:rFonts w:ascii="Arial" w:hAnsi="Arial"/>
-          <w:b/>
-          <w:color w:val="212121"/>
-          <w:sz w:val="16"/>
-        </w:rPr>
-        <w:tab/>
-      </w:r>
-      <w:r>
-        <w:rPr>
-          <w:color w:val="444444"/>
-          <w:sz w:val="16"/>
-        </w:rPr>
-        <w:t>March</w:t>
-      </w:r>
-      <w:r>
-        <w:rPr>
-          <w:color w:val="444444"/>
-          <w:spacing w:val="18"/>
-          <w:sz w:val="16"/>
-        </w:rPr>
-        <w:t xml:space="preserve"> </w:t>
-      </w:r>
-      <w:r>
-        <w:rPr>
-          <w:color w:val="444444"/>
-          <w:sz w:val="16"/>
-        </w:rPr>
-        <w:t>2025</w:t>
-      </w:r>
-      <w:r>
-        <w:rPr>
-          <w:color w:val="444444"/>
-          <w:spacing w:val="19"/>
-          <w:sz w:val="16"/>
-        </w:rPr>
-        <w:t xml:space="preserve"> </w:t>
-      </w:r>
-      <w:r>
-        <w:rPr>
-          <w:color w:val="444444"/>
-          <w:sz w:val="16"/>
-        </w:rPr>
-        <w:t>–</w:t>
-      </w:r>
-      <w:r>
-        <w:rPr>
-          <w:color w:val="444444"/>
-          <w:spacing w:val="6"/>
-          <w:sz w:val="16"/>
-        </w:rPr>
-        <w:t xml:space="preserve"> </w:t>
-      </w:r>
-      <w:r>
-        <w:rPr>
-          <w:color w:val="444444"/>
-          <w:sz w:val="16"/>
-        </w:rPr>
-        <w:t>April</w:t>
-      </w:r>
-      <w:r>
-        <w:rPr>
-          <w:color w:val="444444"/>
-          <w:spacing w:val="18"/>
-          <w:sz w:val="16"/>
-        </w:rPr>
-        <w:t xml:space="preserve"> </w:t>
-      </w:r>
-      <w:r>
-        <w:rPr>
-          <w:color w:val="444444"/>
-          <w:spacing w:val="-4"/>
-          <w:sz w:val="16"/>
-        </w:rPr>
-        <w:t>2025</w:t>
-      </w:r>
-    </w:p>
-    <w:p>
-      <w:pPr>
-        <w:tabs>
-          <w:tab w:val="left" w:pos="10076"/>
-        </w:tabs>
-        <w:spacing w:before="41"/>
-        <w:ind w:left="245"/>
-        <w:rPr>
-          <w:rFonts w:ascii="Arial"/>
-          <w:i/>
-          <w:sz w:val="16"/>
-        </w:rPr>
-      </w:pPr>
-      <w:r>
-        <w:rPr>
-          <w:rFonts w:ascii="Arial"/>
-          <w:i/>
-          <w:color w:val="212121"/>
-          <w:sz w:val="16"/>
-        </w:rPr>
-        <w:t>Desktop</w:t>
-      </w:r>
-      <w:r>
-        <w:rPr>
-          <w:rFonts w:ascii="Arial"/>
-          <w:i/>
-          <w:color w:val="212121"/>
-          <w:spacing w:val="6"/>
-          <w:sz w:val="16"/>
-        </w:rPr>
-        <w:t xml:space="preserve"> </w:t>
-      </w:r>
-      <w:r>
-        <w:rPr>
-          <w:rFonts w:ascii="Arial"/>
-          <w:i/>
-          <w:color w:val="212121"/>
-          <w:sz w:val="16"/>
-        </w:rPr>
-        <w:t>Application</w:t>
-      </w:r>
-      <w:r>
-        <w:rPr>
-          <w:rFonts w:ascii="Arial"/>
-          <w:i/>
-          <w:color w:val="212121"/>
-          <w:spacing w:val="15"/>
-          <w:sz w:val="16"/>
-        </w:rPr>
-        <w:t xml:space="preserve"> </w:t>
-      </w:r>
-      <w:r>
-        <w:rPr>
-          <w:rFonts w:ascii="Arial"/>
-          <w:i/>
-          <w:color w:val="212121"/>
-          <w:spacing w:val="-2"/>
-          <w:sz w:val="16"/>
-        </w:rPr>
-        <w:t>Development</w:t>
-      </w:r>
-      <w:r>
-        <w:rPr>
-          <w:rFonts w:ascii="Arial"/>
-          <w:i/>
-          <w:color w:val="212121"/>
-          <w:sz w:val="16"/>
-        </w:rPr>
-        <w:tab/>
-      </w:r>
-      <w:r>
-        <w:rPr>
-          <w:rFonts w:ascii="Arial"/>
-          <w:i/>
-          <w:color w:val="444444"/>
-          <w:sz w:val="16"/>
-        </w:rPr>
-        <w:t>C#,</w:t>
-      </w:r>
-      <w:r>
-        <w:rPr>
-          <w:rFonts w:ascii="Arial"/>
-          <w:i/>
-          <w:color w:val="444444"/>
-          <w:spacing w:val="3"/>
-          <w:sz w:val="16"/>
-        </w:rPr>
-        <w:t xml:space="preserve"> </w:t>
-      </w:r>
-      <w:r>
-        <w:rPr>
-          <w:rFonts w:ascii="Arial"/>
-          <w:i/>
-          <w:color w:val="444444"/>
-          <w:sz w:val="16"/>
-        </w:rPr>
-        <w:t>.NET,</w:t>
-      </w:r>
-      <w:r>
-        <w:rPr>
-          <w:rFonts w:ascii="Arial"/>
-          <w:i/>
-          <w:color w:val="444444"/>
-          <w:spacing w:val="3"/>
-          <w:sz w:val="16"/>
-        </w:rPr>
-        <w:t xml:space="preserve"> </w:t>
-      </w:r>
-      <w:r>
-        <w:rPr>
-          <w:rFonts w:ascii="Arial"/>
-          <w:i/>
-          <w:color w:val="444444"/>
-          <w:sz w:val="16"/>
-        </w:rPr>
-        <w:t>Windows</w:t>
-      </w:r>
-      <w:r>
-        <w:rPr>
-          <w:rFonts w:ascii="Arial"/>
-          <w:i/>
-          <w:color w:val="444444"/>
-          <w:spacing w:val="3"/>
-          <w:sz w:val="16"/>
-        </w:rPr>
-        <w:t xml:space="preserve"> </w:t>
-      </w:r>
-      <w:r>
-        <w:rPr>
-          <w:rFonts w:ascii="Arial"/>
-          <w:i/>
-          <w:color w:val="444444"/>
-          <w:spacing w:val="-2"/>
-          <w:sz w:val="16"/>
-        </w:rPr>
-        <w:t>Forms</w:t>
-      </w:r>
-    </w:p>
-    <w:p>
-      <w:pPr>
-        <w:pStyle w:val="BodyText"/>
-        <w:spacing w:before="84"/>
-        <w:ind w:left="429"/>
-      </w:pPr>
-      <w:r>
-        <w:rPr>
-          <w:noProof/>
-        </w:rPr>
-        <mc:AlternateContent>
-          <mc:Choice Requires="wps">
-            <w:drawing>
-              <wp:anchor distT="0" distB="0" distL="0" distR="0" simplePos="0" relativeHeight="15734784" behindDoc="0" locked="0" layoutInCell="1" allowOverlap="1" wp14:anchorId="6AEDBB07" wp14:editId="3D2CF899">
-                <wp:simplePos x="0" y="0"/>
-                <wp:positionH relativeFrom="page">
-                  <wp:posOffset>175170</wp:posOffset>
-                </wp:positionH>
-                <wp:positionV relativeFrom="paragraph">
-                  <wp:posOffset>108412</wp:posOffset>
-                </wp:positionV>
-                <wp:extent cx="26034" cy="26034"/>
-                <wp:effectExtent l="0" t="0" r="0" b="0"/>
-                <wp:wrapNone/>
-                <wp:docPr id="10" name="Graphic 10"/>
-                <wp:cNvGraphicFramePr>
-                  <a:graphicFrameLocks xmlns:a="http://schemas.openxmlformats.org/drawingml/2006/main"/>
-                </wp:cNvGraphicFramePr>
-                <a:graphic xmlns:a="http://schemas.openxmlformats.org/drawingml/2006/main">
-                  <a:graphicData uri="http://schemas.microsoft.com/office/word/2010/wordprocessingShape">
-                    <wps:wsp>
-                      <wps:cNvSpPr>
-                        <a:spLocks/>
-                      </wps:cNvSpPr>
-                      <wps:spPr>
-                        <a:xfrm>
-                          <a:off x="0" y="0"/>
-                          <a:ext cx="26034" cy="26034"/>
-                        </a:xfrm>
-                        <a:custGeom>
-                          <a:avLst/>
-                          <a:gdLst/>
-                          <a:ahLst/>
-                          <a:cxnLst/>
-                          <a:rect l="l" t="t" r="r" b="b"/>
-                          <a:pathLst>
-                            <a:path w="26034" h="26034">
-                              <a:moveTo>
-                                <a:pt x="14696" y="25950"/>
-                              </a:moveTo>
-                              <a:lnTo>
-                                <a:pt x="11254" y="25950"/>
-                              </a:lnTo>
-                              <a:lnTo>
-                                <a:pt x="9599" y="25621"/>
-                              </a:lnTo>
-                              <a:lnTo>
-                                <a:pt x="0" y="14696"/>
-                              </a:lnTo>
-                              <a:lnTo>
-                                <a:pt x="0" y="11254"/>
-                              </a:lnTo>
-                              <a:lnTo>
-                                <a:pt x="11254" y="0"/>
-                              </a:lnTo>
-                              <a:lnTo>
-                                <a:pt x="14696" y="0"/>
-                              </a:lnTo>
-                              <a:lnTo>
-                                <a:pt x="25951" y="12975"/>
-                              </a:lnTo>
-                              <a:lnTo>
-                                <a:pt x="25951" y="14696"/>
-                              </a:lnTo>
-                              <a:lnTo>
-                                <a:pt x="14696" y="25950"/>
-                              </a:lnTo>
-                              <a:close/>
-                            </a:path>
-                          </a:pathLst>
-                        </a:custGeom>
-                        <a:solidFill>
-                          <a:srgbClr val="212121"/>
-                        </a:solidFill>
-                      </wps:spPr>
-                      <wps:bodyPr wrap="square" lIns="0" tIns="0" rIns="0" bIns="0" rtlCol="0">
-                        <a:prstTxWarp prst="textNoShape">
-                          <a:avLst/>
-                        </a:prstTxWarp>
-                        <a:noAutofit/>
-                      </wps:bodyPr>
-                    </wps:wsp>
-                  </a:graphicData>
-                </a:graphic>
-              </wp:anchor>
-            </w:drawing>
-          </mc:Choice>
-          <mc:Fallback>
-            <w:pict>
-              <v:shape w14:anchorId="593A7667" id="Graphic 10" o:spid="_x0000_s1026" style="position:absolute;margin-left:13.8pt;margin-top:8.55pt;width:2.05pt;height:2.05pt;z-index:15734784;visibility:visible;mso-wrap-style:square;mso-wrap-distance-left:0;mso-wrap-distance-top:0;mso-wrap-distance-right:0;mso-wrap-distance-bottom:0;mso-position-horizontal:absolute;mso-position-horizontal-relative:page;mso-position-vertical:absolute;mso-position-vertical-relative:text;v-text-anchor:top" coordsize="26034,26034" o:gfxdata="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" path="m14696,25950r-3442,l9599,25621,,14696,,11254,11254,r3442,l25951,12975r,1721l14696,25950xe" fillcolor="#212121" stroked="f">
-                <v:path arrowok="t"/>
-                <w10:wrap anchorx="page"/>
-              </v:shape>
-            </w:pict>
-          </mc:Fallback>
-        </mc:AlternateContent>
-      </w:r>
-      <w:r>
-        <w:rPr>
-          <w:color w:val="212121"/>
-        </w:rPr>
-        <w:t>Created</w:t>
-      </w:r>
-      <w:r>
-        <w:rPr>
-          <w:color w:val="212121"/>
-          <w:spacing w:val="9"/>
-        </w:rPr>
-        <w:t xml:space="preserve"> </w:t>
-      </w:r>
-      <w:r>
-        <w:rPr>
-          <w:color w:val="212121"/>
-        </w:rPr>
-        <w:t>a</w:t>
-      </w:r>
-      <w:r>
-        <w:rPr>
-          <w:color w:val="212121"/>
-          <w:spacing w:val="9"/>
-        </w:rPr>
-        <w:t xml:space="preserve"> </w:t>
-      </w:r>
-      <w:r>
-        <w:rPr>
-          <w:color w:val="212121"/>
-        </w:rPr>
-        <w:t>utility</w:t>
-      </w:r>
-      <w:r>
-        <w:rPr>
-          <w:color w:val="212121"/>
-          <w:spacing w:val="9"/>
-        </w:rPr>
-        <w:t xml:space="preserve"> </w:t>
-      </w:r>
-      <w:r>
-        <w:rPr>
-          <w:color w:val="212121"/>
-        </w:rPr>
-        <w:t>to</w:t>
-      </w:r>
-      <w:r>
-        <w:rPr>
-          <w:color w:val="212121"/>
-          <w:spacing w:val="9"/>
-        </w:rPr>
-        <w:t xml:space="preserve"> </w:t>
-      </w:r>
-      <w:r>
-        <w:rPr>
-          <w:color w:val="212121"/>
-        </w:rPr>
-        <w:t>reduce</w:t>
-      </w:r>
-      <w:r>
-        <w:rPr>
-          <w:color w:val="212121"/>
-          <w:spacing w:val="9"/>
-        </w:rPr>
-        <w:t xml:space="preserve"> </w:t>
-      </w:r>
-      <w:r>
-        <w:rPr>
-          <w:color w:val="212121"/>
-        </w:rPr>
-        <w:t>brightness</w:t>
-      </w:r>
-      <w:r>
-        <w:rPr>
-          <w:color w:val="212121"/>
-          <w:spacing w:val="9"/>
-        </w:rPr>
-        <w:t xml:space="preserve"> </w:t>
-      </w:r>
-      <w:r>
-        <w:rPr>
-          <w:color w:val="212121"/>
-        </w:rPr>
-        <w:t>below</w:t>
-      </w:r>
-      <w:r>
-        <w:rPr>
-          <w:color w:val="212121"/>
-          <w:spacing w:val="9"/>
-        </w:rPr>
-        <w:t xml:space="preserve"> </w:t>
-      </w:r>
-      <w:r>
-        <w:rPr>
-          <w:color w:val="212121"/>
-        </w:rPr>
-        <w:t>system</w:t>
-      </w:r>
-      <w:r>
-        <w:rPr>
-          <w:color w:val="212121"/>
-          <w:spacing w:val="10"/>
-        </w:rPr>
-        <w:t xml:space="preserve"> </w:t>
-      </w:r>
-      <w:r>
-        <w:rPr>
-          <w:color w:val="212121"/>
-        </w:rPr>
-        <w:t>defaults</w:t>
-      </w:r>
-      <w:r>
-        <w:rPr>
-          <w:color w:val="212121"/>
-          <w:spacing w:val="9"/>
-        </w:rPr>
-        <w:t xml:space="preserve"> </w:t>
-      </w:r>
-      <w:r>
-        <w:rPr>
-          <w:color w:val="212121"/>
-        </w:rPr>
-        <w:t>for</w:t>
-      </w:r>
-      <w:r>
-        <w:rPr>
-          <w:color w:val="212121"/>
-          <w:spacing w:val="9"/>
-        </w:rPr>
-        <w:t xml:space="preserve"> </w:t>
-      </w:r>
-      <w:r>
-        <w:rPr>
-          <w:color w:val="212121"/>
-        </w:rPr>
-        <w:t>eye</w:t>
-      </w:r>
-      <w:r>
-        <w:rPr>
-          <w:color w:val="212121"/>
-          <w:spacing w:val="9"/>
-        </w:rPr>
-        <w:t xml:space="preserve"> </w:t>
-      </w:r>
-      <w:r>
-        <w:rPr>
-          <w:color w:val="212121"/>
-          <w:spacing w:val="-2"/>
-        </w:rPr>
-        <w:t>comfort.</w:t>
-      </w:r>
-    </w:p>
-    <w:p>
-      <w:pPr>
-        <w:pStyle w:val="BodyText"/>
-        <w:spacing w:line="324" w:lineRule="auto"/>
-        <w:ind w:left="429" w:right="4339"/>
-      </w:pPr>
-      <w:r>
-        <w:rPr>
-          <w:noProof/>
-        </w:rPr>
-        <mc:AlternateContent>
-          <mc:Choice Requires="wps">
-            <w:drawing>
-              <wp:anchor distT="0" distB="0" distL="0" distR="0" simplePos="0" relativeHeight="15735296" behindDoc="0" locked="0" layoutInCell="1" allowOverlap="1" wp14:anchorId="0149E592" wp14:editId="0AF8B94E">
-                <wp:simplePos x="0" y="0"/>
-                <wp:positionH relativeFrom="page">
-                  <wp:posOffset>175170</wp:posOffset>
-                </wp:positionH>
-                <wp:positionV relativeFrom="paragraph">
-                  <wp:posOffset>95785</wp:posOffset>
-                </wp:positionV>
-                <wp:extent cx="26034" cy="26034"/>
-                <wp:effectExtent l="0" t="0" r="0" b="0"/>
-                <wp:wrapNone/>
-                <wp:docPr id="11" name="Graphic 11"/>
-                <wp:cNvGraphicFramePr>
-                  <a:graphicFrameLocks xmlns:a="http://schemas.openxmlformats.org/drawingml/2006/main"/>
-                </wp:cNvGraphicFramePr>
-                <a:graphic xmlns:a="http://schemas.openxmlformats.org/drawingml/2006/main">
-                  <a:graphicData uri="http://schemas.microsoft.com/office/word/2010/wordprocessingShape">
-                    <wps:wsp>
-                      <wps:cNvSpPr>
-                        <a:spLocks/>
-                      </wps:cNvSpPr>
-                      <wps:spPr>
-                        <a:xfrm>
-                          <a:off x="0" y="0"/>
-                          <a:ext cx="26034" cy="26034"/>
-                        </a:xfrm>
-                        <a:custGeom>
-                          <a:avLst/>
-                          <a:gdLst/>
-                          <a:ahLst/>
-                          <a:cxnLst/>
-                          <a:rect l="l" t="t" r="r" b="b"/>
-                          <a:pathLst>
-                            <a:path w="26034" h="26034">
-                              <a:moveTo>
-                                <a:pt x="14696" y="25950"/>
-                              </a:moveTo>
-                              <a:lnTo>
-                                <a:pt x="11254" y="25950"/>
-                              </a:lnTo>
-                              <a:lnTo>
-                                <a:pt x="9599" y="25621"/>
-                              </a:lnTo>
-                              <a:lnTo>
-                                <a:pt x="0" y="14696"/>
-                              </a:lnTo>
-                              <a:lnTo>
-                                <a:pt x="0" y="11255"/>
-                              </a:lnTo>
-                              <a:lnTo>
-                                <a:pt x="11254" y="0"/>
-                              </a:lnTo>
-                              <a:lnTo>
-                                <a:pt x="14696" y="0"/>
-                              </a:lnTo>
-                              <a:lnTo>
-                                <a:pt x="25951" y="12975"/>
-                              </a:lnTo>
-                              <a:lnTo>
-                                <a:pt x="25951" y="14696"/>
-                              </a:lnTo>
-                              <a:lnTo>
-                                <a:pt x="14696" y="25950"/>
-                              </a:lnTo>
-                              <a:close/>
-                            </a:path>
-                          </a:pathLst>
-                        </a:custGeom>
-                        <a:solidFill>
-                          <a:srgbClr val="212121"/>
-                        </a:solidFill>
-                      </wps:spPr>
-                      <wps:bodyPr wrap="square" lIns="0" tIns="0" rIns="0" bIns="0" rtlCol="0">
-                        <a:prstTxWarp prst="textNoShape">
-                          <a:avLst/>
-                        </a:prstTxWarp>
-                        <a:noAutofit/>
-                      </wps:bodyPr>
-                    </wps:wsp>
-                  </a:graphicData>
-                </a:graphic>
-              </wp:anchor>
-            </w:drawing>
-          </mc:Choice>
-          <mc:Fallback>
-            <w:pict>
-              <v:shape w14:anchorId="04831451" id="Graphic 11" o:spid="_x0000_s1026" style="position:absolute;margin-left:13.8pt;margin-top:7.55pt;width:2.05pt;height:2.05pt;z-index:15735296;visibility:visible;mso-wrap-style:square;mso-wrap-distance-left:0;mso-wrap-distance-top:0;mso-wrap-distance-right:0;mso-wrap-distance-bottom:0;mso-position-horizontal:absolute;mso-position-horizontal-relative:page;mso-position-vertical:absolute;mso-position-vertical-relative:text;v-text-anchor:top" coordsize="26034,26034" o:gfxdata="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" path="m14696,25950r-3442,l9599,25621,,14696,,11255,11254,r3442,l25951,12975r,1721l14696,25950xe" fillcolor="#212121" stroked="f">
-                <v:path arrowok="t"/>
-                <w10:wrap anchorx="page"/>
-              </v:shape>
-            </w:pict>
-          </mc:Fallback>
-        </mc:AlternateContent>
-      </w:r>
-      <w:r>
-        <w:rPr>
-          <w:noProof/>
-        </w:rPr>
-        <mc:AlternateContent>
-          <mc:Choice Requires="wps">
-            <w:drawing>
-              <wp:anchor distT="0" distB="0" distL="0" distR="0" simplePos="0" relativeHeight="15735808" behindDoc="0" locked="0" layoutInCell="1" allowOverlap="1" wp14:anchorId="02E99FB6" wp14:editId="57A0B4D6">
-                <wp:simplePos x="0" y="0"/>
-                <wp:positionH relativeFrom="page">
-                  <wp:posOffset>175170</wp:posOffset>
-                </wp:positionH>
-                <wp:positionV relativeFrom="paragraph">
-                  <wp:posOffset>251493</wp:posOffset>
-                </wp:positionV>
-                <wp:extent cx="26034" cy="26034"/>
-                <wp:effectExtent l="0" t="0" r="0" b="0"/>
-                <wp:wrapNone/>
-                <wp:docPr id="12" name="Graphic 12"/>
-                <wp:cNvGraphicFramePr>
-                  <a:graphicFrameLocks xmlns:a="http://schemas.openxmlformats.org/drawingml/2006/main"/>
-                </wp:cNvGraphicFramePr>
-                <a:graphic xmlns:a="http://schemas.openxmlformats.org/drawingml/2006/main">
-                  <a:graphicData uri="http://schemas.microsoft.com/office/word/2010/wordprocessingShape">
-                    <wps:wsp>
-                      <wps:cNvSpPr>
-                        <a:spLocks/>
-                      </wps:cNvSpPr>
-                      <wps:spPr>
-                        <a:xfrm>
-                          <a:off x="0" y="0"/>
-                          <a:ext cx="26034" cy="26034"/>
-                        </a:xfrm>
-                        <a:custGeom>
-                          <a:avLst/>
-                          <a:gdLst/>
-                          <a:ahLst/>
-                          <a:cxnLst/>
-                          <a:rect l="l" t="t" r="r" b="b"/>
-                          <a:pathLst>
-                            <a:path w="26034" h="26034">
-                              <a:moveTo>
-                                <a:pt x="14696" y="25950"/>
-                              </a:moveTo>
-                              <a:lnTo>
-                                <a:pt x="11254" y="25950"/>
-                              </a:lnTo>
-                              <a:lnTo>
-                                <a:pt x="9599" y="25621"/>
-                              </a:lnTo>
-                              <a:lnTo>
-                                <a:pt x="0" y="14696"/>
-                              </a:lnTo>
-                              <a:lnTo>
-                                <a:pt x="0" y="11254"/>
-                              </a:lnTo>
-                              <a:lnTo>
-                                <a:pt x="11254" y="0"/>
-                              </a:lnTo>
-                              <a:lnTo>
-                                <a:pt x="14696" y="0"/>
-                              </a:lnTo>
-                              <a:lnTo>
-                                <a:pt x="25951" y="12975"/>
-                              </a:lnTo>
-                              <a:lnTo>
-                                <a:pt x="25951" y="14696"/>
-                              </a:lnTo>
-                              <a:lnTo>
-                                <a:pt x="14696" y="25950"/>
-                              </a:lnTo>
-                              <a:close/>
-                            </a:path>
-                          </a:pathLst>
-                        </a:custGeom>
-                        <a:solidFill>
-                          <a:srgbClr val="212121"/>
-                        </a:solidFill>
-                      </wps:spPr>
-                      <wps:bodyPr wrap="square" lIns="0" tIns="0" rIns="0" bIns="0" rtlCol="0">
-                        <a:prstTxWarp prst="textNoShape">
-                          <a:avLst/>
-                        </a:prstTxWarp>
-                        <a:noAutofit/>
-                      </wps:bodyPr>
-                    </wps:wsp>
-                  </a:graphicData>
-                </a:graphic>
-              </wp:anchor>
-            </w:drawing>
-          </mc:Choice>
-          <mc:Fallback>
-            <w:pict>
-              <v:shape w14:anchorId="27510C98" id="Graphic 12" o:spid="_x0000_s1026" style="position:absolute;margin-left:13.8pt;margin-top:19.8pt;width:2.05pt;height:2.05pt;z-index:15735808;visibility:visible;mso-wrap-style:square;mso-wrap-distance-left:0;mso-wrap-distance-top:0;mso-wrap-distance-right:0;mso-wrap-distance-bottom:0;mso-position-horizontal:absolute;mso-position-horizontal-relative:page;mso-position-vertical:absolute;mso-position-vertical-relative:text;v-text-anchor:top" coordsize="26034,26034" o:gfxdata="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" path="m14696,25950r-3442,l9599,25621,,14696,,11254,11254,r3442,l25951,12975r,1721l14696,25950xe" fillcolor="#212121" stroked="f">
-                <v:path arrowok="t"/>
-                <w10:wrap anchorx="page"/>
-              </v:shape>
-            </w:pict>
-          </mc:Fallback>
-        </mc:AlternateContent>
-      </w:r>
-      <w:r>
-        <w:rPr>
-          <w:color w:val="212121"/>
-        </w:rPr>
-        <w:t>Used software overlay (semi‑transparent filter) to dim display without changing hardware brightness. Improved accessibility; reduced eye strain with finer brightness control.</w:t>
       </w:r>
     </w:p>
     <w:p>
@@ -3773,7 +3006,7 @@
           </mc:Choice>
           <mc:Fallback>
             <w:pict>
-              <v:shape w14:anchorId="78A5DEB3" id="Graphic 13" o:spid="_x0000_s1026" style="position:absolute;margin-left:13.8pt;margin-top:8.55pt;width:2.05pt;height:2.05pt;z-index:15736320;visibility:visible;mso-wrap-style:square;mso-wrap-distance-left:0;mso-wrap-distance-top:0;mso-wrap-distance-right:0;mso-wrap-distance-bottom:0;mso-position-horizontal:absolute;mso-position-horizontal-relative:page;mso-position-vertical:absolute;mso-position-vertical-relative:text;v-text-anchor:top" coordsize="26034,26034" o:gfxdata="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" path="m14696,25950r-3442,l9599,25621,,14696,,11254,11254,r3442,l25951,12975r,1721l14696,25950xe" fillcolor="#212121" stroked="f">
+              <v:shape w14:anchorId="166B5036" id="Graphic 13" o:spid="_x0000_s1026" style="position:absolute;margin-left:13.8pt;margin-top:8.55pt;width:2.05pt;height:2.05pt;z-index:15736320;visibility:visible;mso-wrap-style:square;mso-wrap-distance-left:0;mso-wrap-distance-top:0;mso-wrap-distance-right:0;mso-wrap-distance-bottom:0;mso-position-horizontal:absolute;mso-position-horizontal-relative:page;mso-position-vertical:absolute;mso-position-vertical-relative:text;v-text-anchor:top" coordsize="26034,26034" o:gfxdata="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" path="m14696,25950r-3442,l9599,25621,,14696,,11254,11254,r3442,l25951,12975r,1721l14696,25950xe" fillcolor="#212121" stroked="f">
                 <v:path arrowok="t"/>
                 <w10:wrap anchorx="page"/>
               </v:shape>
@@ -3979,7 +3212,7 @@
           </mc:Choice>
           <mc:Fallback>
             <w:pict>
-              <v:shape w14:anchorId="110C380D" id="Graphic 14" o:spid="_x0000_s1026" style="position:absolute;margin-left:13.8pt;margin-top:7.5pt;width:2.05pt;height:2.05pt;z-index:15736832;visibility:visible;mso-wrap-style:square;mso-wrap-distance-left:0;mso-wrap-distance-top:0;mso-wrap-distance-right:0;mso-wrap-distance-bottom:0;mso-position-horizontal:absolute;mso-position-horizontal-relative:page;mso-position-vertical:absolute;mso-position-vertical-relative:text;v-text-anchor:top" coordsize="26034,26034" o:gfxdata="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" path="m14696,25951r-3442,l9599,25621,,14695,,11254,11254,r3442,l25951,12975r,1720l14696,25951xe" fillcolor="#212121" stroked="f">
+              <v:shape w14:anchorId="2FD4B4E8" id="Graphic 14" o:spid="_x0000_s1026" style="position:absolute;margin-left:13.8pt;margin-top:7.5pt;width:2.05pt;height:2.05pt;z-index:15736832;visibility:visible;mso-wrap-style:square;mso-wrap-distance-left:0;mso-wrap-distance-top:0;mso-wrap-distance-right:0;mso-wrap-distance-bottom:0;mso-position-horizontal:absolute;mso-position-horizontal-relative:page;mso-position-vertical:absolute;mso-position-vertical-relative:text;v-text-anchor:top" coordsize="26034,26034" o:gfxdata="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" path="m14696,25951r-3442,l9599,25621,,14695,,11254,11254,r3442,l25951,12975r,1720l14696,25951xe" fillcolor="#212121" stroked="f">
                 <v:path arrowok="t"/>
                 <w10:wrap anchorx="page"/>
               </v:shape>
@@ -4080,7 +3313,7 @@
           </mc:Choice>
           <mc:Fallback>
             <w:pict>
-              <v:shape w14:anchorId="344D8CA2" id="Graphic 15" o:spid="_x0000_s1026" style="position:absolute;margin-left:13.8pt;margin-top:19.75pt;width:2.05pt;height:2.05pt;z-index:15737344;visibility:visible;mso-wrap-style:square;mso-wrap-distance-left:0;mso-wrap-distance-top:0;mso-wrap-distance-right:0;mso-wrap-distance-bottom:0;mso-position-horizontal:absolute;mso-position-horizontal-relative:page;mso-position-vertical:absolute;mso-position-vertical-relative:text;v-text-anchor:top" coordsize="26034,26034" o:gfxdata="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" path="m14696,25950r-3442,l9599,25621,,14695,,11254,11254,r3442,l25951,12975r,1720l14696,25950xe" fillcolor="#212121" stroked="f">
+              <v:shape w14:anchorId="3BC31B0F" id="Graphic 15" o:spid="_x0000_s1026" style="position:absolute;margin-left:13.8pt;margin-top:19.75pt;width:2.05pt;height:2.05pt;z-index:15737344;visibility:visible;mso-wrap-style:square;mso-wrap-distance-left:0;mso-wrap-distance-top:0;mso-wrap-distance-right:0;mso-wrap-distance-bottom:0;mso-position-horizontal:absolute;mso-position-horizontal-relative:page;mso-position-vertical:absolute;mso-position-vertical-relative:text;v-text-anchor:top" coordsize="26034,26034" o:gfxdata="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" path="m14696,25950r-3442,l9599,25621,,14695,,11254,11254,r3442,l25951,12975r,1720l14696,25950xe" fillcolor="#212121" stroked="f">
                 <v:path arrowok="t"/>
                 <w10:wrap anchorx="page"/>
               </v:shape>
@@ -4373,7 +3606,7 @@
         <mc:AlternateContent>
           <mc:Choice Requires="wps">
             <w:drawing>
-              <wp:anchor distT="0" distB="0" distL="0" distR="0" simplePos="0" relativeHeight="15737856" behindDoc="0" locked="0" layoutInCell="1" allowOverlap="1" wp14:anchorId="5DEB3F28" wp14:editId="24E2C749">
+              <wp:anchor distT="0" distB="0" distL="0" distR="0" simplePos="0" relativeHeight="251653632" behindDoc="0" locked="0" layoutInCell="1" allowOverlap="1" wp14:anchorId="5DEB3F28" wp14:editId="24E2C749">
                 <wp:simplePos x="0" y="0"/>
                 <wp:positionH relativeFrom="page">
                   <wp:posOffset>175170</wp:posOffset>
@@ -4459,7 +3692,7 @@
           </mc:Choice>
           <mc:Fallback>
             <w:pict>
-              <v:shape w14:anchorId="5750C6BD" id="Graphic 16" o:spid="_x0000_s1026" style="position:absolute;margin-left:13.8pt;margin-top:8.05pt;width:2.05pt;height:2.05pt;z-index:15737856;visibility:visible;mso-wrap-style:square;mso-wrap-distance-left:0;mso-wrap-distance-top:0;mso-wrap-distance-right:0;mso-wrap-distance-bottom:0;mso-position-horizontal:absolute;mso-position-horizontal-relative:page;mso-position-vertical:absolute;mso-position-vertical-relative:text;v-text-anchor:top" coordsize="26034,26034" o:gfxdata="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" path="m14696,25950r-3442,l9599,25621,,14696,,11254,11254,r3442,l25951,12975r,1721l14696,25950xe" fillcolor="#212121" stroked="f">
+              <v:shape w14:anchorId="64270956" id="Graphic 16" o:spid="_x0000_s1026" style="position:absolute;margin-left:13.8pt;margin-top:8.05pt;width:2.05pt;height:2.05pt;z-index:251653632;visibility:visible;mso-wrap-style:square;mso-wrap-distance-left:0;mso-wrap-distance-top:0;mso-wrap-distance-right:0;mso-wrap-distance-bottom:0;mso-position-horizontal:absolute;mso-position-horizontal-relative:page;mso-position-vertical:absolute;mso-position-vertical-relative:text;v-text-anchor:top" coordsize="26034,26034" o:gfxdata="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" path="m14696,25950r-3442,l9599,25621,,14696,,11254,11254,r3442,l25951,12975r,1721l14696,25950xe" fillcolor="#212121" stroked="f">
                 <v:path arrowok="t"/>
                 <w10:wrap anchorx="page"/>
               </v:shape>
@@ -4579,7 +3812,7 @@
         <mc:AlternateContent>
           <mc:Choice Requires="wps">
             <w:drawing>
-              <wp:anchor distT="0" distB="0" distL="0" distR="0" simplePos="0" relativeHeight="15738368" behindDoc="0" locked="0" layoutInCell="1" allowOverlap="1" wp14:anchorId="2B04089F" wp14:editId="54CB9214">
+              <wp:anchor distT="0" distB="0" distL="0" distR="0" simplePos="0" relativeHeight="251654656" behindDoc="0" locked="0" layoutInCell="1" allowOverlap="1" wp14:anchorId="2B04089F" wp14:editId="54CB9214">
                 <wp:simplePos x="0" y="0"/>
                 <wp:positionH relativeFrom="page">
                   <wp:posOffset>175170</wp:posOffset>
@@ -4665,7 +3898,7 @@
           </mc:Choice>
           <mc:Fallback>
             <w:pict>
-              <v:shape w14:anchorId="63C31749" id="Graphic 17" o:spid="_x0000_s1026" style="position:absolute;margin-left:13.8pt;margin-top:7.55pt;width:2.05pt;height:2.05pt;z-index:15738368;visibility:visible;mso-wrap-style:square;mso-wrap-distance-left:0;mso-wrap-distance-top:0;mso-wrap-distance-right:0;mso-wrap-distance-bottom:0;mso-position-horizontal:absolute;mso-position-horizontal-relative:page;mso-position-vertical:absolute;mso-position-vertical-relative:text;v-text-anchor:top" coordsize="26034,26034" o:gfxdata="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" path="m14696,25950r-3442,l9599,25621,,14696,,11254,11254,r3442,l25951,12975r,1721l14696,25950xe" fillcolor="#212121" stroked="f">
+              <v:shape w14:anchorId="0D7ADC46" id="Graphic 17" o:spid="_x0000_s1026" style="position:absolute;margin-left:13.8pt;margin-top:7.55pt;width:2.05pt;height:2.05pt;z-index:251654656;visibility:visible;mso-wrap-style:square;mso-wrap-distance-left:0;mso-wrap-distance-top:0;mso-wrap-distance-right:0;mso-wrap-distance-bottom:0;mso-position-horizontal:absolute;mso-position-horizontal-relative:page;mso-position-vertical:absolute;mso-position-vertical-relative:text;v-text-anchor:top" coordsize="26034,26034" o:gfxdata="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" path="m14696,25950r-3442,l9599,25621,,14696,,11254,11254,r3442,l25951,12975r,1721l14696,25950xe" fillcolor="#212121" stroked="f">
                 <v:path arrowok="t"/>
                 <w10:wrap anchorx="page"/>
               </v:shape>
@@ -4680,7 +3913,7 @@
         <mc:AlternateContent>
           <mc:Choice Requires="wps">
             <w:drawing>
-              <wp:anchor distT="0" distB="0" distL="0" distR="0" simplePos="0" relativeHeight="15738880" behindDoc="0" locked="0" layoutInCell="1" allowOverlap="1" wp14:anchorId="20AFECB3" wp14:editId="181843EE">
+              <wp:anchor distT="0" distB="0" distL="0" distR="0" simplePos="0" relativeHeight="251655680" behindDoc="0" locked="0" layoutInCell="1" allowOverlap="1" wp14:anchorId="20AFECB3" wp14:editId="181843EE">
                 <wp:simplePos x="0" y="0"/>
                 <wp:positionH relativeFrom="page">
                   <wp:posOffset>175170</wp:posOffset>
@@ -4766,7 +3999,7 @@
           </mc:Choice>
           <mc:Fallback>
             <w:pict>
-              <v:shape w14:anchorId="56DECA43" id="Graphic 18" o:spid="_x0000_s1026" style="position:absolute;margin-left:13.8pt;margin-top:19.8pt;width:2.05pt;height:2.05pt;z-index:15738880;visibility:visible;mso-wrap-style:square;mso-wrap-distance-left:0;mso-wrap-distance-top:0;mso-wrap-distance-right:0;mso-wrap-distance-bottom:0;mso-position-horizontal:absolute;mso-position-horizontal-relative:page;mso-position-vertical:absolute;mso-position-vertical-relative:text;v-text-anchor:top" coordsize="26034,26034" o:gfxdata="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" path="m14696,25950r-3442,l9599,25621,,14696,,11254,11254,r3442,l25951,12975r,1721l14696,25950xe" fillcolor="#212121" stroked="f">
+              <v:shape w14:anchorId="2787725E" id="Graphic 18" o:spid="_x0000_s1026" style="position:absolute;margin-left:13.8pt;margin-top:19.8pt;width:2.05pt;height:2.05pt;z-index:251655680;visibility:visible;mso-wrap-style:square;mso-wrap-distance-left:0;mso-wrap-distance-top:0;mso-wrap-distance-right:0;mso-wrap-distance-bottom:0;mso-position-horizontal:absolute;mso-position-horizontal-relative:page;mso-position-vertical:absolute;mso-position-vertical-relative:text;v-text-anchor:top" coordsize="26034,26034" o:gfxdata="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" path="m14696,25950r-3442,l9599,25621,,14696,,11254,11254,r3442,l25951,12975r,1721l14696,25950xe" fillcolor="#212121" stroked="f">
                 <v:path arrowok="t"/>
                 <w10:wrap anchorx="page"/>
               </v:shape>
@@ -4890,7 +4123,7 @@
           </mc:Choice>
           <mc:Fallback>
             <w:pict>
-              <v:shape w14:anchorId="0988D96F" id="Graphic 19" o:spid="_x0000_s1026" style="position:absolute;margin-left:12.25pt;margin-top:4.45pt;width:587.5pt;height:.55pt;z-index:-15727104;visibility:visible;mso-wrap-style:square;mso-wrap-distance-left:0;mso-wrap-distance-top:0;mso-wrap-distance-right:0;mso-wrap-distance-bottom:0;mso-position-horizontal:absolute;mso-position-horizontal-relative:page;mso-position-vertical:absolute;mso-position-vertical-relative:text;v-text-anchor:top" coordsize="7461250,6985" o:gfxdata="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" path="m7460985,6487l,6487,,,7460985,r,6487xe" fillcolor="#212121" stroked="f">
+              <v:shape w14:anchorId="20D3949A" id="Graphic 19" o:spid="_x0000_s1026" style="position:absolute;margin-left:12.25pt;margin-top:4.45pt;width:587.5pt;height:.55pt;z-index:-15727104;visibility:visible;mso-wrap-style:square;mso-wrap-distance-left:0;mso-wrap-distance-top:0;mso-wrap-distance-right:0;mso-wrap-distance-bottom:0;mso-position-horizontal:absolute;mso-position-horizontal-relative:page;mso-position-vertical:absolute;mso-position-vertical-relative:text;v-text-anchor:top" coordsize="7461250,6985" o:gfxdata="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" path="m7460985,6487l,6487,,,7460985,r,6487xe" fillcolor="#212121" stroked="f">
                 <v:path arrowok="t"/>
                 <w10:wrap type="topAndBottom" anchorx="page"/>
               </v:shape>
@@ -4935,33 +4168,7 @@
         <w:rPr>
           <w:color w:val="212121"/>
         </w:rPr>
-        <w:t>Android</w:t>
-      </w:r>
-      <w:r>
-        <w:rPr>
-          <w:color w:val="212121"/>
-          <w:spacing w:val="5"/>
-        </w:rPr>
-        <w:t xml:space="preserve"> </w:t>
-      </w:r>
-      <w:r>
-        <w:rPr>
-          <w:color w:val="212121"/>
-        </w:rPr>
-        <w:t>App</w:t>
-      </w:r>
-      <w:r>
-        <w:rPr>
-          <w:color w:val="212121"/>
-          <w:spacing w:val="14"/>
-        </w:rPr>
-        <w:t xml:space="preserve"> </w:t>
-      </w:r>
-      <w:r>
-        <w:rPr>
-          <w:color w:val="212121"/>
-        </w:rPr>
-        <w:t>Development</w:t>
+        <w:t>Winter Research</w:t>
       </w:r>
       <w:r>
         <w:rPr>
@@ -4995,34 +4202,17 @@
           <w:color w:val="212121"/>
           <w:sz w:val="16"/>
         </w:rPr>
-        <w:t>Imarticus</w:t>
-      </w:r>
-      <w:r>
-        <w:rPr>
-          <w:rFonts w:ascii="Arial"/>
-          <w:i/>
-          <w:color w:val="212121"/>
-          <w:spacing w:val="12"/>
-          <w:sz w:val="16"/>
-        </w:rPr>
-        <w:t xml:space="preserve"> </w:t>
-      </w:r>
-      <w:r>
-        <w:rPr>
-          <w:rFonts w:ascii="Arial"/>
-          <w:i/>
-          <w:color w:val="212121"/>
-          <w:spacing w:val="-2"/>
-          <w:sz w:val="16"/>
-        </w:rPr>
-        <w:t>Learning</w:t>
+        <w:t>IIT ROPAR</w:t>
       </w:r>
     </w:p>
     <w:p>
       <w:pPr>
         <w:pStyle w:val="BodyText"/>
         <w:spacing w:before="85" w:line="324" w:lineRule="auto"/>
-        <w:ind w:left="429"/>
+        <w:ind w:left="429" w:right="-2115"/>
+        <w:rPr>
+          <w:color w:val="212121"/>
+        </w:rPr>
       </w:pPr>
       <w:r>
         <w:rPr>
@@ -5117,7 +4307,7 @@
           </mc:Choice>
           <mc:Fallback>
             <w:pict>
-              <v:shape w14:anchorId="65041DB8" id="Graphic 20" o:spid="_x0000_s1026" style="position:absolute;margin-left:13.8pt;margin-top:8.55pt;width:2.05pt;height:2.05pt;z-index:15739392;visibility:visible;mso-wrap-style:square;mso-wrap-distance-left:0;mso-wrap-distance-top:0;mso-wrap-distance-right:0;mso-wrap-distance-bottom:0;mso-position-horizontal:absolute;mso-position-horizontal-relative:page;mso-position-vertical:absolute;mso-position-vertical-relative:text;v-text-anchor:top" coordsize="26034,26034" o:gfxdata="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" path="m14696,25950r-3442,l9599,25621,,14695,,11254,11254,r3442,l25951,12975r,1720l14696,25950xe" fillcolor="#212121" stroked="f">
+              <v:shape w14:anchorId="5581541E" id="Graphic 20" o:spid="_x0000_s1026" style="position:absolute;margin-left:13.8pt;margin-top:8.55pt;width:2.05pt;height:2.05pt;z-index:15739392;visibility:visible;mso-wrap-style:square;mso-wrap-distance-left:0;mso-wrap-distance-top:0;mso-wrap-distance-right:0;mso-wrap-distance-bottom:0;mso-position-horizontal:absolute;mso-position-horizontal-relative:page;mso-position-vertical:absolute;mso-position-vertical-relative:text;v-text-anchor:top" coordsize="26034,26034" o:gfxdata="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" path="m14696,25950r-3442,l9599,25621,,14695,,11254,11254,r3442,l25951,12975r,1720l14696,25950xe" fillcolor="#212121" stroked="f">
                 <v:path arrowok="t"/>
                 <w10:wrap anchorx="page"/>
               </v:shape>
@@ -5218,7 +4408,7 @@
           </mc:Choice>
           <mc:Fallback>
             <w:pict>
-              <v:shape w14:anchorId="24AFF2FC" id="Graphic 21" o:spid="_x0000_s1026" style="position:absolute;margin-left:13.8pt;margin-top:20.8pt;width:2.05pt;height:2.05pt;z-index:15739904;visibility:visible;mso-wrap-style:square;mso-wrap-distance-left:0;mso-wrap-distance-top:0;mso-wrap-distance-right:0;mso-wrap-distance-bottom:0;mso-position-horizontal:absolute;mso-position-horizontal-relative:page;mso-position-vertical:absolute;mso-position-vertical-relative:text;v-text-anchor:top" coordsize="26034,26034" o:gfxdata="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" path="m14696,25950r-3442,l9599,25621,,14696,,11254,11254,r3442,l25951,12975r,1721l14696,25950xe" fillcolor="#212121" stroked="f">
+              <v:shape w14:anchorId="6E7BD232" id="Graphic 21" o:spid="_x0000_s1026" style="position:absolute;margin-left:13.8pt;margin-top:20.8pt;width:2.05pt;height:2.05pt;z-index:15739904;visibility:visible;mso-wrap-style:square;mso-wrap-distance-left:0;mso-wrap-distance-top:0;mso-wrap-distance-right:0;mso-wrap-distance-bottom:0;mso-position-horizontal:absolute;mso-position-horizontal-relative:page;mso-position-vertical:absolute;mso-position-vertical-relative:text;v-text-anchor:top" coordsize="26034,26034" o:gfxdata="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" path="m14696,25950r-3442,l9599,25621,,14696,,11254,11254,r3442,l25951,12975r,1721l14696,25950xe" fillcolor="#212121" stroked="f">
                 <v:path arrowok="t"/>
                 <w10:wrap anchorx="page"/>
               </v:shape>
@@ -5319,7 +4509,473 @@
           </mc:Choice>
           <mc:Fallback>
             <w:pict>
-              <v:shape w14:anchorId="5A5C3904" id="Graphic 22" o:spid="_x0000_s1026" style="position:absolute;margin-left:13.8pt;margin-top:33.1pt;width:2.05pt;height:2.05pt;z-index:15740416;visibility:visible;mso-wrap-style:square;mso-wrap-distance-left:0;mso-wrap-distance-top:0;mso-wrap-distance-right:0;mso-wrap-distance-bottom:0;mso-position-horizontal:absolute;mso-position-horizontal-relative:page;mso-position-vertical:absolute;mso-position-vertical-relative:text;v-text-anchor:top" coordsize="26034,26034" o:gfxdata="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" path="m14696,25950r-3442,l9599,25621,,14695,,11254,11254,r3442,l25951,12975r,1720l14696,25950xe" fillcolor="#212121" stroked="f">
+              <v:shape w14:anchorId="1B45B448" id="Graphic 22" o:spid="_x0000_s1026" style="position:absolute;margin-left:13.8pt;margin-top:33.1pt;width:2.05pt;height:2.05pt;z-index:15740416;visibility:visible;mso-wrap-style:square;mso-wrap-distance-left:0;mso-wrap-distance-top:0;mso-wrap-distance-right:0;mso-wrap-distance-bottom:0;mso-position-horizontal:absolute;mso-position-horizontal-relative:page;mso-position-vertical:absolute;mso-position-vertical-relative:text;v-text-anchor:top" coordsize="26034,26034" o:gfxdata="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" path="m14696,25950r-3442,l9599,25621,,14695,,11254,11254,r3442,l25951,12975r,1720l14696,25950xe" fillcolor="#212121" stroked="f">
+                <v:path arrowok="t"/>
+                <w10:wrap anchorx="page"/>
+              </v:shape>
+            </w:pict>
+          </mc:Fallback>
+        </mc:AlternateContent>
+      </w:r>
+      <w:r>
+        <w:rPr>
+          <w:color w:val="212121"/>
+        </w:rPr>
+        <w:t xml:space="preserve">Worked </w:t>
+      </w:r>
+      <w:r>
+        <w:rPr>
+          <w:color w:val="212121"/>
+        </w:rPr>
+        <w:t>on research-oriented technical assignments in a structured Full-time Virtual internship program.</w:t>
+      </w:r>
+      <w:r>
+        <w:rPr>
+          <w:color w:val="212121"/>
+        </w:rPr>
+        <w:t xml:space="preserve"> </w:t>
+      </w:r>
+      <w:r>
+        <w:rPr>
+          <w:color w:val="212121"/>
+        </w:rPr>
+        <w:br/>
+        <w:t xml:space="preserve">Applied </w:t>
+      </w:r>
+      <w:r>
+        <w:rPr>
+          <w:color w:val="212121"/>
+        </w:rPr>
+        <w:t>system design and analytical problem-solving principles in MERN Stack</w:t>
+      </w:r>
+      <w:r>
+        <w:rPr>
+          <w:color w:val="212121"/>
+        </w:rPr>
+        <w:t>.</w:t>
+      </w:r>
+      <w:r>
+        <w:rPr>
+          <w:color w:val="212121"/>
+        </w:rPr>
+        <w:br/>
+      </w:r>
+      <w:r>
+        <w:rPr>
+          <w:color w:val="212121"/>
+        </w:rPr>
+        <w:t xml:space="preserve">Collaborated </w:t>
+      </w:r>
+      <w:r>
+        <w:rPr>
+          <w:color w:val="212121"/>
+        </w:rPr>
+        <w:t>remotely while following professional engineering practices</w:t>
+      </w:r>
+      <w:r>
+        <w:rPr>
+          <w:color w:val="212121"/>
+        </w:rPr>
+        <w:t>.</w:t>
+      </w:r>
+    </w:p>
+    <w:p>
+      <w:pPr>
+        <w:pStyle w:val="Heading2"/>
+        <w:spacing w:before="45"/>
+      </w:pPr>
+      <w:r>
+        <w:rPr>
+          <w:color w:val="212121"/>
+        </w:rPr>
+        <w:t>Android</w:t>
+      </w:r>
+      <w:r>
+        <w:rPr>
+          <w:color w:val="212121"/>
+          <w:spacing w:val="5"/>
+        </w:rPr>
+        <w:t xml:space="preserve"> </w:t>
+      </w:r>
+      <w:r>
+        <w:rPr>
+          <w:color w:val="212121"/>
+        </w:rPr>
+        <w:t>App</w:t>
+      </w:r>
+      <w:r>
+        <w:rPr>
+          <w:color w:val="212121"/>
+          <w:spacing w:val="14"/>
+        </w:rPr>
+        <w:t xml:space="preserve"> </w:t>
+      </w:r>
+      <w:r>
+        <w:rPr>
+          <w:color w:val="212121"/>
+        </w:rPr>
+        <w:t>Development</w:t>
+      </w:r>
+      <w:r>
+        <w:rPr>
+          <w:color w:val="212121"/>
+          <w:spacing w:val="13"/>
+        </w:rPr>
+        <w:t xml:space="preserve"> </w:t>
+      </w:r>
+      <w:r>
+        <w:rPr>
+          <w:color w:val="212121"/>
+          <w:spacing w:val="-2"/>
+        </w:rPr>
+        <w:t>Intern</w:t>
+      </w:r>
+    </w:p>
+    <w:p>
+      <w:pPr>
+        <w:spacing w:before="10"/>
+        <w:ind w:left="245"/>
+        <w:rPr>
+          <w:rFonts w:ascii="Arial"/>
+          <w:i/>
+          <w:sz w:val="16"/>
+        </w:rPr>
+      </w:pPr>
+      <w:r>
+        <w:rPr>
+          <w:rFonts w:ascii="Arial"/>
+          <w:i/>
+          <w:color w:val="212121"/>
+          <w:sz w:val="16"/>
+        </w:rPr>
+        <w:t>Imarticus</w:t>
+      </w:r>
+      <w:r>
+        <w:rPr>
+          <w:rFonts w:ascii="Arial"/>
+          <w:i/>
+          <w:color w:val="212121"/>
+          <w:spacing w:val="12"/>
+          <w:sz w:val="16"/>
+        </w:rPr>
+        <w:t xml:space="preserve"> </w:t>
+      </w:r>
+      <w:r>
+        <w:rPr>
+          <w:rFonts w:ascii="Arial"/>
+          <w:i/>
+          <w:color w:val="212121"/>
+          <w:spacing w:val="-2"/>
+          <w:sz w:val="16"/>
+        </w:rPr>
+        <w:t>Learning</w:t>
+      </w:r>
+    </w:p>
+    <w:p>
+      <w:pPr>
+        <w:pStyle w:val="BodyText"/>
+        <w:spacing w:before="85" w:line="324" w:lineRule="auto"/>
+        <w:ind w:left="429"/>
+        <w:rPr>
+          <w:color w:val="212121"/>
+        </w:rPr>
+      </w:pPr>
+      <w:r>
+        <w:rPr>
+          <w:noProof/>
+        </w:rPr>
+        <mc:AlternateContent>
+          <mc:Choice Requires="wps">
+            <w:drawing>
+              <wp:anchor distT="0" distB="0" distL="0" distR="0" simplePos="0" relativeHeight="487592448" behindDoc="0" locked="0" layoutInCell="1" allowOverlap="1" wp14:anchorId="7CB304B4" wp14:editId="7AC86FC4">
+                <wp:simplePos x="0" y="0"/>
+                <wp:positionH relativeFrom="page">
+                  <wp:posOffset>175170</wp:posOffset>
+                </wp:positionH>
+                <wp:positionV relativeFrom="paragraph">
+                  <wp:posOffset>108676</wp:posOffset>
+                </wp:positionV>
+                <wp:extent cx="26034" cy="26034"/>
+                <wp:effectExtent l="0" t="0" r="0" b="0"/>
+                <wp:wrapNone/>
+                <wp:docPr id="682938893" name="Graphic 20"/>
+                <wp:cNvGraphicFramePr>
+                  <a:graphicFrameLocks xmlns:a="http://schemas.openxmlformats.org/drawingml/2006/main"/>
+                </wp:cNvGraphicFramePr>
+                <a:graphic xmlns:a="http://schemas.openxmlformats.org/drawingml/2006/main">
+                  <a:graphicData uri="http://schemas.microsoft.com/office/word/2010/wordprocessingShape">
+                    <wps:wsp>
+                      <wps:cNvSpPr>
+                        <a:spLocks/>
+                      </wps:cNvSpPr>
+                      <wps:spPr>
+                        <a:xfrm>
+                          <a:off x="0" y="0"/>
+                          <a:ext cx="26034" cy="26034"/>
+                        </a:xfrm>
+                        <a:custGeom>
+                          <a:avLst/>
+                          <a:gdLst/>
+                          <a:ahLst/>
+                          <a:cxnLst/>
+                          <a:rect l="l" t="t" r="r" b="b"/>
+                          <a:pathLst>
+                            <a:path w="26034" h="26034">
+                              <a:moveTo>
+                                <a:pt x="14696" y="25950"/>
+                              </a:moveTo>
+                              <a:lnTo>
+                                <a:pt x="11254" y="25950"/>
+                              </a:lnTo>
+                              <a:lnTo>
+                                <a:pt x="9599" y="25621"/>
+                              </a:lnTo>
+                              <a:lnTo>
+                                <a:pt x="0" y="14695"/>
+                              </a:lnTo>
+                              <a:lnTo>
+                                <a:pt x="0" y="11254"/>
+                              </a:lnTo>
+                              <a:lnTo>
+                                <a:pt x="11254" y="0"/>
+                              </a:lnTo>
+                              <a:lnTo>
+                                <a:pt x="14696" y="0"/>
+                              </a:lnTo>
+                              <a:lnTo>
+                                <a:pt x="25951" y="12975"/>
+                              </a:lnTo>
+                              <a:lnTo>
+                                <a:pt x="25951" y="14695"/>
+                              </a:lnTo>
+                              <a:lnTo>
+                                <a:pt x="14696" y="25950"/>
+                              </a:lnTo>
+                              <a:close/>
+                            </a:path>
+                          </a:pathLst>
+                        </a:custGeom>
+                        <a:solidFill>
+                          <a:srgbClr val="212121"/>
+                        </a:solidFill>
+                      </wps:spPr>
+                      <wps:bodyPr wrap="square" lIns="0" tIns="0" rIns="0" bIns="0" rtlCol="0">
+                        <a:prstTxWarp prst="textNoShape">
+                          <a:avLst/>
+                        </a:prstTxWarp>
+                        <a:noAutofit/>
+                      </wps:bodyPr>
+                    </wps:wsp>
+                  </a:graphicData>
+                </a:graphic>
+              </wp:anchor>
+            </w:drawing>
+          </mc:Choice>
+          <mc:Fallback>
+            <w:pict>
+              <v:shape w14:anchorId="099B9592" id="Graphic 20" o:spid="_x0000_s1026" style="position:absolute;margin-left:13.8pt;margin-top:8.55pt;width:2.05pt;height:2.05pt;z-index:487592448;visibility:visible;mso-wrap-style:square;mso-wrap-distance-left:0;mso-wrap-distance-top:0;mso-wrap-distance-right:0;mso-wrap-distance-bottom:0;mso-position-horizontal:absolute;mso-position-horizontal-relative:page;mso-position-vertical:absolute;mso-position-vertical-relative:text;v-text-anchor:top" coordsize="26034,26034" o:gfxdata="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" path="m14696,25950r-3442,l9599,25621,,14695,,11254,11254,r3442,l25951,12975r,1720l14696,25950xe" fillcolor="#212121" stroked="f">
+                <v:path arrowok="t"/>
+                <w10:wrap anchorx="page"/>
+              </v:shape>
+            </w:pict>
+          </mc:Fallback>
+        </mc:AlternateContent>
+      </w:r>
+      <w:r>
+        <w:rPr>
+          <w:noProof/>
+        </w:rPr>
+        <mc:AlternateContent>
+          <mc:Choice Requires="wps">
+            <w:drawing>
+              <wp:anchor distT="0" distB="0" distL="0" distR="0" simplePos="0" relativeHeight="487593472" behindDoc="0" locked="0" layoutInCell="1" allowOverlap="1" wp14:anchorId="7674A537" wp14:editId="73F32849">
+                <wp:simplePos x="0" y="0"/>
+                <wp:positionH relativeFrom="page">
+                  <wp:posOffset>175170</wp:posOffset>
+                </wp:positionH>
+                <wp:positionV relativeFrom="paragraph">
+                  <wp:posOffset>264383</wp:posOffset>
+                </wp:positionV>
+                <wp:extent cx="26034" cy="26034"/>
+                <wp:effectExtent l="0" t="0" r="0" b="0"/>
+                <wp:wrapNone/>
+                <wp:docPr id="1833665432" name="Graphic 21"/>
+                <wp:cNvGraphicFramePr>
+                  <a:graphicFrameLocks xmlns:a="http://schemas.openxmlformats.org/drawingml/2006/main"/>
+                </wp:cNvGraphicFramePr>
+                <a:graphic xmlns:a="http://schemas.openxmlformats.org/drawingml/2006/main">
+                  <a:graphicData uri="http://schemas.microsoft.com/office/word/2010/wordprocessingShape">
+                    <wps:wsp>
+                      <wps:cNvSpPr>
+                        <a:spLocks/>
+                      </wps:cNvSpPr>
+                      <wps:spPr>
+                        <a:xfrm>
+                          <a:off x="0" y="0"/>
+                          <a:ext cx="26034" cy="26034"/>
+                        </a:xfrm>
+                        <a:custGeom>
+                          <a:avLst/>
+                          <a:gdLst/>
+                          <a:ahLst/>
+                          <a:cxnLst/>
+                          <a:rect l="l" t="t" r="r" b="b"/>
+                          <a:pathLst>
+                            <a:path w="26034" h="26034">
+                              <a:moveTo>
+                                <a:pt x="14696" y="25950"/>
+                              </a:moveTo>
+                              <a:lnTo>
+                                <a:pt x="11254" y="25950"/>
+                              </a:lnTo>
+                              <a:lnTo>
+                                <a:pt x="9599" y="25621"/>
+                              </a:lnTo>
+                              <a:lnTo>
+                                <a:pt x="0" y="14696"/>
+                              </a:lnTo>
+                              <a:lnTo>
+                                <a:pt x="0" y="11254"/>
+                              </a:lnTo>
+                              <a:lnTo>
+                                <a:pt x="11254" y="0"/>
+                              </a:lnTo>
+                              <a:lnTo>
+                                <a:pt x="14696" y="0"/>
+                              </a:lnTo>
+                              <a:lnTo>
+                                <a:pt x="25951" y="12975"/>
+                              </a:lnTo>
+                              <a:lnTo>
+                                <a:pt x="25951" y="14696"/>
+                              </a:lnTo>
+                              <a:lnTo>
+                                <a:pt x="14696" y="25950"/>
+                              </a:lnTo>
+                              <a:close/>
+                            </a:path>
+                          </a:pathLst>
+                        </a:custGeom>
+                        <a:solidFill>
+                          <a:srgbClr val="212121"/>
+                        </a:solidFill>
+                      </wps:spPr>
+                      <wps:bodyPr wrap="square" lIns="0" tIns="0" rIns="0" bIns="0" rtlCol="0">
+                        <a:prstTxWarp prst="textNoShape">
+                          <a:avLst/>
+                        </a:prstTxWarp>
+                        <a:noAutofit/>
+                      </wps:bodyPr>
+                    </wps:wsp>
+                  </a:graphicData>
+                </a:graphic>
+              </wp:anchor>
+            </w:drawing>
+          </mc:Choice>
+          <mc:Fallback>
+            <w:pict>
+              <v:shape w14:anchorId="6578C86D" id="Graphic 21" o:spid="_x0000_s1026" style="position:absolute;margin-left:13.8pt;margin-top:20.8pt;width:2.05pt;height:2.05pt;z-index:487593472;visibility:visible;mso-wrap-style:square;mso-wrap-distance-left:0;mso-wrap-distance-top:0;mso-wrap-distance-right:0;mso-wrap-distance-bottom:0;mso-position-horizontal:absolute;mso-position-horizontal-relative:page;mso-position-vertical:absolute;mso-position-vertical-relative:text;v-text-anchor:top" coordsize="26034,26034" o:gfxdata="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" path="m14696,25950r-3442,l9599,25621,,14696,,11254,11254,r3442,l25951,12975r,1721l14696,25950xe" fillcolor="#212121" stroked="f">
+                <v:path arrowok="t"/>
+                <w10:wrap anchorx="page"/>
+              </v:shape>
+            </w:pict>
+          </mc:Fallback>
+        </mc:AlternateContent>
+      </w:r>
+      <w:r>
+        <w:rPr>
+          <w:noProof/>
+        </w:rPr>
+        <mc:AlternateContent>
+          <mc:Choice Requires="wps">
+            <w:drawing>
+              <wp:anchor distT="0" distB="0" distL="0" distR="0" simplePos="0" relativeHeight="487594496" behindDoc="0" locked="0" layoutInCell="1" allowOverlap="1" wp14:anchorId="525D7BB8" wp14:editId="67601DC7">
+                <wp:simplePos x="0" y="0"/>
+                <wp:positionH relativeFrom="page">
+                  <wp:posOffset>175170</wp:posOffset>
+                </wp:positionH>
+                <wp:positionV relativeFrom="paragraph">
+                  <wp:posOffset>420091</wp:posOffset>
+                </wp:positionV>
+                <wp:extent cx="26034" cy="26034"/>
+                <wp:effectExtent l="0" t="0" r="0" b="0"/>
+                <wp:wrapNone/>
+                <wp:docPr id="773586700" name="Graphic 22"/>
+                <wp:cNvGraphicFramePr>
+                  <a:graphicFrameLocks xmlns:a="http://schemas.openxmlformats.org/drawingml/2006/main"/>
+                </wp:cNvGraphicFramePr>
+                <a:graphic xmlns:a="http://schemas.openxmlformats.org/drawingml/2006/main">
+                  <a:graphicData uri="http://schemas.microsoft.com/office/word/2010/wordprocessingShape">
+                    <wps:wsp>
+                      <wps:cNvSpPr>
+                        <a:spLocks/>
+                      </wps:cNvSpPr>
+                      <wps:spPr>
+                        <a:xfrm>
+                          <a:off x="0" y="0"/>
+                          <a:ext cx="26034" cy="26034"/>
+                        </a:xfrm>
+                        <a:custGeom>
+                          <a:avLst/>
+                          <a:gdLst/>
+                          <a:ahLst/>
+                          <a:cxnLst/>
+                          <a:rect l="l" t="t" r="r" b="b"/>
+                          <a:pathLst>
+                            <a:path w="26034" h="26034">
+                              <a:moveTo>
+                                <a:pt x="14696" y="25950"/>
+                              </a:moveTo>
+                              <a:lnTo>
+                                <a:pt x="11254" y="25950"/>
+                              </a:lnTo>
+                              <a:lnTo>
+                                <a:pt x="9599" y="25621"/>
+                              </a:lnTo>
+                              <a:lnTo>
+                                <a:pt x="0" y="14695"/>
+                              </a:lnTo>
+                              <a:lnTo>
+                                <a:pt x="0" y="11254"/>
+                              </a:lnTo>
+                              <a:lnTo>
+                                <a:pt x="11254" y="0"/>
+                              </a:lnTo>
+                              <a:lnTo>
+                                <a:pt x="14696" y="0"/>
+                              </a:lnTo>
+                              <a:lnTo>
+                                <a:pt x="25951" y="12975"/>
+                              </a:lnTo>
+                              <a:lnTo>
+                                <a:pt x="25951" y="14695"/>
+                              </a:lnTo>
+                              <a:lnTo>
+                                <a:pt x="14696" y="25950"/>
+                              </a:lnTo>
+                              <a:close/>
+                            </a:path>
+                          </a:pathLst>
+                        </a:custGeom>
+                        <a:solidFill>
+                          <a:srgbClr val="212121"/>
+                        </a:solidFill>
+                      </wps:spPr>
+                      <wps:bodyPr wrap="square" lIns="0" tIns="0" rIns="0" bIns="0" rtlCol="0">
+                        <a:prstTxWarp prst="textNoShape">
+                          <a:avLst/>
+                        </a:prstTxWarp>
+                        <a:noAutofit/>
+                      </wps:bodyPr>
+                    </wps:wsp>
+                  </a:graphicData>
+                </a:graphic>
+              </wp:anchor>
+            </w:drawing>
+          </mc:Choice>
+          <mc:Fallback>
+            <w:pict>
+              <v:shape w14:anchorId="27B030A3" id="Graphic 22" o:spid="_x0000_s1026" style="position:absolute;margin-left:13.8pt;margin-top:33.1pt;width:2.05pt;height:2.05pt;z-index:487594496;visibility:visible;mso-wrap-style:square;mso-wrap-distance-left:0;mso-wrap-distance-top:0;mso-wrap-distance-right:0;mso-wrap-distance-bottom:0;mso-position-horizontal:absolute;mso-position-horizontal-relative:page;mso-position-vertical:absolute;mso-position-vertical-relative:text;v-text-anchor:top" coordsize="26034,26034" o:gfxdata="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" path="m14696,25950r-3442,l9599,25621,,14695,,11254,11254,r3442,l25951,12975r,1720l14696,25950xe" fillcolor="#212121" stroked="f">
                 <v:path arrowok="t"/>
                 <w10:wrap anchorx="page"/>
               </v:shape>
@@ -5366,7 +5022,7 @@
           <w:color w:val="444444"/>
           <w:w w:val="110"/>
         </w:rPr>
-        <w:t>May</w:t>
+        <w:t>Dec</w:t>
       </w:r>
       <w:r>
         <w:rPr>
@@ -5381,7 +5037,14 @@
           <w:color w:val="444444"/>
           <w:w w:val="110"/>
         </w:rPr>
-        <w:t>2025</w:t>
+        <w:t>202</w:t>
+      </w:r>
+      <w:r>
+        <w:rPr>
+          <w:color w:val="444444"/>
+          <w:w w:val="110"/>
+        </w:rPr>
+        <w:t>5</w:t>
       </w:r>
       <w:r>
         <w:rPr>
@@ -5411,7 +5074,21 @@
           <w:color w:val="444444"/>
           <w:w w:val="110"/>
         </w:rPr>
-        <w:t>Jun</w:t>
+        <w:t>J</w:t>
+      </w:r>
+      <w:r>
+        <w:rPr>
+          <w:color w:val="444444"/>
+          <w:w w:val="110"/>
+        </w:rPr>
+        <w:t>a</w:t>
+      </w:r>
+      <w:r>
+        <w:rPr>
+          <w:color w:val="444444"/>
+          <w:w w:val="110"/>
+        </w:rPr>
+        <w:t>n</w:t>
       </w:r>
       <w:r>
         <w:rPr>
@@ -5427,7 +5104,72 @@
           <w:spacing w:val="-4"/>
           <w:w w:val="110"/>
         </w:rPr>
-        <w:t>2025</w:t>
+        <w:t>202</w:t>
+      </w:r>
+      <w:r>
+        <w:rPr>
+          <w:color w:val="444444"/>
+          <w:spacing w:val="-4"/>
+          <w:w w:val="110"/>
+        </w:rPr>
+        <w:t>6</w:t>
+      </w:r>
+      <w:r>
+        <w:rPr>
+          <w:color w:val="444444"/>
+          <w:spacing w:val="-4"/>
+          <w:w w:val="110"/>
+        </w:rPr>
+        <w:br/>
+      </w:r>
+      <w:r>
+        <w:rPr>
+          <w:color w:val="444444"/>
+          <w:spacing w:val="-4"/>
+          <w:w w:val="110"/>
+        </w:rPr>
+        <w:br/>
+      </w:r>
+      <w:r>
+        <w:rPr>
+          <w:color w:val="444444"/>
+          <w:spacing w:val="-4"/>
+          <w:w w:val="110"/>
+        </w:rPr>
+        <w:br/>
+      </w:r>
+      <w:r>
+        <w:rPr>
+          <w:color w:val="444444"/>
+          <w:spacing w:val="-4"/>
+          <w:w w:val="110"/>
+        </w:rPr>
+        <w:br/>
+      </w:r>
+      <w:r>
+        <w:rPr>
+          <w:color w:val="444444"/>
+          <w:spacing w:val="-4"/>
+          <w:w w:val="110"/>
+        </w:rPr>
+        <w:br/>
+      </w:r>
+      <w:r>
+        <w:rPr>
+          <w:color w:val="444444"/>
+          <w:spacing w:val="-4"/>
+          <w:w w:val="110"/>
+        </w:rPr>
+        <w:br/>
+      </w:r>
+      <w:r>
+        <w:rPr>
+          <w:color w:val="444444"/>
+          <w:spacing w:val="-4"/>
+          <w:w w:val="110"/>
+        </w:rPr>
+        <w:br/>
+        <w:t>May 2025 – Jun 2025</w:t>
       </w:r>
     </w:p>
     <w:p>
@@ -5437,7 +5179,7 @@
           <w:type w:val="continuous"/>
           <w:pgSz w:w="12240" w:h="15840"/>
           <w:pgMar w:top="0" w:right="0" w:bottom="0" w:left="0" w:header="720" w:footer="720" w:gutter="0"/>
-          <w:cols w:num="2" w:space="720" w:equalWidth="0">
+          <w:cols w:num="2" w:space="180" w:equalWidth="0">
             <w:col w:w="6345" w:space="3832"/>
             <w:col w:w="2063"/>
           </w:cols>
@@ -5544,7 +5286,7 @@
           </mc:Choice>
           <mc:Fallback>
             <w:pict>
-              <v:group w14:anchorId="099DB24A" id="Group 23" o:spid="_x0000_s1026" style="width:587.5pt;height:.55pt;mso-position-horizontal-relative:char;mso-position-vertical-relative:line" coordsize="74612,69" o:gfxdata="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">
+              <v:group w14:anchorId="2D7200B5" id="Group 23" o:spid="_x0000_s1026" style="width:587.5pt;height:.55pt;mso-position-horizontal-relative:char;mso-position-vertical-relative:line" coordsize="74612,69" o:gfxdata="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">
                 <v:shape id="Graphic 24" o:spid="_x0000_s1027" style="position:absolute;width:74612;height:69;visibility:visible;mso-wrap-style:square;v-text-anchor:top" coordsize="7461250,6985" o:gfxdata="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" path="m7460985,6487l,6487,,,7460985,r,6487xe" fillcolor="#212121" stroked="f">
                   <v:path arrowok="t"/>
                 </v:shape>
@@ -5938,7 +5680,14 @@
           <w:color w:val="212121"/>
           <w:spacing w:val="-4"/>
         </w:rPr>
-        <w:t>8.38</w:t>
+        <w:t>8.</w:t>
+      </w:r>
+      <w:r>
+        <w:rPr>
+          <w:color w:val="212121"/>
+          <w:spacing w:val="-4"/>
+        </w:rPr>
+        <w:t>25</w:t>
       </w:r>
     </w:p>
     <w:p>
@@ -6385,7 +6134,7 @@
           </mc:Choice>
           <mc:Fallback>
             <w:pict>
-              <v:shape w14:anchorId="407869F7" id="Graphic 25" o:spid="_x0000_s1026" style="position:absolute;margin-left:12.25pt;margin-top:3.9pt;width:587.5pt;height:.55pt;z-index:-15726080;visibility:visible;mso-wrap-style:square;mso-wrap-distance-left:0;mso-wrap-distance-top:0;mso-wrap-distance-right:0;mso-wrap-distance-bottom:0;mso-position-horizontal:absolute;mso-position-horizontal-relative:page;mso-position-vertical:absolute;mso-position-vertical-relative:text;v-text-anchor:top" coordsize="7461250,6985" o:gfxdata="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" path="m7460985,6487l,6487,,,7460985,r,6487xe" fillcolor="#212121" stroked="f">
+              <v:shape w14:anchorId="26BC34DA" id="Graphic 25" o:spid="_x0000_s1026" style="position:absolute;margin-left:12.25pt;margin-top:3.9pt;width:587.5pt;height:.55pt;z-index:-15726080;visibility:visible;mso-wrap-style:square;mso-wrap-distance-left:0;mso-wrap-distance-top:0;mso-wrap-distance-right:0;mso-wrap-distance-bottom:0;mso-position-horizontal:absolute;mso-position-horizontal-relative:page;mso-position-vertical:absolute;mso-position-vertical-relative:text;v-text-anchor:top" coordsize="7461250,6985" o:gfxdata="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" path="m7460985,6487l,6487,,,7460985,r,6487xe" fillcolor="#212121" stroked="f">
                 <v:path arrowok="t"/>
                 <w10:wrap type="topAndBottom" anchorx="page"/>
               </v:shape>
@@ -6634,64 +6383,7 @@
           <w:color w:val="212121"/>
           <w:sz w:val="16"/>
         </w:rPr>
-        <w:t>Programming</w:t>
-      </w:r>
-      <w:r>
-        <w:rPr>
-          <w:rFonts w:ascii="Arial" w:hAnsi="Arial"/>
-          <w:b/>
-          <w:color w:val="212121"/>
-          <w:spacing w:val="18"/>
-          <w:sz w:val="16"/>
-        </w:rPr>
-        <w:t xml:space="preserve"> </w:t>
-      </w:r>
-      <w:r>
-        <w:rPr>
-          <w:rFonts w:ascii="Arial" w:hAnsi="Arial"/>
-          <w:b/>
-          <w:color w:val="212121"/>
-          <w:sz w:val="16"/>
-        </w:rPr>
-        <w:t>in</w:t>
-      </w:r>
-      <w:r>
-        <w:rPr>
-          <w:rFonts w:ascii="Arial" w:hAnsi="Arial"/>
-          <w:b/>
-          <w:color w:val="212121"/>
-          <w:spacing w:val="19"/>
-          <w:sz w:val="16"/>
-        </w:rPr>
-        <w:t xml:space="preserve"> </w:t>
-      </w:r>
-      <w:r>
-        <w:rPr>
-          <w:rFonts w:ascii="Arial" w:hAnsi="Arial"/>
-          <w:b/>
-          <w:color w:val="212121"/>
-          <w:sz w:val="16"/>
-        </w:rPr>
-        <w:t>Modern</w:t>
-      </w:r>
-      <w:r>
-        <w:rPr>
-          <w:rFonts w:ascii="Arial" w:hAnsi="Arial"/>
-          <w:b/>
-          <w:color w:val="212121"/>
-          <w:spacing w:val="18"/>
-          <w:sz w:val="16"/>
-        </w:rPr>
-        <w:t xml:space="preserve"> </w:t>
-      </w:r>
-      <w:r>
-        <w:rPr>
-          <w:rFonts w:ascii="Arial" w:hAnsi="Arial"/>
-          <w:b/>
-          <w:color w:val="212121"/>
-          <w:sz w:val="16"/>
-        </w:rPr>
-        <w:t>C++</w:t>
+        <w:t>Google IT Support Professional Certificate</w:t>
       </w:r>
       <w:r>
         <w:rPr>
@@ -6723,38 +6415,7 @@
           <w:color w:val="212121"/>
           <w:sz w:val="16"/>
         </w:rPr>
-        <w:t>IIT</w:t>
-      </w:r>
-      <w:r>
-        <w:rPr>
-          <w:color w:val="212121"/>
-          <w:spacing w:val="16"/>
-          <w:sz w:val="16"/>
-        </w:rPr>
-        <w:t xml:space="preserve"> </w:t>
-      </w:r>
-      <w:r>
-        <w:rPr>
-          <w:color w:val="212121"/>
-          <w:sz w:val="16"/>
-        </w:rPr>
-        <w:t>Kharagpur</w:t>
-      </w:r>
-      <w:r>
-        <w:rPr>
-          <w:color w:val="212121"/>
-          <w:spacing w:val="21"/>
-          <w:sz w:val="16"/>
-        </w:rPr>
-        <w:t xml:space="preserve"> </w:t>
-      </w:r>
-      <w:r>
-        <w:rPr>
-          <w:color w:val="212121"/>
-          <w:spacing w:val="-2"/>
-          <w:sz w:val="16"/>
-        </w:rPr>
-        <w:t>(NPTEL)</w:t>
+        <w:t>Google Skills</w:t>
       </w:r>
     </w:p>
     <w:p>
@@ -7698,7 +7359,6 @@
   <w:style w:type="character" w:default="1" w:styleId="DefaultParagraphFont">
     <w:name w:val="Default Paragraph Font"/>
     <w:uiPriority w:val="1"/>
-    <w:semiHidden/>
     <w:unhideWhenUsed/>
   </w:style>
   <w:style w:type="table" w:default="1" w:styleId="TableNormal">

--- a/Resume-Devavrat-Verma.docx
+++ b/Resume-Devavrat-Verma.docx
@@ -259,7 +259,7 @@
           </mc:Choice>
           <mc:Fallback>
             <w:pict>
-              <v:shape w14:anchorId="00487A78" id="Graphic 1" o:spid="_x0000_s1026" style="position:absolute;margin-left:12.25pt;margin-top:4.45pt;width:587.5pt;height:.55pt;z-index:-15728640;visibility:visible;mso-wrap-style:square;mso-wrap-distance-left:0;mso-wrap-distance-top:0;mso-wrap-distance-right:0;mso-wrap-distance-bottom:0;mso-position-horizontal:absolute;mso-position-horizontal-relative:page;mso-position-vertical:absolute;mso-position-vertical-relative:text;v-text-anchor:top" coordsize="7461250,6985" o:gfxdata="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" path="m7460985,6487l,6487,,,7460985,r,6487xe" fillcolor="#212121" stroked="f">
+              <v:shape w14:anchorId="3DE1B8B4" id="Graphic 1" o:spid="_x0000_s1026" style="position:absolute;margin-left:12.25pt;margin-top:4.45pt;width:587.5pt;height:.55pt;z-index:-15728640;visibility:visible;mso-wrap-style:square;mso-wrap-distance-left:0;mso-wrap-distance-top:0;mso-wrap-distance-right:0;mso-wrap-distance-bottom:0;mso-position-horizontal:absolute;mso-position-horizontal-relative:page;mso-position-vertical:absolute;mso-position-vertical-relative:text;v-text-anchor:top" coordsize="7461250,6985" o:gfxdata="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" path="m7460985,6487l,6487,,,7460985,r,6487xe" fillcolor="#212121" stroked="f">
                 <v:path arrowok="t"/>
                 <w10:wrap type="topAndBottom" anchorx="page"/>
               </v:shape>
@@ -417,7 +417,7 @@
           </mc:Choice>
           <mc:Fallback>
             <w:pict>
-              <v:shape w14:anchorId="2870F7E3" id="Graphic 2" o:spid="_x0000_s1026" style="position:absolute;margin-left:12.25pt;margin-top:4.45pt;width:587.5pt;height:.55pt;z-index:-15728128;visibility:visible;mso-wrap-style:square;mso-wrap-distance-left:0;mso-wrap-distance-top:0;mso-wrap-distance-right:0;mso-wrap-distance-bottom:0;mso-position-horizontal:absolute;mso-position-horizontal-relative:page;mso-position-vertical:absolute;mso-position-vertical-relative:text;v-text-anchor:top" coordsize="7461250,6985" o:gfxdata="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" path="m7460985,6487l,6487,,,7460985,r,6487xe" fillcolor="#212121" stroked="f">
+              <v:shape w14:anchorId="30A4217C" id="Graphic 2" o:spid="_x0000_s1026" style="position:absolute;margin-left:12.25pt;margin-top:4.45pt;width:587.5pt;height:.55pt;z-index:-15728128;visibility:visible;mso-wrap-style:square;mso-wrap-distance-left:0;mso-wrap-distance-top:0;mso-wrap-distance-right:0;mso-wrap-distance-bottom:0;mso-position-horizontal:absolute;mso-position-horizontal-relative:page;mso-position-vertical:absolute;mso-position-vertical-relative:text;v-text-anchor:top" coordsize="7461250,6985" o:gfxdata="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" path="m7460985,6487l,6487,,,7460985,r,6487xe" fillcolor="#212121" stroked="f">
                 <v:path arrowok="t"/>
                 <w10:wrap type="topAndBottom" anchorx="page"/>
               </v:shape>
@@ -553,14 +553,7 @@
           <w:spacing w:val="11"/>
           <w:sz w:val="16"/>
         </w:rPr>
-        <w:t xml:space="preserve">HTML, CSS, </w:t>
-      </w:r>
-      <w:r>
-        <w:rPr>
-          <w:color w:val="212121"/>
-          <w:sz w:val="16"/>
-        </w:rPr>
-        <w:t>C#,</w:t>
+        <w:t>HTML, CSS,</w:t>
       </w:r>
       <w:r>
         <w:rPr>
@@ -1099,7 +1092,7 @@
           </mc:Choice>
           <mc:Fallback>
             <w:pict>
-              <v:shape w14:anchorId="5B7F261F" id="Graphic 3" o:spid="_x0000_s1026" style="position:absolute;margin-left:12.25pt;margin-top:4.45pt;width:587.5pt;height:.55pt;z-index:-15727616;visibility:visible;mso-wrap-style:square;mso-wrap-distance-left:0;mso-wrap-distance-top:0;mso-wrap-distance-right:0;mso-wrap-distance-bottom:0;mso-position-horizontal:absolute;mso-position-horizontal-relative:page;mso-position-vertical:absolute;mso-position-vertical-relative:text;v-text-anchor:top" coordsize="7461250,6985" o:gfxdata="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" path="m7460985,6487l,6487,,,7460985,r,6487xe" fillcolor="#212121" stroked="f">
+              <v:shape w14:anchorId="49D753D2" id="Graphic 3" o:spid="_x0000_s1026" style="position:absolute;margin-left:12.25pt;margin-top:4.45pt;width:587.5pt;height:.55pt;z-index:-15727616;visibility:visible;mso-wrap-style:square;mso-wrap-distance-left:0;mso-wrap-distance-top:0;mso-wrap-distance-right:0;mso-wrap-distance-bottom:0;mso-position-horizontal:absolute;mso-position-horizontal-relative:page;mso-position-vertical:absolute;mso-position-vertical-relative:text;v-text-anchor:top" coordsize="7461250,6985" o:gfxdata="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" path="m7460985,6487l,6487,,,7460985,r,6487xe" fillcolor="#212121" stroked="f">
                 <v:path arrowok="t"/>
                 <w10:wrap type="topAndBottom" anchorx="page"/>
               </v:shape>
@@ -1491,7 +1484,7 @@
           </mc:Choice>
           <mc:Fallback>
             <w:pict>
-              <v:shape w14:anchorId="71FD5D0A" id="Graphic 4" o:spid="_x0000_s1026" style="position:absolute;margin-left:13.8pt;margin-top:8.55pt;width:2.05pt;height:2.05pt;z-index:15731712;visibility:visible;mso-wrap-style:square;mso-wrap-distance-left:0;mso-wrap-distance-top:0;mso-wrap-distance-right:0;mso-wrap-distance-bottom:0;mso-position-horizontal:absolute;mso-position-horizontal-relative:page;mso-position-vertical:absolute;mso-position-vertical-relative:text;v-text-anchor:top" coordsize="26034,26034" o:gfxdata="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" path="m14696,25950r-3442,l9599,25621,,14696,,11254,11254,r3442,l25951,12975r,1721l14696,25950xe" fillcolor="#212121" stroked="f">
+              <v:shape w14:anchorId="3AAB5BA0" id="Graphic 4" o:spid="_x0000_s1026" style="position:absolute;margin-left:13.8pt;margin-top:8.55pt;width:2.05pt;height:2.05pt;z-index:15731712;visibility:visible;mso-wrap-style:square;mso-wrap-distance-left:0;mso-wrap-distance-top:0;mso-wrap-distance-right:0;mso-wrap-distance-bottom:0;mso-position-horizontal:absolute;mso-position-horizontal-relative:page;mso-position-vertical:absolute;mso-position-vertical-relative:text;v-text-anchor:top" coordsize="26034,26034" o:gfxdata="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" path="m14696,25950r-3442,l9599,25621,,14696,,11254,11254,r3442,l25951,12975r,1721l14696,25950xe" fillcolor="#212121" stroked="f">
                 <v:path arrowok="t"/>
                 <w10:wrap anchorx="page"/>
               </v:shape>
@@ -1762,7 +1755,7 @@
           </mc:Choice>
           <mc:Fallback>
             <w:pict>
-              <v:shape w14:anchorId="12E8DAD8" id="Graphic 5" o:spid="_x0000_s1026" style="position:absolute;margin-left:13.8pt;margin-top:7.55pt;width:2.05pt;height:2.05pt;z-index:15732224;visibility:visible;mso-wrap-style:square;mso-wrap-distance-left:0;mso-wrap-distance-top:0;mso-wrap-distance-right:0;mso-wrap-distance-bottom:0;mso-position-horizontal:absolute;mso-position-horizontal-relative:page;mso-position-vertical:absolute;mso-position-vertical-relative:text;v-text-anchor:top" coordsize="26034,26034" o:gfxdata="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" path="m14696,25951r-3442,l9599,25621,,14696,,11254,11254,r3442,l25951,12975r,1721l14696,25951xe" fillcolor="#212121" stroked="f">
+              <v:shape w14:anchorId="142DBBF0" id="Graphic 5" o:spid="_x0000_s1026" style="position:absolute;margin-left:13.8pt;margin-top:7.55pt;width:2.05pt;height:2.05pt;z-index:15732224;visibility:visible;mso-wrap-style:square;mso-wrap-distance-left:0;mso-wrap-distance-top:0;mso-wrap-distance-right:0;mso-wrap-distance-bottom:0;mso-position-horizontal:absolute;mso-position-horizontal-relative:page;mso-position-vertical:absolute;mso-position-vertical-relative:text;v-text-anchor:top" coordsize="26034,26034" o:gfxdata="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" path="m14696,25951r-3442,l9599,25621,,14696,,11254,11254,r3442,l25951,12975r,1721l14696,25951xe" fillcolor="#212121" stroked="f">
                 <v:path arrowok="t"/>
                 <w10:wrap anchorx="page"/>
               </v:shape>
@@ -1863,7 +1856,7 @@
           </mc:Choice>
           <mc:Fallback>
             <w:pict>
-              <v:shape w14:anchorId="7F569CF9" id="Graphic 6" o:spid="_x0000_s1026" style="position:absolute;margin-left:13.8pt;margin-top:19.3pt;width:2.05pt;height:2.05pt;z-index:15732736;visibility:visible;mso-wrap-style:square;mso-wrap-distance-left:0;mso-wrap-distance-top:0;mso-wrap-distance-right:0;mso-wrap-distance-bottom:0;mso-position-horizontal:absolute;mso-position-horizontal-relative:page;mso-position-vertical:absolute;mso-position-vertical-relative:text;v-text-anchor:top" coordsize="26034,26034" o:gfxdata="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" path="m14696,25951r-3442,l9599,25621,,14696,,11254,11254,r3442,l25951,12975r,1721l14696,25951xe" fillcolor="#212121" stroked="f">
+              <v:shape w14:anchorId="6BF78C1A" id="Graphic 6" o:spid="_x0000_s1026" style="position:absolute;margin-left:13.8pt;margin-top:19.3pt;width:2.05pt;height:2.05pt;z-index:15732736;visibility:visible;mso-wrap-style:square;mso-wrap-distance-left:0;mso-wrap-distance-top:0;mso-wrap-distance-right:0;mso-wrap-distance-bottom:0;mso-position-horizontal:absolute;mso-position-horizontal-relative:page;mso-position-vertical:absolute;mso-position-vertical-relative:text;v-text-anchor:top" coordsize="26034,26034" o:gfxdata="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" path="m14696,25951r-3442,l9599,25621,,14696,,11254,11254,r3442,l25951,12975r,1721l14696,25951xe" fillcolor="#212121" stroked="f">
                 <v:path arrowok="t"/>
                 <w10:wrap anchorx="page"/>
               </v:shape>
@@ -2284,7 +2277,7 @@
           </mc:Choice>
           <mc:Fallback>
             <w:pict>
-              <v:shape w14:anchorId="27AF9E10" id="Graphic 7" o:spid="_x0000_s1026" style="position:absolute;margin-left:13.8pt;margin-top:8.5pt;width:2.05pt;height:2.05pt;z-index:15733248;visibility:visible;mso-wrap-style:square;mso-wrap-distance-left:0;mso-wrap-distance-top:0;mso-wrap-distance-right:0;mso-wrap-distance-bottom:0;mso-position-horizontal:absolute;mso-position-horizontal-relative:page;mso-position-vertical:absolute;mso-position-vertical-relative:text;v-text-anchor:top" coordsize="26034,26034" o:gfxdata="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" path="m14696,25950r-3442,l9599,25621,,14696,,11254,11254,r3442,l25951,12975r,1721l14696,25950xe" fillcolor="#212121" stroked="f">
+              <v:shape w14:anchorId="40075030" id="Graphic 7" o:spid="_x0000_s1026" style="position:absolute;margin-left:13.8pt;margin-top:8.5pt;width:2.05pt;height:2.05pt;z-index:15733248;visibility:visible;mso-wrap-style:square;mso-wrap-distance-left:0;mso-wrap-distance-top:0;mso-wrap-distance-right:0;mso-wrap-distance-bottom:0;mso-position-horizontal:absolute;mso-position-horizontal-relative:page;mso-position-vertical:absolute;mso-position-vertical-relative:text;v-text-anchor:top" coordsize="26034,26034" o:gfxdata="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" path="m14696,25950r-3442,l9599,25621,,14696,,11254,11254,r3442,l25951,12975r,1721l14696,25950xe" fillcolor="#212121" stroked="f">
                 <v:path arrowok="t"/>
                 <w10:wrap anchorx="page"/>
               </v:shape>
@@ -2516,7 +2509,7 @@
           </mc:Choice>
           <mc:Fallback>
             <w:pict>
-              <v:shape w14:anchorId="1F8990AE" id="Graphic 8" o:spid="_x0000_s1026" style="position:absolute;margin-left:13.8pt;margin-top:7.5pt;width:2.05pt;height:2.05pt;z-index:15733760;visibility:visible;mso-wrap-style:square;mso-wrap-distance-left:0;mso-wrap-distance-top:0;mso-wrap-distance-right:0;mso-wrap-distance-bottom:0;mso-position-horizontal:absolute;mso-position-horizontal-relative:page;mso-position-vertical:absolute;mso-position-vertical-relative:text;v-text-anchor:top" coordsize="26034,26034" o:gfxdata="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" path="m14696,25950r-3442,l9599,25621,,14696,,11254,11254,r3442,l25951,12975r,1721l14696,25950xe" fillcolor="#212121" stroked="f">
+              <v:shape w14:anchorId="61DD4546" id="Graphic 8" o:spid="_x0000_s1026" style="position:absolute;margin-left:13.8pt;margin-top:7.5pt;width:2.05pt;height:2.05pt;z-index:15733760;visibility:visible;mso-wrap-style:square;mso-wrap-distance-left:0;mso-wrap-distance-top:0;mso-wrap-distance-right:0;mso-wrap-distance-bottom:0;mso-position-horizontal:absolute;mso-position-horizontal-relative:page;mso-position-vertical:absolute;mso-position-vertical-relative:text;v-text-anchor:top" coordsize="26034,26034" o:gfxdata="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" path="m14696,25950r-3442,l9599,25621,,14696,,11254,11254,r3442,l25951,12975r,1721l14696,25950xe" fillcolor="#212121" stroked="f">
                 <v:path arrowok="t"/>
                 <w10:wrap anchorx="page"/>
               </v:shape>
@@ -2617,7 +2610,7 @@
           </mc:Choice>
           <mc:Fallback>
             <w:pict>
-              <v:shape w14:anchorId="34B7EDE5" id="Graphic 9" o:spid="_x0000_s1026" style="position:absolute;margin-left:13.8pt;margin-top:19.8pt;width:2.05pt;height:2.05pt;z-index:15734272;visibility:visible;mso-wrap-style:square;mso-wrap-distance-left:0;mso-wrap-distance-top:0;mso-wrap-distance-right:0;mso-wrap-distance-bottom:0;mso-position-horizontal:absolute;mso-position-horizontal-relative:page;mso-position-vertical:absolute;mso-position-vertical-relative:text;v-text-anchor:top" coordsize="26034,26034" o:gfxdata="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" path="m14696,25950r-3442,l9599,25621,,14696,,11254,11254,r3442,l25951,12975r,1721l14696,25950xe" fillcolor="#212121" stroked="f">
+              <v:shape w14:anchorId="138757A4" id="Graphic 9" o:spid="_x0000_s1026" style="position:absolute;margin-left:13.8pt;margin-top:19.8pt;width:2.05pt;height:2.05pt;z-index:15734272;visibility:visible;mso-wrap-style:square;mso-wrap-distance-left:0;mso-wrap-distance-top:0;mso-wrap-distance-right:0;mso-wrap-distance-bottom:0;mso-position-horizontal:absolute;mso-position-horizontal-relative:page;mso-position-vertical:absolute;mso-position-vertical-relative:text;v-text-anchor:top" coordsize="26034,26034" o:gfxdata="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" path="m14696,25950r-3442,l9599,25621,,14696,,11254,11254,r3442,l25951,12975r,1721l14696,25950xe" fillcolor="#212121" stroked="f">
                 <v:path arrowok="t"/>
                 <w10:wrap anchorx="page"/>
               </v:shape>
@@ -3006,7 +2999,7 @@
           </mc:Choice>
           <mc:Fallback>
             <w:pict>
-              <v:shape w14:anchorId="166B5036" id="Graphic 13" o:spid="_x0000_s1026" style="position:absolute;margin-left:13.8pt;margin-top:8.55pt;width:2.05pt;height:2.05pt;z-index:15736320;visibility:visible;mso-wrap-style:square;mso-wrap-distance-left:0;mso-wrap-distance-top:0;mso-wrap-distance-right:0;mso-wrap-distance-bottom:0;mso-position-horizontal:absolute;mso-position-horizontal-relative:page;mso-position-vertical:absolute;mso-position-vertical-relative:text;v-text-anchor:top" coordsize="26034,26034" o:gfxdata="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" path="m14696,25950r-3442,l9599,25621,,14696,,11254,11254,r3442,l25951,12975r,1721l14696,25950xe" fillcolor="#212121" stroked="f">
+              <v:shape w14:anchorId="62922BBE" id="Graphic 13" o:spid="_x0000_s1026" style="position:absolute;margin-left:13.8pt;margin-top:8.55pt;width:2.05pt;height:2.05pt;z-index:15736320;visibility:visible;mso-wrap-style:square;mso-wrap-distance-left:0;mso-wrap-distance-top:0;mso-wrap-distance-right:0;mso-wrap-distance-bottom:0;mso-position-horizontal:absolute;mso-position-horizontal-relative:page;mso-position-vertical:absolute;mso-position-vertical-relative:text;v-text-anchor:top" coordsize="26034,26034" o:gfxdata="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" path="m14696,25950r-3442,l9599,25621,,14696,,11254,11254,r3442,l25951,12975r,1721l14696,25950xe" fillcolor="#212121" stroked="f">
                 <v:path arrowok="t"/>
                 <w10:wrap anchorx="page"/>
               </v:shape>
@@ -3212,7 +3205,7 @@
           </mc:Choice>
           <mc:Fallback>
             <w:pict>
-              <v:shape w14:anchorId="2FD4B4E8" id="Graphic 14" o:spid="_x0000_s1026" style="position:absolute;margin-left:13.8pt;margin-top:7.5pt;width:2.05pt;height:2.05pt;z-index:15736832;visibility:visible;mso-wrap-style:square;mso-wrap-distance-left:0;mso-wrap-distance-top:0;mso-wrap-distance-right:0;mso-wrap-distance-bottom:0;mso-position-horizontal:absolute;mso-position-horizontal-relative:page;mso-position-vertical:absolute;mso-position-vertical-relative:text;v-text-anchor:top" coordsize="26034,26034" o:gfxdata="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" path="m14696,25951r-3442,l9599,25621,,14695,,11254,11254,r3442,l25951,12975r,1720l14696,25951xe" fillcolor="#212121" stroked="f">
+              <v:shape w14:anchorId="621C004C" id="Graphic 14" o:spid="_x0000_s1026" style="position:absolute;margin-left:13.8pt;margin-top:7.5pt;width:2.05pt;height:2.05pt;z-index:15736832;visibility:visible;mso-wrap-style:square;mso-wrap-distance-left:0;mso-wrap-distance-top:0;mso-wrap-distance-right:0;mso-wrap-distance-bottom:0;mso-position-horizontal:absolute;mso-position-horizontal-relative:page;mso-position-vertical:absolute;mso-position-vertical-relative:text;v-text-anchor:top" coordsize="26034,26034" o:gfxdata="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" path="m14696,25951r-3442,l9599,25621,,14695,,11254,11254,r3442,l25951,12975r,1720l14696,25951xe" fillcolor="#212121" stroked="f">
                 <v:path arrowok="t"/>
                 <w10:wrap anchorx="page"/>
               </v:shape>
@@ -3313,7 +3306,7 @@
           </mc:Choice>
           <mc:Fallback>
             <w:pict>
-              <v:shape w14:anchorId="3BC31B0F" id="Graphic 15" o:spid="_x0000_s1026" style="position:absolute;margin-left:13.8pt;margin-top:19.75pt;width:2.05pt;height:2.05pt;z-index:15737344;visibility:visible;mso-wrap-style:square;mso-wrap-distance-left:0;mso-wrap-distance-top:0;mso-wrap-distance-right:0;mso-wrap-distance-bottom:0;mso-position-horizontal:absolute;mso-position-horizontal-relative:page;mso-position-vertical:absolute;mso-position-vertical-relative:text;v-text-anchor:top" coordsize="26034,26034" o:gfxdata="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" path="m14696,25950r-3442,l9599,25621,,14695,,11254,11254,r3442,l25951,12975r,1720l14696,25950xe" fillcolor="#212121" stroked="f">
+              <v:shape w14:anchorId="40FE29B3" id="Graphic 15" o:spid="_x0000_s1026" style="position:absolute;margin-left:13.8pt;margin-top:19.75pt;width:2.05pt;height:2.05pt;z-index:15737344;visibility:visible;mso-wrap-style:square;mso-wrap-distance-left:0;mso-wrap-distance-top:0;mso-wrap-distance-right:0;mso-wrap-distance-bottom:0;mso-position-horizontal:absolute;mso-position-horizontal-relative:page;mso-position-vertical:absolute;mso-position-vertical-relative:text;v-text-anchor:top" coordsize="26034,26034" o:gfxdata="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" path="m14696,25950r-3442,l9599,25621,,14695,,11254,11254,r3442,l25951,12975r,1720l14696,25950xe" fillcolor="#212121" stroked="f">
                 <v:path arrowok="t"/>
                 <w10:wrap anchorx="page"/>
               </v:shape>
@@ -3692,7 +3685,7 @@
           </mc:Choice>
           <mc:Fallback>
             <w:pict>
-              <v:shape w14:anchorId="64270956" id="Graphic 16" o:spid="_x0000_s1026" style="position:absolute;margin-left:13.8pt;margin-top:8.05pt;width:2.05pt;height:2.05pt;z-index:251653632;visibility:visible;mso-wrap-style:square;mso-wrap-distance-left:0;mso-wrap-distance-top:0;mso-wrap-distance-right:0;mso-wrap-distance-bottom:0;mso-position-horizontal:absolute;mso-position-horizontal-relative:page;mso-position-vertical:absolute;mso-position-vertical-relative:text;v-text-anchor:top" coordsize="26034,26034" o:gfxdata="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" path="m14696,25950r-3442,l9599,25621,,14696,,11254,11254,r3442,l25951,12975r,1721l14696,25950xe" fillcolor="#212121" stroked="f">
+              <v:shape w14:anchorId="7D5EA756" id="Graphic 16" o:spid="_x0000_s1026" style="position:absolute;margin-left:13.8pt;margin-top:8.05pt;width:2.05pt;height:2.05pt;z-index:251653632;visibility:visible;mso-wrap-style:square;mso-wrap-distance-left:0;mso-wrap-distance-top:0;mso-wrap-distance-right:0;mso-wrap-distance-bottom:0;mso-position-horizontal:absolute;mso-position-horizontal-relative:page;mso-position-vertical:absolute;mso-position-vertical-relative:text;v-text-anchor:top" coordsize="26034,26034" o:gfxdata="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" path="m14696,25950r-3442,l9599,25621,,14696,,11254,11254,r3442,l25951,12975r,1721l14696,25950xe" fillcolor="#212121" stroked="f">
                 <v:path arrowok="t"/>
                 <w10:wrap anchorx="page"/>
               </v:shape>
@@ -3898,7 +3891,7 @@
           </mc:Choice>
           <mc:Fallback>
             <w:pict>
-              <v:shape w14:anchorId="0D7ADC46" id="Graphic 17" o:spid="_x0000_s1026" style="position:absolute;margin-left:13.8pt;margin-top:7.55pt;width:2.05pt;height:2.05pt;z-index:251654656;visibility:visible;mso-wrap-style:square;mso-wrap-distance-left:0;mso-wrap-distance-top:0;mso-wrap-distance-right:0;mso-wrap-distance-bottom:0;mso-position-horizontal:absolute;mso-position-horizontal-relative:page;mso-position-vertical:absolute;mso-position-vertical-relative:text;v-text-anchor:top" coordsize="26034,26034" o:gfxdata="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" path="m14696,25950r-3442,l9599,25621,,14696,,11254,11254,r3442,l25951,12975r,1721l14696,25950xe" fillcolor="#212121" stroked="f">
+              <v:shape w14:anchorId="579C3239" id="Graphic 17" o:spid="_x0000_s1026" style="position:absolute;margin-left:13.8pt;margin-top:7.55pt;width:2.05pt;height:2.05pt;z-index:251654656;visibility:visible;mso-wrap-style:square;mso-wrap-distance-left:0;mso-wrap-distance-top:0;mso-wrap-distance-right:0;mso-wrap-distance-bottom:0;mso-position-horizontal:absolute;mso-position-horizontal-relative:page;mso-position-vertical:absolute;mso-position-vertical-relative:text;v-text-anchor:top" coordsize="26034,26034" o:gfxdata="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" path="m14696,25950r-3442,l9599,25621,,14696,,11254,11254,r3442,l25951,12975r,1721l14696,25950xe" fillcolor="#212121" stroked="f">
                 <v:path arrowok="t"/>
                 <w10:wrap anchorx="page"/>
               </v:shape>
@@ -3999,7 +3992,7 @@
           </mc:Choice>
           <mc:Fallback>
             <w:pict>
-              <v:shape w14:anchorId="2787725E" id="Graphic 18" o:spid="_x0000_s1026" style="position:absolute;margin-left:13.8pt;margin-top:19.8pt;width:2.05pt;height:2.05pt;z-index:251655680;visibility:visible;mso-wrap-style:square;mso-wrap-distance-left:0;mso-wrap-distance-top:0;mso-wrap-distance-right:0;mso-wrap-distance-bottom:0;mso-position-horizontal:absolute;mso-position-horizontal-relative:page;mso-position-vertical:absolute;mso-position-vertical-relative:text;v-text-anchor:top" coordsize="26034,26034" o:gfxdata="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" path="m14696,25950r-3442,l9599,25621,,14696,,11254,11254,r3442,l25951,12975r,1721l14696,25950xe" fillcolor="#212121" stroked="f">
+              <v:shape w14:anchorId="26C0D9F2" id="Graphic 18" o:spid="_x0000_s1026" style="position:absolute;margin-left:13.8pt;margin-top:19.8pt;width:2.05pt;height:2.05pt;z-index:251655680;visibility:visible;mso-wrap-style:square;mso-wrap-distance-left:0;mso-wrap-distance-top:0;mso-wrap-distance-right:0;mso-wrap-distance-bottom:0;mso-position-horizontal:absolute;mso-position-horizontal-relative:page;mso-position-vertical:absolute;mso-position-vertical-relative:text;v-text-anchor:top" coordsize="26034,26034" o:gfxdata="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" path="m14696,25950r-3442,l9599,25621,,14696,,11254,11254,r3442,l25951,12975r,1721l14696,25950xe" fillcolor="#212121" stroked="f">
                 <v:path arrowok="t"/>
                 <w10:wrap anchorx="page"/>
               </v:shape>
@@ -4123,7 +4116,7 @@
           </mc:Choice>
           <mc:Fallback>
             <w:pict>
-              <v:shape w14:anchorId="20D3949A" id="Graphic 19" o:spid="_x0000_s1026" style="position:absolute;margin-left:12.25pt;margin-top:4.45pt;width:587.5pt;height:.55pt;z-index:-15727104;visibility:visible;mso-wrap-style:square;mso-wrap-distance-left:0;mso-wrap-distance-top:0;mso-wrap-distance-right:0;mso-wrap-distance-bottom:0;mso-position-horizontal:absolute;mso-position-horizontal-relative:page;mso-position-vertical:absolute;mso-position-vertical-relative:text;v-text-anchor:top" coordsize="7461250,6985" o:gfxdata="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" path="m7460985,6487l,6487,,,7460985,r,6487xe" fillcolor="#212121" stroked="f">
+              <v:shape w14:anchorId="037649E7" id="Graphic 19" o:spid="_x0000_s1026" style="position:absolute;margin-left:12.25pt;margin-top:4.45pt;width:587.5pt;height:.55pt;z-index:-15727104;visibility:visible;mso-wrap-style:square;mso-wrap-distance-left:0;mso-wrap-distance-top:0;mso-wrap-distance-right:0;mso-wrap-distance-bottom:0;mso-position-horizontal:absolute;mso-position-horizontal-relative:page;mso-position-vertical:absolute;mso-position-vertical-relative:text;v-text-anchor:top" coordsize="7461250,6985" o:gfxdata="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" path="m7460985,6487l,6487,,,7460985,r,6487xe" fillcolor="#212121" stroked="f">
                 <v:path arrowok="t"/>
                 <w10:wrap type="topAndBottom" anchorx="page"/>
               </v:shape>
@@ -4307,7 +4300,7 @@
           </mc:Choice>
           <mc:Fallback>
             <w:pict>
-              <v:shape w14:anchorId="5581541E" id="Graphic 20" o:spid="_x0000_s1026" style="position:absolute;margin-left:13.8pt;margin-top:8.55pt;width:2.05pt;height:2.05pt;z-index:15739392;visibility:visible;mso-wrap-style:square;mso-wrap-distance-left:0;mso-wrap-distance-top:0;mso-wrap-distance-right:0;mso-wrap-distance-bottom:0;mso-position-horizontal:absolute;mso-position-horizontal-relative:page;mso-position-vertical:absolute;mso-position-vertical-relative:text;v-text-anchor:top" coordsize="26034,26034" o:gfxdata="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" path="m14696,25950r-3442,l9599,25621,,14695,,11254,11254,r3442,l25951,12975r,1720l14696,25950xe" fillcolor="#212121" stroked="f">
+              <v:shape w14:anchorId="5622B810" id="Graphic 20" o:spid="_x0000_s1026" style="position:absolute;margin-left:13.8pt;margin-top:8.55pt;width:2.05pt;height:2.05pt;z-index:15739392;visibility:visible;mso-wrap-style:square;mso-wrap-distance-left:0;mso-wrap-distance-top:0;mso-wrap-distance-right:0;mso-wrap-distance-bottom:0;mso-position-horizontal:absolute;mso-position-horizontal-relative:page;mso-position-vertical:absolute;mso-position-vertical-relative:text;v-text-anchor:top" coordsize="26034,26034" o:gfxdata="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" path="m14696,25950r-3442,l9599,25621,,14695,,11254,11254,r3442,l25951,12975r,1720l14696,25950xe" fillcolor="#212121" stroked="f">
                 <v:path arrowok="t"/>
                 <w10:wrap anchorx="page"/>
               </v:shape>
@@ -4408,7 +4401,7 @@
           </mc:Choice>
           <mc:Fallback>
             <w:pict>
-              <v:shape w14:anchorId="6E7BD232" id="Graphic 21" o:spid="_x0000_s1026" style="position:absolute;margin-left:13.8pt;margin-top:20.8pt;width:2.05pt;height:2.05pt;z-index:15739904;visibility:visible;mso-wrap-style:square;mso-wrap-distance-left:0;mso-wrap-distance-top:0;mso-wrap-distance-right:0;mso-wrap-distance-bottom:0;mso-position-horizontal:absolute;mso-position-horizontal-relative:page;mso-position-vertical:absolute;mso-position-vertical-relative:text;v-text-anchor:top" coordsize="26034,26034" o:gfxdata="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" path="m14696,25950r-3442,l9599,25621,,14696,,11254,11254,r3442,l25951,12975r,1721l14696,25950xe" fillcolor="#212121" stroked="f">
+              <v:shape w14:anchorId="1DCB05B6" id="Graphic 21" o:spid="_x0000_s1026" style="position:absolute;margin-left:13.8pt;margin-top:20.8pt;width:2.05pt;height:2.05pt;z-index:15739904;visibility:visible;mso-wrap-style:square;mso-wrap-distance-left:0;mso-wrap-distance-top:0;mso-wrap-distance-right:0;mso-wrap-distance-bottom:0;mso-position-horizontal:absolute;mso-position-horizontal-relative:page;mso-position-vertical:absolute;mso-position-vertical-relative:text;v-text-anchor:top" coordsize="26034,26034" o:gfxdata="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" path="m14696,25950r-3442,l9599,25621,,14696,,11254,11254,r3442,l25951,12975r,1721l14696,25950xe" fillcolor="#212121" stroked="f">
                 <v:path arrowok="t"/>
                 <w10:wrap anchorx="page"/>
               </v:shape>
@@ -4509,7 +4502,7 @@
           </mc:Choice>
           <mc:Fallback>
             <w:pict>
-              <v:shape w14:anchorId="1B45B448" id="Graphic 22" o:spid="_x0000_s1026" style="position:absolute;margin-left:13.8pt;margin-top:33.1pt;width:2.05pt;height:2.05pt;z-index:15740416;visibility:visible;mso-wrap-style:square;mso-wrap-distance-left:0;mso-wrap-distance-top:0;mso-wrap-distance-right:0;mso-wrap-distance-bottom:0;mso-position-horizontal:absolute;mso-position-horizontal-relative:page;mso-position-vertical:absolute;mso-position-vertical-relative:text;v-text-anchor:top" coordsize="26034,26034" o:gfxdata="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" path="m14696,25950r-3442,l9599,25621,,14695,,11254,11254,r3442,l25951,12975r,1720l14696,25950xe" fillcolor="#212121" stroked="f">
+              <v:shape w14:anchorId="6F439EB1" id="Graphic 22" o:spid="_x0000_s1026" style="position:absolute;margin-left:13.8pt;margin-top:33.1pt;width:2.05pt;height:2.05pt;z-index:15740416;visibility:visible;mso-wrap-style:square;mso-wrap-distance-left:0;mso-wrap-distance-top:0;mso-wrap-distance-right:0;mso-wrap-distance-bottom:0;mso-position-horizontal:absolute;mso-position-horizontal-relative:page;mso-position-vertical:absolute;mso-position-vertical-relative:text;v-text-anchor:top" coordsize="26034,26034" o:gfxdata="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" path="m14696,25950r-3442,l9599,25621,,14695,,11254,11254,r3442,l25951,12975r,1720l14696,25950xe" fillcolor="#212121" stroked="f">
                 <v:path arrowok="t"/>
                 <w10:wrap anchorx="page"/>
               </v:shape>
@@ -4773,7 +4766,7 @@
           </mc:Choice>
           <mc:Fallback>
             <w:pict>
-              <v:shape w14:anchorId="099B9592" id="Graphic 20" o:spid="_x0000_s1026" style="position:absolute;margin-left:13.8pt;margin-top:8.55pt;width:2.05pt;height:2.05pt;z-index:487592448;visibility:visible;mso-wrap-style:square;mso-wrap-distance-left:0;mso-wrap-distance-top:0;mso-wrap-distance-right:0;mso-wrap-distance-bottom:0;mso-position-horizontal:absolute;mso-position-horizontal-relative:page;mso-position-vertical:absolute;mso-position-vertical-relative:text;v-text-anchor:top" coordsize="26034,26034" o:gfxdata="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" path="m14696,25950r-3442,l9599,25621,,14695,,11254,11254,r3442,l25951,12975r,1720l14696,25950xe" fillcolor="#212121" stroked="f">
+              <v:shape w14:anchorId="0F34ED91" id="Graphic 20" o:spid="_x0000_s1026" style="position:absolute;margin-left:13.8pt;margin-top:8.55pt;width:2.05pt;height:2.05pt;z-index:487592448;visibility:visible;mso-wrap-style:square;mso-wrap-distance-left:0;mso-wrap-distance-top:0;mso-wrap-distance-right:0;mso-wrap-distance-bottom:0;mso-position-horizontal:absolute;mso-position-horizontal-relative:page;mso-position-vertical:absolute;mso-position-vertical-relative:text;v-text-anchor:top" coordsize="26034,26034" o:gfxdata="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" path="m14696,25950r-3442,l9599,25621,,14695,,11254,11254,r3442,l25951,12975r,1720l14696,25950xe" fillcolor="#212121" stroked="f">
                 <v:path arrowok="t"/>
                 <w10:wrap anchorx="page"/>
               </v:shape>
@@ -4874,7 +4867,7 @@
           </mc:Choice>
           <mc:Fallback>
             <w:pict>
-              <v:shape w14:anchorId="6578C86D" id="Graphic 21" o:spid="_x0000_s1026" style="position:absolute;margin-left:13.8pt;margin-top:20.8pt;width:2.05pt;height:2.05pt;z-index:487593472;visibility:visible;mso-wrap-style:square;mso-wrap-distance-left:0;mso-wrap-distance-top:0;mso-wrap-distance-right:0;mso-wrap-distance-bottom:0;mso-position-horizontal:absolute;mso-position-horizontal-relative:page;mso-position-vertical:absolute;mso-position-vertical-relative:text;v-text-anchor:top" coordsize="26034,26034" o:gfxdata="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" path="m14696,25950r-3442,l9599,25621,,14696,,11254,11254,r3442,l25951,12975r,1721l14696,25950xe" fillcolor="#212121" stroked="f">
+              <v:shape w14:anchorId="4BCD829D" id="Graphic 21" o:spid="_x0000_s1026" style="position:absolute;margin-left:13.8pt;margin-top:20.8pt;width:2.05pt;height:2.05pt;z-index:487593472;visibility:visible;mso-wrap-style:square;mso-wrap-distance-left:0;mso-wrap-distance-top:0;mso-wrap-distance-right:0;mso-wrap-distance-bottom:0;mso-position-horizontal:absolute;mso-position-horizontal-relative:page;mso-position-vertical:absolute;mso-position-vertical-relative:text;v-text-anchor:top" coordsize="26034,26034" o:gfxdata="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" path="m14696,25950r-3442,l9599,25621,,14696,,11254,11254,r3442,l25951,12975r,1721l14696,25950xe" fillcolor="#212121" stroked="f">
                 <v:path arrowok="t"/>
                 <w10:wrap anchorx="page"/>
               </v:shape>
@@ -4975,7 +4968,7 @@
           </mc:Choice>
           <mc:Fallback>
             <w:pict>
-              <v:shape w14:anchorId="27B030A3" id="Graphic 22" o:spid="_x0000_s1026" style="position:absolute;margin-left:13.8pt;margin-top:33.1pt;width:2.05pt;height:2.05pt;z-index:487594496;visibility:visible;mso-wrap-style:square;mso-wrap-distance-left:0;mso-wrap-distance-top:0;mso-wrap-distance-right:0;mso-wrap-distance-bottom:0;mso-position-horizontal:absolute;mso-position-horizontal-relative:page;mso-position-vertical:absolute;mso-position-vertical-relative:text;v-text-anchor:top" coordsize="26034,26034" o:gfxdata="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" path="m14696,25950r-3442,l9599,25621,,14695,,11254,11254,r3442,l25951,12975r,1720l14696,25950xe" fillcolor="#212121" stroked="f">
+              <v:shape w14:anchorId="77B6A0E2" id="Graphic 22" o:spid="_x0000_s1026" style="position:absolute;margin-left:13.8pt;margin-top:33.1pt;width:2.05pt;height:2.05pt;z-index:487594496;visibility:visible;mso-wrap-style:square;mso-wrap-distance-left:0;mso-wrap-distance-top:0;mso-wrap-distance-right:0;mso-wrap-distance-bottom:0;mso-position-horizontal:absolute;mso-position-horizontal-relative:page;mso-position-vertical:absolute;mso-position-vertical-relative:text;v-text-anchor:top" coordsize="26034,26034" o:gfxdata="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" path="m14696,25950r-3442,l9599,25621,,14695,,11254,11254,r3442,l25951,12975r,1720l14696,25950xe" fillcolor="#212121" stroked="f">
                 <v:path arrowok="t"/>
                 <w10:wrap anchorx="page"/>
               </v:shape>
@@ -5286,7 +5279,7 @@
           </mc:Choice>
           <mc:Fallback>
             <w:pict>
-              <v:group w14:anchorId="2D7200B5" id="Group 23" o:spid="_x0000_s1026" style="width:587.5pt;height:.55pt;mso-position-horizontal-relative:char;mso-position-vertical-relative:line" coordsize="74612,69" o:gfxdata="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">
+              <v:group w14:anchorId="6A636555" id="Group 23" o:spid="_x0000_s1026" style="width:587.5pt;height:.55pt;mso-position-horizontal-relative:char;mso-position-vertical-relative:line" coordsize="74612,69" o:gfxdata="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">
                 <v:shape id="Graphic 24" o:spid="_x0000_s1027" style="position:absolute;width:74612;height:69;visibility:visible;mso-wrap-style:square;v-text-anchor:top" coordsize="7461250,6985" o:gfxdata="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" path="m7460985,6487l,6487,,,7460985,r,6487xe" fillcolor="#212121" stroked="f">
                   <v:path arrowok="t"/>
                 </v:shape>
@@ -6134,7 +6127,7 @@
           </mc:Choice>
           <mc:Fallback>
             <w:pict>
-              <v:shape w14:anchorId="26BC34DA" id="Graphic 25" o:spid="_x0000_s1026" style="position:absolute;margin-left:12.25pt;margin-top:3.9pt;width:587.5pt;height:.55pt;z-index:-15726080;visibility:visible;mso-wrap-style:square;mso-wrap-distance-left:0;mso-wrap-distance-top:0;mso-wrap-distance-right:0;mso-wrap-distance-bottom:0;mso-position-horizontal:absolute;mso-position-horizontal-relative:page;mso-position-vertical:absolute;mso-position-vertical-relative:text;v-text-anchor:top" coordsize="7461250,6985" o:gfxdata="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" path="m7460985,6487l,6487,,,7460985,r,6487xe" fillcolor="#212121" stroked="f">
+              <v:shape w14:anchorId="305F5F00" id="Graphic 25" o:spid="_x0000_s1026" style="position:absolute;margin-left:12.25pt;margin-top:3.9pt;width:587.5pt;height:.55pt;z-index:-15726080;visibility:visible;mso-wrap-style:square;mso-wrap-distance-left:0;mso-wrap-distance-top:0;mso-wrap-distance-right:0;mso-wrap-distance-bottom:0;mso-position-horizontal:absolute;mso-position-horizontal-relative:page;mso-position-vertical:absolute;mso-position-vertical-relative:text;v-text-anchor:top" coordsize="7461250,6985" o:gfxdata="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" path="m7460985,6487l,6487,,,7460985,r,6487xe" fillcolor="#212121" stroked="f">
                 <v:path arrowok="t"/>
                 <w10:wrap type="topAndBottom" anchorx="page"/>
               </v:shape>
@@ -7359,6 +7352,7 @@
   <w:style w:type="character" w:default="1" w:styleId="DefaultParagraphFont">
     <w:name w:val="Default Paragraph Font"/>
     <w:uiPriority w:val="1"/>
+    <w:semiHidden/>
     <w:unhideWhenUsed/>
   </w:style>
   <w:style w:type="table" w:default="1" w:styleId="TableNormal">

--- a/Resume-Devavrat-Verma.docx
+++ b/Resume-Devavrat-Verma.docx
@@ -188,7 +188,7 @@
         <mc:AlternateContent>
           <mc:Choice Requires="wps">
             <w:drawing>
-              <wp:anchor distT="0" distB="0" distL="0" distR="0" simplePos="0" relativeHeight="487587840" behindDoc="1" locked="0" layoutInCell="1" allowOverlap="1" wp14:anchorId="6A0C4D79" wp14:editId="7505190F">
+              <wp:anchor distT="0" distB="0" distL="0" distR="0" simplePos="0" relativeHeight="251661824" behindDoc="1" locked="0" layoutInCell="1" allowOverlap="1" wp14:anchorId="6A0C4D79" wp14:editId="1F675B85">
                 <wp:simplePos x="0" y="0"/>
                 <wp:positionH relativeFrom="page">
                   <wp:posOffset>155707</wp:posOffset>
@@ -259,7 +259,7 @@
           </mc:Choice>
           <mc:Fallback>
             <w:pict>
-              <v:shape w14:anchorId="3DE1B8B4" id="Graphic 1" o:spid="_x0000_s1026" style="position:absolute;margin-left:12.25pt;margin-top:4.45pt;width:587.5pt;height:.55pt;z-index:-15728640;visibility:visible;mso-wrap-style:square;mso-wrap-distance-left:0;mso-wrap-distance-top:0;mso-wrap-distance-right:0;mso-wrap-distance-bottom:0;mso-position-horizontal:absolute;mso-position-horizontal-relative:page;mso-position-vertical:absolute;mso-position-vertical-relative:text;v-text-anchor:top" coordsize="7461250,6985" o:gfxdata="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" path="m7460985,6487l,6487,,,7460985,r,6487xe" fillcolor="#212121" stroked="f">
+              <v:shape w14:anchorId="53FA9FC9" id="Graphic 1" o:spid="_x0000_s1026" style="position:absolute;margin-left:12.25pt;margin-top:4.45pt;width:587.5pt;height:.55pt;z-index:-251654656;visibility:visible;mso-wrap-style:square;mso-wrap-distance-left:0;mso-wrap-distance-top:0;mso-wrap-distance-right:0;mso-wrap-distance-bottom:0;mso-position-horizontal:absolute;mso-position-horizontal-relative:page;mso-position-vertical:absolute;mso-position-vertical-relative:text;v-text-anchor:top" coordsize="7461250,6985" o:gfxdata="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" path="m7460985,6487l,6487,,,7460985,r,6487xe" fillcolor="#212121" stroked="f">
                 <v:path arrowok="t"/>
                 <w10:wrap type="topAndBottom" anchorx="page"/>
               </v:shape>
@@ -278,7 +278,19 @@
         <w:rPr>
           <w:color w:val="212121"/>
         </w:rPr>
-        <w:t>Versatile Software Engineer with expertise in Full Stack (MERN) and Android. Strong base in algorithmic problem-solving (LeetCode Knight, 2030+). Passionate</w:t>
+        <w:t>Versatile Software Engineer with expertise in Full Stack (MERN) and A</w:t>
+      </w:r>
+      <w:r>
+        <w:rPr>
+          <w:color w:val="212121"/>
+        </w:rPr>
+        <w:t>I/ML</w:t>
+      </w:r>
+      <w:r>
+        <w:rPr>
+          <w:color w:val="212121"/>
+        </w:rPr>
+        <w:t>. Strong base in algorithmic problem-solving. Passionate</w:t>
       </w:r>
       <w:r>
         <w:rPr>
@@ -346,7 +358,7 @@
         <mc:AlternateContent>
           <mc:Choice Requires="wps">
             <w:drawing>
-              <wp:anchor distT="0" distB="0" distL="0" distR="0" simplePos="0" relativeHeight="487588352" behindDoc="1" locked="0" layoutInCell="1" allowOverlap="1" wp14:anchorId="5F9F4930" wp14:editId="7CC79046">
+              <wp:anchor distT="0" distB="0" distL="0" distR="0" simplePos="0" relativeHeight="251662848" behindDoc="1" locked="0" layoutInCell="1" allowOverlap="1" wp14:anchorId="5F9F4930" wp14:editId="5B2ECB04">
                 <wp:simplePos x="0" y="0"/>
                 <wp:positionH relativeFrom="page">
                   <wp:posOffset>155707</wp:posOffset>
@@ -417,7 +429,7 @@
           </mc:Choice>
           <mc:Fallback>
             <w:pict>
-              <v:shape w14:anchorId="30A4217C" id="Graphic 2" o:spid="_x0000_s1026" style="position:absolute;margin-left:12.25pt;margin-top:4.45pt;width:587.5pt;height:.55pt;z-index:-15728128;visibility:visible;mso-wrap-style:square;mso-wrap-distance-left:0;mso-wrap-distance-top:0;mso-wrap-distance-right:0;mso-wrap-distance-bottom:0;mso-position-horizontal:absolute;mso-position-horizontal-relative:page;mso-position-vertical:absolute;mso-position-vertical-relative:text;v-text-anchor:top" coordsize="7461250,6985" o:gfxdata="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" path="m7460985,6487l,6487,,,7460985,r,6487xe" fillcolor="#212121" stroked="f">
+              <v:shape w14:anchorId="608E47B5" id="Graphic 2" o:spid="_x0000_s1026" style="position:absolute;margin-left:12.25pt;margin-top:4.45pt;width:587.5pt;height:.55pt;z-index:-251653632;visibility:visible;mso-wrap-style:square;mso-wrap-distance-left:0;mso-wrap-distance-top:0;mso-wrap-distance-right:0;mso-wrap-distance-bottom:0;mso-position-horizontal:absolute;mso-position-horizontal-relative:page;mso-position-vertical:absolute;mso-position-vertical-relative:text;v-text-anchor:top" coordsize="7461250,6985" o:gfxdata="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" path="m7460985,6487l,6487,,,7460985,r,6487xe" fillcolor="#212121" stroked="f">
                 <v:path arrowok="t"/>
                 <w10:wrap type="topAndBottom" anchorx="page"/>
               </v:shape>
@@ -522,22 +534,14 @@
           <w:color w:val="212121"/>
           <w:sz w:val="16"/>
         </w:rPr>
-        <w:t>Kotlin,</w:t>
-      </w:r>
-      <w:r>
-        <w:rPr>
-          <w:color w:val="212121"/>
-          <w:spacing w:val="12"/>
-          <w:sz w:val="16"/>
-        </w:rPr>
-        <w:t xml:space="preserve"> </w:t>
-      </w:r>
-      <w:r>
-        <w:rPr>
-          <w:color w:val="212121"/>
-          <w:sz w:val="16"/>
-        </w:rPr>
         <w:t>JavaScript,</w:t>
+      </w:r>
+      <w:r>
+        <w:rPr>
+          <w:color w:val="212121"/>
+          <w:sz w:val="16"/>
+        </w:rPr>
+        <w:t xml:space="preserve"> TypeScript,</w:t>
       </w:r>
       <w:r>
         <w:rPr>
@@ -717,83 +721,7 @@
           <w:color w:val="212121"/>
           <w:sz w:val="16"/>
         </w:rPr>
-        <w:t>Android</w:t>
-      </w:r>
-      <w:r>
-        <w:rPr>
-          <w:color w:val="212121"/>
-          <w:spacing w:val="12"/>
-          <w:sz w:val="16"/>
-        </w:rPr>
-        <w:t xml:space="preserve"> </w:t>
-      </w:r>
-      <w:r>
-        <w:rPr>
-          <w:color w:val="212121"/>
-          <w:sz w:val="16"/>
-        </w:rPr>
-        <w:t>SDK,</w:t>
-      </w:r>
-      <w:r>
-        <w:rPr>
-          <w:color w:val="212121"/>
-          <w:spacing w:val="12"/>
-          <w:sz w:val="16"/>
-        </w:rPr>
-        <w:t xml:space="preserve"> </w:t>
-      </w:r>
-      <w:r>
-        <w:rPr>
-          <w:color w:val="212121"/>
-          <w:sz w:val="16"/>
-        </w:rPr>
-        <w:t>Jetpack</w:t>
-      </w:r>
-      <w:r>
-        <w:rPr>
-          <w:color w:val="212121"/>
-          <w:spacing w:val="12"/>
-          <w:sz w:val="16"/>
-        </w:rPr>
-        <w:t xml:space="preserve"> </w:t>
-      </w:r>
-      <w:r>
-        <w:rPr>
-          <w:color w:val="212121"/>
-          <w:sz w:val="16"/>
-        </w:rPr>
-        <w:t>Compose,</w:t>
-      </w:r>
-      <w:r>
-        <w:rPr>
-          <w:color w:val="212121"/>
-          <w:spacing w:val="12"/>
-          <w:sz w:val="16"/>
-        </w:rPr>
-        <w:t xml:space="preserve"> </w:t>
-      </w:r>
-      <w:r>
-        <w:rPr>
-          <w:color w:val="212121"/>
-          <w:sz w:val="16"/>
-        </w:rPr>
-        <w:t>Scikit-learn,</w:t>
-      </w:r>
-      <w:r>
-        <w:rPr>
-          <w:color w:val="212121"/>
-          <w:spacing w:val="12"/>
-          <w:sz w:val="16"/>
-        </w:rPr>
-        <w:t xml:space="preserve"> </w:t>
-      </w:r>
-      <w:r>
-        <w:rPr>
-          <w:color w:val="212121"/>
-          <w:spacing w:val="-2"/>
-          <w:sz w:val="16"/>
-        </w:rPr>
-        <w:t>Redux</w:t>
+        <w:t>Scikit-learn</w:t>
       </w:r>
     </w:p>
     <w:p>
@@ -921,32 +849,6 @@
         <w:rPr>
           <w:color w:val="212121"/>
         </w:rPr>
-        <w:t>Visual</w:t>
-      </w:r>
-      <w:r>
-        <w:rPr>
-          <w:color w:val="212121"/>
-          <w:spacing w:val="8"/>
-        </w:rPr>
-        <w:t xml:space="preserve"> </w:t>
-      </w:r>
-      <w:r>
-        <w:rPr>
-          <w:color w:val="212121"/>
-        </w:rPr>
-        <w:t>Studio,</w:t>
-      </w:r>
-      <w:r>
-        <w:rPr>
-          <w:color w:val="212121"/>
-          <w:spacing w:val="7"/>
-        </w:rPr>
-        <w:t xml:space="preserve"> </w:t>
-      </w:r>
-      <w:r>
-        <w:rPr>
-          <w:color w:val="212121"/>
-        </w:rPr>
         <w:t>Docker,</w:t>
       </w:r>
       <w:r>
@@ -981,7 +883,7 @@
           <w:color w:val="212121"/>
           <w:spacing w:val="-5"/>
         </w:rPr>
-        <w:t xml:space="preserve"> </w:t>
+        <w:t>, Google Cloud Platform</w:t>
       </w:r>
     </w:p>
     <w:p>
@@ -1021,7 +923,7 @@
         <mc:AlternateContent>
           <mc:Choice Requires="wps">
             <w:drawing>
-              <wp:anchor distT="0" distB="0" distL="0" distR="0" simplePos="0" relativeHeight="487588864" behindDoc="1" locked="0" layoutInCell="1" allowOverlap="1" wp14:anchorId="0EF6C578" wp14:editId="2C023FC5">
+              <wp:anchor distT="0" distB="0" distL="0" distR="0" simplePos="0" relativeHeight="251663872" behindDoc="1" locked="0" layoutInCell="1" allowOverlap="1" wp14:anchorId="0EF6C578" wp14:editId="2D2F4028">
                 <wp:simplePos x="0" y="0"/>
                 <wp:positionH relativeFrom="page">
                   <wp:posOffset>155707</wp:posOffset>
@@ -1092,7 +994,7 @@
           </mc:Choice>
           <mc:Fallback>
             <w:pict>
-              <v:shape w14:anchorId="49D753D2" id="Graphic 3" o:spid="_x0000_s1026" style="position:absolute;margin-left:12.25pt;margin-top:4.45pt;width:587.5pt;height:.55pt;z-index:-15727616;visibility:visible;mso-wrap-style:square;mso-wrap-distance-left:0;mso-wrap-distance-top:0;mso-wrap-distance-right:0;mso-wrap-distance-bottom:0;mso-position-horizontal:absolute;mso-position-horizontal-relative:page;mso-position-vertical:absolute;mso-position-vertical-relative:text;v-text-anchor:top" coordsize="7461250,6985" o:gfxdata="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" path="m7460985,6487l,6487,,,7460985,r,6487xe" fillcolor="#212121" stroked="f">
+              <v:shape w14:anchorId="2FDC9BB1" id="Graphic 3" o:spid="_x0000_s1026" style="position:absolute;margin-left:12.25pt;margin-top:4.45pt;width:587.5pt;height:.55pt;z-index:-251652608;visibility:visible;mso-wrap-style:square;mso-wrap-distance-left:0;mso-wrap-distance-top:0;mso-wrap-distance-right:0;mso-wrap-distance-bottom:0;mso-position-horizontal:absolute;mso-position-horizontal-relative:page;mso-position-vertical:absolute;mso-position-vertical-relative:text;v-text-anchor:top" coordsize="7461250,6985" o:gfxdata="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" path="m7460985,6487l,6487,,,7460985,r,6487xe" fillcolor="#212121" stroked="f">
                 <v:path arrowok="t"/>
                 <w10:wrap type="topAndBottom" anchorx="page"/>
               </v:shape>
@@ -1104,7 +1006,7 @@
     <w:p>
       <w:pPr>
         <w:tabs>
-          <w:tab w:val="left" w:pos="10140"/>
+          <w:tab w:val="left" w:pos="10350"/>
         </w:tabs>
         <w:spacing w:before="115"/>
         <w:ind w:left="245"/>
@@ -1119,46 +1021,25 @@
           <w:color w:val="212121"/>
           <w:sz w:val="16"/>
         </w:rPr>
-        <w:t>Online</w:t>
-      </w:r>
-      <w:r>
-        <w:rPr>
-          <w:rFonts w:ascii="Arial" w:hAnsi="Arial"/>
-          <w:b/>
-          <w:color w:val="212121"/>
-          <w:spacing w:val="9"/>
-          <w:sz w:val="16"/>
-        </w:rPr>
-        <w:t xml:space="preserve"> </w:t>
-      </w:r>
-      <w:r>
-        <w:rPr>
-          <w:rFonts w:ascii="Arial" w:hAnsi="Arial"/>
-          <w:b/>
-          <w:color w:val="212121"/>
-          <w:sz w:val="16"/>
-        </w:rPr>
-        <w:t>Judge</w:t>
-      </w:r>
-      <w:r>
-        <w:rPr>
-          <w:rFonts w:ascii="Arial" w:hAnsi="Arial"/>
-          <w:b/>
-          <w:color w:val="212121"/>
-          <w:spacing w:val="10"/>
-          <w:sz w:val="16"/>
-        </w:rPr>
-        <w:t xml:space="preserve"> </w:t>
-      </w:r>
-      <w:r>
-        <w:rPr>
-          <w:rFonts w:ascii="Arial" w:hAnsi="Arial"/>
-          <w:b/>
-          <w:color w:val="212121"/>
-          <w:spacing w:val="-2"/>
-          <w:sz w:val="16"/>
-        </w:rPr>
-        <w:t>Project</w:t>
+        <w:t>CalNote – AI</w:t>
+      </w:r>
+      <w:r>
+        <w:rPr>
+          <w:rFonts w:ascii="Arial" w:hAnsi="Arial"/>
+          <w:b/>
+          <w:color w:val="212121"/>
+          <w:sz w:val="16"/>
+        </w:rPr>
+        <w:t xml:space="preserve"> </w:t>
+      </w:r>
+      <w:r>
+        <w:rPr>
+          <w:rFonts w:ascii="Arial" w:hAnsi="Arial"/>
+          <w:b/>
+          <w:color w:val="212121"/>
+          <w:sz w:val="16"/>
+        </w:rPr>
+        <w:t>Powered Scheduler</w:t>
       </w:r>
       <w:r>
         <w:rPr>
@@ -1189,7 +1070,14 @@
           <w:color w:val="444444"/>
           <w:sz w:val="16"/>
         </w:rPr>
-        <w:t>2025</w:t>
+        <w:t>202</w:t>
+      </w:r>
+      <w:r>
+        <w:rPr>
+          <w:color w:val="444444"/>
+          <w:sz w:val="16"/>
+        </w:rPr>
+        <w:t>6</w:t>
       </w:r>
       <w:r>
         <w:rPr>
@@ -1219,7 +1107,7 @@
           <w:color w:val="444444"/>
           <w:sz w:val="16"/>
         </w:rPr>
-        <w:t>August</w:t>
+        <w:t>July</w:t>
       </w:r>
       <w:r>
         <w:rPr>
@@ -1235,13 +1123,21 @@
           <w:spacing w:val="-4"/>
           <w:sz w:val="16"/>
         </w:rPr>
-        <w:t>2025</w:t>
+        <w:t>202</w:t>
+      </w:r>
+      <w:r>
+        <w:rPr>
+          <w:color w:val="444444"/>
+          <w:spacing w:val="-4"/>
+          <w:sz w:val="16"/>
+        </w:rPr>
+        <w:t>6</w:t>
       </w:r>
     </w:p>
     <w:p>
       <w:pPr>
         <w:tabs>
-          <w:tab w:val="left" w:pos="9835"/>
+          <w:tab w:val="left" w:pos="8100"/>
         </w:tabs>
         <w:spacing w:before="41"/>
         <w:ind w:left="245"/>
@@ -1304,6 +1200,16 @@
           <w:rFonts w:ascii="Arial"/>
           <w:i/>
           <w:color w:val="212121"/>
+          <w:spacing w:val="-2"/>
+          <w:sz w:val="16"/>
+        </w:rPr>
+        <w:t xml:space="preserve"> + AI Integration</w:t>
+      </w:r>
+      <w:r>
+        <w:rPr>
+          <w:rFonts w:ascii="Arial"/>
+          <w:i/>
+          <w:color w:val="212121"/>
           <w:sz w:val="16"/>
         </w:rPr>
         <w:tab/>
@@ -1334,55 +1240,7 @@
           <w:color w:val="444444"/>
           <w:sz w:val="16"/>
         </w:rPr>
-        <w:t>AI</w:t>
-      </w:r>
-      <w:r>
-        <w:rPr>
-          <w:rFonts w:ascii="Arial"/>
-          <w:i/>
-          <w:color w:val="444444"/>
-          <w:spacing w:val="-1"/>
-          <w:sz w:val="16"/>
-        </w:rPr>
-        <w:t xml:space="preserve"> </w:t>
-      </w:r>
-      <w:r>
-        <w:rPr>
-          <w:rFonts w:ascii="Arial"/>
-          <w:i/>
-          <w:color w:val="444444"/>
-          <w:sz w:val="16"/>
-        </w:rPr>
-        <w:t>APIs,</w:t>
-      </w:r>
-      <w:r>
-        <w:rPr>
-          <w:rFonts w:ascii="Arial"/>
-          <w:i/>
-          <w:color w:val="444444"/>
-          <w:spacing w:val="6"/>
-          <w:sz w:val="16"/>
-        </w:rPr>
-        <w:t xml:space="preserve"> </w:t>
-      </w:r>
-      <w:r>
-        <w:rPr>
-          <w:rFonts w:ascii="Arial"/>
-          <w:i/>
-          <w:color w:val="444444"/>
-          <w:sz w:val="16"/>
-        </w:rPr>
-        <w:t xml:space="preserve">Docker, </w:t>
-      </w:r>
-      <w:r>
-        <w:rPr>
-          <w:rFonts w:ascii="Arial"/>
-          <w:i/>
-          <w:color w:val="444444"/>
-          <w:spacing w:val="-5"/>
-          <w:sz w:val="16"/>
-        </w:rPr>
-        <w:t>AWS</w:t>
+        <w:t>TypeScript, Gemini API, Google Calendar API</w:t>
       </w:r>
     </w:p>
     <w:p>
@@ -1390,6 +1248,9 @@
         <w:pStyle w:val="BodyText"/>
         <w:spacing w:before="84"/>
         <w:ind w:left="429"/>
+        <w:rPr>
+          <w:noProof/>
+        </w:rPr>
       </w:pPr>
       <w:r>
         <w:rPr>
@@ -1398,7 +1259,7 @@
         <mc:AlternateContent>
           <mc:Choice Requires="wps">
             <w:drawing>
-              <wp:anchor distT="0" distB="0" distL="0" distR="0" simplePos="0" relativeHeight="15731712" behindDoc="0" locked="0" layoutInCell="1" allowOverlap="1" wp14:anchorId="6D5544BA" wp14:editId="7B3A7D71">
+              <wp:anchor distT="0" distB="0" distL="0" distR="0" simplePos="0" relativeHeight="251653632" behindDoc="0" locked="0" layoutInCell="1" allowOverlap="1" wp14:anchorId="6D5544BA" wp14:editId="3890450B">
                 <wp:simplePos x="0" y="0"/>
                 <wp:positionH relativeFrom="page">
                   <wp:posOffset>175170</wp:posOffset>
@@ -1484,7 +1345,7 @@
           </mc:Choice>
           <mc:Fallback>
             <w:pict>
-              <v:shape w14:anchorId="3AAB5BA0" id="Graphic 4" o:spid="_x0000_s1026" style="position:absolute;margin-left:13.8pt;margin-top:8.55pt;width:2.05pt;height:2.05pt;z-index:15731712;visibility:visible;mso-wrap-style:square;mso-wrap-distance-left:0;mso-wrap-distance-top:0;mso-wrap-distance-right:0;mso-wrap-distance-bottom:0;mso-position-horizontal:absolute;mso-position-horizontal-relative:page;mso-position-vertical:absolute;mso-position-vertical-relative:text;v-text-anchor:top" coordsize="26034,26034" o:gfxdata="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" path="m14696,25950r-3442,l9599,25621,,14696,,11254,11254,r3442,l25951,12975r,1721l14696,25950xe" fillcolor="#212121" stroked="f">
+              <v:shape w14:anchorId="49671DA7" id="Graphic 4" o:spid="_x0000_s1026" style="position:absolute;margin-left:13.8pt;margin-top:8.55pt;width:2.05pt;height:2.05pt;z-index:251653632;visibility:visible;mso-wrap-style:square;mso-wrap-distance-left:0;mso-wrap-distance-top:0;mso-wrap-distance-right:0;mso-wrap-distance-bottom:0;mso-position-horizontal:absolute;mso-position-horizontal-relative:page;mso-position-vertical:absolute;mso-position-vertical-relative:text;v-text-anchor:top" coordsize="26034,26034" o:gfxdata="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" path="m14696,25950r-3442,l9599,25621,,14696,,11254,11254,r3442,l25951,12975r,1721l14696,25950xe" fillcolor="#212121" stroked="f">
                 <v:path arrowok="t"/>
                 <w10:wrap anchorx="page"/>
               </v:shape>
@@ -1494,166 +1355,16 @@
       </w:r>
       <w:r>
         <w:rPr>
-          <w:color w:val="212121"/>
-        </w:rPr>
-        <w:t>Built</w:t>
-      </w:r>
-      <w:r>
-        <w:rPr>
-          <w:color w:val="212121"/>
-          <w:spacing w:val="9"/>
-        </w:rPr>
-        <w:t xml:space="preserve"> </w:t>
-      </w:r>
-      <w:r>
-        <w:rPr>
-          <w:color w:val="212121"/>
-        </w:rPr>
-        <w:t>and</w:t>
-      </w:r>
-      <w:r>
-        <w:rPr>
-          <w:color w:val="212121"/>
-          <w:spacing w:val="9"/>
-        </w:rPr>
-        <w:t xml:space="preserve"> </w:t>
-      </w:r>
-      <w:r>
-        <w:rPr>
-          <w:color w:val="212121"/>
-        </w:rPr>
-        <w:t>deployed</w:t>
-      </w:r>
-      <w:r>
-        <w:rPr>
-          <w:color w:val="212121"/>
-          <w:spacing w:val="9"/>
-        </w:rPr>
-        <w:t xml:space="preserve"> </w:t>
-      </w:r>
-      <w:r>
-        <w:rPr>
-          <w:color w:val="212121"/>
-        </w:rPr>
-        <w:t>an</w:t>
-      </w:r>
-      <w:r>
-        <w:rPr>
-          <w:color w:val="212121"/>
-          <w:spacing w:val="10"/>
-        </w:rPr>
-        <w:t xml:space="preserve"> </w:t>
-      </w:r>
-      <w:r>
-        <w:rPr>
-          <w:color w:val="212121"/>
-        </w:rPr>
-        <w:t>online</w:t>
-      </w:r>
-      <w:r>
-        <w:rPr>
-          <w:color w:val="212121"/>
-          <w:spacing w:val="9"/>
-        </w:rPr>
-        <w:t xml:space="preserve"> </w:t>
-      </w:r>
-      <w:r>
-        <w:rPr>
-          <w:color w:val="212121"/>
-        </w:rPr>
-        <w:t>coding</w:t>
-      </w:r>
-      <w:r>
-        <w:rPr>
-          <w:color w:val="212121"/>
-          <w:spacing w:val="9"/>
-        </w:rPr>
-        <w:t xml:space="preserve"> </w:t>
-      </w:r>
-      <w:r>
-        <w:rPr>
-          <w:color w:val="212121"/>
-        </w:rPr>
-        <w:t>judge</w:t>
-      </w:r>
-      <w:r>
-        <w:rPr>
-          <w:color w:val="212121"/>
-          <w:spacing w:val="10"/>
-        </w:rPr>
-        <w:t xml:space="preserve"> </w:t>
-      </w:r>
-      <w:r>
-        <w:rPr>
-          <w:color w:val="212121"/>
-        </w:rPr>
-        <w:t>with</w:t>
+          <w:noProof/>
+        </w:rPr>
+        <w:t>Architected a context-aware AI scheduling engine, enabling the system to dynamically route user tasks around live competitive programming contests</w:t>
       </w:r>
       <w:r>
         <w:rPr>
           <w:color w:val="212121"/>
           <w:spacing w:val="-2"/>
         </w:rPr>
-        <w:t xml:space="preserve"> </w:t>
-      </w:r>
-      <w:r>
-        <w:rPr>
-          <w:color w:val="212121"/>
-        </w:rPr>
-        <w:t>AI-powered</w:t>
-      </w:r>
-      <w:r>
-        <w:rPr>
-          <w:color w:val="212121"/>
-          <w:spacing w:val="10"/>
-        </w:rPr>
-        <w:t xml:space="preserve"> </w:t>
-      </w:r>
-      <w:r>
-        <w:rPr>
-          <w:color w:val="212121"/>
-        </w:rPr>
-        <w:t>feedback</w:t>
-      </w:r>
-      <w:r>
-        <w:rPr>
-          <w:color w:val="212121"/>
-          <w:spacing w:val="9"/>
-        </w:rPr>
-        <w:t xml:space="preserve"> </w:t>
-      </w:r>
-      <w:r>
-        <w:rPr>
-          <w:color w:val="212121"/>
-        </w:rPr>
-        <w:t>and</w:t>
-      </w:r>
-      <w:r>
-        <w:rPr>
-          <w:color w:val="212121"/>
-          <w:spacing w:val="9"/>
-        </w:rPr>
-        <w:t xml:space="preserve"> </w:t>
-      </w:r>
-      <w:r>
-        <w:rPr>
-          <w:color w:val="212121"/>
-        </w:rPr>
-        <w:t>multi-language</w:t>
-      </w:r>
-      <w:r>
-        <w:rPr>
-          <w:color w:val="212121"/>
-          <w:spacing w:val="10"/>
-        </w:rPr>
-        <w:t xml:space="preserve"> </w:t>
-      </w:r>
-      <w:r>
-        <w:rPr>
-          <w:color w:val="212121"/>
-          <w:spacing w:val="-2"/>
-        </w:rPr>
-        <w:t>execution.</w:t>
+        <w:t>.</w:t>
       </w:r>
     </w:p>
     <w:p>
@@ -1661,6 +1372,9 @@
         <w:pStyle w:val="BodyText"/>
         <w:spacing w:line="312" w:lineRule="auto"/>
         <w:ind w:left="429" w:right="2771"/>
+        <w:rPr>
+          <w:color w:val="212121"/>
+        </w:rPr>
       </w:pPr>
       <w:r>
         <w:rPr>
@@ -1669,7 +1383,7 @@
         <mc:AlternateContent>
           <mc:Choice Requires="wps">
             <w:drawing>
-              <wp:anchor distT="0" distB="0" distL="0" distR="0" simplePos="0" relativeHeight="15732224" behindDoc="0" locked="0" layoutInCell="1" allowOverlap="1" wp14:anchorId="0DEB4B38" wp14:editId="16B15DDE">
+              <wp:anchor distT="0" distB="0" distL="0" distR="0" simplePos="0" relativeHeight="251655680" behindDoc="0" locked="0" layoutInCell="1" allowOverlap="1" wp14:anchorId="0DEB4B38" wp14:editId="16B15DDE">
                 <wp:simplePos x="0" y="0"/>
                 <wp:positionH relativeFrom="page">
                   <wp:posOffset>175170</wp:posOffset>
@@ -1755,7 +1469,7 @@
           </mc:Choice>
           <mc:Fallback>
             <w:pict>
-              <v:shape w14:anchorId="142DBBF0" id="Graphic 5" o:spid="_x0000_s1026" style="position:absolute;margin-left:13.8pt;margin-top:7.55pt;width:2.05pt;height:2.05pt;z-index:15732224;visibility:visible;mso-wrap-style:square;mso-wrap-distance-left:0;mso-wrap-distance-top:0;mso-wrap-distance-right:0;mso-wrap-distance-bottom:0;mso-position-horizontal:absolute;mso-position-horizontal-relative:page;mso-position-vertical:absolute;mso-position-vertical-relative:text;v-text-anchor:top" coordsize="26034,26034" o:gfxdata="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" path="m14696,25951r-3442,l9599,25621,,14696,,11254,11254,r3442,l25951,12975r,1721l14696,25951xe" fillcolor="#212121" stroked="f">
+              <v:shape w14:anchorId="4C82F692" id="Graphic 5" o:spid="_x0000_s1026" style="position:absolute;margin-left:13.8pt;margin-top:7.55pt;width:2.05pt;height:2.05pt;z-index:251655680;visibility:visible;mso-wrap-style:square;mso-wrap-distance-left:0;mso-wrap-distance-top:0;mso-wrap-distance-right:0;mso-wrap-distance-bottom:0;mso-position-horizontal:absolute;mso-position-horizontal-relative:page;mso-position-vertical:absolute;mso-position-vertical-relative:text;v-text-anchor:top" coordsize="26034,26034" o:gfxdata="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" path="m14696,25951r-3442,l9599,25621,,14696,,11254,11254,r3442,l25951,12975r,1721l14696,25951xe" fillcolor="#212121" stroked="f">
                 <v:path arrowok="t"/>
                 <w10:wrap anchorx="page"/>
               </v:shape>
@@ -1770,7 +1484,7 @@
         <mc:AlternateContent>
           <mc:Choice Requires="wps">
             <w:drawing>
-              <wp:anchor distT="0" distB="0" distL="0" distR="0" simplePos="0" relativeHeight="15732736" behindDoc="0" locked="0" layoutInCell="1" allowOverlap="1" wp14:anchorId="2D6ABBCE" wp14:editId="72B3A37A">
+              <wp:anchor distT="0" distB="0" distL="0" distR="0" simplePos="0" relativeHeight="251659776" behindDoc="0" locked="0" layoutInCell="1" allowOverlap="1" wp14:anchorId="2D6ABBCE" wp14:editId="11B58C58">
                 <wp:simplePos x="0" y="0"/>
                 <wp:positionH relativeFrom="page">
                   <wp:posOffset>175170</wp:posOffset>
@@ -1856,7 +1570,7 @@
           </mc:Choice>
           <mc:Fallback>
             <w:pict>
-              <v:shape w14:anchorId="6BF78C1A" id="Graphic 6" o:spid="_x0000_s1026" style="position:absolute;margin-left:13.8pt;margin-top:19.3pt;width:2.05pt;height:2.05pt;z-index:15732736;visibility:visible;mso-wrap-style:square;mso-wrap-distance-left:0;mso-wrap-distance-top:0;mso-wrap-distance-right:0;mso-wrap-distance-bottom:0;mso-position-horizontal:absolute;mso-position-horizontal-relative:page;mso-position-vertical:absolute;mso-position-vertical-relative:text;v-text-anchor:top" coordsize="26034,26034" o:gfxdata="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" path="m14696,25951r-3442,l9599,25621,,14696,,11254,11254,r3442,l25951,12975r,1721l14696,25951xe" fillcolor="#212121" stroked="f">
+              <v:shape w14:anchorId="08940DE6" id="Graphic 6" o:spid="_x0000_s1026" style="position:absolute;margin-left:13.8pt;margin-top:19.3pt;width:2.05pt;height:2.05pt;z-index:251659776;visibility:visible;mso-wrap-style:square;mso-wrap-distance-left:0;mso-wrap-distance-top:0;mso-wrap-distance-right:0;mso-wrap-distance-bottom:0;mso-position-horizontal:absolute;mso-position-horizontal-relative:page;mso-position-vertical:absolute;mso-position-vertical-relative:text;v-text-anchor:top" coordsize="26034,26034" o:gfxdata="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" path="m14696,25951r-3442,l9599,25621,,14696,,11254,11254,r3442,l25951,12975r,1721l14696,25951xe" fillcolor="#212121" stroked="f">
                 <v:path arrowok="t"/>
                 <w10:wrap anchorx="page"/>
               </v:shape>
@@ -1866,28 +1580,63 @@
       </w:r>
       <w:r>
         <w:rPr>
-          <w:color w:val="212121"/>
-        </w:rPr>
-        <w:t>Implemented Docker sandboxing (resource limits), Node.js/Express REST</w:t>
-      </w:r>
-      <w:r>
-        <w:rPr>
-          <w:color w:val="212121"/>
-          <w:spacing w:val="-3"/>
-        </w:rPr>
-        <w:t xml:space="preserve"> </w:t>
-      </w:r>
-      <w:r>
-        <w:rPr>
-          <w:color w:val="212121"/>
-        </w:rPr>
-        <w:t>APIs, AI API integration; deployed on AWS. Launched secure submission pipeline to enable scalable, AI-driven learning.</w:t>
+          <w:noProof/>
+        </w:rPr>
+        <w:t>Implemented the Strategy Design Pattern</w:t>
+      </w:r>
+      <w:r>
+        <w:rPr>
+          <w:noProof/>
+        </w:rPr>
+        <w:t xml:space="preserve"> </w:t>
+      </w:r>
+      <w:r>
+        <w:rPr>
+          <w:noProof/>
+        </w:rPr>
+        <w:t>to seamlessly toggle between multiple LLM providers</w:t>
+      </w:r>
+      <w:r>
+        <w:rPr>
+          <w:color w:val="212121"/>
+        </w:rPr>
+        <w:t xml:space="preserve">. </w:t>
+      </w:r>
+      <w:r>
+        <w:rPr>
+          <w:color w:val="212121"/>
+        </w:rPr>
+        <w:br/>
+      </w:r>
+      <w:r>
+        <w:rPr>
+          <w:color w:val="212121"/>
+        </w:rPr>
+        <w:t xml:space="preserve">Engineered automated background scrapers to aggregate external contest data, </w:t>
+      </w:r>
+      <w:r>
+        <w:rPr>
+          <w:color w:val="212121"/>
+        </w:rPr>
+        <w:t>synchronized</w:t>
+      </w:r>
+      <w:r>
+        <w:rPr>
+          <w:color w:val="212121"/>
+        </w:rPr>
+        <w:t xml:space="preserve"> with bidirectional Calendar</w:t>
+      </w:r>
+      <w:r>
+        <w:rPr>
+          <w:color w:val="212121"/>
+        </w:rPr>
+        <w:t>.</w:t>
       </w:r>
     </w:p>
     <w:p>
       <w:pPr>
         <w:tabs>
-          <w:tab w:val="left" w:pos="10331"/>
+          <w:tab w:val="left" w:pos="10080"/>
         </w:tabs>
         <w:spacing w:before="130"/>
         <w:ind w:left="245"/>
@@ -1902,84 +1651,7 @@
           <w:color w:val="212121"/>
           <w:sz w:val="16"/>
         </w:rPr>
-        <w:t>PocketPages</w:t>
-      </w:r>
-      <w:r>
-        <w:rPr>
-          <w:rFonts w:ascii="Arial" w:hAnsi="Arial"/>
-          <w:b/>
-          <w:color w:val="212121"/>
-          <w:spacing w:val="11"/>
-          <w:sz w:val="16"/>
-        </w:rPr>
-        <w:t xml:space="preserve"> </w:t>
-      </w:r>
-      <w:r>
-        <w:rPr>
-          <w:rFonts w:ascii="Arial" w:hAnsi="Arial"/>
-          <w:b/>
-          <w:color w:val="212121"/>
-          <w:sz w:val="16"/>
-        </w:rPr>
-        <w:t>—</w:t>
-      </w:r>
-      <w:r>
-        <w:rPr>
-          <w:rFonts w:ascii="Arial" w:hAnsi="Arial"/>
-          <w:b/>
-          <w:color w:val="212121"/>
-          <w:spacing w:val="12"/>
-          <w:sz w:val="16"/>
-        </w:rPr>
-        <w:t xml:space="preserve"> </w:t>
-      </w:r>
-      <w:r>
-        <w:rPr>
-          <w:rFonts w:ascii="Arial" w:hAnsi="Arial"/>
-          <w:b/>
-          <w:color w:val="212121"/>
-          <w:sz w:val="16"/>
-        </w:rPr>
-        <w:t>Notes</w:t>
-      </w:r>
-      <w:r>
-        <w:rPr>
-          <w:rFonts w:ascii="Arial" w:hAnsi="Arial"/>
-          <w:b/>
-          <w:color w:val="212121"/>
-          <w:spacing w:val="5"/>
-          <w:sz w:val="16"/>
-        </w:rPr>
-        <w:t xml:space="preserve"> </w:t>
-      </w:r>
-      <w:r>
-        <w:rPr>
-          <w:rFonts w:ascii="Arial" w:hAnsi="Arial"/>
-          <w:b/>
-          <w:color w:val="212121"/>
-          <w:sz w:val="16"/>
-        </w:rPr>
-        <w:t>Android</w:t>
-      </w:r>
-      <w:r>
-        <w:rPr>
-          <w:rFonts w:ascii="Arial" w:hAnsi="Arial"/>
-          <w:b/>
-          <w:color w:val="212121"/>
-          <w:spacing w:val="4"/>
-          <w:sz w:val="16"/>
-        </w:rPr>
-        <w:t xml:space="preserve"> </w:t>
-      </w:r>
-      <w:r>
-        <w:rPr>
-          <w:rFonts w:ascii="Arial" w:hAnsi="Arial"/>
-          <w:b/>
-          <w:color w:val="212121"/>
-          <w:spacing w:val="-5"/>
-          <w:sz w:val="16"/>
-        </w:rPr>
-        <w:t>App</w:t>
+        <w:t>Online Judge Project</w:t>
       </w:r>
       <w:r>
         <w:rPr>
@@ -1995,7 +1667,7 @@
           <w:color w:val="444444"/>
           <w:sz w:val="16"/>
         </w:rPr>
-        <w:t>May</w:t>
+        <w:t>June</w:t>
       </w:r>
       <w:r>
         <w:rPr>
@@ -2040,7 +1712,7 @@
           <w:color w:val="444444"/>
           <w:sz w:val="16"/>
         </w:rPr>
-        <w:t>June</w:t>
+        <w:t>August</w:t>
       </w:r>
       <w:r>
         <w:rPr>
@@ -2062,7 +1734,7 @@
     <w:p>
       <w:pPr>
         <w:tabs>
-          <w:tab w:val="left" w:pos="9605"/>
+          <w:tab w:val="left" w:pos="9810"/>
         </w:tabs>
         <w:spacing w:before="41"/>
         <w:ind w:left="245"/>
@@ -2079,7 +1751,7 @@
           <w:color w:val="212121"/>
           <w:sz w:val="16"/>
         </w:rPr>
-        <w:t>Android</w:t>
+        <w:t>Full Stack</w:t>
       </w:r>
       <w:r>
         <w:rPr>
@@ -2106,6 +1778,16 @@
           <w:rFonts w:ascii="Arial"/>
           <w:i/>
           <w:color w:val="212121"/>
+          <w:spacing w:val="-2"/>
+          <w:sz w:val="16"/>
+        </w:rPr>
+        <w:t xml:space="preserve"> MERN</w:t>
+      </w:r>
+      <w:r>
+        <w:rPr>
+          <w:rFonts w:ascii="Arial"/>
+          <w:i/>
+          <w:color w:val="212121"/>
           <w:sz w:val="16"/>
         </w:rPr>
         <w:tab/>
@@ -2117,65 +1799,74 @@
           <w:color w:val="444444"/>
           <w:sz w:val="16"/>
         </w:rPr>
-        <w:t>Kotlin,</w:t>
-      </w:r>
-      <w:r>
-        <w:rPr>
-          <w:rFonts w:ascii="Arial"/>
-          <w:i/>
-          <w:color w:val="444444"/>
-          <w:spacing w:val="11"/>
-          <w:sz w:val="16"/>
-        </w:rPr>
-        <w:t xml:space="preserve"> </w:t>
-      </w:r>
-      <w:r>
-        <w:rPr>
-          <w:rFonts w:ascii="Arial"/>
-          <w:i/>
-          <w:color w:val="444444"/>
-          <w:sz w:val="16"/>
-        </w:rPr>
-        <w:t>Jetpack</w:t>
-      </w:r>
-      <w:r>
-        <w:rPr>
-          <w:rFonts w:ascii="Arial"/>
-          <w:i/>
-          <w:color w:val="444444"/>
-          <w:spacing w:val="12"/>
-          <w:sz w:val="16"/>
-        </w:rPr>
-        <w:t xml:space="preserve"> </w:t>
-      </w:r>
-      <w:r>
-        <w:rPr>
-          <w:rFonts w:ascii="Arial"/>
-          <w:i/>
-          <w:color w:val="444444"/>
-          <w:sz w:val="16"/>
-        </w:rPr>
-        <w:t>Compose,</w:t>
-      </w:r>
-      <w:r>
-        <w:rPr>
-          <w:rFonts w:ascii="Arial"/>
-          <w:i/>
-          <w:color w:val="444444"/>
-          <w:spacing w:val="11"/>
-          <w:sz w:val="16"/>
-        </w:rPr>
-        <w:t xml:space="preserve"> </w:t>
-      </w:r>
-      <w:r>
-        <w:rPr>
-          <w:rFonts w:ascii="Arial"/>
-          <w:i/>
-          <w:color w:val="444444"/>
-          <w:spacing w:val="-4"/>
-          <w:sz w:val="16"/>
-        </w:rPr>
-        <w:t>MVVM</w:t>
+        <w:t>MERN,</w:t>
+      </w:r>
+      <w:r>
+        <w:rPr>
+          <w:rFonts w:ascii="Arial"/>
+          <w:i/>
+          <w:color w:val="444444"/>
+          <w:spacing w:val="-1"/>
+          <w:sz w:val="16"/>
+        </w:rPr>
+        <w:t xml:space="preserve"> </w:t>
+      </w:r>
+      <w:r>
+        <w:rPr>
+          <w:rFonts w:ascii="Arial"/>
+          <w:i/>
+          <w:color w:val="444444"/>
+          <w:sz w:val="16"/>
+        </w:rPr>
+        <w:t>AI</w:t>
+      </w:r>
+      <w:r>
+        <w:rPr>
+          <w:rFonts w:ascii="Arial"/>
+          <w:i/>
+          <w:color w:val="444444"/>
+          <w:spacing w:val="-1"/>
+          <w:sz w:val="16"/>
+        </w:rPr>
+        <w:t xml:space="preserve"> </w:t>
+      </w:r>
+      <w:r>
+        <w:rPr>
+          <w:rFonts w:ascii="Arial"/>
+          <w:i/>
+          <w:color w:val="444444"/>
+          <w:sz w:val="16"/>
+        </w:rPr>
+        <w:t>APIs,</w:t>
+      </w:r>
+      <w:r>
+        <w:rPr>
+          <w:rFonts w:ascii="Arial"/>
+          <w:i/>
+          <w:color w:val="444444"/>
+          <w:spacing w:val="6"/>
+          <w:sz w:val="16"/>
+        </w:rPr>
+        <w:t xml:space="preserve"> </w:t>
+      </w:r>
+      <w:r>
+        <w:rPr>
+          <w:rFonts w:ascii="Arial"/>
+          <w:i/>
+          <w:color w:val="444444"/>
+          <w:sz w:val="16"/>
+        </w:rPr>
+        <w:t xml:space="preserve">Docker, </w:t>
+      </w:r>
+      <w:r>
+        <w:rPr>
+          <w:rFonts w:ascii="Arial"/>
+          <w:i/>
+          <w:color w:val="444444"/>
+          <w:spacing w:val="-5"/>
+          <w:sz w:val="16"/>
+        </w:rPr>
+        <w:t>AWS</w:t>
       </w:r>
     </w:p>
     <w:p>
@@ -2191,7 +1882,7 @@
         <mc:AlternateContent>
           <mc:Choice Requires="wps">
             <w:drawing>
-              <wp:anchor distT="0" distB="0" distL="0" distR="0" simplePos="0" relativeHeight="15733248" behindDoc="0" locked="0" layoutInCell="1" allowOverlap="1" wp14:anchorId="709370C2" wp14:editId="6359C2FA">
+              <wp:anchor distT="0" distB="0" distL="0" distR="0" simplePos="0" relativeHeight="251660800" behindDoc="0" locked="0" layoutInCell="1" allowOverlap="1" wp14:anchorId="709370C2" wp14:editId="7CD5D22C">
                 <wp:simplePos x="0" y="0"/>
                 <wp:positionH relativeFrom="page">
                   <wp:posOffset>175170</wp:posOffset>
@@ -2277,7 +1968,7 @@
           </mc:Choice>
           <mc:Fallback>
             <w:pict>
-              <v:shape w14:anchorId="40075030" id="Graphic 7" o:spid="_x0000_s1026" style="position:absolute;margin-left:13.8pt;margin-top:8.5pt;width:2.05pt;height:2.05pt;z-index:15733248;visibility:visible;mso-wrap-style:square;mso-wrap-distance-left:0;mso-wrap-distance-top:0;mso-wrap-distance-right:0;mso-wrap-distance-bottom:0;mso-position-horizontal:absolute;mso-position-horizontal-relative:page;mso-position-vertical:absolute;mso-position-vertical-relative:text;v-text-anchor:top" coordsize="26034,26034" o:gfxdata="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" path="m14696,25950r-3442,l9599,25621,,14696,,11254,11254,r3442,l25951,12975r,1721l14696,25950xe" fillcolor="#212121" stroked="f">
+              <v:shape w14:anchorId="3D7D7DD8" id="Graphic 7" o:spid="_x0000_s1026" style="position:absolute;margin-left:13.8pt;margin-top:8.5pt;width:2.05pt;height:2.05pt;z-index:251660800;visibility:visible;mso-wrap-style:square;mso-wrap-distance-left:0;mso-wrap-distance-top:0;mso-wrap-distance-right:0;mso-wrap-distance-bottom:0;mso-position-horizontal:absolute;mso-position-horizontal-relative:page;mso-position-vertical:absolute;mso-position-vertical-relative:text;v-text-anchor:top" coordsize="26034,26034" o:gfxdata="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" path="m14696,25950r-3442,l9599,25621,,14696,,11254,11254,r3442,l25951,12975r,1721l14696,25950xe" fillcolor="#212121" stroked="f">
                 <v:path arrowok="t"/>
                 <w10:wrap anchorx="page"/>
               </v:shape>
@@ -2289,7 +1980,7 @@
         <w:rPr>
           <w:color w:val="212121"/>
         </w:rPr>
-        <w:t>Developed</w:t>
+        <w:t>Built</w:t>
       </w:r>
       <w:r>
         <w:rPr>
@@ -2302,6 +1993,32 @@
         <w:rPr>
           <w:color w:val="212121"/>
         </w:rPr>
+        <w:t>and</w:t>
+      </w:r>
+      <w:r>
+        <w:rPr>
+          <w:color w:val="212121"/>
+          <w:spacing w:val="9"/>
+        </w:rPr>
+        <w:t xml:space="preserve"> </w:t>
+      </w:r>
+      <w:r>
+        <w:rPr>
+          <w:color w:val="212121"/>
+        </w:rPr>
+        <w:t>deployed</w:t>
+      </w:r>
+      <w:r>
+        <w:rPr>
+          <w:color w:val="212121"/>
+          <w:spacing w:val="9"/>
+        </w:rPr>
+        <w:t xml:space="preserve"> </w:t>
+      </w:r>
+      <w:r>
+        <w:rPr>
+          <w:color w:val="212121"/>
+        </w:rPr>
         <w:t>an</w:t>
       </w:r>
       <w:r>
@@ -2315,7 +2032,33 @@
         <w:rPr>
           <w:color w:val="212121"/>
         </w:rPr>
-        <w:t>offline-first</w:t>
+        <w:t>online</w:t>
+      </w:r>
+      <w:r>
+        <w:rPr>
+          <w:color w:val="212121"/>
+          <w:spacing w:val="9"/>
+        </w:rPr>
+        <w:t xml:space="preserve"> </w:t>
+      </w:r>
+      <w:r>
+        <w:rPr>
+          <w:color w:val="212121"/>
+        </w:rPr>
+        <w:t>coding</w:t>
+      </w:r>
+      <w:r>
+        <w:rPr>
+          <w:color w:val="212121"/>
+          <w:spacing w:val="9"/>
+        </w:rPr>
+        <w:t xml:space="preserve"> </w:t>
+      </w:r>
+      <w:r>
+        <w:rPr>
+          <w:color w:val="212121"/>
+        </w:rPr>
+        <w:t>judge</w:t>
       </w:r>
       <w:r>
         <w:rPr>
@@ -2328,7 +2071,20 @@
         <w:rPr>
           <w:color w:val="212121"/>
         </w:rPr>
-        <w:t>note-taking</w:t>
+        <w:t>with</w:t>
+      </w:r>
+      <w:r>
+        <w:rPr>
+          <w:color w:val="212121"/>
+          <w:spacing w:val="-2"/>
+        </w:rPr>
+        <w:t xml:space="preserve"> </w:t>
+      </w:r>
+      <w:r>
+        <w:rPr>
+          <w:color w:val="212121"/>
+        </w:rPr>
+        <w:t>AI-powered</w:t>
       </w:r>
       <w:r>
         <w:rPr>
@@ -2341,7 +2097,7 @@
         <w:rPr>
           <w:color w:val="212121"/>
         </w:rPr>
-        <w:t>app</w:t>
+        <w:t>feedback</w:t>
       </w:r>
       <w:r>
         <w:rPr>
@@ -2354,7 +2110,20 @@
         <w:rPr>
           <w:color w:val="212121"/>
         </w:rPr>
-        <w:t>with</w:t>
+        <w:t>and</w:t>
+      </w:r>
+      <w:r>
+        <w:rPr>
+          <w:color w:val="212121"/>
+          <w:spacing w:val="9"/>
+        </w:rPr>
+        <w:t xml:space="preserve"> </w:t>
+      </w:r>
+      <w:r>
+        <w:rPr>
+          <w:color w:val="212121"/>
+        </w:rPr>
+        <w:t>multi-language</w:t>
       </w:r>
       <w:r>
         <w:rPr>
@@ -2366,55 +2135,23 @@
       <w:r>
         <w:rPr>
           <w:color w:val="212121"/>
-        </w:rPr>
-        <w:t>authentication</w:t>
-      </w:r>
-      <w:r>
-        <w:rPr>
-          <w:color w:val="212121"/>
-          <w:spacing w:val="10"/>
-        </w:rPr>
-        <w:t xml:space="preserve"> </w:t>
-      </w:r>
-      <w:r>
-        <w:rPr>
-          <w:color w:val="212121"/>
-        </w:rPr>
-        <w:t>and</w:t>
-      </w:r>
-      <w:r>
-        <w:rPr>
-          <w:color w:val="212121"/>
-          <w:spacing w:val="10"/>
-        </w:rPr>
-        <w:t xml:space="preserve"> </w:t>
-      </w:r>
-      <w:r>
-        <w:rPr>
-          <w:color w:val="212121"/>
-        </w:rPr>
-        <w:t>polished</w:t>
-      </w:r>
-      <w:r>
-        <w:rPr>
-          <w:color w:val="212121"/>
-          <w:spacing w:val="9"/>
-        </w:rPr>
-        <w:t xml:space="preserve"> </w:t>
+          <w:spacing w:val="-2"/>
+        </w:rPr>
+        <w:t>execution</w:t>
       </w:r>
       <w:r>
         <w:rPr>
           <w:color w:val="212121"/>
           <w:spacing w:val="-5"/>
         </w:rPr>
-        <w:t>UI.</w:t>
+        <w:t>.</w:t>
       </w:r>
     </w:p>
     <w:p>
       <w:pPr>
         <w:pStyle w:val="BodyText"/>
         <w:spacing w:line="324" w:lineRule="auto"/>
-        <w:ind w:left="429" w:right="5276"/>
+        <w:ind w:left="429" w:right="3420"/>
       </w:pPr>
       <w:r>
         <w:rPr>
@@ -2423,7 +2160,7 @@
         <mc:AlternateContent>
           <mc:Choice Requires="wps">
             <w:drawing>
-              <wp:anchor distT="0" distB="0" distL="0" distR="0" simplePos="0" relativeHeight="15733760" behindDoc="0" locked="0" layoutInCell="1" allowOverlap="1" wp14:anchorId="0599DE72" wp14:editId="7AF764EC">
+              <wp:anchor distT="0" distB="0" distL="0" distR="0" simplePos="0" relativeHeight="251661824" behindDoc="0" locked="0" layoutInCell="1" allowOverlap="1" wp14:anchorId="0599DE72" wp14:editId="31ECE9C1">
                 <wp:simplePos x="0" y="0"/>
                 <wp:positionH relativeFrom="page">
                   <wp:posOffset>175170</wp:posOffset>
@@ -2509,7 +2246,7 @@
           </mc:Choice>
           <mc:Fallback>
             <w:pict>
-              <v:shape w14:anchorId="61DD4546" id="Graphic 8" o:spid="_x0000_s1026" style="position:absolute;margin-left:13.8pt;margin-top:7.5pt;width:2.05pt;height:2.05pt;z-index:15733760;visibility:visible;mso-wrap-style:square;mso-wrap-distance-left:0;mso-wrap-distance-top:0;mso-wrap-distance-right:0;mso-wrap-distance-bottom:0;mso-position-horizontal:absolute;mso-position-horizontal-relative:page;mso-position-vertical:absolute;mso-position-vertical-relative:text;v-text-anchor:top" coordsize="26034,26034" o:gfxdata="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" path="m14696,25950r-3442,l9599,25621,,14696,,11254,11254,r3442,l25951,12975r,1721l14696,25950xe" fillcolor="#212121" stroked="f">
+              <v:shape w14:anchorId="525DE1E1" id="Graphic 8" o:spid="_x0000_s1026" style="position:absolute;margin-left:13.8pt;margin-top:7.5pt;width:2.05pt;height:2.05pt;z-index:251661824;visibility:visible;mso-wrap-style:square;mso-wrap-distance-left:0;mso-wrap-distance-top:0;mso-wrap-distance-right:0;mso-wrap-distance-bottom:0;mso-position-horizontal:absolute;mso-position-horizontal-relative:page;mso-position-vertical:absolute;mso-position-vertical-relative:text;v-text-anchor:top" coordsize="26034,26034" o:gfxdata="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" path="m14696,25950r-3442,l9599,25621,,14696,,11254,11254,r3442,l25951,12975r,1721l14696,25950xe" fillcolor="#212121" stroked="f">
                 <v:path arrowok="t"/>
                 <w10:wrap anchorx="page"/>
               </v:shape>
@@ -2524,7 +2261,7 @@
         <mc:AlternateContent>
           <mc:Choice Requires="wps">
             <w:drawing>
-              <wp:anchor distT="0" distB="0" distL="0" distR="0" simplePos="0" relativeHeight="15734272" behindDoc="0" locked="0" layoutInCell="1" allowOverlap="1" wp14:anchorId="7FE7A3B2" wp14:editId="747FEE81">
+              <wp:anchor distT="0" distB="0" distL="0" distR="0" simplePos="0" relativeHeight="251662848" behindDoc="0" locked="0" layoutInCell="1" allowOverlap="1" wp14:anchorId="7FE7A3B2" wp14:editId="68D0700C">
                 <wp:simplePos x="0" y="0"/>
                 <wp:positionH relativeFrom="page">
                   <wp:posOffset>175170</wp:posOffset>
@@ -2610,7 +2347,7 @@
           </mc:Choice>
           <mc:Fallback>
             <w:pict>
-              <v:shape w14:anchorId="138757A4" id="Graphic 9" o:spid="_x0000_s1026" style="position:absolute;margin-left:13.8pt;margin-top:19.8pt;width:2.05pt;height:2.05pt;z-index:15734272;visibility:visible;mso-wrap-style:square;mso-wrap-distance-left:0;mso-wrap-distance-top:0;mso-wrap-distance-right:0;mso-wrap-distance-bottom:0;mso-position-horizontal:absolute;mso-position-horizontal-relative:page;mso-position-vertical:absolute;mso-position-vertical-relative:text;v-text-anchor:top" coordsize="26034,26034" o:gfxdata="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" path="m14696,25950r-3442,l9599,25621,,14696,,11254,11254,r3442,l25951,12975r,1721l14696,25950xe" fillcolor="#212121" stroked="f">
+              <v:shape w14:anchorId="09A84854" id="Graphic 9" o:spid="_x0000_s1026" style="position:absolute;margin-left:13.8pt;margin-top:19.8pt;width:2.05pt;height:2.05pt;z-index:251662848;visibility:visible;mso-wrap-style:square;mso-wrap-distance-left:0;mso-wrap-distance-top:0;mso-wrap-distance-right:0;mso-wrap-distance-bottom:0;mso-position-horizontal:absolute;mso-position-horizontal-relative:page;mso-position-vertical:absolute;mso-position-vertical-relative:text;v-text-anchor:top" coordsize="26034,26034" o:gfxdata="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" path="m14696,25950r-3442,l9599,25621,,14696,,11254,11254,r3442,l25951,12975r,1721l14696,25950xe" fillcolor="#212121" stroked="f">
                 <v:path arrowok="t"/>
                 <w10:wrap anchorx="page"/>
               </v:shape>
@@ -2622,7 +2359,44 @@
         <w:rPr>
           <w:color w:val="212121"/>
         </w:rPr>
-        <w:t>Used Jetpack Compose, MVVM, and local storage for offline access; added secure login. 2nd place, AndroidXplore Hackathon; praised for frontend/UX.</w:t>
+        <w:t>Implemented Docker sandboxing (resource limits),</w:t>
+      </w:r>
+      <w:r>
+        <w:rPr>
+          <w:color w:val="212121"/>
+        </w:rPr>
+        <w:t xml:space="preserve"> </w:t>
+      </w:r>
+      <w:r>
+        <w:rPr>
+          <w:color w:val="212121"/>
+        </w:rPr>
+        <w:t>Node.js/Express REST</w:t>
+      </w:r>
+      <w:r>
+        <w:rPr>
+          <w:color w:val="212121"/>
+          <w:spacing w:val="-3"/>
+        </w:rPr>
+        <w:t xml:space="preserve"> </w:t>
+      </w:r>
+      <w:r>
+        <w:rPr>
+          <w:color w:val="212121"/>
+        </w:rPr>
+        <w:t>APIs, AI API integration; deployed on AWS</w:t>
+      </w:r>
+      <w:r>
+        <w:rPr>
+          <w:color w:val="212121"/>
+        </w:rPr>
+        <w:t xml:space="preserve">. </w:t>
+      </w:r>
+      <w:r>
+        <w:rPr>
+          <w:color w:val="212121"/>
+        </w:rPr>
+        <w:t>Launched secure submission pipeline to enable scalable, AI-driven learning</w:t>
       </w:r>
     </w:p>
     <w:p>
@@ -2913,7 +2687,7 @@
         <mc:AlternateContent>
           <mc:Choice Requires="wps">
             <w:drawing>
-              <wp:anchor distT="0" distB="0" distL="0" distR="0" simplePos="0" relativeHeight="15736320" behindDoc="0" locked="0" layoutInCell="1" allowOverlap="1" wp14:anchorId="4B466247" wp14:editId="66351F7F">
+              <wp:anchor distT="0" distB="0" distL="0" distR="0" simplePos="0" relativeHeight="251646464" behindDoc="0" locked="0" layoutInCell="1" allowOverlap="1" wp14:anchorId="4B466247" wp14:editId="408AF5AF">
                 <wp:simplePos x="0" y="0"/>
                 <wp:positionH relativeFrom="page">
                   <wp:posOffset>175170</wp:posOffset>
@@ -2999,7 +2773,7 @@
           </mc:Choice>
           <mc:Fallback>
             <w:pict>
-              <v:shape w14:anchorId="62922BBE" id="Graphic 13" o:spid="_x0000_s1026" style="position:absolute;margin-left:13.8pt;margin-top:8.55pt;width:2.05pt;height:2.05pt;z-index:15736320;visibility:visible;mso-wrap-style:square;mso-wrap-distance-left:0;mso-wrap-distance-top:0;mso-wrap-distance-right:0;mso-wrap-distance-bottom:0;mso-position-horizontal:absolute;mso-position-horizontal-relative:page;mso-position-vertical:absolute;mso-position-vertical-relative:text;v-text-anchor:top" coordsize="26034,26034" o:gfxdata="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" path="m14696,25950r-3442,l9599,25621,,14696,,11254,11254,r3442,l25951,12975r,1721l14696,25950xe" fillcolor="#212121" stroked="f">
+              <v:shape w14:anchorId="5C53E929" id="Graphic 13" o:spid="_x0000_s1026" style="position:absolute;margin-left:13.8pt;margin-top:8.55pt;width:2.05pt;height:2.05pt;z-index:251646464;visibility:visible;mso-wrap-style:square;mso-wrap-distance-left:0;mso-wrap-distance-top:0;mso-wrap-distance-right:0;mso-wrap-distance-bottom:0;mso-position-horizontal:absolute;mso-position-horizontal-relative:page;mso-position-vertical:absolute;mso-position-vertical-relative:text;v-text-anchor:top" coordsize="26034,26034" o:gfxdata="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" path="m14696,25950r-3442,l9599,25621,,14696,,11254,11254,r3442,l25951,12975r,1721l14696,25950xe" fillcolor="#212121" stroked="f">
                 <v:path arrowok="t"/>
                 <w10:wrap anchorx="page"/>
               </v:shape>
@@ -3119,7 +2893,7 @@
         <mc:AlternateContent>
           <mc:Choice Requires="wps">
             <w:drawing>
-              <wp:anchor distT="0" distB="0" distL="0" distR="0" simplePos="0" relativeHeight="15736832" behindDoc="0" locked="0" layoutInCell="1" allowOverlap="1" wp14:anchorId="1F0645F2" wp14:editId="4EB62397">
+              <wp:anchor distT="0" distB="0" distL="0" distR="0" simplePos="0" relativeHeight="251647488" behindDoc="0" locked="0" layoutInCell="1" allowOverlap="1" wp14:anchorId="1F0645F2" wp14:editId="2E0007AD">
                 <wp:simplePos x="0" y="0"/>
                 <wp:positionH relativeFrom="page">
                   <wp:posOffset>175170</wp:posOffset>
@@ -3205,7 +2979,7 @@
           </mc:Choice>
           <mc:Fallback>
             <w:pict>
-              <v:shape w14:anchorId="621C004C" id="Graphic 14" o:spid="_x0000_s1026" style="position:absolute;margin-left:13.8pt;margin-top:7.5pt;width:2.05pt;height:2.05pt;z-index:15736832;visibility:visible;mso-wrap-style:square;mso-wrap-distance-left:0;mso-wrap-distance-top:0;mso-wrap-distance-right:0;mso-wrap-distance-bottom:0;mso-position-horizontal:absolute;mso-position-horizontal-relative:page;mso-position-vertical:absolute;mso-position-vertical-relative:text;v-text-anchor:top" coordsize="26034,26034" o:gfxdata="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" path="m14696,25951r-3442,l9599,25621,,14695,,11254,11254,r3442,l25951,12975r,1720l14696,25951xe" fillcolor="#212121" stroked="f">
+              <v:shape w14:anchorId="634C2B03" id="Graphic 14" o:spid="_x0000_s1026" style="position:absolute;margin-left:13.8pt;margin-top:7.5pt;width:2.05pt;height:2.05pt;z-index:251647488;visibility:visible;mso-wrap-style:square;mso-wrap-distance-left:0;mso-wrap-distance-top:0;mso-wrap-distance-right:0;mso-wrap-distance-bottom:0;mso-position-horizontal:absolute;mso-position-horizontal-relative:page;mso-position-vertical:absolute;mso-position-vertical-relative:text;v-text-anchor:top" coordsize="26034,26034" o:gfxdata="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" path="m14696,25951r-3442,l9599,25621,,14695,,11254,11254,r3442,l25951,12975r,1720l14696,25951xe" fillcolor="#212121" stroked="f">
                 <v:path arrowok="t"/>
                 <w10:wrap anchorx="page"/>
               </v:shape>
@@ -3220,7 +2994,7 @@
         <mc:AlternateContent>
           <mc:Choice Requires="wps">
             <w:drawing>
-              <wp:anchor distT="0" distB="0" distL="0" distR="0" simplePos="0" relativeHeight="15737344" behindDoc="0" locked="0" layoutInCell="1" allowOverlap="1" wp14:anchorId="3C80270E" wp14:editId="1B671DB4">
+              <wp:anchor distT="0" distB="0" distL="0" distR="0" simplePos="0" relativeHeight="251648512" behindDoc="0" locked="0" layoutInCell="1" allowOverlap="1" wp14:anchorId="3C80270E" wp14:editId="52334E2A">
                 <wp:simplePos x="0" y="0"/>
                 <wp:positionH relativeFrom="page">
                   <wp:posOffset>175170</wp:posOffset>
@@ -3306,7 +3080,7 @@
           </mc:Choice>
           <mc:Fallback>
             <w:pict>
-              <v:shape w14:anchorId="40FE29B3" id="Graphic 15" o:spid="_x0000_s1026" style="position:absolute;margin-left:13.8pt;margin-top:19.75pt;width:2.05pt;height:2.05pt;z-index:15737344;visibility:visible;mso-wrap-style:square;mso-wrap-distance-left:0;mso-wrap-distance-top:0;mso-wrap-distance-right:0;mso-wrap-distance-bottom:0;mso-position-horizontal:absolute;mso-position-horizontal-relative:page;mso-position-vertical:absolute;mso-position-vertical-relative:text;v-text-anchor:top" coordsize="26034,26034" o:gfxdata="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" path="m14696,25950r-3442,l9599,25621,,14695,,11254,11254,r3442,l25951,12975r,1720l14696,25950xe" fillcolor="#212121" stroked="f">
+              <v:shape w14:anchorId="572066C7" id="Graphic 15" o:spid="_x0000_s1026" style="position:absolute;margin-left:13.8pt;margin-top:19.75pt;width:2.05pt;height:2.05pt;z-index:251648512;visibility:visible;mso-wrap-style:square;mso-wrap-distance-left:0;mso-wrap-distance-top:0;mso-wrap-distance-right:0;mso-wrap-distance-bottom:0;mso-position-horizontal:absolute;mso-position-horizontal-relative:page;mso-position-vertical:absolute;mso-position-vertical-relative:text;v-text-anchor:top" coordsize="26034,26034" o:gfxdata="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" path="m14696,25950r-3442,l9599,25621,,14695,,11254,11254,r3442,l25951,12975r,1720l14696,25950xe" fillcolor="#212121" stroked="f">
                 <v:path arrowok="t"/>
                 <w10:wrap anchorx="page"/>
               </v:shape>
@@ -3685,7 +3459,7 @@
           </mc:Choice>
           <mc:Fallback>
             <w:pict>
-              <v:shape w14:anchorId="7D5EA756" id="Graphic 16" o:spid="_x0000_s1026" style="position:absolute;margin-left:13.8pt;margin-top:8.05pt;width:2.05pt;height:2.05pt;z-index:251653632;visibility:visible;mso-wrap-style:square;mso-wrap-distance-left:0;mso-wrap-distance-top:0;mso-wrap-distance-right:0;mso-wrap-distance-bottom:0;mso-position-horizontal:absolute;mso-position-horizontal-relative:page;mso-position-vertical:absolute;mso-position-vertical-relative:text;v-text-anchor:top" coordsize="26034,26034" o:gfxdata="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" path="m14696,25950r-3442,l9599,25621,,14696,,11254,11254,r3442,l25951,12975r,1721l14696,25950xe" fillcolor="#212121" stroked="f">
+              <v:shape w14:anchorId="5BD08ACB" id="Graphic 16" o:spid="_x0000_s1026" style="position:absolute;margin-left:13.8pt;margin-top:8.05pt;width:2.05pt;height:2.05pt;z-index:251653632;visibility:visible;mso-wrap-style:square;mso-wrap-distance-left:0;mso-wrap-distance-top:0;mso-wrap-distance-right:0;mso-wrap-distance-bottom:0;mso-position-horizontal:absolute;mso-position-horizontal-relative:page;mso-position-vertical:absolute;mso-position-vertical-relative:text;v-text-anchor:top" coordsize="26034,26034" o:gfxdata="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" path="m14696,25950r-3442,l9599,25621,,14696,,11254,11254,r3442,l25951,12975r,1721l14696,25950xe" fillcolor="#212121" stroked="f">
                 <v:path arrowok="t"/>
                 <w10:wrap anchorx="page"/>
               </v:shape>
@@ -3891,7 +3665,7 @@
           </mc:Choice>
           <mc:Fallback>
             <w:pict>
-              <v:shape w14:anchorId="579C3239" id="Graphic 17" o:spid="_x0000_s1026" style="position:absolute;margin-left:13.8pt;margin-top:7.55pt;width:2.05pt;height:2.05pt;z-index:251654656;visibility:visible;mso-wrap-style:square;mso-wrap-distance-left:0;mso-wrap-distance-top:0;mso-wrap-distance-right:0;mso-wrap-distance-bottom:0;mso-position-horizontal:absolute;mso-position-horizontal-relative:page;mso-position-vertical:absolute;mso-position-vertical-relative:text;v-text-anchor:top" coordsize="26034,26034" o:gfxdata="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" path="m14696,25950r-3442,l9599,25621,,14696,,11254,11254,r3442,l25951,12975r,1721l14696,25950xe" fillcolor="#212121" stroked="f">
+              <v:shape w14:anchorId="3B16E1B1" id="Graphic 17" o:spid="_x0000_s1026" style="position:absolute;margin-left:13.8pt;margin-top:7.55pt;width:2.05pt;height:2.05pt;z-index:251654656;visibility:visible;mso-wrap-style:square;mso-wrap-distance-left:0;mso-wrap-distance-top:0;mso-wrap-distance-right:0;mso-wrap-distance-bottom:0;mso-position-horizontal:absolute;mso-position-horizontal-relative:page;mso-position-vertical:absolute;mso-position-vertical-relative:text;v-text-anchor:top" coordsize="26034,26034" o:gfxdata="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" path="m14696,25950r-3442,l9599,25621,,14696,,11254,11254,r3442,l25951,12975r,1721l14696,25950xe" fillcolor="#212121" stroked="f">
                 <v:path arrowok="t"/>
                 <w10:wrap anchorx="page"/>
               </v:shape>
@@ -3992,7 +3766,7 @@
           </mc:Choice>
           <mc:Fallback>
             <w:pict>
-              <v:shape w14:anchorId="26C0D9F2" id="Graphic 18" o:spid="_x0000_s1026" style="position:absolute;margin-left:13.8pt;margin-top:19.8pt;width:2.05pt;height:2.05pt;z-index:251655680;visibility:visible;mso-wrap-style:square;mso-wrap-distance-left:0;mso-wrap-distance-top:0;mso-wrap-distance-right:0;mso-wrap-distance-bottom:0;mso-position-horizontal:absolute;mso-position-horizontal-relative:page;mso-position-vertical:absolute;mso-position-vertical-relative:text;v-text-anchor:top" coordsize="26034,26034" o:gfxdata="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" path="m14696,25950r-3442,l9599,25621,,14696,,11254,11254,r3442,l25951,12975r,1721l14696,25950xe" fillcolor="#212121" stroked="f">
+              <v:shape w14:anchorId="1FDAD707" id="Graphic 18" o:spid="_x0000_s1026" style="position:absolute;margin-left:13.8pt;margin-top:19.8pt;width:2.05pt;height:2.05pt;z-index:251655680;visibility:visible;mso-wrap-style:square;mso-wrap-distance-left:0;mso-wrap-distance-top:0;mso-wrap-distance-right:0;mso-wrap-distance-bottom:0;mso-position-horizontal:absolute;mso-position-horizontal-relative:page;mso-position-vertical:absolute;mso-position-vertical-relative:text;v-text-anchor:top" coordsize="26034,26034" o:gfxdata="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" path="m14696,25950r-3442,l9599,25621,,14696,,11254,11254,r3442,l25951,12975r,1721l14696,25950xe" fillcolor="#212121" stroked="f">
                 <v:path arrowok="t"/>
                 <w10:wrap anchorx="page"/>
               </v:shape>
@@ -4045,7 +3819,7 @@
         <mc:AlternateContent>
           <mc:Choice Requires="wps">
             <w:drawing>
-              <wp:anchor distT="0" distB="0" distL="0" distR="0" simplePos="0" relativeHeight="487589376" behindDoc="1" locked="0" layoutInCell="1" allowOverlap="1" wp14:anchorId="75F2BE13" wp14:editId="7C72DD14">
+              <wp:anchor distT="0" distB="0" distL="0" distR="0" simplePos="0" relativeHeight="251664896" behindDoc="1" locked="0" layoutInCell="1" allowOverlap="1" wp14:anchorId="75F2BE13" wp14:editId="08BD00FF">
                 <wp:simplePos x="0" y="0"/>
                 <wp:positionH relativeFrom="page">
                   <wp:posOffset>155707</wp:posOffset>
@@ -4116,7 +3890,7 @@
           </mc:Choice>
           <mc:Fallback>
             <w:pict>
-              <v:shape w14:anchorId="037649E7" id="Graphic 19" o:spid="_x0000_s1026" style="position:absolute;margin-left:12.25pt;margin-top:4.45pt;width:587.5pt;height:.55pt;z-index:-15727104;visibility:visible;mso-wrap-style:square;mso-wrap-distance-left:0;mso-wrap-distance-top:0;mso-wrap-distance-right:0;mso-wrap-distance-bottom:0;mso-position-horizontal:absolute;mso-position-horizontal-relative:page;mso-position-vertical:absolute;mso-position-vertical-relative:text;v-text-anchor:top" coordsize="7461250,6985" o:gfxdata="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" path="m7460985,6487l,6487,,,7460985,r,6487xe" fillcolor="#212121" stroked="f">
+              <v:shape w14:anchorId="56387598" id="Graphic 19" o:spid="_x0000_s1026" style="position:absolute;margin-left:12.25pt;margin-top:4.45pt;width:587.5pt;height:.55pt;z-index:-251651584;visibility:visible;mso-wrap-style:square;mso-wrap-distance-left:0;mso-wrap-distance-top:0;mso-wrap-distance-right:0;mso-wrap-distance-bottom:0;mso-position-horizontal:absolute;mso-position-horizontal-relative:page;mso-position-vertical:absolute;mso-position-vertical-relative:text;v-text-anchor:top" coordsize="7461250,6985" o:gfxdata="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" path="m7460985,6487l,6487,,,7460985,r,6487xe" fillcolor="#212121" stroked="f">
                 <v:path arrowok="t"/>
                 <w10:wrap type="topAndBottom" anchorx="page"/>
               </v:shape>
@@ -4214,7 +3988,7 @@
         <mc:AlternateContent>
           <mc:Choice Requires="wps">
             <w:drawing>
-              <wp:anchor distT="0" distB="0" distL="0" distR="0" simplePos="0" relativeHeight="15739392" behindDoc="0" locked="0" layoutInCell="1" allowOverlap="1" wp14:anchorId="5D9843F9" wp14:editId="35747D1A">
+              <wp:anchor distT="0" distB="0" distL="0" distR="0" simplePos="0" relativeHeight="251649536" behindDoc="0" locked="0" layoutInCell="1" allowOverlap="1" wp14:anchorId="5D9843F9" wp14:editId="154A84B1">
                 <wp:simplePos x="0" y="0"/>
                 <wp:positionH relativeFrom="page">
                   <wp:posOffset>175170</wp:posOffset>
@@ -4300,7 +4074,7 @@
           </mc:Choice>
           <mc:Fallback>
             <w:pict>
-              <v:shape w14:anchorId="5622B810" id="Graphic 20" o:spid="_x0000_s1026" style="position:absolute;margin-left:13.8pt;margin-top:8.55pt;width:2.05pt;height:2.05pt;z-index:15739392;visibility:visible;mso-wrap-style:square;mso-wrap-distance-left:0;mso-wrap-distance-top:0;mso-wrap-distance-right:0;mso-wrap-distance-bottom:0;mso-position-horizontal:absolute;mso-position-horizontal-relative:page;mso-position-vertical:absolute;mso-position-vertical-relative:text;v-text-anchor:top" coordsize="26034,26034" o:gfxdata="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" path="m14696,25950r-3442,l9599,25621,,14695,,11254,11254,r3442,l25951,12975r,1720l14696,25950xe" fillcolor="#212121" stroked="f">
+              <v:shape w14:anchorId="2156F205" id="Graphic 20" o:spid="_x0000_s1026" style="position:absolute;margin-left:13.8pt;margin-top:8.55pt;width:2.05pt;height:2.05pt;z-index:251649536;visibility:visible;mso-wrap-style:square;mso-wrap-distance-left:0;mso-wrap-distance-top:0;mso-wrap-distance-right:0;mso-wrap-distance-bottom:0;mso-position-horizontal:absolute;mso-position-horizontal-relative:page;mso-position-vertical:absolute;mso-position-vertical-relative:text;v-text-anchor:top" coordsize="26034,26034" o:gfxdata="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" path="m14696,25950r-3442,l9599,25621,,14695,,11254,11254,r3442,l25951,12975r,1720l14696,25950xe" fillcolor="#212121" stroked="f">
                 <v:path arrowok="t"/>
                 <w10:wrap anchorx="page"/>
               </v:shape>
@@ -4315,7 +4089,7 @@
         <mc:AlternateContent>
           <mc:Choice Requires="wps">
             <w:drawing>
-              <wp:anchor distT="0" distB="0" distL="0" distR="0" simplePos="0" relativeHeight="15739904" behindDoc="0" locked="0" layoutInCell="1" allowOverlap="1" wp14:anchorId="50F01986" wp14:editId="261003AC">
+              <wp:anchor distT="0" distB="0" distL="0" distR="0" simplePos="0" relativeHeight="251650560" behindDoc="0" locked="0" layoutInCell="1" allowOverlap="1" wp14:anchorId="50F01986" wp14:editId="66D12F33">
                 <wp:simplePos x="0" y="0"/>
                 <wp:positionH relativeFrom="page">
                   <wp:posOffset>175170</wp:posOffset>
@@ -4401,7 +4175,7 @@
           </mc:Choice>
           <mc:Fallback>
             <w:pict>
-              <v:shape w14:anchorId="1DCB05B6" id="Graphic 21" o:spid="_x0000_s1026" style="position:absolute;margin-left:13.8pt;margin-top:20.8pt;width:2.05pt;height:2.05pt;z-index:15739904;visibility:visible;mso-wrap-style:square;mso-wrap-distance-left:0;mso-wrap-distance-top:0;mso-wrap-distance-right:0;mso-wrap-distance-bottom:0;mso-position-horizontal:absolute;mso-position-horizontal-relative:page;mso-position-vertical:absolute;mso-position-vertical-relative:text;v-text-anchor:top" coordsize="26034,26034" o:gfxdata="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" path="m14696,25950r-3442,l9599,25621,,14696,,11254,11254,r3442,l25951,12975r,1721l14696,25950xe" fillcolor="#212121" stroked="f">
+              <v:shape w14:anchorId="1517250D" id="Graphic 21" o:spid="_x0000_s1026" style="position:absolute;margin-left:13.8pt;margin-top:20.8pt;width:2.05pt;height:2.05pt;z-index:251650560;visibility:visible;mso-wrap-style:square;mso-wrap-distance-left:0;mso-wrap-distance-top:0;mso-wrap-distance-right:0;mso-wrap-distance-bottom:0;mso-position-horizontal:absolute;mso-position-horizontal-relative:page;mso-position-vertical:absolute;mso-position-vertical-relative:text;v-text-anchor:top" coordsize="26034,26034" o:gfxdata="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" path="m14696,25950r-3442,l9599,25621,,14696,,11254,11254,r3442,l25951,12975r,1721l14696,25950xe" fillcolor="#212121" stroked="f">
                 <v:path arrowok="t"/>
                 <w10:wrap anchorx="page"/>
               </v:shape>
@@ -4416,7 +4190,7 @@
         <mc:AlternateContent>
           <mc:Choice Requires="wps">
             <w:drawing>
-              <wp:anchor distT="0" distB="0" distL="0" distR="0" simplePos="0" relativeHeight="15740416" behindDoc="0" locked="0" layoutInCell="1" allowOverlap="1" wp14:anchorId="4F6996BB" wp14:editId="20C85515">
+              <wp:anchor distT="0" distB="0" distL="0" distR="0" simplePos="0" relativeHeight="251651584" behindDoc="0" locked="0" layoutInCell="1" allowOverlap="1" wp14:anchorId="4F6996BB" wp14:editId="020C9A83">
                 <wp:simplePos x="0" y="0"/>
                 <wp:positionH relativeFrom="page">
                   <wp:posOffset>175170</wp:posOffset>
@@ -4502,7 +4276,7 @@
           </mc:Choice>
           <mc:Fallback>
             <w:pict>
-              <v:shape w14:anchorId="6F439EB1" id="Graphic 22" o:spid="_x0000_s1026" style="position:absolute;margin-left:13.8pt;margin-top:33.1pt;width:2.05pt;height:2.05pt;z-index:15740416;visibility:visible;mso-wrap-style:square;mso-wrap-distance-left:0;mso-wrap-distance-top:0;mso-wrap-distance-right:0;mso-wrap-distance-bottom:0;mso-position-horizontal:absolute;mso-position-horizontal-relative:page;mso-position-vertical:absolute;mso-position-vertical-relative:text;v-text-anchor:top" coordsize="26034,26034" o:gfxdata="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" path="m14696,25950r-3442,l9599,25621,,14695,,11254,11254,r3442,l25951,12975r,1720l14696,25950xe" fillcolor="#212121" stroked="f">
+              <v:shape w14:anchorId="093D210B" id="Graphic 22" o:spid="_x0000_s1026" style="position:absolute;margin-left:13.8pt;margin-top:33.1pt;width:2.05pt;height:2.05pt;z-index:251651584;visibility:visible;mso-wrap-style:square;mso-wrap-distance-left:0;mso-wrap-distance-top:0;mso-wrap-distance-right:0;mso-wrap-distance-bottom:0;mso-position-horizontal:absolute;mso-position-horizontal-relative:page;mso-position-vertical:absolute;mso-position-vertical-relative:text;v-text-anchor:top" coordsize="26034,26034" o:gfxdata="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" path="m14696,25950r-3442,l9599,25621,,14695,,11254,11254,r3442,l25951,12975r,1720l14696,25950xe" fillcolor="#212121" stroked="f">
                 <v:path arrowok="t"/>
                 <w10:wrap anchorx="page"/>
               </v:shape>
@@ -4680,7 +4454,7 @@
         <mc:AlternateContent>
           <mc:Choice Requires="wps">
             <w:drawing>
-              <wp:anchor distT="0" distB="0" distL="0" distR="0" simplePos="0" relativeHeight="487592448" behindDoc="0" locked="0" layoutInCell="1" allowOverlap="1" wp14:anchorId="7CB304B4" wp14:editId="7AC86FC4">
+              <wp:anchor distT="0" distB="0" distL="0" distR="0" simplePos="0" relativeHeight="251666944" behindDoc="0" locked="0" layoutInCell="1" allowOverlap="1" wp14:anchorId="7CB304B4" wp14:editId="715AC493">
                 <wp:simplePos x="0" y="0"/>
                 <wp:positionH relativeFrom="page">
                   <wp:posOffset>175170</wp:posOffset>
@@ -4766,7 +4540,7 @@
           </mc:Choice>
           <mc:Fallback>
             <w:pict>
-              <v:shape w14:anchorId="0F34ED91" id="Graphic 20" o:spid="_x0000_s1026" style="position:absolute;margin-left:13.8pt;margin-top:8.55pt;width:2.05pt;height:2.05pt;z-index:487592448;visibility:visible;mso-wrap-style:square;mso-wrap-distance-left:0;mso-wrap-distance-top:0;mso-wrap-distance-right:0;mso-wrap-distance-bottom:0;mso-position-horizontal:absolute;mso-position-horizontal-relative:page;mso-position-vertical:absolute;mso-position-vertical-relative:text;v-text-anchor:top" coordsize="26034,26034" o:gfxdata="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" path="m14696,25950r-3442,l9599,25621,,14695,,11254,11254,r3442,l25951,12975r,1720l14696,25950xe" fillcolor="#212121" stroked="f">
+              <v:shape w14:anchorId="1C03664E" id="Graphic 20" o:spid="_x0000_s1026" style="position:absolute;margin-left:13.8pt;margin-top:8.55pt;width:2.05pt;height:2.05pt;z-index:251666944;visibility:visible;mso-wrap-style:square;mso-wrap-distance-left:0;mso-wrap-distance-top:0;mso-wrap-distance-right:0;mso-wrap-distance-bottom:0;mso-position-horizontal:absolute;mso-position-horizontal-relative:page;mso-position-vertical:absolute;mso-position-vertical-relative:text;v-text-anchor:top" coordsize="26034,26034" o:gfxdata="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" path="m14696,25950r-3442,l9599,25621,,14695,,11254,11254,r3442,l25951,12975r,1720l14696,25950xe" fillcolor="#212121" stroked="f">
                 <v:path arrowok="t"/>
                 <w10:wrap anchorx="page"/>
               </v:shape>
@@ -4781,7 +4555,7 @@
         <mc:AlternateContent>
           <mc:Choice Requires="wps">
             <w:drawing>
-              <wp:anchor distT="0" distB="0" distL="0" distR="0" simplePos="0" relativeHeight="487593472" behindDoc="0" locked="0" layoutInCell="1" allowOverlap="1" wp14:anchorId="7674A537" wp14:editId="73F32849">
+              <wp:anchor distT="0" distB="0" distL="0" distR="0" simplePos="0" relativeHeight="251667968" behindDoc="0" locked="0" layoutInCell="1" allowOverlap="1" wp14:anchorId="7674A537" wp14:editId="42342E31">
                 <wp:simplePos x="0" y="0"/>
                 <wp:positionH relativeFrom="page">
                   <wp:posOffset>175170</wp:posOffset>
@@ -4867,7 +4641,7 @@
           </mc:Choice>
           <mc:Fallback>
             <w:pict>
-              <v:shape w14:anchorId="4BCD829D" id="Graphic 21" o:spid="_x0000_s1026" style="position:absolute;margin-left:13.8pt;margin-top:20.8pt;width:2.05pt;height:2.05pt;z-index:487593472;visibility:visible;mso-wrap-style:square;mso-wrap-distance-left:0;mso-wrap-distance-top:0;mso-wrap-distance-right:0;mso-wrap-distance-bottom:0;mso-position-horizontal:absolute;mso-position-horizontal-relative:page;mso-position-vertical:absolute;mso-position-vertical-relative:text;v-text-anchor:top" coordsize="26034,26034" o:gfxdata="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" path="m14696,25950r-3442,l9599,25621,,14696,,11254,11254,r3442,l25951,12975r,1721l14696,25950xe" fillcolor="#212121" stroked="f">
+              <v:shape w14:anchorId="5D2246F1" id="Graphic 21" o:spid="_x0000_s1026" style="position:absolute;margin-left:13.8pt;margin-top:20.8pt;width:2.05pt;height:2.05pt;z-index:251667968;visibility:visible;mso-wrap-style:square;mso-wrap-distance-left:0;mso-wrap-distance-top:0;mso-wrap-distance-right:0;mso-wrap-distance-bottom:0;mso-position-horizontal:absolute;mso-position-horizontal-relative:page;mso-position-vertical:absolute;mso-position-vertical-relative:text;v-text-anchor:top" coordsize="26034,26034" o:gfxdata="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" path="m14696,25950r-3442,l9599,25621,,14696,,11254,11254,r3442,l25951,12975r,1721l14696,25950xe" fillcolor="#212121" stroked="f">
                 <v:path arrowok="t"/>
                 <w10:wrap anchorx="page"/>
               </v:shape>
@@ -4882,7 +4656,7 @@
         <mc:AlternateContent>
           <mc:Choice Requires="wps">
             <w:drawing>
-              <wp:anchor distT="0" distB="0" distL="0" distR="0" simplePos="0" relativeHeight="487594496" behindDoc="0" locked="0" layoutInCell="1" allowOverlap="1" wp14:anchorId="525D7BB8" wp14:editId="67601DC7">
+              <wp:anchor distT="0" distB="0" distL="0" distR="0" simplePos="0" relativeHeight="251668992" behindDoc="0" locked="0" layoutInCell="1" allowOverlap="1" wp14:anchorId="525D7BB8" wp14:editId="66DCF221">
                 <wp:simplePos x="0" y="0"/>
                 <wp:positionH relativeFrom="page">
                   <wp:posOffset>175170</wp:posOffset>
@@ -4968,7 +4742,7 @@
           </mc:Choice>
           <mc:Fallback>
             <w:pict>
-              <v:shape w14:anchorId="77B6A0E2" id="Graphic 22" o:spid="_x0000_s1026" style="position:absolute;margin-left:13.8pt;margin-top:33.1pt;width:2.05pt;height:2.05pt;z-index:487594496;visibility:visible;mso-wrap-style:square;mso-wrap-distance-left:0;mso-wrap-distance-top:0;mso-wrap-distance-right:0;mso-wrap-distance-bottom:0;mso-position-horizontal:absolute;mso-position-horizontal-relative:page;mso-position-vertical:absolute;mso-position-vertical-relative:text;v-text-anchor:top" coordsize="26034,26034" o:gfxdata="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" path="m14696,25950r-3442,l9599,25621,,14695,,11254,11254,r3442,l25951,12975r,1720l14696,25950xe" fillcolor="#212121" stroked="f">
+              <v:shape w14:anchorId="292AB697" id="Graphic 22" o:spid="_x0000_s1026" style="position:absolute;margin-left:13.8pt;margin-top:33.1pt;width:2.05pt;height:2.05pt;z-index:251668992;visibility:visible;mso-wrap-style:square;mso-wrap-distance-left:0;mso-wrap-distance-top:0;mso-wrap-distance-right:0;mso-wrap-distance-bottom:0;mso-position-horizontal:absolute;mso-position-horizontal-relative:page;mso-position-vertical:absolute;mso-position-vertical-relative:text;v-text-anchor:top" coordsize="26034,26034" o:gfxdata="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" path="m14696,25950r-3442,l9599,25621,,14695,,11254,11254,r3442,l25951,12975r,1720l14696,25950xe" fillcolor="#212121" stroked="f">
                 <v:path arrowok="t"/>
                 <w10:wrap anchorx="page"/>
               </v:shape>
@@ -5279,7 +5053,7 @@
           </mc:Choice>
           <mc:Fallback>
             <w:pict>
-              <v:group w14:anchorId="6A636555" id="Group 23" o:spid="_x0000_s1026" style="width:587.5pt;height:.55pt;mso-position-horizontal-relative:char;mso-position-vertical-relative:line" coordsize="74612,69" o:gfxdata="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">
+              <v:group w14:anchorId="1A219C9C" id="Group 23" o:spid="_x0000_s1026" style="width:587.5pt;height:.55pt;mso-position-horizontal-relative:char;mso-position-vertical-relative:line" coordsize="74612,69" o:gfxdata="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">
                 <v:shape id="Graphic 24" o:spid="_x0000_s1027" style="position:absolute;width:74612;height:69;visibility:visible;mso-wrap-style:square;v-text-anchor:top" coordsize="7461250,6985" o:gfxdata="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" path="m7460985,6487l,6487,,,7460985,r,6487xe" fillcolor="#212121" stroked="f">
                   <v:path arrowok="t"/>
                 </v:shape>
@@ -5680,7 +5454,7 @@
           <w:color w:val="212121"/>
           <w:spacing w:val="-4"/>
         </w:rPr>
-        <w:t>25</w:t>
+        <w:t>36</w:t>
       </w:r>
     </w:p>
     <w:p>
@@ -6056,7 +5830,7 @@
         <mc:AlternateContent>
           <mc:Choice Requires="wps">
             <w:drawing>
-              <wp:anchor distT="0" distB="0" distL="0" distR="0" simplePos="0" relativeHeight="487590400" behindDoc="1" locked="0" layoutInCell="1" allowOverlap="1" wp14:anchorId="16F768F3" wp14:editId="2C81F08B">
+              <wp:anchor distT="0" distB="0" distL="0" distR="0" simplePos="0" relativeHeight="251665920" behindDoc="1" locked="0" layoutInCell="1" allowOverlap="1" wp14:anchorId="16F768F3" wp14:editId="55DBEE88">
                 <wp:simplePos x="0" y="0"/>
                 <wp:positionH relativeFrom="page">
                   <wp:posOffset>155707</wp:posOffset>
@@ -6127,7 +5901,7 @@
           </mc:Choice>
           <mc:Fallback>
             <w:pict>
-              <v:shape w14:anchorId="305F5F00" id="Graphic 25" o:spid="_x0000_s1026" style="position:absolute;margin-left:12.25pt;margin-top:3.9pt;width:587.5pt;height:.55pt;z-index:-15726080;visibility:visible;mso-wrap-style:square;mso-wrap-distance-left:0;mso-wrap-distance-top:0;mso-wrap-distance-right:0;mso-wrap-distance-bottom:0;mso-position-horizontal:absolute;mso-position-horizontal-relative:page;mso-position-vertical:absolute;mso-position-vertical-relative:text;v-text-anchor:top" coordsize="7461250,6985" o:gfxdata="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" path="m7460985,6487l,6487,,,7460985,r,6487xe" fillcolor="#212121" stroked="f">
+              <v:shape w14:anchorId="1E93F573" id="Graphic 25" o:spid="_x0000_s1026" style="position:absolute;margin-left:12.25pt;margin-top:3.9pt;width:587.5pt;height:.55pt;z-index:-251650560;visibility:visible;mso-wrap-style:square;mso-wrap-distance-left:0;mso-wrap-distance-top:0;mso-wrap-distance-right:0;mso-wrap-distance-bottom:0;mso-position-horizontal:absolute;mso-position-horizontal-relative:page;mso-position-vertical:absolute;mso-position-vertical-relative:text;v-text-anchor:top" coordsize="7461250,6985" o:gfxdata="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" path="m7460985,6487l,6487,,,7460985,r,6487xe" fillcolor="#212121" stroked="f">
                 <v:path arrowok="t"/>
                 <w10:wrap type="topAndBottom" anchorx="page"/>
               </v:shape>
@@ -7352,7 +7126,6 @@
   <w:style w:type="character" w:default="1" w:styleId="DefaultParagraphFont">
     <w:name w:val="Default Paragraph Font"/>
     <w:uiPriority w:val="1"/>
-    <w:semiHidden/>
     <w:unhideWhenUsed/>
   </w:style>
   <w:style w:type="table" w:default="1" w:styleId="TableNormal">
@@ -7400,6 +7173,19 @@
     <w:basedOn w:val="Normal"/>
     <w:uiPriority w:val="1"/>
     <w:qFormat/>
+  </w:style>
+  <w:style w:type="paragraph" w:styleId="NormalWeb">
+    <w:name w:val="Normal (Web)"/>
+    <w:basedOn w:val="Normal"/>
+    <w:uiPriority w:val="99"/>
+    <w:semiHidden/>
+    <w:unhideWhenUsed/>
+    <w:rsid w:val="0012135B"/>
+    <w:rPr>
+      <w:rFonts w:ascii="Times New Roman" w:hAnsi="Times New Roman" w:cs="Times New Roman"/>
+      <w:sz w:val="24"/>
+      <w:szCs w:val="24"/>
+    </w:rPr>
   </w:style>
 </w:styles>
 </file>

--- a/Resume-Devavrat-Verma.docx
+++ b/Resume-Devavrat-Verma.docx
@@ -65,7 +65,7 @@
         </w:rPr>
         <w:t xml:space="preserve"> </w:t>
       </w:r>
-      <w:hyperlink r:id="rId4">
+      <w:hyperlink r:id="rId5">
         <w:r>
           <w:rPr>
             <w:color w:val="0966C2"/>
@@ -97,45 +97,75 @@
         </w:rPr>
         <w:t xml:space="preserve"> </w:t>
       </w:r>
-      <w:hyperlink r:id="rId5">
-        <w:r>
-          <w:rPr>
-            <w:color w:val="0966C2"/>
-            <w:sz w:val="15"/>
-          </w:rPr>
-          <w:t>linkedin.com/in/devavrat-verma</w:t>
-        </w:r>
-      </w:hyperlink>
-      <w:r>
-        <w:rPr>
-          <w:color w:val="0966C2"/>
-          <w:spacing w:val="20"/>
-          <w:sz w:val="15"/>
-        </w:rPr>
-        <w:t xml:space="preserve"> </w:t>
-      </w:r>
-      <w:r>
-        <w:rPr>
-          <w:color w:val="212121"/>
-          <w:sz w:val="15"/>
-        </w:rPr>
-        <w:t>|</w:t>
-      </w:r>
-      <w:r>
-        <w:rPr>
-          <w:color w:val="212121"/>
-          <w:spacing w:val="20"/>
-          <w:sz w:val="15"/>
-        </w:rPr>
-        <w:t xml:space="preserve"> </w:t>
-      </w:r>
       <w:hyperlink r:id="rId6">
         <w:r>
           <w:rPr>
             <w:color w:val="0966C2"/>
             <w:sz w:val="15"/>
           </w:rPr>
-          <w:t>github.com/Dev-</w:t>
+          <w:t>linkedin.com/in/</w:t>
+        </w:r>
+        <w:proofErr w:type="spellStart"/>
+        <w:r>
+          <w:rPr>
+            <w:color w:val="0966C2"/>
+            <w:sz w:val="15"/>
+          </w:rPr>
+          <w:t>devavrat</w:t>
+        </w:r>
+        <w:proofErr w:type="spellEnd"/>
+        <w:r>
+          <w:rPr>
+            <w:color w:val="0966C2"/>
+            <w:sz w:val="15"/>
+          </w:rPr>
+          <w:t>-verma</w:t>
+        </w:r>
+      </w:hyperlink>
+      <w:r>
+        <w:rPr>
+          <w:color w:val="0966C2"/>
+          <w:spacing w:val="20"/>
+          <w:sz w:val="15"/>
+        </w:rPr>
+        <w:t xml:space="preserve"> </w:t>
+      </w:r>
+      <w:r>
+        <w:rPr>
+          <w:color w:val="212121"/>
+          <w:sz w:val="15"/>
+        </w:rPr>
+        <w:t>|</w:t>
+      </w:r>
+      <w:r>
+        <w:rPr>
+          <w:color w:val="212121"/>
+          <w:spacing w:val="20"/>
+          <w:sz w:val="15"/>
+        </w:rPr>
+        <w:t xml:space="preserve"> </w:t>
+      </w:r>
+      <w:hyperlink r:id="rId7">
+        <w:r>
+          <w:rPr>
+            <w:color w:val="0966C2"/>
+            <w:sz w:val="15"/>
+          </w:rPr>
+          <w:t>github.com/De</w:t>
+        </w:r>
+        <w:r>
+          <w:rPr>
+            <w:color w:val="0966C2"/>
+            <w:sz w:val="15"/>
+          </w:rPr>
+          <w:t>v</w:t>
+        </w:r>
+        <w:r>
+          <w:rPr>
+            <w:color w:val="0966C2"/>
+            <w:sz w:val="15"/>
+          </w:rPr>
+          <w:t>-</w:t>
         </w:r>
         <w:r>
           <w:rPr>
@@ -146,6 +176,49 @@
           <w:t>Leet</w:t>
         </w:r>
       </w:hyperlink>
+      <w:r>
+        <w:t xml:space="preserve"> </w:t>
+      </w:r>
+      <w:r>
+        <w:rPr>
+          <w:color w:val="212121"/>
+          <w:sz w:val="15"/>
+        </w:rPr>
+        <w:t xml:space="preserve">| </w:t>
+      </w:r>
+      <w:hyperlink r:id="rId8" w:history="1">
+        <w:r>
+          <w:rPr>
+            <w:rStyle w:val="Hyperlink"/>
+            <w:sz w:val="15"/>
+            <w:u w:val="none"/>
+          </w:rPr>
+          <w:t>dev-leet.githu</w:t>
+        </w:r>
+        <w:r>
+          <w:rPr>
+            <w:rStyle w:val="Hyperlink"/>
+            <w:sz w:val="15"/>
+            <w:u w:val="none"/>
+          </w:rPr>
+          <w:t>b</w:t>
+        </w:r>
+        <w:r>
+          <w:rPr>
+            <w:rStyle w:val="Hyperlink"/>
+            <w:sz w:val="15"/>
+            <w:u w:val="none"/>
+          </w:rPr>
+          <w:t>.io/</w:t>
+        </w:r>
+      </w:hyperlink>
+      <w:r>
+        <w:rPr>
+          <w:color w:val="212121"/>
+          <w:sz w:val="15"/>
+        </w:rPr>
+        <w:t xml:space="preserve"> </w:t>
+      </w:r>
     </w:p>
     <w:p>
       <w:pPr>
@@ -188,7 +261,7 @@
         <mc:AlternateContent>
           <mc:Choice Requires="wps">
             <w:drawing>
-              <wp:anchor distT="0" distB="0" distL="0" distR="0" simplePos="0" relativeHeight="251661824" behindDoc="1" locked="0" layoutInCell="1" allowOverlap="1" wp14:anchorId="6A0C4D79" wp14:editId="1F675B85">
+              <wp:anchor distT="0" distB="0" distL="0" distR="0" simplePos="0" relativeHeight="251659776" behindDoc="1" locked="0" layoutInCell="1" allowOverlap="1" wp14:anchorId="6A0C4D79" wp14:editId="1F675B85">
                 <wp:simplePos x="0" y="0"/>
                 <wp:positionH relativeFrom="page">
                   <wp:posOffset>155707</wp:posOffset>
@@ -259,7 +332,7 @@
           </mc:Choice>
           <mc:Fallback>
             <w:pict>
-              <v:shape w14:anchorId="53FA9FC9" id="Graphic 1" o:spid="_x0000_s1026" style="position:absolute;margin-left:12.25pt;margin-top:4.45pt;width:587.5pt;height:.55pt;z-index:-251654656;visibility:visible;mso-wrap-style:square;mso-wrap-distance-left:0;mso-wrap-distance-top:0;mso-wrap-distance-right:0;mso-wrap-distance-bottom:0;mso-position-horizontal:absolute;mso-position-horizontal-relative:page;mso-position-vertical:absolute;mso-position-vertical-relative:text;v-text-anchor:top" coordsize="7461250,6985" o:gfxdata="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" path="m7460985,6487l,6487,,,7460985,r,6487xe" fillcolor="#212121" stroked="f">
+              <v:shape w14:anchorId="3B76EFE8" id="Graphic 1" o:spid="_x0000_s1026" style="position:absolute;margin-left:12.25pt;margin-top:4.45pt;width:587.5pt;height:.55pt;z-index:-251656704;visibility:visible;mso-wrap-style:square;mso-wrap-distance-left:0;mso-wrap-distance-top:0;mso-wrap-distance-right:0;mso-wrap-distance-bottom:0;mso-position-horizontal:absolute;mso-position-horizontal-relative:page;mso-position-vertical:absolute;mso-position-vertical-relative:text;v-text-anchor:top" coordsize="7461250,6985" o:gfxdata="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" path="m7460985,6487l,6487,,,7460985,r,6487xe" fillcolor="#212121" stroked="f">
                 <v:path arrowok="t"/>
                 <w10:wrap type="topAndBottom" anchorx="page"/>
               </v:shape>
@@ -358,7 +431,7 @@
         <mc:AlternateContent>
           <mc:Choice Requires="wps">
             <w:drawing>
-              <wp:anchor distT="0" distB="0" distL="0" distR="0" simplePos="0" relativeHeight="251662848" behindDoc="1" locked="0" layoutInCell="1" allowOverlap="1" wp14:anchorId="5F9F4930" wp14:editId="5B2ECB04">
+              <wp:anchor distT="0" distB="0" distL="0" distR="0" simplePos="0" relativeHeight="251661824" behindDoc="1" locked="0" layoutInCell="1" allowOverlap="1" wp14:anchorId="5F9F4930" wp14:editId="5B2ECB04">
                 <wp:simplePos x="0" y="0"/>
                 <wp:positionH relativeFrom="page">
                   <wp:posOffset>155707</wp:posOffset>
@@ -429,7 +502,7 @@
           </mc:Choice>
           <mc:Fallback>
             <w:pict>
-              <v:shape w14:anchorId="608E47B5" id="Graphic 2" o:spid="_x0000_s1026" style="position:absolute;margin-left:12.25pt;margin-top:4.45pt;width:587.5pt;height:.55pt;z-index:-251653632;visibility:visible;mso-wrap-style:square;mso-wrap-distance-left:0;mso-wrap-distance-top:0;mso-wrap-distance-right:0;mso-wrap-distance-bottom:0;mso-position-horizontal:absolute;mso-position-horizontal-relative:page;mso-position-vertical:absolute;mso-position-vertical-relative:text;v-text-anchor:top" coordsize="7461250,6985" o:gfxdata="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" path="m7460985,6487l,6487,,,7460985,r,6487xe" fillcolor="#212121" stroked="f">
+              <v:shape w14:anchorId="1157B3A1" id="Graphic 2" o:spid="_x0000_s1026" style="position:absolute;margin-left:12.25pt;margin-top:4.45pt;width:587.5pt;height:.55pt;z-index:-251654656;visibility:visible;mso-wrap-style:square;mso-wrap-distance-left:0;mso-wrap-distance-top:0;mso-wrap-distance-right:0;mso-wrap-distance-bottom:0;mso-position-horizontal:absolute;mso-position-horizontal-relative:page;mso-position-vertical:absolute;mso-position-vertical-relative:text;v-text-anchor:top" coordsize="7461250,6985" o:gfxdata="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" path="m7460985,6487l,6487,,,7460985,r,6487xe" fillcolor="#212121" stroked="f">
                 <v:path arrowok="t"/>
                 <w10:wrap type="topAndBottom" anchorx="page"/>
               </v:shape>
@@ -732,6 +805,10 @@
         </w:tabs>
         <w:spacing w:before="41"/>
         <w:ind w:left="245"/>
+        <w:rPr>
+          <w:color w:val="212121"/>
+          <w:spacing w:val="-5"/>
+        </w:rPr>
       </w:pPr>
       <w:r>
         <w:rPr>
@@ -884,6 +961,71 @@
           <w:spacing w:val="-5"/>
         </w:rPr>
         <w:t>, Google Cloud Platform</w:t>
+      </w:r>
+    </w:p>
+    <w:p>
+      <w:pPr>
+        <w:pStyle w:val="BodyText"/>
+        <w:tabs>
+          <w:tab w:val="left" w:pos="2288"/>
+        </w:tabs>
+        <w:spacing w:before="41"/>
+        <w:ind w:left="245"/>
+        <w:rPr>
+          <w:bCs/>
+          <w:color w:val="212121"/>
+          <w:spacing w:val="-5"/>
+        </w:rPr>
+      </w:pPr>
+      <w:r>
+        <w:rPr>
+          <w:rFonts w:ascii="Arial"/>
+          <w:b/>
+          <w:color w:val="212121"/>
+        </w:rPr>
+        <w:t>D</w:t>
+      </w:r>
+      <w:r>
+        <w:rPr>
+          <w:rFonts w:ascii="Arial"/>
+          <w:b/>
+          <w:color w:val="212121"/>
+        </w:rPr>
+        <w:t>esign</w:t>
+      </w:r>
+      <w:r>
+        <w:rPr>
+          <w:rFonts w:ascii="Arial"/>
+          <w:b/>
+          <w:color w:val="212121"/>
+          <w:spacing w:val="15"/>
+        </w:rPr>
+        <w:t xml:space="preserve"> </w:t>
+      </w:r>
+      <w:r>
+        <w:rPr>
+          <w:rFonts w:ascii="Arial"/>
+          <w:b/>
+          <w:color w:val="212121"/>
+          <w:spacing w:val="-2"/>
+        </w:rPr>
+        <w:t>Tools:</w:t>
+      </w:r>
+      <w:r>
+        <w:rPr>
+          <w:rFonts w:ascii="Arial"/>
+          <w:b/>
+          <w:color w:val="212121"/>
+        </w:rPr>
+        <w:tab/>
+      </w:r>
+      <w:r>
+        <w:rPr>
+          <w:rFonts w:ascii="Arial"/>
+          <w:bCs/>
+          <w:color w:val="212121"/>
+        </w:rPr>
+        <w:t>Claude, Gemini, Codex, Figma,</w:t>
       </w:r>
     </w:p>
     <w:p>
@@ -994,7 +1136,7 @@
           </mc:Choice>
           <mc:Fallback>
             <w:pict>
-              <v:shape w14:anchorId="2FDC9BB1" id="Graphic 3" o:spid="_x0000_s1026" style="position:absolute;margin-left:12.25pt;margin-top:4.45pt;width:587.5pt;height:.55pt;z-index:-251652608;visibility:visible;mso-wrap-style:square;mso-wrap-distance-left:0;mso-wrap-distance-top:0;mso-wrap-distance-right:0;mso-wrap-distance-bottom:0;mso-position-horizontal:absolute;mso-position-horizontal-relative:page;mso-position-vertical:absolute;mso-position-vertical-relative:text;v-text-anchor:top" coordsize="7461250,6985" o:gfxdata="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" path="m7460985,6487l,6487,,,7460985,r,6487xe" fillcolor="#212121" stroked="f">
+              <v:shape w14:anchorId="57893039" id="Graphic 3" o:spid="_x0000_s1026" style="position:absolute;margin-left:12.25pt;margin-top:4.45pt;width:587.5pt;height:.55pt;z-index:-251652608;visibility:visible;mso-wrap-style:square;mso-wrap-distance-left:0;mso-wrap-distance-top:0;mso-wrap-distance-right:0;mso-wrap-distance-bottom:0;mso-position-horizontal:absolute;mso-position-horizontal-relative:page;mso-position-vertical:absolute;mso-position-vertical-relative:text;v-text-anchor:top" coordsize="7461250,6985" o:gfxdata="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" path="m7460985,6487l,6487,,,7460985,r,6487xe" fillcolor="#212121" stroked="f">
                 <v:path arrowok="t"/>
                 <w10:wrap type="topAndBottom" anchorx="page"/>
               </v:shape>
@@ -1014,14 +1156,25 @@
           <w:sz w:val="16"/>
         </w:rPr>
       </w:pPr>
-      <w:r>
-        <w:rPr>
-          <w:rFonts w:ascii="Arial" w:hAnsi="Arial"/>
-          <w:b/>
-          <w:color w:val="212121"/>
-          <w:sz w:val="16"/>
-        </w:rPr>
-        <w:t>CalNote – AI</w:t>
+      <w:proofErr w:type="spellStart"/>
+      <w:r>
+        <w:rPr>
+          <w:rFonts w:ascii="Arial" w:hAnsi="Arial"/>
+          <w:b/>
+          <w:color w:val="212121"/>
+          <w:sz w:val="16"/>
+        </w:rPr>
+        <w:t>CalNote</w:t>
+      </w:r>
+      <w:proofErr w:type="spellEnd"/>
+      <w:r>
+        <w:rPr>
+          <w:rFonts w:ascii="Arial" w:hAnsi="Arial"/>
+          <w:b/>
+          <w:color w:val="212121"/>
+          <w:sz w:val="16"/>
+        </w:rPr>
+        <w:t xml:space="preserve"> – AI</w:t>
       </w:r>
       <w:r>
         <w:rPr>
@@ -1070,14 +1223,7 @@
           <w:color w:val="444444"/>
           <w:sz w:val="16"/>
         </w:rPr>
-        <w:t>202</w:t>
-      </w:r>
-      <w:r>
-        <w:rPr>
-          <w:color w:val="444444"/>
-          <w:sz w:val="16"/>
-        </w:rPr>
-        <w:t>6</w:t>
+        <w:t>2026</w:t>
       </w:r>
       <w:r>
         <w:rPr>
@@ -1123,15 +1269,7 @@
           <w:spacing w:val="-4"/>
           <w:sz w:val="16"/>
         </w:rPr>
-        <w:t>202</w:t>
-      </w:r>
-      <w:r>
-        <w:rPr>
-          <w:color w:val="444444"/>
-          <w:spacing w:val="-4"/>
-          <w:sz w:val="16"/>
-        </w:rPr>
-        <w:t>6</w:t>
+        <w:t>2026</w:t>
       </w:r>
     </w:p>
     <w:p>
@@ -1259,7 +1397,7 @@
         <mc:AlternateContent>
           <mc:Choice Requires="wps">
             <w:drawing>
-              <wp:anchor distT="0" distB="0" distL="0" distR="0" simplePos="0" relativeHeight="251653632" behindDoc="0" locked="0" layoutInCell="1" allowOverlap="1" wp14:anchorId="6D5544BA" wp14:editId="3890450B">
+              <wp:anchor distT="0" distB="0" distL="0" distR="0" simplePos="0" relativeHeight="251652608" behindDoc="0" locked="0" layoutInCell="1" allowOverlap="1" wp14:anchorId="6D5544BA" wp14:editId="3890450B">
                 <wp:simplePos x="0" y="0"/>
                 <wp:positionH relativeFrom="page">
                   <wp:posOffset>175170</wp:posOffset>
@@ -1345,7 +1483,7 @@
           </mc:Choice>
           <mc:Fallback>
             <w:pict>
-              <v:shape w14:anchorId="49671DA7" id="Graphic 4" o:spid="_x0000_s1026" style="position:absolute;margin-left:13.8pt;margin-top:8.55pt;width:2.05pt;height:2.05pt;z-index:251653632;visibility:visible;mso-wrap-style:square;mso-wrap-distance-left:0;mso-wrap-distance-top:0;mso-wrap-distance-right:0;mso-wrap-distance-bottom:0;mso-position-horizontal:absolute;mso-position-horizontal-relative:page;mso-position-vertical:absolute;mso-position-vertical-relative:text;v-text-anchor:top" coordsize="26034,26034" o:gfxdata="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" path="m14696,25950r-3442,l9599,25621,,14696,,11254,11254,r3442,l25951,12975r,1721l14696,25950xe" fillcolor="#212121" stroked="f">
+              <v:shape w14:anchorId="5C8BFAE1" id="Graphic 4" o:spid="_x0000_s1026" style="position:absolute;margin-left:13.8pt;margin-top:8.55pt;width:2.05pt;height:2.05pt;z-index:251652608;visibility:visible;mso-wrap-style:square;mso-wrap-distance-left:0;mso-wrap-distance-top:0;mso-wrap-distance-right:0;mso-wrap-distance-bottom:0;mso-position-horizontal:absolute;mso-position-horizontal-relative:page;mso-position-vertical:absolute;mso-position-vertical-relative:text;v-text-anchor:top" coordsize="26034,26034" o:gfxdata="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" path="m14696,25950r-3442,l9599,25621,,14696,,11254,11254,r3442,l25951,12975r,1721l14696,25950xe" fillcolor="#212121" stroked="f">
                 <v:path arrowok="t"/>
                 <w10:wrap anchorx="page"/>
               </v:shape>
@@ -1469,7 +1607,7 @@
           </mc:Choice>
           <mc:Fallback>
             <w:pict>
-              <v:shape w14:anchorId="4C82F692" id="Graphic 5" o:spid="_x0000_s1026" style="position:absolute;margin-left:13.8pt;margin-top:7.55pt;width:2.05pt;height:2.05pt;z-index:251655680;visibility:visible;mso-wrap-style:square;mso-wrap-distance-left:0;mso-wrap-distance-top:0;mso-wrap-distance-right:0;mso-wrap-distance-bottom:0;mso-position-horizontal:absolute;mso-position-horizontal-relative:page;mso-position-vertical:absolute;mso-position-vertical-relative:text;v-text-anchor:top" coordsize="26034,26034" o:gfxdata="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" path="m14696,25951r-3442,l9599,25621,,14696,,11254,11254,r3442,l25951,12975r,1721l14696,25951xe" fillcolor="#212121" stroked="f">
+              <v:shape w14:anchorId="402B49F4" id="Graphic 5" o:spid="_x0000_s1026" style="position:absolute;margin-left:13.8pt;margin-top:7.55pt;width:2.05pt;height:2.05pt;z-index:251655680;visibility:visible;mso-wrap-style:square;mso-wrap-distance-left:0;mso-wrap-distance-top:0;mso-wrap-distance-right:0;mso-wrap-distance-bottom:0;mso-position-horizontal:absolute;mso-position-horizontal-relative:page;mso-position-vertical:absolute;mso-position-vertical-relative:text;v-text-anchor:top" coordsize="26034,26034" o:gfxdata="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" path="m14696,25951r-3442,l9599,25621,,14696,,11254,11254,r3442,l25951,12975r,1721l14696,25951xe" fillcolor="#212121" stroked="f">
                 <v:path arrowok="t"/>
                 <w10:wrap anchorx="page"/>
               </v:shape>
@@ -1484,7 +1622,7 @@
         <mc:AlternateContent>
           <mc:Choice Requires="wps">
             <w:drawing>
-              <wp:anchor distT="0" distB="0" distL="0" distR="0" simplePos="0" relativeHeight="251659776" behindDoc="0" locked="0" layoutInCell="1" allowOverlap="1" wp14:anchorId="2D6ABBCE" wp14:editId="11B58C58">
+              <wp:anchor distT="0" distB="0" distL="0" distR="0" simplePos="0" relativeHeight="251657728" behindDoc="0" locked="0" layoutInCell="1" allowOverlap="1" wp14:anchorId="2D6ABBCE" wp14:editId="11B58C58">
                 <wp:simplePos x="0" y="0"/>
                 <wp:positionH relativeFrom="page">
                   <wp:posOffset>175170</wp:posOffset>
@@ -1570,7 +1708,7 @@
           </mc:Choice>
           <mc:Fallback>
             <w:pict>
-              <v:shape w14:anchorId="08940DE6" id="Graphic 6" o:spid="_x0000_s1026" style="position:absolute;margin-left:13.8pt;margin-top:19.3pt;width:2.05pt;height:2.05pt;z-index:251659776;visibility:visible;mso-wrap-style:square;mso-wrap-distance-left:0;mso-wrap-distance-top:0;mso-wrap-distance-right:0;mso-wrap-distance-bottom:0;mso-position-horizontal:absolute;mso-position-horizontal-relative:page;mso-position-vertical:absolute;mso-position-vertical-relative:text;v-text-anchor:top" coordsize="26034,26034" o:gfxdata="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" path="m14696,25951r-3442,l9599,25621,,14696,,11254,11254,r3442,l25951,12975r,1721l14696,25951xe" fillcolor="#212121" stroked="f">
+              <v:shape w14:anchorId="2337FE6A" id="Graphic 6" o:spid="_x0000_s1026" style="position:absolute;margin-left:13.8pt;margin-top:19.3pt;width:2.05pt;height:2.05pt;z-index:251657728;visibility:visible;mso-wrap-style:square;mso-wrap-distance-left:0;mso-wrap-distance-top:0;mso-wrap-distance-right:0;mso-wrap-distance-bottom:0;mso-position-horizontal:absolute;mso-position-horizontal-relative:page;mso-position-vertical:absolute;mso-position-vertical-relative:text;v-text-anchor:top" coordsize="26034,26034" o:gfxdata="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" path="m14696,25951r-3442,l9599,25621,,14696,,11254,11254,r3442,l25951,12975r,1721l14696,25951xe" fillcolor="#212121" stroked="f">
                 <v:path arrowok="t"/>
                 <w10:wrap anchorx="page"/>
               </v:shape>
@@ -1771,17 +1909,7 @@
           <w:spacing w:val="-2"/>
           <w:sz w:val="16"/>
         </w:rPr>
-        <w:t>Development</w:t>
-      </w:r>
-      <w:r>
-        <w:rPr>
-          <w:rFonts w:ascii="Arial"/>
-          <w:i/>
-          <w:color w:val="212121"/>
-          <w:spacing w:val="-2"/>
-          <w:sz w:val="16"/>
-        </w:rPr>
-        <w:t xml:space="preserve"> MERN</w:t>
+        <w:t>Development MERN</w:t>
       </w:r>
       <w:r>
         <w:rPr>
@@ -1792,14 +1920,25 @@
         </w:rPr>
         <w:tab/>
       </w:r>
-      <w:r>
-        <w:rPr>
-          <w:rFonts w:ascii="Arial"/>
-          <w:i/>
-          <w:color w:val="444444"/>
-          <w:sz w:val="16"/>
-        </w:rPr>
-        <w:t>MERN,</w:t>
+      <w:proofErr w:type="spellStart"/>
+      <w:r>
+        <w:rPr>
+          <w:rFonts w:ascii="Arial"/>
+          <w:i/>
+          <w:color w:val="444444"/>
+          <w:sz w:val="16"/>
+        </w:rPr>
+        <w:t>MERN</w:t>
+      </w:r>
+      <w:proofErr w:type="spellEnd"/>
+      <w:r>
+        <w:rPr>
+          <w:rFonts w:ascii="Arial"/>
+          <w:i/>
+          <w:color w:val="444444"/>
+          <w:sz w:val="16"/>
+        </w:rPr>
+        <w:t>,</w:t>
       </w:r>
       <w:r>
         <w:rPr>
@@ -1882,7 +2021,7 @@
         <mc:AlternateContent>
           <mc:Choice Requires="wps">
             <w:drawing>
-              <wp:anchor distT="0" distB="0" distL="0" distR="0" simplePos="0" relativeHeight="251660800" behindDoc="0" locked="0" layoutInCell="1" allowOverlap="1" wp14:anchorId="709370C2" wp14:editId="7CD5D22C">
+              <wp:anchor distT="0" distB="0" distL="0" distR="0" simplePos="0" relativeHeight="251658752" behindDoc="0" locked="0" layoutInCell="1" allowOverlap="1" wp14:anchorId="709370C2" wp14:editId="7CD5D22C">
                 <wp:simplePos x="0" y="0"/>
                 <wp:positionH relativeFrom="page">
                   <wp:posOffset>175170</wp:posOffset>
@@ -1968,7 +2107,7 @@
           </mc:Choice>
           <mc:Fallback>
             <w:pict>
-              <v:shape w14:anchorId="3D7D7DD8" id="Graphic 7" o:spid="_x0000_s1026" style="position:absolute;margin-left:13.8pt;margin-top:8.5pt;width:2.05pt;height:2.05pt;z-index:251660800;visibility:visible;mso-wrap-style:square;mso-wrap-distance-left:0;mso-wrap-distance-top:0;mso-wrap-distance-right:0;mso-wrap-distance-bottom:0;mso-position-horizontal:absolute;mso-position-horizontal-relative:page;mso-position-vertical:absolute;mso-position-vertical-relative:text;v-text-anchor:top" coordsize="26034,26034" o:gfxdata="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" path="m14696,25950r-3442,l9599,25621,,14696,,11254,11254,r3442,l25951,12975r,1721l14696,25950xe" fillcolor="#212121" stroked="f">
+              <v:shape w14:anchorId="2170FD9B" id="Graphic 7" o:spid="_x0000_s1026" style="position:absolute;margin-left:13.8pt;margin-top:8.5pt;width:2.05pt;height:2.05pt;z-index:251658752;visibility:visible;mso-wrap-style:square;mso-wrap-distance-left:0;mso-wrap-distance-top:0;mso-wrap-distance-right:0;mso-wrap-distance-bottom:0;mso-position-horizontal:absolute;mso-position-horizontal-relative:page;mso-position-vertical:absolute;mso-position-vertical-relative:text;v-text-anchor:top" coordsize="26034,26034" o:gfxdata="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" path="m14696,25950r-3442,l9599,25621,,14696,,11254,11254,r3442,l25951,12975r,1721l14696,25950xe" fillcolor="#212121" stroked="f">
                 <v:path arrowok="t"/>
                 <w10:wrap anchorx="page"/>
               </v:shape>
@@ -2160,7 +2299,7 @@
         <mc:AlternateContent>
           <mc:Choice Requires="wps">
             <w:drawing>
-              <wp:anchor distT="0" distB="0" distL="0" distR="0" simplePos="0" relativeHeight="251661824" behindDoc="0" locked="0" layoutInCell="1" allowOverlap="1" wp14:anchorId="0599DE72" wp14:editId="31ECE9C1">
+              <wp:anchor distT="0" distB="0" distL="0" distR="0" simplePos="0" relativeHeight="251660800" behindDoc="0" locked="0" layoutInCell="1" allowOverlap="1" wp14:anchorId="0599DE72" wp14:editId="31ECE9C1">
                 <wp:simplePos x="0" y="0"/>
                 <wp:positionH relativeFrom="page">
                   <wp:posOffset>175170</wp:posOffset>
@@ -2246,7 +2385,7 @@
           </mc:Choice>
           <mc:Fallback>
             <w:pict>
-              <v:shape w14:anchorId="525DE1E1" id="Graphic 8" o:spid="_x0000_s1026" style="position:absolute;margin-left:13.8pt;margin-top:7.5pt;width:2.05pt;height:2.05pt;z-index:251661824;visibility:visible;mso-wrap-style:square;mso-wrap-distance-left:0;mso-wrap-distance-top:0;mso-wrap-distance-right:0;mso-wrap-distance-bottom:0;mso-position-horizontal:absolute;mso-position-horizontal-relative:page;mso-position-vertical:absolute;mso-position-vertical-relative:text;v-text-anchor:top" coordsize="26034,26034" o:gfxdata="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" path="m14696,25950r-3442,l9599,25621,,14696,,11254,11254,r3442,l25951,12975r,1721l14696,25950xe" fillcolor="#212121" stroked="f">
+              <v:shape w14:anchorId="107D262F" id="Graphic 8" o:spid="_x0000_s1026" style="position:absolute;margin-left:13.8pt;margin-top:7.5pt;width:2.05pt;height:2.05pt;z-index:251660800;visibility:visible;mso-wrap-style:square;mso-wrap-distance-left:0;mso-wrap-distance-top:0;mso-wrap-distance-right:0;mso-wrap-distance-bottom:0;mso-position-horizontal:absolute;mso-position-horizontal-relative:page;mso-position-vertical:absolute;mso-position-vertical-relative:text;v-text-anchor:top" coordsize="26034,26034" o:gfxdata="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" path="m14696,25950r-3442,l9599,25621,,14696,,11254,11254,r3442,l25951,12975r,1721l14696,25950xe" fillcolor="#212121" stroked="f">
                 <v:path arrowok="t"/>
                 <w10:wrap anchorx="page"/>
               </v:shape>
@@ -2347,7 +2486,7 @@
           </mc:Choice>
           <mc:Fallback>
             <w:pict>
-              <v:shape w14:anchorId="09A84854" id="Graphic 9" o:spid="_x0000_s1026" style="position:absolute;margin-left:13.8pt;margin-top:19.8pt;width:2.05pt;height:2.05pt;z-index:251662848;visibility:visible;mso-wrap-style:square;mso-wrap-distance-left:0;mso-wrap-distance-top:0;mso-wrap-distance-right:0;mso-wrap-distance-bottom:0;mso-position-horizontal:absolute;mso-position-horizontal-relative:page;mso-position-vertical:absolute;mso-position-vertical-relative:text;v-text-anchor:top" coordsize="26034,26034" o:gfxdata="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" path="m14696,25950r-3442,l9599,25621,,14696,,11254,11254,r3442,l25951,12975r,1721l14696,25950xe" fillcolor="#212121" stroked="f">
+              <v:shape w14:anchorId="5CAE3E64" id="Graphic 9" o:spid="_x0000_s1026" style="position:absolute;margin-left:13.8pt;margin-top:19.8pt;width:2.05pt;height:2.05pt;z-index:251662848;visibility:visible;mso-wrap-style:square;mso-wrap-distance-left:0;mso-wrap-distance-top:0;mso-wrap-distance-right:0;mso-wrap-distance-bottom:0;mso-position-horizontal:absolute;mso-position-horizontal-relative:page;mso-position-vertical:absolute;mso-position-vertical-relative:text;v-text-anchor:top" coordsize="26034,26034" o:gfxdata="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" path="m14696,25950r-3442,l9599,25621,,14696,,11254,11254,r3442,l25951,12975r,1721l14696,25950xe" fillcolor="#212121" stroked="f">
                 <v:path arrowok="t"/>
                 <w10:wrap anchorx="page"/>
               </v:shape>
@@ -2773,7 +2912,7 @@
           </mc:Choice>
           <mc:Fallback>
             <w:pict>
-              <v:shape w14:anchorId="5C53E929" id="Graphic 13" o:spid="_x0000_s1026" style="position:absolute;margin-left:13.8pt;margin-top:8.55pt;width:2.05pt;height:2.05pt;z-index:251646464;visibility:visible;mso-wrap-style:square;mso-wrap-distance-left:0;mso-wrap-distance-top:0;mso-wrap-distance-right:0;mso-wrap-distance-bottom:0;mso-position-horizontal:absolute;mso-position-horizontal-relative:page;mso-position-vertical:absolute;mso-position-vertical-relative:text;v-text-anchor:top" coordsize="26034,26034" o:gfxdata="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" path="m14696,25950r-3442,l9599,25621,,14696,,11254,11254,r3442,l25951,12975r,1721l14696,25950xe" fillcolor="#212121" stroked="f">
+              <v:shape w14:anchorId="6933B1EE" id="Graphic 13" o:spid="_x0000_s1026" style="position:absolute;margin-left:13.8pt;margin-top:8.55pt;width:2.05pt;height:2.05pt;z-index:251646464;visibility:visible;mso-wrap-style:square;mso-wrap-distance-left:0;mso-wrap-distance-top:0;mso-wrap-distance-right:0;mso-wrap-distance-bottom:0;mso-position-horizontal:absolute;mso-position-horizontal-relative:page;mso-position-vertical:absolute;mso-position-vertical-relative:text;v-text-anchor:top" coordsize="26034,26034" o:gfxdata="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" path="m14696,25950r-3442,l9599,25621,,14696,,11254,11254,r3442,l25951,12975r,1721l14696,25950xe" fillcolor="#212121" stroked="f">
                 <v:path arrowok="t"/>
                 <w10:wrap anchorx="page"/>
               </v:shape>
@@ -2979,7 +3118,7 @@
           </mc:Choice>
           <mc:Fallback>
             <w:pict>
-              <v:shape w14:anchorId="634C2B03" id="Graphic 14" o:spid="_x0000_s1026" style="position:absolute;margin-left:13.8pt;margin-top:7.5pt;width:2.05pt;height:2.05pt;z-index:251647488;visibility:visible;mso-wrap-style:square;mso-wrap-distance-left:0;mso-wrap-distance-top:0;mso-wrap-distance-right:0;mso-wrap-distance-bottom:0;mso-position-horizontal:absolute;mso-position-horizontal-relative:page;mso-position-vertical:absolute;mso-position-vertical-relative:text;v-text-anchor:top" coordsize="26034,26034" o:gfxdata="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" path="m14696,25951r-3442,l9599,25621,,14695,,11254,11254,r3442,l25951,12975r,1720l14696,25951xe" fillcolor="#212121" stroked="f">
+              <v:shape w14:anchorId="23C99260" id="Graphic 14" o:spid="_x0000_s1026" style="position:absolute;margin-left:13.8pt;margin-top:7.5pt;width:2.05pt;height:2.05pt;z-index:251647488;visibility:visible;mso-wrap-style:square;mso-wrap-distance-left:0;mso-wrap-distance-top:0;mso-wrap-distance-right:0;mso-wrap-distance-bottom:0;mso-position-horizontal:absolute;mso-position-horizontal-relative:page;mso-position-vertical:absolute;mso-position-vertical-relative:text;v-text-anchor:top" coordsize="26034,26034" o:gfxdata="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" path="m14696,25951r-3442,l9599,25621,,14695,,11254,11254,r3442,l25951,12975r,1720l14696,25951xe" fillcolor="#212121" stroked="f">
                 <v:path arrowok="t"/>
                 <w10:wrap anchorx="page"/>
               </v:shape>
@@ -3080,7 +3219,7 @@
           </mc:Choice>
           <mc:Fallback>
             <w:pict>
-              <v:shape w14:anchorId="572066C7" id="Graphic 15" o:spid="_x0000_s1026" style="position:absolute;margin-left:13.8pt;margin-top:19.75pt;width:2.05pt;height:2.05pt;z-index:251648512;visibility:visible;mso-wrap-style:square;mso-wrap-distance-left:0;mso-wrap-distance-top:0;mso-wrap-distance-right:0;mso-wrap-distance-bottom:0;mso-position-horizontal:absolute;mso-position-horizontal-relative:page;mso-position-vertical:absolute;mso-position-vertical-relative:text;v-text-anchor:top" coordsize="26034,26034" o:gfxdata="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" path="m14696,25950r-3442,l9599,25621,,14695,,11254,11254,r3442,l25951,12975r,1720l14696,25950xe" fillcolor="#212121" stroked="f">
+              <v:shape w14:anchorId="28FE7377" id="Graphic 15" o:spid="_x0000_s1026" style="position:absolute;margin-left:13.8pt;margin-top:19.75pt;width:2.05pt;height:2.05pt;z-index:251648512;visibility:visible;mso-wrap-style:square;mso-wrap-distance-left:0;mso-wrap-distance-top:0;mso-wrap-distance-right:0;mso-wrap-distance-bottom:0;mso-position-horizontal:absolute;mso-position-horizontal-relative:page;mso-position-vertical:absolute;mso-position-vertical-relative:text;v-text-anchor:top" coordsize="26034,26034" o:gfxdata="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" path="m14696,25950r-3442,l9599,25621,,14695,,11254,11254,r3442,l25951,12975r,1720l14696,25950xe" fillcolor="#212121" stroked="f">
                 <v:path arrowok="t"/>
                 <w10:wrap anchorx="page"/>
               </v:shape>
@@ -3459,7 +3598,7 @@
           </mc:Choice>
           <mc:Fallback>
             <w:pict>
-              <v:shape w14:anchorId="5BD08ACB" id="Graphic 16" o:spid="_x0000_s1026" style="position:absolute;margin-left:13.8pt;margin-top:8.05pt;width:2.05pt;height:2.05pt;z-index:251653632;visibility:visible;mso-wrap-style:square;mso-wrap-distance-left:0;mso-wrap-distance-top:0;mso-wrap-distance-right:0;mso-wrap-distance-bottom:0;mso-position-horizontal:absolute;mso-position-horizontal-relative:page;mso-position-vertical:absolute;mso-position-vertical-relative:text;v-text-anchor:top" coordsize="26034,26034" o:gfxdata="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" path="m14696,25950r-3442,l9599,25621,,14696,,11254,11254,r3442,l25951,12975r,1721l14696,25950xe" fillcolor="#212121" stroked="f">
+              <v:shape w14:anchorId="588F8C53" id="Graphic 16" o:spid="_x0000_s1026" style="position:absolute;margin-left:13.8pt;margin-top:8.05pt;width:2.05pt;height:2.05pt;z-index:251653632;visibility:visible;mso-wrap-style:square;mso-wrap-distance-left:0;mso-wrap-distance-top:0;mso-wrap-distance-right:0;mso-wrap-distance-bottom:0;mso-position-horizontal:absolute;mso-position-horizontal-relative:page;mso-position-vertical:absolute;mso-position-vertical-relative:text;v-text-anchor:top" coordsize="26034,26034" o:gfxdata="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" path="m14696,25950r-3442,l9599,25621,,14696,,11254,11254,r3442,l25951,12975r,1721l14696,25950xe" fillcolor="#212121" stroked="f">
                 <v:path arrowok="t"/>
                 <w10:wrap anchorx="page"/>
               </v:shape>
@@ -3665,7 +3804,7 @@
           </mc:Choice>
           <mc:Fallback>
             <w:pict>
-              <v:shape w14:anchorId="3B16E1B1" id="Graphic 17" o:spid="_x0000_s1026" style="position:absolute;margin-left:13.8pt;margin-top:7.55pt;width:2.05pt;height:2.05pt;z-index:251654656;visibility:visible;mso-wrap-style:square;mso-wrap-distance-left:0;mso-wrap-distance-top:0;mso-wrap-distance-right:0;mso-wrap-distance-bottom:0;mso-position-horizontal:absolute;mso-position-horizontal-relative:page;mso-position-vertical:absolute;mso-position-vertical-relative:text;v-text-anchor:top" coordsize="26034,26034" o:gfxdata="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" path="m14696,25950r-3442,l9599,25621,,14696,,11254,11254,r3442,l25951,12975r,1721l14696,25950xe" fillcolor="#212121" stroked="f">
+              <v:shape w14:anchorId="1DACBCE4" id="Graphic 17" o:spid="_x0000_s1026" style="position:absolute;margin-left:13.8pt;margin-top:7.55pt;width:2.05pt;height:2.05pt;z-index:251654656;visibility:visible;mso-wrap-style:square;mso-wrap-distance-left:0;mso-wrap-distance-top:0;mso-wrap-distance-right:0;mso-wrap-distance-bottom:0;mso-position-horizontal:absolute;mso-position-horizontal-relative:page;mso-position-vertical:absolute;mso-position-vertical-relative:text;v-text-anchor:top" coordsize="26034,26034" o:gfxdata="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" path="m14696,25950r-3442,l9599,25621,,14696,,11254,11254,r3442,l25951,12975r,1721l14696,25950xe" fillcolor="#212121" stroked="f">
                 <v:path arrowok="t"/>
                 <w10:wrap anchorx="page"/>
               </v:shape>
@@ -3680,7 +3819,7 @@
         <mc:AlternateContent>
           <mc:Choice Requires="wps">
             <w:drawing>
-              <wp:anchor distT="0" distB="0" distL="0" distR="0" simplePos="0" relativeHeight="251655680" behindDoc="0" locked="0" layoutInCell="1" allowOverlap="1" wp14:anchorId="20AFECB3" wp14:editId="181843EE">
+              <wp:anchor distT="0" distB="0" distL="0" distR="0" simplePos="0" relativeHeight="251656704" behindDoc="0" locked="0" layoutInCell="1" allowOverlap="1" wp14:anchorId="20AFECB3" wp14:editId="181843EE">
                 <wp:simplePos x="0" y="0"/>
                 <wp:positionH relativeFrom="page">
                   <wp:posOffset>175170</wp:posOffset>
@@ -3766,7 +3905,7 @@
           </mc:Choice>
           <mc:Fallback>
             <w:pict>
-              <v:shape w14:anchorId="1FDAD707" id="Graphic 18" o:spid="_x0000_s1026" style="position:absolute;margin-left:13.8pt;margin-top:19.8pt;width:2.05pt;height:2.05pt;z-index:251655680;visibility:visible;mso-wrap-style:square;mso-wrap-distance-left:0;mso-wrap-distance-top:0;mso-wrap-distance-right:0;mso-wrap-distance-bottom:0;mso-position-horizontal:absolute;mso-position-horizontal-relative:page;mso-position-vertical:absolute;mso-position-vertical-relative:text;v-text-anchor:top" coordsize="26034,26034" o:gfxdata="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" path="m14696,25950r-3442,l9599,25621,,14696,,11254,11254,r3442,l25951,12975r,1721l14696,25950xe" fillcolor="#212121" stroked="f">
+              <v:shape w14:anchorId="5775601B" id="Graphic 18" o:spid="_x0000_s1026" style="position:absolute;margin-left:13.8pt;margin-top:19.8pt;width:2.05pt;height:2.05pt;z-index:251656704;visibility:visible;mso-wrap-style:square;mso-wrap-distance-left:0;mso-wrap-distance-top:0;mso-wrap-distance-right:0;mso-wrap-distance-bottom:0;mso-position-horizontal:absolute;mso-position-horizontal-relative:page;mso-position-vertical:absolute;mso-position-vertical-relative:text;v-text-anchor:top" coordsize="26034,26034" o:gfxdata="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" path="m14696,25950r-3442,l9599,25621,,14696,,11254,11254,r3442,l25951,12975r,1721l14696,25950xe" fillcolor="#212121" stroked="f">
                 <v:path arrowok="t"/>
                 <w10:wrap anchorx="page"/>
               </v:shape>
@@ -3778,14 +3917,8 @@
         <w:rPr>
           <w:color w:val="212121"/>
         </w:rPr>
-        <w:t>Focused on feature engineering and Scikit-learn pipelines using location and area inputs. Interactive prototype achieved ~80% accuracy on hold-out data.</w:t>
-      </w:r>
-    </w:p>
-    <w:p>
-      <w:pPr>
-        <w:pStyle w:val="BodyText"/>
-        <w:spacing w:before="2"/>
-      </w:pPr>
+        <w:t>Focused on feature engineering and Scikit-learn pipelines using location and area inputs.</w:t>
+      </w:r>
     </w:p>
     <w:p>
       <w:pPr>
@@ -3890,7 +4023,7 @@
           </mc:Choice>
           <mc:Fallback>
             <w:pict>
-              <v:shape w14:anchorId="56387598" id="Graphic 19" o:spid="_x0000_s1026" style="position:absolute;margin-left:12.25pt;margin-top:4.45pt;width:587.5pt;height:.55pt;z-index:-251651584;visibility:visible;mso-wrap-style:square;mso-wrap-distance-left:0;mso-wrap-distance-top:0;mso-wrap-distance-right:0;mso-wrap-distance-bottom:0;mso-position-horizontal:absolute;mso-position-horizontal-relative:page;mso-position-vertical:absolute;mso-position-vertical-relative:text;v-text-anchor:top" coordsize="7461250,6985" o:gfxdata="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" path="m7460985,6487l,6487,,,7460985,r,6487xe" fillcolor="#212121" stroked="f">
+              <v:shape w14:anchorId="4F50EC28" id="Graphic 19" o:spid="_x0000_s1026" style="position:absolute;margin-left:12.25pt;margin-top:4.45pt;width:587.5pt;height:.55pt;z-index:-251651584;visibility:visible;mso-wrap-style:square;mso-wrap-distance-left:0;mso-wrap-distance-top:0;mso-wrap-distance-right:0;mso-wrap-distance-bottom:0;mso-position-horizontal:absolute;mso-position-horizontal-relative:page;mso-position-vertical:absolute;mso-position-vertical-relative:text;v-text-anchor:top" coordsize="7461250,6985" o:gfxdata="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" path="m7460985,6487l,6487,,,7460985,r,6487xe" fillcolor="#212121" stroked="f">
                 <v:path arrowok="t"/>
                 <w10:wrap type="topAndBottom" anchorx="page"/>
               </v:shape>
@@ -4074,7 +4207,7 @@
           </mc:Choice>
           <mc:Fallback>
             <w:pict>
-              <v:shape w14:anchorId="2156F205" id="Graphic 20" o:spid="_x0000_s1026" style="position:absolute;margin-left:13.8pt;margin-top:8.55pt;width:2.05pt;height:2.05pt;z-index:251649536;visibility:visible;mso-wrap-style:square;mso-wrap-distance-left:0;mso-wrap-distance-top:0;mso-wrap-distance-right:0;mso-wrap-distance-bottom:0;mso-position-horizontal:absolute;mso-position-horizontal-relative:page;mso-position-vertical:absolute;mso-position-vertical-relative:text;v-text-anchor:top" coordsize="26034,26034" o:gfxdata="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" path="m14696,25950r-3442,l9599,25621,,14695,,11254,11254,r3442,l25951,12975r,1720l14696,25950xe" fillcolor="#212121" stroked="f">
+              <v:shape w14:anchorId="5441F22D" id="Graphic 20" o:spid="_x0000_s1026" style="position:absolute;margin-left:13.8pt;margin-top:8.55pt;width:2.05pt;height:2.05pt;z-index:251649536;visibility:visible;mso-wrap-style:square;mso-wrap-distance-left:0;mso-wrap-distance-top:0;mso-wrap-distance-right:0;mso-wrap-distance-bottom:0;mso-position-horizontal:absolute;mso-position-horizontal-relative:page;mso-position-vertical:absolute;mso-position-vertical-relative:text;v-text-anchor:top" coordsize="26034,26034" o:gfxdata="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" path="m14696,25950r-3442,l9599,25621,,14695,,11254,11254,r3442,l25951,12975r,1720l14696,25950xe" fillcolor="#212121" stroked="f">
                 <v:path arrowok="t"/>
                 <w10:wrap anchorx="page"/>
               </v:shape>
@@ -4175,7 +4308,7 @@
           </mc:Choice>
           <mc:Fallback>
             <w:pict>
-              <v:shape w14:anchorId="1517250D" id="Graphic 21" o:spid="_x0000_s1026" style="position:absolute;margin-left:13.8pt;margin-top:20.8pt;width:2.05pt;height:2.05pt;z-index:251650560;visibility:visible;mso-wrap-style:square;mso-wrap-distance-left:0;mso-wrap-distance-top:0;mso-wrap-distance-right:0;mso-wrap-distance-bottom:0;mso-position-horizontal:absolute;mso-position-horizontal-relative:page;mso-position-vertical:absolute;mso-position-vertical-relative:text;v-text-anchor:top" coordsize="26034,26034" o:gfxdata="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" path="m14696,25950r-3442,l9599,25621,,14696,,11254,11254,r3442,l25951,12975r,1721l14696,25950xe" fillcolor="#212121" stroked="f">
+              <v:shape w14:anchorId="287D0A31" id="Graphic 21" o:spid="_x0000_s1026" style="position:absolute;margin-left:13.8pt;margin-top:20.8pt;width:2.05pt;height:2.05pt;z-index:251650560;visibility:visible;mso-wrap-style:square;mso-wrap-distance-left:0;mso-wrap-distance-top:0;mso-wrap-distance-right:0;mso-wrap-distance-bottom:0;mso-position-horizontal:absolute;mso-position-horizontal-relative:page;mso-position-vertical:absolute;mso-position-vertical-relative:text;v-text-anchor:top" coordsize="26034,26034" o:gfxdata="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" path="m14696,25950r-3442,l9599,25621,,14696,,11254,11254,r3442,l25951,12975r,1721l14696,25950xe" fillcolor="#212121" stroked="f">
                 <v:path arrowok="t"/>
                 <w10:wrap anchorx="page"/>
               </v:shape>
@@ -4276,7 +4409,7 @@
           </mc:Choice>
           <mc:Fallback>
             <w:pict>
-              <v:shape w14:anchorId="093D210B" id="Graphic 22" o:spid="_x0000_s1026" style="position:absolute;margin-left:13.8pt;margin-top:33.1pt;width:2.05pt;height:2.05pt;z-index:251651584;visibility:visible;mso-wrap-style:square;mso-wrap-distance-left:0;mso-wrap-distance-top:0;mso-wrap-distance-right:0;mso-wrap-distance-bottom:0;mso-position-horizontal:absolute;mso-position-horizontal-relative:page;mso-position-vertical:absolute;mso-position-vertical-relative:text;v-text-anchor:top" coordsize="26034,26034" o:gfxdata="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" path="m14696,25950r-3442,l9599,25621,,14695,,11254,11254,r3442,l25951,12975r,1720l14696,25950xe" fillcolor="#212121" stroked="f">
+              <v:shape w14:anchorId="68119AE8" id="Graphic 22" o:spid="_x0000_s1026" style="position:absolute;margin-left:13.8pt;margin-top:33.1pt;width:2.05pt;height:2.05pt;z-index:251651584;visibility:visible;mso-wrap-style:square;mso-wrap-distance-left:0;mso-wrap-distance-top:0;mso-wrap-distance-right:0;mso-wrap-distance-bottom:0;mso-position-horizontal:absolute;mso-position-horizontal-relative:page;mso-position-vertical:absolute;mso-position-vertical-relative:text;v-text-anchor:top" coordsize="26034,26034" o:gfxdata="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" path="m14696,25950r-3442,l9599,25621,,14695,,11254,11254,r3442,l25951,12975r,1720l14696,25950xe" fillcolor="#212121" stroked="f">
                 <v:path arrowok="t"/>
                 <w10:wrap anchorx="page"/>
               </v:shape>
@@ -4408,6 +4541,7 @@
           <w:sz w:val="16"/>
         </w:rPr>
       </w:pPr>
+      <w:proofErr w:type="spellStart"/>
       <w:r>
         <w:rPr>
           <w:rFonts w:ascii="Arial"/>
@@ -4417,6 +4551,7 @@
         </w:rPr>
         <w:t>Imarticus</w:t>
       </w:r>
+      <w:proofErr w:type="spellEnd"/>
       <w:r>
         <w:rPr>
           <w:rFonts w:ascii="Arial"/>
@@ -4540,7 +4675,7 @@
           </mc:Choice>
           <mc:Fallback>
             <w:pict>
-              <v:shape w14:anchorId="1C03664E" id="Graphic 20" o:spid="_x0000_s1026" style="position:absolute;margin-left:13.8pt;margin-top:8.55pt;width:2.05pt;height:2.05pt;z-index:251666944;visibility:visible;mso-wrap-style:square;mso-wrap-distance-left:0;mso-wrap-distance-top:0;mso-wrap-distance-right:0;mso-wrap-distance-bottom:0;mso-position-horizontal:absolute;mso-position-horizontal-relative:page;mso-position-vertical:absolute;mso-position-vertical-relative:text;v-text-anchor:top" coordsize="26034,26034" o:gfxdata="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" path="m14696,25950r-3442,l9599,25621,,14695,,11254,11254,r3442,l25951,12975r,1720l14696,25950xe" fillcolor="#212121" stroked="f">
+              <v:shape w14:anchorId="73CEC7E3" id="Graphic 20" o:spid="_x0000_s1026" style="position:absolute;margin-left:13.8pt;margin-top:8.55pt;width:2.05pt;height:2.05pt;z-index:251666944;visibility:visible;mso-wrap-style:square;mso-wrap-distance-left:0;mso-wrap-distance-top:0;mso-wrap-distance-right:0;mso-wrap-distance-bottom:0;mso-position-horizontal:absolute;mso-position-horizontal-relative:page;mso-position-vertical:absolute;mso-position-vertical-relative:text;v-text-anchor:top" coordsize="26034,26034" o:gfxdata="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" path="m14696,25950r-3442,l9599,25621,,14695,,11254,11254,r3442,l25951,12975r,1720l14696,25950xe" fillcolor="#212121" stroked="f">
                 <v:path arrowok="t"/>
                 <w10:wrap anchorx="page"/>
               </v:shape>
@@ -4641,7 +4776,7 @@
           </mc:Choice>
           <mc:Fallback>
             <w:pict>
-              <v:shape w14:anchorId="5D2246F1" id="Graphic 21" o:spid="_x0000_s1026" style="position:absolute;margin-left:13.8pt;margin-top:20.8pt;width:2.05pt;height:2.05pt;z-index:251667968;visibility:visible;mso-wrap-style:square;mso-wrap-distance-left:0;mso-wrap-distance-top:0;mso-wrap-distance-right:0;mso-wrap-distance-bottom:0;mso-position-horizontal:absolute;mso-position-horizontal-relative:page;mso-position-vertical:absolute;mso-position-vertical-relative:text;v-text-anchor:top" coordsize="26034,26034" o:gfxdata="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" path="m14696,25950r-3442,l9599,25621,,14696,,11254,11254,r3442,l25951,12975r,1721l14696,25950xe" fillcolor="#212121" stroked="f">
+              <v:shape w14:anchorId="1155843C" id="Graphic 21" o:spid="_x0000_s1026" style="position:absolute;margin-left:13.8pt;margin-top:20.8pt;width:2.05pt;height:2.05pt;z-index:251667968;visibility:visible;mso-wrap-style:square;mso-wrap-distance-left:0;mso-wrap-distance-top:0;mso-wrap-distance-right:0;mso-wrap-distance-bottom:0;mso-position-horizontal:absolute;mso-position-horizontal-relative:page;mso-position-vertical:absolute;mso-position-vertical-relative:text;v-text-anchor:top" coordsize="26034,26034" o:gfxdata="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" path="m14696,25950r-3442,l9599,25621,,14696,,11254,11254,r3442,l25951,12975r,1721l14696,25950xe" fillcolor="#212121" stroked="f">
                 <v:path arrowok="t"/>
                 <w10:wrap anchorx="page"/>
               </v:shape>
@@ -4742,7 +4877,7 @@
           </mc:Choice>
           <mc:Fallback>
             <w:pict>
-              <v:shape w14:anchorId="292AB697" id="Graphic 22" o:spid="_x0000_s1026" style="position:absolute;margin-left:13.8pt;margin-top:33.1pt;width:2.05pt;height:2.05pt;z-index:251668992;visibility:visible;mso-wrap-style:square;mso-wrap-distance-left:0;mso-wrap-distance-top:0;mso-wrap-distance-right:0;mso-wrap-distance-bottom:0;mso-position-horizontal:absolute;mso-position-horizontal-relative:page;mso-position-vertical:absolute;mso-position-vertical-relative:text;v-text-anchor:top" coordsize="26034,26034" o:gfxdata="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" path="m14696,25950r-3442,l9599,25621,,14695,,11254,11254,r3442,l25951,12975r,1720l14696,25950xe" fillcolor="#212121" stroked="f">
+              <v:shape w14:anchorId="0375BCA2" id="Graphic 22" o:spid="_x0000_s1026" style="position:absolute;margin-left:13.8pt;margin-top:33.1pt;width:2.05pt;height:2.05pt;z-index:251668992;visibility:visible;mso-wrap-style:square;mso-wrap-distance-left:0;mso-wrap-distance-top:0;mso-wrap-distance-right:0;mso-wrap-distance-bottom:0;mso-position-horizontal:absolute;mso-position-horizontal-relative:page;mso-position-vertical:absolute;mso-position-vertical-relative:text;v-text-anchor:top" coordsize="26034,26034" o:gfxdata="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" path="m14696,25950r-3442,l9599,25621,,14695,,11254,11254,r3442,l25951,12975r,1720l14696,25950xe" fillcolor="#212121" stroked="f">
                 <v:path arrowok="t"/>
                 <w10:wrap anchorx="page"/>
               </v:shape>
@@ -5053,7 +5188,7 @@
           </mc:Choice>
           <mc:Fallback>
             <w:pict>
-              <v:group w14:anchorId="1A219C9C" id="Group 23" o:spid="_x0000_s1026" style="width:587.5pt;height:.55pt;mso-position-horizontal-relative:char;mso-position-vertical-relative:line" coordsize="74612,69" o:gfxdata="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">
+              <v:group w14:anchorId="67A0059A" id="Group 23" o:spid="_x0000_s1026" style="width:587.5pt;height:.55pt;mso-position-horizontal-relative:char;mso-position-vertical-relative:line" coordsize="74612,69" o:gfxdata="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">
                 <v:shape id="Graphic 24" o:spid="_x0000_s1027" style="position:absolute;width:74612;height:69;visibility:visible;mso-wrap-style:square;v-text-anchor:top" coordsize="7461250,6985" o:gfxdata="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" path="m7460985,6487l,6487,,,7460985,r,6487xe" fillcolor="#212121" stroked="f">
                   <v:path arrowok="t"/>
                 </v:shape>
@@ -5189,12 +5324,21 @@
         </w:rPr>
         <w:tab/>
       </w:r>
-      <w:r>
-        <w:rPr>
-          <w:color w:val="444444"/>
-          <w:sz w:val="16"/>
-        </w:rPr>
-        <w:t>Sehore,</w:t>
+      <w:proofErr w:type="spellStart"/>
+      <w:r>
+        <w:rPr>
+          <w:color w:val="444444"/>
+          <w:sz w:val="16"/>
+        </w:rPr>
+        <w:t>Sehore</w:t>
+      </w:r>
+      <w:proofErr w:type="spellEnd"/>
+      <w:r>
+        <w:rPr>
+          <w:color w:val="444444"/>
+          <w:sz w:val="16"/>
+        </w:rPr>
+        <w:t>,</w:t>
       </w:r>
       <w:r>
         <w:rPr>
@@ -5241,6 +5385,8 @@
           <w:sz w:val="16"/>
         </w:rPr>
       </w:pPr>
+      <w:proofErr w:type="spellStart"/>
+      <w:proofErr w:type="gramStart"/>
       <w:r>
         <w:rPr>
           <w:rFonts w:ascii="Arial" w:hAnsi="Arial"/>
@@ -5250,6 +5396,8 @@
         </w:rPr>
         <w:t>B.Tech</w:t>
       </w:r>
+      <w:proofErr w:type="spellEnd"/>
+      <w:proofErr w:type="gramEnd"/>
       <w:r>
         <w:rPr>
           <w:rFonts w:ascii="Arial" w:hAnsi="Arial"/>
@@ -5901,7 +6049,7 @@
           </mc:Choice>
           <mc:Fallback>
             <w:pict>
-              <v:shape w14:anchorId="1E93F573" id="Graphic 25" o:spid="_x0000_s1026" style="position:absolute;margin-left:12.25pt;margin-top:3.9pt;width:587.5pt;height:.55pt;z-index:-251650560;visibility:visible;mso-wrap-style:square;mso-wrap-distance-left:0;mso-wrap-distance-top:0;mso-wrap-distance-right:0;mso-wrap-distance-bottom:0;mso-position-horizontal:absolute;mso-position-horizontal-relative:page;mso-position-vertical:absolute;mso-position-vertical-relative:text;v-text-anchor:top" coordsize="7461250,6985" o:gfxdata="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" path="m7460985,6487l,6487,,,7460985,r,6487xe" fillcolor="#212121" stroked="f">
+              <v:shape w14:anchorId="15B23C70" id="Graphic 25" o:spid="_x0000_s1026" style="position:absolute;margin-left:12.25pt;margin-top:3.9pt;width:587.5pt;height:.55pt;z-index:-251650560;visibility:visible;mso-wrap-style:square;mso-wrap-distance-left:0;mso-wrap-distance-top:0;mso-wrap-distance-right:0;mso-wrap-distance-bottom:0;mso-position-horizontal:absolute;mso-position-horizontal-relative:page;mso-position-vertical:absolute;mso-position-vertical-relative:text;v-text-anchor:top" coordsize="7461250,6985" o:gfxdata="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" path="m7460985,6487l,6487,,,7460985,r,6487xe" fillcolor="#212121" stroked="f">
                 <v:path arrowok="t"/>
                 <w10:wrap type="topAndBottom" anchorx="page"/>
               </v:shape>
@@ -6649,6 +6797,7 @@
         </w:rPr>
         <w:t xml:space="preserve"> </w:t>
       </w:r>
+      <w:proofErr w:type="spellStart"/>
       <w:r>
         <w:rPr>
           <w:color w:val="212121"/>
@@ -6656,6 +6805,7 @@
         </w:rPr>
         <w:t>Imarticus</w:t>
       </w:r>
+      <w:proofErr w:type="spellEnd"/>
       <w:r>
         <w:rPr>
           <w:color w:val="212121"/>
@@ -7126,6 +7276,7 @@
   <w:style w:type="character" w:default="1" w:styleId="DefaultParagraphFont">
     <w:name w:val="Default Paragraph Font"/>
     <w:uiPriority w:val="1"/>
+    <w:semiHidden/>
     <w:unhideWhenUsed/>
   </w:style>
   <w:style w:type="table" w:default="1" w:styleId="TableNormal">
@@ -7185,6 +7336,41 @@
       <w:rFonts w:ascii="Times New Roman" w:hAnsi="Times New Roman" w:cs="Times New Roman"/>
       <w:sz w:val="24"/>
       <w:szCs w:val="24"/>
+    </w:rPr>
+  </w:style>
+  <w:style w:type="character" w:styleId="Hyperlink">
+    <w:name w:val="Hyperlink"/>
+    <w:basedOn w:val="DefaultParagraphFont"/>
+    <w:uiPriority w:val="99"/>
+    <w:unhideWhenUsed/>
+    <w:rsid w:val="002C736A"/>
+    <w:rPr>
+      <w:color w:val="0000FF" w:themeColor="hyperlink"/>
+      <w:u w:val="single"/>
+    </w:rPr>
+  </w:style>
+  <w:style w:type="character" w:styleId="UnresolvedMention">
+    <w:name w:val="Unresolved Mention"/>
+    <w:basedOn w:val="DefaultParagraphFont"/>
+    <w:uiPriority w:val="99"/>
+    <w:semiHidden/>
+    <w:unhideWhenUsed/>
+    <w:rsid w:val="002C736A"/>
+    <w:rPr>
+      <w:color w:val="605E5C"/>
+      <w:shd w:val="clear" w:color="auto" w:fill="E1DFDD"/>
+    </w:rPr>
+  </w:style>
+  <w:style w:type="character" w:styleId="FollowedHyperlink">
+    <w:name w:val="FollowedHyperlink"/>
+    <w:basedOn w:val="DefaultParagraphFont"/>
+    <w:uiPriority w:val="99"/>
+    <w:semiHidden/>
+    <w:unhideWhenUsed/>
+    <w:rsid w:val="002C736A"/>
+    <w:rPr>
+      <w:color w:val="800080" w:themeColor="followedHyperlink"/>
+      <w:u w:val="single"/>
     </w:rPr>
   </w:style>
 </w:styles>
@@ -7471,4 +7657,16 @@
   <a:objectDefaults/>
   <a:extraClrSchemeLst/>
 </a:theme>
+</file>
+
+<file path=customXml/item1.xml><?xml version="1.0" encoding="utf-8"?>
+<b:Sources xmlns:b="http://schemas.openxmlformats.org/officeDocument/2006/bibliography" xmlns="http://schemas.openxmlformats.org/officeDocument/2006/bibliography" SelectedStyle="\APASixthEditionOfficeOnline.xsl" StyleName="APA" Version="6"/>
+</file>
+
+<file path=customXml/itemProps1.xml><?xml version="1.0" encoding="utf-8"?>
+<ds:datastoreItem xmlns:ds="http://schemas.openxmlformats.org/officeDocument/2006/customXml" ds:itemID="{B9E05545-A058-4D28-B9A4-F84EA76CB887}">
+  <ds:schemaRefs>
+    <ds:schemaRef ds:uri="http://schemas.openxmlformats.org/officeDocument/2006/bibliography"/>
+  </ds:schemaRefs>
+</ds:datastoreItem>
 </file>
--- a/Resume-Devavrat-Verma.docx
+++ b/Resume-Devavrat-Verma.docx
@@ -332,7 +332,7 @@
           </mc:Choice>
           <mc:Fallback>
             <w:pict>
-              <v:shape w14:anchorId="3B76EFE8" id="Graphic 1" o:spid="_x0000_s1026" style="position:absolute;margin-left:12.25pt;margin-top:4.45pt;width:587.5pt;height:.55pt;z-index:-251656704;visibility:visible;mso-wrap-style:square;mso-wrap-distance-left:0;mso-wrap-distance-top:0;mso-wrap-distance-right:0;mso-wrap-distance-bottom:0;mso-position-horizontal:absolute;mso-position-horizontal-relative:page;mso-position-vertical:absolute;mso-position-vertical-relative:text;v-text-anchor:top" coordsize="7461250,6985" o:gfxdata="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" path="m7460985,6487l,6487,,,7460985,r,6487xe" fillcolor="#212121" stroked="f">
+              <v:shape w14:anchorId="38189419" id="Graphic 1" o:spid="_x0000_s1026" style="position:absolute;margin-left:12.25pt;margin-top:4.45pt;width:587.5pt;height:.55pt;z-index:-251656704;visibility:visible;mso-wrap-style:square;mso-wrap-distance-left:0;mso-wrap-distance-top:0;mso-wrap-distance-right:0;mso-wrap-distance-bottom:0;mso-position-horizontal:absolute;mso-position-horizontal-relative:page;mso-position-vertical:absolute;mso-position-vertical-relative:text;v-text-anchor:top" coordsize="7461250,6985" o:gfxdata="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" path="m7460985,6487l,6487,,,7460985,r,6487xe" fillcolor="#212121" stroked="f">
                 <v:path arrowok="t"/>
                 <w10:wrap type="topAndBottom" anchorx="page"/>
               </v:shape>
@@ -502,7 +502,7 @@
           </mc:Choice>
           <mc:Fallback>
             <w:pict>
-              <v:shape w14:anchorId="1157B3A1" id="Graphic 2" o:spid="_x0000_s1026" style="position:absolute;margin-left:12.25pt;margin-top:4.45pt;width:587.5pt;height:.55pt;z-index:-251654656;visibility:visible;mso-wrap-style:square;mso-wrap-distance-left:0;mso-wrap-distance-top:0;mso-wrap-distance-right:0;mso-wrap-distance-bottom:0;mso-position-horizontal:absolute;mso-position-horizontal-relative:page;mso-position-vertical:absolute;mso-position-vertical-relative:text;v-text-anchor:top" coordsize="7461250,6985" o:gfxdata="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" path="m7460985,6487l,6487,,,7460985,r,6487xe" fillcolor="#212121" stroked="f">
+              <v:shape w14:anchorId="789DF645" id="Graphic 2" o:spid="_x0000_s1026" style="position:absolute;margin-left:12.25pt;margin-top:4.45pt;width:587.5pt;height:.55pt;z-index:-251654656;visibility:visible;mso-wrap-style:square;mso-wrap-distance-left:0;mso-wrap-distance-top:0;mso-wrap-distance-right:0;mso-wrap-distance-bottom:0;mso-position-horizontal:absolute;mso-position-horizontal-relative:page;mso-position-vertical:absolute;mso-position-vertical-relative:text;v-text-anchor:top" coordsize="7461250,6985" o:gfxdata="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" path="m7460985,6487l,6487,,,7460985,r,6487xe" fillcolor="#212121" stroked="f">
                 <v:path arrowok="t"/>
                 <w10:wrap type="topAndBottom" anchorx="page"/>
               </v:shape>
@@ -1136,7 +1136,7 @@
           </mc:Choice>
           <mc:Fallback>
             <w:pict>
-              <v:shape w14:anchorId="57893039" id="Graphic 3" o:spid="_x0000_s1026" style="position:absolute;margin-left:12.25pt;margin-top:4.45pt;width:587.5pt;height:.55pt;z-index:-251652608;visibility:visible;mso-wrap-style:square;mso-wrap-distance-left:0;mso-wrap-distance-top:0;mso-wrap-distance-right:0;mso-wrap-distance-bottom:0;mso-position-horizontal:absolute;mso-position-horizontal-relative:page;mso-position-vertical:absolute;mso-position-vertical-relative:text;v-text-anchor:top" coordsize="7461250,6985" o:gfxdata="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" path="m7460985,6487l,6487,,,7460985,r,6487xe" fillcolor="#212121" stroked="f">
+              <v:shape w14:anchorId="00982ED5" id="Graphic 3" o:spid="_x0000_s1026" style="position:absolute;margin-left:12.25pt;margin-top:4.45pt;width:587.5pt;height:.55pt;z-index:-251652608;visibility:visible;mso-wrap-style:square;mso-wrap-distance-left:0;mso-wrap-distance-top:0;mso-wrap-distance-right:0;mso-wrap-distance-bottom:0;mso-position-horizontal:absolute;mso-position-horizontal-relative:page;mso-position-vertical:absolute;mso-position-vertical-relative:text;v-text-anchor:top" coordsize="7461250,6985" o:gfxdata="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" path="m7460985,6487l,6487,,,7460985,r,6487xe" fillcolor="#212121" stroked="f">
                 <v:path arrowok="t"/>
                 <w10:wrap type="topAndBottom" anchorx="page"/>
               </v:shape>
@@ -1483,7 +1483,7 @@
           </mc:Choice>
           <mc:Fallback>
             <w:pict>
-              <v:shape w14:anchorId="5C8BFAE1" id="Graphic 4" o:spid="_x0000_s1026" style="position:absolute;margin-left:13.8pt;margin-top:8.55pt;width:2.05pt;height:2.05pt;z-index:251652608;visibility:visible;mso-wrap-style:square;mso-wrap-distance-left:0;mso-wrap-distance-top:0;mso-wrap-distance-right:0;mso-wrap-distance-bottom:0;mso-position-horizontal:absolute;mso-position-horizontal-relative:page;mso-position-vertical:absolute;mso-position-vertical-relative:text;v-text-anchor:top" coordsize="26034,26034" o:gfxdata="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" path="m14696,25950r-3442,l9599,25621,,14696,,11254,11254,r3442,l25951,12975r,1721l14696,25950xe" fillcolor="#212121" stroked="f">
+              <v:shape w14:anchorId="035B396D" id="Graphic 4" o:spid="_x0000_s1026" style="position:absolute;margin-left:13.8pt;margin-top:8.55pt;width:2.05pt;height:2.05pt;z-index:251652608;visibility:visible;mso-wrap-style:square;mso-wrap-distance-left:0;mso-wrap-distance-top:0;mso-wrap-distance-right:0;mso-wrap-distance-bottom:0;mso-position-horizontal:absolute;mso-position-horizontal-relative:page;mso-position-vertical:absolute;mso-position-vertical-relative:text;v-text-anchor:top" coordsize="26034,26034" o:gfxdata="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" path="m14696,25950r-3442,l9599,25621,,14696,,11254,11254,r3442,l25951,12975r,1721l14696,25950xe" fillcolor="#212121" stroked="f">
                 <v:path arrowok="t"/>
                 <w10:wrap anchorx="page"/>
               </v:shape>
@@ -1607,7 +1607,7 @@
           </mc:Choice>
           <mc:Fallback>
             <w:pict>
-              <v:shape w14:anchorId="402B49F4" id="Graphic 5" o:spid="_x0000_s1026" style="position:absolute;margin-left:13.8pt;margin-top:7.55pt;width:2.05pt;height:2.05pt;z-index:251655680;visibility:visible;mso-wrap-style:square;mso-wrap-distance-left:0;mso-wrap-distance-top:0;mso-wrap-distance-right:0;mso-wrap-distance-bottom:0;mso-position-horizontal:absolute;mso-position-horizontal-relative:page;mso-position-vertical:absolute;mso-position-vertical-relative:text;v-text-anchor:top" coordsize="26034,26034" o:gfxdata="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" path="m14696,25951r-3442,l9599,25621,,14696,,11254,11254,r3442,l25951,12975r,1721l14696,25951xe" fillcolor="#212121" stroked="f">
+              <v:shape w14:anchorId="414162BA" id="Graphic 5" o:spid="_x0000_s1026" style="position:absolute;margin-left:13.8pt;margin-top:7.55pt;width:2.05pt;height:2.05pt;z-index:251655680;visibility:visible;mso-wrap-style:square;mso-wrap-distance-left:0;mso-wrap-distance-top:0;mso-wrap-distance-right:0;mso-wrap-distance-bottom:0;mso-position-horizontal:absolute;mso-position-horizontal-relative:page;mso-position-vertical:absolute;mso-position-vertical-relative:text;v-text-anchor:top" coordsize="26034,26034" o:gfxdata="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" path="m14696,25951r-3442,l9599,25621,,14696,,11254,11254,r3442,l25951,12975r,1721l14696,25951xe" fillcolor="#212121" stroked="f">
                 <v:path arrowok="t"/>
                 <w10:wrap anchorx="page"/>
               </v:shape>
@@ -1708,7 +1708,7 @@
           </mc:Choice>
           <mc:Fallback>
             <w:pict>
-              <v:shape w14:anchorId="2337FE6A" id="Graphic 6" o:spid="_x0000_s1026" style="position:absolute;margin-left:13.8pt;margin-top:19.3pt;width:2.05pt;height:2.05pt;z-index:251657728;visibility:visible;mso-wrap-style:square;mso-wrap-distance-left:0;mso-wrap-distance-top:0;mso-wrap-distance-right:0;mso-wrap-distance-bottom:0;mso-position-horizontal:absolute;mso-position-horizontal-relative:page;mso-position-vertical:absolute;mso-position-vertical-relative:text;v-text-anchor:top" coordsize="26034,26034" o:gfxdata="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" path="m14696,25951r-3442,l9599,25621,,14696,,11254,11254,r3442,l25951,12975r,1721l14696,25951xe" fillcolor="#212121" stroked="f">
+              <v:shape w14:anchorId="0B3091BE" id="Graphic 6" o:spid="_x0000_s1026" style="position:absolute;margin-left:13.8pt;margin-top:19.3pt;width:2.05pt;height:2.05pt;z-index:251657728;visibility:visible;mso-wrap-style:square;mso-wrap-distance-left:0;mso-wrap-distance-top:0;mso-wrap-distance-right:0;mso-wrap-distance-bottom:0;mso-position-horizontal:absolute;mso-position-horizontal-relative:page;mso-position-vertical:absolute;mso-position-vertical-relative:text;v-text-anchor:top" coordsize="26034,26034" o:gfxdata="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" path="m14696,25951r-3442,l9599,25621,,14696,,11254,11254,r3442,l25951,12975r,1721l14696,25951xe" fillcolor="#212121" stroked="f">
                 <v:path arrowok="t"/>
                 <w10:wrap anchorx="page"/>
               </v:shape>
@@ -2107,7 +2107,7 @@
           </mc:Choice>
           <mc:Fallback>
             <w:pict>
-              <v:shape w14:anchorId="2170FD9B" id="Graphic 7" o:spid="_x0000_s1026" style="position:absolute;margin-left:13.8pt;margin-top:8.5pt;width:2.05pt;height:2.05pt;z-index:251658752;visibility:visible;mso-wrap-style:square;mso-wrap-distance-left:0;mso-wrap-distance-top:0;mso-wrap-distance-right:0;mso-wrap-distance-bottom:0;mso-position-horizontal:absolute;mso-position-horizontal-relative:page;mso-position-vertical:absolute;mso-position-vertical-relative:text;v-text-anchor:top" coordsize="26034,26034" o:gfxdata="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" path="m14696,25950r-3442,l9599,25621,,14696,,11254,11254,r3442,l25951,12975r,1721l14696,25950xe" fillcolor="#212121" stroked="f">
+              <v:shape w14:anchorId="1BD1B9D1" id="Graphic 7" o:spid="_x0000_s1026" style="position:absolute;margin-left:13.8pt;margin-top:8.5pt;width:2.05pt;height:2.05pt;z-index:251658752;visibility:visible;mso-wrap-style:square;mso-wrap-distance-left:0;mso-wrap-distance-top:0;mso-wrap-distance-right:0;mso-wrap-distance-bottom:0;mso-position-horizontal:absolute;mso-position-horizontal-relative:page;mso-position-vertical:absolute;mso-position-vertical-relative:text;v-text-anchor:top" coordsize="26034,26034" o:gfxdata="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" path="m14696,25950r-3442,l9599,25621,,14696,,11254,11254,r3442,l25951,12975r,1721l14696,25950xe" fillcolor="#212121" stroked="f">
                 <v:path arrowok="t"/>
                 <w10:wrap anchorx="page"/>
               </v:shape>
@@ -2385,7 +2385,7 @@
           </mc:Choice>
           <mc:Fallback>
             <w:pict>
-              <v:shape w14:anchorId="107D262F" id="Graphic 8" o:spid="_x0000_s1026" style="position:absolute;margin-left:13.8pt;margin-top:7.5pt;width:2.05pt;height:2.05pt;z-index:251660800;visibility:visible;mso-wrap-style:square;mso-wrap-distance-left:0;mso-wrap-distance-top:0;mso-wrap-distance-right:0;mso-wrap-distance-bottom:0;mso-position-horizontal:absolute;mso-position-horizontal-relative:page;mso-position-vertical:absolute;mso-position-vertical-relative:text;v-text-anchor:top" coordsize="26034,26034" o:gfxdata="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" path="m14696,25950r-3442,l9599,25621,,14696,,11254,11254,r3442,l25951,12975r,1721l14696,25950xe" fillcolor="#212121" stroked="f">
+              <v:shape w14:anchorId="478E6407" id="Graphic 8" o:spid="_x0000_s1026" style="position:absolute;margin-left:13.8pt;margin-top:7.5pt;width:2.05pt;height:2.05pt;z-index:251660800;visibility:visible;mso-wrap-style:square;mso-wrap-distance-left:0;mso-wrap-distance-top:0;mso-wrap-distance-right:0;mso-wrap-distance-bottom:0;mso-position-horizontal:absolute;mso-position-horizontal-relative:page;mso-position-vertical:absolute;mso-position-vertical-relative:text;v-text-anchor:top" coordsize="26034,26034" o:gfxdata="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" path="m14696,25950r-3442,l9599,25621,,14696,,11254,11254,r3442,l25951,12975r,1721l14696,25950xe" fillcolor="#212121" stroked="f">
                 <v:path arrowok="t"/>
                 <w10:wrap anchorx="page"/>
               </v:shape>
@@ -2486,7 +2486,7 @@
           </mc:Choice>
           <mc:Fallback>
             <w:pict>
-              <v:shape w14:anchorId="5CAE3E64" id="Graphic 9" o:spid="_x0000_s1026" style="position:absolute;margin-left:13.8pt;margin-top:19.8pt;width:2.05pt;height:2.05pt;z-index:251662848;visibility:visible;mso-wrap-style:square;mso-wrap-distance-left:0;mso-wrap-distance-top:0;mso-wrap-distance-right:0;mso-wrap-distance-bottom:0;mso-position-horizontal:absolute;mso-position-horizontal-relative:page;mso-position-vertical:absolute;mso-position-vertical-relative:text;v-text-anchor:top" coordsize="26034,26034" o:gfxdata="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" path="m14696,25950r-3442,l9599,25621,,14696,,11254,11254,r3442,l25951,12975r,1721l14696,25950xe" fillcolor="#212121" stroked="f">
+              <v:shape w14:anchorId="517E7B89" id="Graphic 9" o:spid="_x0000_s1026" style="position:absolute;margin-left:13.8pt;margin-top:19.8pt;width:2.05pt;height:2.05pt;z-index:251662848;visibility:visible;mso-wrap-style:square;mso-wrap-distance-left:0;mso-wrap-distance-top:0;mso-wrap-distance-right:0;mso-wrap-distance-bottom:0;mso-position-horizontal:absolute;mso-position-horizontal-relative:page;mso-position-vertical:absolute;mso-position-vertical-relative:text;v-text-anchor:top" coordsize="26034,26034" o:gfxdata="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" path="m14696,25950r-3442,l9599,25621,,14696,,11254,11254,r3442,l25951,12975r,1721l14696,25950xe" fillcolor="#212121" stroked="f">
                 <v:path arrowok="t"/>
                 <w10:wrap anchorx="page"/>
               </v:shape>
@@ -2912,7 +2912,7 @@
           </mc:Choice>
           <mc:Fallback>
             <w:pict>
-              <v:shape w14:anchorId="6933B1EE" id="Graphic 13" o:spid="_x0000_s1026" style="position:absolute;margin-left:13.8pt;margin-top:8.55pt;width:2.05pt;height:2.05pt;z-index:251646464;visibility:visible;mso-wrap-style:square;mso-wrap-distance-left:0;mso-wrap-distance-top:0;mso-wrap-distance-right:0;mso-wrap-distance-bottom:0;mso-position-horizontal:absolute;mso-position-horizontal-relative:page;mso-position-vertical:absolute;mso-position-vertical-relative:text;v-text-anchor:top" coordsize="26034,26034" o:gfxdata="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" path="m14696,25950r-3442,l9599,25621,,14696,,11254,11254,r3442,l25951,12975r,1721l14696,25950xe" fillcolor="#212121" stroked="f">
+              <v:shape w14:anchorId="619BE872" id="Graphic 13" o:spid="_x0000_s1026" style="position:absolute;margin-left:13.8pt;margin-top:8.55pt;width:2.05pt;height:2.05pt;z-index:251646464;visibility:visible;mso-wrap-style:square;mso-wrap-distance-left:0;mso-wrap-distance-top:0;mso-wrap-distance-right:0;mso-wrap-distance-bottom:0;mso-position-horizontal:absolute;mso-position-horizontal-relative:page;mso-position-vertical:absolute;mso-position-vertical-relative:text;v-text-anchor:top" coordsize="26034,26034" o:gfxdata="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" path="m14696,25950r-3442,l9599,25621,,14696,,11254,11254,r3442,l25951,12975r,1721l14696,25950xe" fillcolor="#212121" stroked="f">
                 <v:path arrowok="t"/>
                 <w10:wrap anchorx="page"/>
               </v:shape>
@@ -3118,7 +3118,7 @@
           </mc:Choice>
           <mc:Fallback>
             <w:pict>
-              <v:shape w14:anchorId="23C99260" id="Graphic 14" o:spid="_x0000_s1026" style="position:absolute;margin-left:13.8pt;margin-top:7.5pt;width:2.05pt;height:2.05pt;z-index:251647488;visibility:visible;mso-wrap-style:square;mso-wrap-distance-left:0;mso-wrap-distance-top:0;mso-wrap-distance-right:0;mso-wrap-distance-bottom:0;mso-position-horizontal:absolute;mso-position-horizontal-relative:page;mso-position-vertical:absolute;mso-position-vertical-relative:text;v-text-anchor:top" coordsize="26034,26034" o:gfxdata="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" path="m14696,25951r-3442,l9599,25621,,14695,,11254,11254,r3442,l25951,12975r,1720l14696,25951xe" fillcolor="#212121" stroked="f">
+              <v:shape w14:anchorId="59F034CE" id="Graphic 14" o:spid="_x0000_s1026" style="position:absolute;margin-left:13.8pt;margin-top:7.5pt;width:2.05pt;height:2.05pt;z-index:251647488;visibility:visible;mso-wrap-style:square;mso-wrap-distance-left:0;mso-wrap-distance-top:0;mso-wrap-distance-right:0;mso-wrap-distance-bottom:0;mso-position-horizontal:absolute;mso-position-horizontal-relative:page;mso-position-vertical:absolute;mso-position-vertical-relative:text;v-text-anchor:top" coordsize="26034,26034" o:gfxdata="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" path="m14696,25951r-3442,l9599,25621,,14695,,11254,11254,r3442,l25951,12975r,1720l14696,25951xe" fillcolor="#212121" stroked="f">
                 <v:path arrowok="t"/>
                 <w10:wrap anchorx="page"/>
               </v:shape>
@@ -3219,7 +3219,7 @@
           </mc:Choice>
           <mc:Fallback>
             <w:pict>
-              <v:shape w14:anchorId="28FE7377" id="Graphic 15" o:spid="_x0000_s1026" style="position:absolute;margin-left:13.8pt;margin-top:19.75pt;width:2.05pt;height:2.05pt;z-index:251648512;visibility:visible;mso-wrap-style:square;mso-wrap-distance-left:0;mso-wrap-distance-top:0;mso-wrap-distance-right:0;mso-wrap-distance-bottom:0;mso-position-horizontal:absolute;mso-position-horizontal-relative:page;mso-position-vertical:absolute;mso-position-vertical-relative:text;v-text-anchor:top" coordsize="26034,26034" o:gfxdata="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" path="m14696,25950r-3442,l9599,25621,,14695,,11254,11254,r3442,l25951,12975r,1720l14696,25950xe" fillcolor="#212121" stroked="f">
+              <v:shape w14:anchorId="2176F719" id="Graphic 15" o:spid="_x0000_s1026" style="position:absolute;margin-left:13.8pt;margin-top:19.75pt;width:2.05pt;height:2.05pt;z-index:251648512;visibility:visible;mso-wrap-style:square;mso-wrap-distance-left:0;mso-wrap-distance-top:0;mso-wrap-distance-right:0;mso-wrap-distance-bottom:0;mso-position-horizontal:absolute;mso-position-horizontal-relative:page;mso-position-vertical:absolute;mso-position-vertical-relative:text;v-text-anchor:top" coordsize="26034,26034" o:gfxdata="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" path="m14696,25950r-3442,l9599,25621,,14695,,11254,11254,r3442,l25951,12975r,1720l14696,25950xe" fillcolor="#212121" stroked="f">
                 <v:path arrowok="t"/>
                 <w10:wrap anchorx="page"/>
               </v:shape>
@@ -3598,7 +3598,7 @@
           </mc:Choice>
           <mc:Fallback>
             <w:pict>
-              <v:shape w14:anchorId="588F8C53" id="Graphic 16" o:spid="_x0000_s1026" style="position:absolute;margin-left:13.8pt;margin-top:8.05pt;width:2.05pt;height:2.05pt;z-index:251653632;visibility:visible;mso-wrap-style:square;mso-wrap-distance-left:0;mso-wrap-distance-top:0;mso-wrap-distance-right:0;mso-wrap-distance-bottom:0;mso-position-horizontal:absolute;mso-position-horizontal-relative:page;mso-position-vertical:absolute;mso-position-vertical-relative:text;v-text-anchor:top" coordsize="26034,26034" o:gfxdata="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" path="m14696,25950r-3442,l9599,25621,,14696,,11254,11254,r3442,l25951,12975r,1721l14696,25950xe" fillcolor="#212121" stroked="f">
+              <v:shape w14:anchorId="0F8B6D10" id="Graphic 16" o:spid="_x0000_s1026" style="position:absolute;margin-left:13.8pt;margin-top:8.05pt;width:2.05pt;height:2.05pt;z-index:251653632;visibility:visible;mso-wrap-style:square;mso-wrap-distance-left:0;mso-wrap-distance-top:0;mso-wrap-distance-right:0;mso-wrap-distance-bottom:0;mso-position-horizontal:absolute;mso-position-horizontal-relative:page;mso-position-vertical:absolute;mso-position-vertical-relative:text;v-text-anchor:top" coordsize="26034,26034" o:gfxdata="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" path="m14696,25950r-3442,l9599,25621,,14696,,11254,11254,r3442,l25951,12975r,1721l14696,25950xe" fillcolor="#212121" stroked="f">
                 <v:path arrowok="t"/>
                 <w10:wrap anchorx="page"/>
               </v:shape>
@@ -3804,7 +3804,7 @@
           </mc:Choice>
           <mc:Fallback>
             <w:pict>
-              <v:shape w14:anchorId="1DACBCE4" id="Graphic 17" o:spid="_x0000_s1026" style="position:absolute;margin-left:13.8pt;margin-top:7.55pt;width:2.05pt;height:2.05pt;z-index:251654656;visibility:visible;mso-wrap-style:square;mso-wrap-distance-left:0;mso-wrap-distance-top:0;mso-wrap-distance-right:0;mso-wrap-distance-bottom:0;mso-position-horizontal:absolute;mso-position-horizontal-relative:page;mso-position-vertical:absolute;mso-position-vertical-relative:text;v-text-anchor:top" coordsize="26034,26034" o:gfxdata="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" path="m14696,25950r-3442,l9599,25621,,14696,,11254,11254,r3442,l25951,12975r,1721l14696,25950xe" fillcolor="#212121" stroked="f">
+              <v:shape w14:anchorId="6396223A" id="Graphic 17" o:spid="_x0000_s1026" style="position:absolute;margin-left:13.8pt;margin-top:7.55pt;width:2.05pt;height:2.05pt;z-index:251654656;visibility:visible;mso-wrap-style:square;mso-wrap-distance-left:0;mso-wrap-distance-top:0;mso-wrap-distance-right:0;mso-wrap-distance-bottom:0;mso-position-horizontal:absolute;mso-position-horizontal-relative:page;mso-position-vertical:absolute;mso-position-vertical-relative:text;v-text-anchor:top" coordsize="26034,26034" o:gfxdata="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" path="m14696,25950r-3442,l9599,25621,,14696,,11254,11254,r3442,l25951,12975r,1721l14696,25950xe" fillcolor="#212121" stroked="f">
                 <v:path arrowok="t"/>
                 <w10:wrap anchorx="page"/>
               </v:shape>
@@ -3905,7 +3905,7 @@
           </mc:Choice>
           <mc:Fallback>
             <w:pict>
-              <v:shape w14:anchorId="5775601B" id="Graphic 18" o:spid="_x0000_s1026" style="position:absolute;margin-left:13.8pt;margin-top:19.8pt;width:2.05pt;height:2.05pt;z-index:251656704;visibility:visible;mso-wrap-style:square;mso-wrap-distance-left:0;mso-wrap-distance-top:0;mso-wrap-distance-right:0;mso-wrap-distance-bottom:0;mso-position-horizontal:absolute;mso-position-horizontal-relative:page;mso-position-vertical:absolute;mso-position-vertical-relative:text;v-text-anchor:top" coordsize="26034,26034" o:gfxdata="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" path="m14696,25950r-3442,l9599,25621,,14696,,11254,11254,r3442,l25951,12975r,1721l14696,25950xe" fillcolor="#212121" stroked="f">
+              <v:shape w14:anchorId="59BF36D4" id="Graphic 18" o:spid="_x0000_s1026" style="position:absolute;margin-left:13.8pt;margin-top:19.8pt;width:2.05pt;height:2.05pt;z-index:251656704;visibility:visible;mso-wrap-style:square;mso-wrap-distance-left:0;mso-wrap-distance-top:0;mso-wrap-distance-right:0;mso-wrap-distance-bottom:0;mso-position-horizontal:absolute;mso-position-horizontal-relative:page;mso-position-vertical:absolute;mso-position-vertical-relative:text;v-text-anchor:top" coordsize="26034,26034" o:gfxdata="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" path="m14696,25950r-3442,l9599,25621,,14696,,11254,11254,r3442,l25951,12975r,1721l14696,25950xe" fillcolor="#212121" stroked="f">
                 <v:path arrowok="t"/>
                 <w10:wrap anchorx="page"/>
               </v:shape>
@@ -4023,7 +4023,7 @@
           </mc:Choice>
           <mc:Fallback>
             <w:pict>
-              <v:shape w14:anchorId="4F50EC28" id="Graphic 19" o:spid="_x0000_s1026" style="position:absolute;margin-left:12.25pt;margin-top:4.45pt;width:587.5pt;height:.55pt;z-index:-251651584;visibility:visible;mso-wrap-style:square;mso-wrap-distance-left:0;mso-wrap-distance-top:0;mso-wrap-distance-right:0;mso-wrap-distance-bottom:0;mso-position-horizontal:absolute;mso-position-horizontal-relative:page;mso-position-vertical:absolute;mso-position-vertical-relative:text;v-text-anchor:top" coordsize="7461250,6985" o:gfxdata="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" path="m7460985,6487l,6487,,,7460985,r,6487xe" fillcolor="#212121" stroked="f">
+              <v:shape w14:anchorId="4A2817FB" id="Graphic 19" o:spid="_x0000_s1026" style="position:absolute;margin-left:12.25pt;margin-top:4.45pt;width:587.5pt;height:.55pt;z-index:-251651584;visibility:visible;mso-wrap-style:square;mso-wrap-distance-left:0;mso-wrap-distance-top:0;mso-wrap-distance-right:0;mso-wrap-distance-bottom:0;mso-position-horizontal:absolute;mso-position-horizontal-relative:page;mso-position-vertical:absolute;mso-position-vertical-relative:text;v-text-anchor:top" coordsize="7461250,6985" o:gfxdata="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" path="m7460985,6487l,6487,,,7460985,r,6487xe" fillcolor="#212121" stroked="f">
                 <v:path arrowok="t"/>
                 <w10:wrap type="topAndBottom" anchorx="page"/>
               </v:shape>
@@ -4207,7 +4207,7 @@
           </mc:Choice>
           <mc:Fallback>
             <w:pict>
-              <v:shape w14:anchorId="5441F22D" id="Graphic 20" o:spid="_x0000_s1026" style="position:absolute;margin-left:13.8pt;margin-top:8.55pt;width:2.05pt;height:2.05pt;z-index:251649536;visibility:visible;mso-wrap-style:square;mso-wrap-distance-left:0;mso-wrap-distance-top:0;mso-wrap-distance-right:0;mso-wrap-distance-bottom:0;mso-position-horizontal:absolute;mso-position-horizontal-relative:page;mso-position-vertical:absolute;mso-position-vertical-relative:text;v-text-anchor:top" coordsize="26034,26034" o:gfxdata="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" path="m14696,25950r-3442,l9599,25621,,14695,,11254,11254,r3442,l25951,12975r,1720l14696,25950xe" fillcolor="#212121" stroked="f">
+              <v:shape w14:anchorId="692F8AD9" id="Graphic 20" o:spid="_x0000_s1026" style="position:absolute;margin-left:13.8pt;margin-top:8.55pt;width:2.05pt;height:2.05pt;z-index:251649536;visibility:visible;mso-wrap-style:square;mso-wrap-distance-left:0;mso-wrap-distance-top:0;mso-wrap-distance-right:0;mso-wrap-distance-bottom:0;mso-position-horizontal:absolute;mso-position-horizontal-relative:page;mso-position-vertical:absolute;mso-position-vertical-relative:text;v-text-anchor:top" coordsize="26034,26034" o:gfxdata="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" path="m14696,25950r-3442,l9599,25621,,14695,,11254,11254,r3442,l25951,12975r,1720l14696,25950xe" fillcolor="#212121" stroked="f">
                 <v:path arrowok="t"/>
                 <w10:wrap anchorx="page"/>
               </v:shape>
@@ -4308,7 +4308,7 @@
           </mc:Choice>
           <mc:Fallback>
             <w:pict>
-              <v:shape w14:anchorId="287D0A31" id="Graphic 21" o:spid="_x0000_s1026" style="position:absolute;margin-left:13.8pt;margin-top:20.8pt;width:2.05pt;height:2.05pt;z-index:251650560;visibility:visible;mso-wrap-style:square;mso-wrap-distance-left:0;mso-wrap-distance-top:0;mso-wrap-distance-right:0;mso-wrap-distance-bottom:0;mso-position-horizontal:absolute;mso-position-horizontal-relative:page;mso-position-vertical:absolute;mso-position-vertical-relative:text;v-text-anchor:top" coordsize="26034,26034" o:gfxdata="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" path="m14696,25950r-3442,l9599,25621,,14696,,11254,11254,r3442,l25951,12975r,1721l14696,25950xe" fillcolor="#212121" stroked="f">
+              <v:shape w14:anchorId="24295E5E" id="Graphic 21" o:spid="_x0000_s1026" style="position:absolute;margin-left:13.8pt;margin-top:20.8pt;width:2.05pt;height:2.05pt;z-index:251650560;visibility:visible;mso-wrap-style:square;mso-wrap-distance-left:0;mso-wrap-distance-top:0;mso-wrap-distance-right:0;mso-wrap-distance-bottom:0;mso-position-horizontal:absolute;mso-position-horizontal-relative:page;mso-position-vertical:absolute;mso-position-vertical-relative:text;v-text-anchor:top" coordsize="26034,26034" o:gfxdata="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" path="m14696,25950r-3442,l9599,25621,,14696,,11254,11254,r3442,l25951,12975r,1721l14696,25950xe" fillcolor="#212121" stroked="f">
                 <v:path arrowok="t"/>
                 <w10:wrap anchorx="page"/>
               </v:shape>
@@ -4409,7 +4409,7 @@
           </mc:Choice>
           <mc:Fallback>
             <w:pict>
-              <v:shape w14:anchorId="68119AE8" id="Graphic 22" o:spid="_x0000_s1026" style="position:absolute;margin-left:13.8pt;margin-top:33.1pt;width:2.05pt;height:2.05pt;z-index:251651584;visibility:visible;mso-wrap-style:square;mso-wrap-distance-left:0;mso-wrap-distance-top:0;mso-wrap-distance-right:0;mso-wrap-distance-bottom:0;mso-position-horizontal:absolute;mso-position-horizontal-relative:page;mso-position-vertical:absolute;mso-position-vertical-relative:text;v-text-anchor:top" coordsize="26034,26034" o:gfxdata="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" path="m14696,25950r-3442,l9599,25621,,14695,,11254,11254,r3442,l25951,12975r,1720l14696,25950xe" fillcolor="#212121" stroked="f">
+              <v:shape w14:anchorId="2C637AB2" id="Graphic 22" o:spid="_x0000_s1026" style="position:absolute;margin-left:13.8pt;margin-top:33.1pt;width:2.05pt;height:2.05pt;z-index:251651584;visibility:visible;mso-wrap-style:square;mso-wrap-distance-left:0;mso-wrap-distance-top:0;mso-wrap-distance-right:0;mso-wrap-distance-bottom:0;mso-position-horizontal:absolute;mso-position-horizontal-relative:page;mso-position-vertical:absolute;mso-position-vertical-relative:text;v-text-anchor:top" coordsize="26034,26034" o:gfxdata="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" path="m14696,25950r-3442,l9599,25621,,14695,,11254,11254,r3442,l25951,12975r,1720l14696,25950xe" fillcolor="#212121" stroked="f">
                 <v:path arrowok="t"/>
                 <w10:wrap anchorx="page"/>
               </v:shape>
@@ -4675,7 +4675,7 @@
           </mc:Choice>
           <mc:Fallback>
             <w:pict>
-              <v:shape w14:anchorId="73CEC7E3" id="Graphic 20" o:spid="_x0000_s1026" style="position:absolute;margin-left:13.8pt;margin-top:8.55pt;width:2.05pt;height:2.05pt;z-index:251666944;visibility:visible;mso-wrap-style:square;mso-wrap-distance-left:0;mso-wrap-distance-top:0;mso-wrap-distance-right:0;mso-wrap-distance-bottom:0;mso-position-horizontal:absolute;mso-position-horizontal-relative:page;mso-position-vertical:absolute;mso-position-vertical-relative:text;v-text-anchor:top" coordsize="26034,26034" o:gfxdata="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" path="m14696,25950r-3442,l9599,25621,,14695,,11254,11254,r3442,l25951,12975r,1720l14696,25950xe" fillcolor="#212121" stroked="f">
+              <v:shape w14:anchorId="02C1905C" id="Graphic 20" o:spid="_x0000_s1026" style="position:absolute;margin-left:13.8pt;margin-top:8.55pt;width:2.05pt;height:2.05pt;z-index:251666944;visibility:visible;mso-wrap-style:square;mso-wrap-distance-left:0;mso-wrap-distance-top:0;mso-wrap-distance-right:0;mso-wrap-distance-bottom:0;mso-position-horizontal:absolute;mso-position-horizontal-relative:page;mso-position-vertical:absolute;mso-position-vertical-relative:text;v-text-anchor:top" coordsize="26034,26034" o:gfxdata="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" path="m14696,25950r-3442,l9599,25621,,14695,,11254,11254,r3442,l25951,12975r,1720l14696,25950xe" fillcolor="#212121" stroked="f">
                 <v:path arrowok="t"/>
                 <w10:wrap anchorx="page"/>
               </v:shape>
@@ -4776,7 +4776,7 @@
           </mc:Choice>
           <mc:Fallback>
             <w:pict>
-              <v:shape w14:anchorId="1155843C" id="Graphic 21" o:spid="_x0000_s1026" style="position:absolute;margin-left:13.8pt;margin-top:20.8pt;width:2.05pt;height:2.05pt;z-index:251667968;visibility:visible;mso-wrap-style:square;mso-wrap-distance-left:0;mso-wrap-distance-top:0;mso-wrap-distance-right:0;mso-wrap-distance-bottom:0;mso-position-horizontal:absolute;mso-position-horizontal-relative:page;mso-position-vertical:absolute;mso-position-vertical-relative:text;v-text-anchor:top" coordsize="26034,26034" o:gfxdata="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" path="m14696,25950r-3442,l9599,25621,,14696,,11254,11254,r3442,l25951,12975r,1721l14696,25950xe" fillcolor="#212121" stroked="f">
+              <v:shape w14:anchorId="10697B1E" id="Graphic 21" o:spid="_x0000_s1026" style="position:absolute;margin-left:13.8pt;margin-top:20.8pt;width:2.05pt;height:2.05pt;z-index:251667968;visibility:visible;mso-wrap-style:square;mso-wrap-distance-left:0;mso-wrap-distance-top:0;mso-wrap-distance-right:0;mso-wrap-distance-bottom:0;mso-position-horizontal:absolute;mso-position-horizontal-relative:page;mso-position-vertical:absolute;mso-position-vertical-relative:text;v-text-anchor:top" coordsize="26034,26034" o:gfxdata="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" path="m14696,25950r-3442,l9599,25621,,14696,,11254,11254,r3442,l25951,12975r,1721l14696,25950xe" fillcolor="#212121" stroked="f">
                 <v:path arrowok="t"/>
                 <w10:wrap anchorx="page"/>
               </v:shape>
@@ -4877,7 +4877,7 @@
           </mc:Choice>
           <mc:Fallback>
             <w:pict>
-              <v:shape w14:anchorId="0375BCA2" id="Graphic 22" o:spid="_x0000_s1026" style="position:absolute;margin-left:13.8pt;margin-top:33.1pt;width:2.05pt;height:2.05pt;z-index:251668992;visibility:visible;mso-wrap-style:square;mso-wrap-distance-left:0;mso-wrap-distance-top:0;mso-wrap-distance-right:0;mso-wrap-distance-bottom:0;mso-position-horizontal:absolute;mso-position-horizontal-relative:page;mso-position-vertical:absolute;mso-position-vertical-relative:text;v-text-anchor:top" coordsize="26034,26034" o:gfxdata="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" path="m14696,25950r-3442,l9599,25621,,14695,,11254,11254,r3442,l25951,12975r,1720l14696,25950xe" fillcolor="#212121" stroked="f">
+              <v:shape w14:anchorId="6B98855E" id="Graphic 22" o:spid="_x0000_s1026" style="position:absolute;margin-left:13.8pt;margin-top:33.1pt;width:2.05pt;height:2.05pt;z-index:251668992;visibility:visible;mso-wrap-style:square;mso-wrap-distance-left:0;mso-wrap-distance-top:0;mso-wrap-distance-right:0;mso-wrap-distance-bottom:0;mso-position-horizontal:absolute;mso-position-horizontal-relative:page;mso-position-vertical:absolute;mso-position-vertical-relative:text;v-text-anchor:top" coordsize="26034,26034" o:gfxdata="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" path="m14696,25950r-3442,l9599,25621,,14695,,11254,11254,r3442,l25951,12975r,1720l14696,25950xe" fillcolor="#212121" stroked="f">
                 <v:path arrowok="t"/>
                 <w10:wrap anchorx="page"/>
               </v:shape>
@@ -5188,7 +5188,7 @@
           </mc:Choice>
           <mc:Fallback>
             <w:pict>
-              <v:group w14:anchorId="67A0059A" id="Group 23" o:spid="_x0000_s1026" style="width:587.5pt;height:.55pt;mso-position-horizontal-relative:char;mso-position-vertical-relative:line" coordsize="74612,69" o:gfxdata="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">
+              <v:group w14:anchorId="6A7BAB65" id="Group 23" o:spid="_x0000_s1026" style="width:587.5pt;height:.55pt;mso-position-horizontal-relative:char;mso-position-vertical-relative:line" coordsize="74612,69" o:gfxdata="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">
                 <v:shape id="Graphic 24" o:spid="_x0000_s1027" style="position:absolute;width:74612;height:69;visibility:visible;mso-wrap-style:square;v-text-anchor:top" coordsize="7461250,6985" o:gfxdata="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" path="m7460985,6487l,6487,,,7460985,r,6487xe" fillcolor="#212121" stroked="f">
                   <v:path arrowok="t"/>
                 </v:shape>
@@ -5386,7 +5386,6 @@
         </w:rPr>
       </w:pPr>
       <w:proofErr w:type="spellStart"/>
-      <w:proofErr w:type="gramStart"/>
       <w:r>
         <w:rPr>
           <w:rFonts w:ascii="Arial" w:hAnsi="Arial"/>
@@ -5397,7 +5396,6 @@
         <w:t>B.Tech</w:t>
       </w:r>
       <w:proofErr w:type="spellEnd"/>
-      <w:proofErr w:type="gramEnd"/>
       <w:r>
         <w:rPr>
           <w:rFonts w:ascii="Arial" w:hAnsi="Arial"/>
@@ -5766,35 +5764,7 @@
           <w:spacing w:val="7"/>
           <w:sz w:val="16"/>
         </w:rPr>
-        <w:t xml:space="preserve"> </w:t>
-      </w:r>
-      <w:r>
-        <w:rPr>
-          <w:rFonts w:ascii="Arial" w:hAnsi="Arial"/>
-          <w:i/>
-          <w:color w:val="212121"/>
-          <w:sz w:val="16"/>
-        </w:rPr>
-        <w:t>School</w:t>
-      </w:r>
-      <w:r>
-        <w:rPr>
-          <w:rFonts w:ascii="Arial" w:hAnsi="Arial"/>
-          <w:i/>
-          <w:color w:val="212121"/>
-          <w:spacing w:val="7"/>
-          <w:sz w:val="16"/>
-        </w:rPr>
-        <w:t xml:space="preserve"> </w:t>
-      </w:r>
-      <w:r>
-        <w:rPr>
-          <w:rFonts w:ascii="Arial" w:hAnsi="Arial"/>
-          <w:i/>
-          <w:color w:val="212121"/>
-          <w:sz w:val="16"/>
-        </w:rPr>
-        <w:t>Diploma</w:t>
+        <w:t>er Secondary</w:t>
       </w:r>
       <w:r>
         <w:rPr>
@@ -6049,7 +6019,7 @@
           </mc:Choice>
           <mc:Fallback>
             <w:pict>
-              <v:shape w14:anchorId="15B23C70" id="Graphic 25" o:spid="_x0000_s1026" style="position:absolute;margin-left:12.25pt;margin-top:3.9pt;width:587.5pt;height:.55pt;z-index:-251650560;visibility:visible;mso-wrap-style:square;mso-wrap-distance-left:0;mso-wrap-distance-top:0;mso-wrap-distance-right:0;mso-wrap-distance-bottom:0;mso-position-horizontal:absolute;mso-position-horizontal-relative:page;mso-position-vertical:absolute;mso-position-vertical-relative:text;v-text-anchor:top" coordsize="7461250,6985" o:gfxdata="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" path="m7460985,6487l,6487,,,7460985,r,6487xe" fillcolor="#212121" stroked="f">
+              <v:shape w14:anchorId="451F5B29" id="Graphic 25" o:spid="_x0000_s1026" style="position:absolute;margin-left:12.25pt;margin-top:3.9pt;width:587.5pt;height:.55pt;z-index:-251650560;visibility:visible;mso-wrap-style:square;mso-wrap-distance-left:0;mso-wrap-distance-top:0;mso-wrap-distance-right:0;mso-wrap-distance-bottom:0;mso-position-horizontal:absolute;mso-position-horizontal-relative:page;mso-position-vertical:absolute;mso-position-vertical-relative:text;v-text-anchor:top" coordsize="7461250,6985" o:gfxdata="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" path="m7460985,6487l,6487,,,7460985,r,6487xe" fillcolor="#212121" stroked="f">
                 <v:path arrowok="t"/>
                 <w10:wrap type="topAndBottom" anchorx="page"/>
               </v:shape>

--- a/Resume-Devavrat-Verma.docx
+++ b/Resume-Devavrat-Verma.docx
@@ -1,6 +1,6 @@
 
 <file path=word/document.xml><?xml version="1.0" encoding="utf-8"?>
-<w:document xmlns:wpc="http://schemas.microsoft.com/office/word/2010/wordprocessingCanvas" xmlns:cx="http://schemas.microsoft.com/office/drawing/2014/chartex" xmlns:cx1="http://schemas.microsoft.com/office/drawing/2015/9/8/chartex" xmlns:cx2="http://schemas.microsoft.com/office/drawing/2015/10/21/chartex" xmlns:cx3="http://schemas.microsoft.com/office/drawing/2016/5/9/chartex" xmlns:cx4="http://schemas.microsoft.com/office/drawing/2016/5/10/chartex" xmlns:cx5="http://schemas.microsoft.com/office/drawing/2016/5/11/chartex" xmlns:cx6="http://schemas.microsoft.com/office/drawing/2016/5/12/chartex" xmlns:cx7="http://schemas.microsoft.com/office/drawing/2016/5/13/chartex" xmlns:cx8="http://schemas.microsoft.com/office/drawing/2016/5/14/chartex" xmlns:mc="http://schemas.openxmlformats.org/markup-compatibility/2006" xmlns:aink="http://schemas.microsoft.com/office/drawing/2016/ink" xmlns:am3d="http://schemas.microsoft.com/office/drawing/2017/model3d" xmlns:o="urn:schemas-microsoft-com:office:office" xmlns:oel="http://schemas.microsoft.com/office/2019/extlst" xmlns:r="http://schemas.openxmlformats.org/officeDocument/2006/relationships" xmlns:m="http://schemas.openxmlformats.org/officeDocument/2006/math" xmlns:v="urn:schemas-microsoft-com:vml" xmlns:wp14="http://schemas.microsoft.com/office/word/2010/wordprocessingDrawing" xmlns:wp="http://schemas.openxmlformats.org/drawingml/2006/wordprocessingDrawing" xmlns:w10="urn:schemas-microsoft-com:office:word" xmlns:w="http://schemas.openxmlformats.org/wordprocessingml/2006/main" xmlns:w14="http://schemas.microsoft.com/office/word/2010/wordml" xmlns:w15="http://schemas.microsoft.com/office/word/2012/wordml" xmlns:w16cex="http://schemas.microsoft.com/office/word/2018/wordml/cex" xmlns:w16cid="http://schemas.microsoft.com/office/word/2016/wordml/cid" xmlns:w16="http://schemas.microsoft.com/office/word/2018/wordml" xmlns:w16du="http://schemas.microsoft.com/office/word/2023/wordml/word16du" xmlns:w16sdtdh="http://schemas.microsoft.com/office/word/2020/wordml/sdtdatahash" xmlns:w16sdtfl="http://schemas.microsoft.com/office/word/2024/wordml/sdtformatlock" xmlns:w16se="http://schemas.microsoft.com/office/word/2015/wordml/symex" xmlns:wpg="http://schemas.microsoft.com/office/word/2010/wordprocessingGroup" xmlns:wpi="http://schemas.microsoft.com/office/word/2010/wordprocessingInk" xmlns:wne="http://schemas.microsoft.com/office/word/2006/wordml" xmlns:wps="http://schemas.microsoft.com/office/word/2010/wordprocessingShape" mc:Ignorable="w14 w15 w16se w16cid w16 w16cex w16sdtdh w16sdtfl w16du wp14">
+<w:document xmlns:wpc="http://schemas.microsoft.com/office/word/2010/wordprocessingCanvas" xmlns:cx="http://schemas.microsoft.com/office/drawing/2014/chartex" xmlns:cx1="http://schemas.microsoft.com/office/drawing/2015/9/8/chartex" xmlns:cx2="http://schemas.microsoft.com/office/drawing/2015/10/21/chartex" xmlns:cx3="http://schemas.microsoft.com/office/drawing/2016/5/9/chartex" xmlns:cx4="http://schemas.microsoft.com/office/drawing/2016/5/10/chartex" xmlns:cx5="http://schemas.microsoft.com/office/drawing/2016/5/11/chartex" xmlns:cx6="http://schemas.microsoft.com/office/drawing/2016/5/12/chartex" xmlns:cx7="http://schemas.microsoft.com/office/drawing/2016/5/13/chartex" xmlns:cx8="http://schemas.microsoft.com/office/drawing/2016/5/14/chartex" xmlns:mc="http://schemas.openxmlformats.org/markup-compatibility/2006" xmlns:aink="http://schemas.microsoft.com/office/drawing/2016/ink" xmlns:am3d="http://schemas.microsoft.com/office/drawing/2017/model3d" xmlns:o="urn:schemas-microsoft-com:office:office" xmlns:oel="http://schemas.microsoft.com/office/2019/extlst" xmlns:r="http://schemas.openxmlformats.org/officeDocument/2006/relationships" xmlns:m="http://schemas.openxmlformats.org/officeDocument/2006/math" xmlns:v="urn:schemas-microsoft-com:vml" xmlns:wp14="http://schemas.microsoft.com/office/word/2010/wordprocessingDrawing" xmlns:wp="http://schemas.openxmlformats.org/drawingml/2006/wordprocessingDrawing" xmlns:w10="urn:schemas-microsoft-com:office:word" xmlns:w="http://schemas.openxmlformats.org/wordprocessingml/2006/main" xmlns:w14="http://schemas.microsoft.com/office/word/2010/wordml" xmlns:w15="http://schemas.microsoft.com/office/word/2012/wordml" xmlns:w16cei="http://schemas.microsoft.com/office/word/2026/wordml/cei" xmlns:w16cex="http://schemas.microsoft.com/office/word/2018/wordml/cex" xmlns:w16cid="http://schemas.microsoft.com/office/word/2016/wordml/cid" xmlns:w16="http://schemas.microsoft.com/office/word/2018/wordml" xmlns:w16du="http://schemas.microsoft.com/office/word/2023/wordml/word16du" xmlns:w16sdtdh="http://schemas.microsoft.com/office/word/2020/wordml/sdtdatahash" xmlns:w16sdtfl="http://schemas.microsoft.com/office/word/2024/wordml/sdtformatlock" xmlns:w16se="http://schemas.microsoft.com/office/word/2015/wordml/symex" xmlns:wpg="http://schemas.microsoft.com/office/word/2010/wordprocessingGroup" xmlns:wpi="http://schemas.microsoft.com/office/word/2010/wordprocessingInk" xmlns:wne="http://schemas.microsoft.com/office/word/2006/wordml" xmlns:wps="http://schemas.microsoft.com/office/word/2010/wordprocessingShape" mc:Ignorable="w14 w15 w16se w16cid w16 w16cex w16sdtdh w16sdtfl w16du wp14">
   <w:body>
     <w:p>
       <w:pPr>
@@ -148,28 +148,14 @@
       <w:hyperlink r:id="rId7">
         <w:r>
           <w:rPr>
-            <w:color w:val="0966C2"/>
+            <w:color w:val="0070C0"/>
             <w:sz w:val="15"/>
           </w:rPr>
-          <w:t>github.com/De</w:t>
+          <w:t>github.com/Dev-</w:t>
         </w:r>
         <w:r>
           <w:rPr>
-            <w:color w:val="0966C2"/>
-            <w:sz w:val="15"/>
-          </w:rPr>
-          <w:t>v</w:t>
-        </w:r>
-        <w:r>
-          <w:rPr>
-            <w:color w:val="0966C2"/>
-            <w:sz w:val="15"/>
-          </w:rPr>
-          <w:t>-</w:t>
-        </w:r>
-        <w:r>
-          <w:rPr>
-            <w:color w:val="0966C2"/>
+            <w:color w:val="0070C0"/>
             <w:spacing w:val="-4"/>
             <w:sz w:val="15"/>
           </w:rPr>
@@ -177,39 +163,33 @@
         </w:r>
       </w:hyperlink>
       <w:r>
-        <w:t xml:space="preserve"> </w:t>
-      </w:r>
-      <w:r>
-        <w:rPr>
-          <w:color w:val="212121"/>
+        <w:rPr>
+          <w:color w:val="0070C0"/>
+        </w:rPr>
+        <w:t xml:space="preserve"> </w:t>
+      </w:r>
+      <w:r>
+        <w:rPr>
           <w:sz w:val="15"/>
         </w:rPr>
-        <w:t xml:space="preserve">| </w:t>
+        <w:t>|</w:t>
+      </w:r>
+      <w:r>
+        <w:rPr>
+          <w:color w:val="0070C0"/>
+          <w:sz w:val="15"/>
+        </w:rPr>
+        <w:t xml:space="preserve"> </w:t>
       </w:r>
       <w:hyperlink r:id="rId8" w:history="1">
         <w:r>
           <w:rPr>
             <w:rStyle w:val="Hyperlink"/>
+            <w:color w:val="0070C0"/>
             <w:sz w:val="15"/>
             <w:u w:val="none"/>
           </w:rPr>
-          <w:t>dev-leet.githu</w:t>
-        </w:r>
-        <w:r>
-          <w:rPr>
-            <w:rStyle w:val="Hyperlink"/>
-            <w:sz w:val="15"/>
-            <w:u w:val="none"/>
-          </w:rPr>
-          <w:t>b</w:t>
-        </w:r>
-        <w:r>
-          <w:rPr>
-            <w:rStyle w:val="Hyperlink"/>
-            <w:sz w:val="15"/>
-            <w:u w:val="none"/>
-          </w:rPr>
-          <w:t>.io/</w:t>
+          <w:t>dev-leet.github.io/</w:t>
         </w:r>
       </w:hyperlink>
       <w:r>
@@ -332,7 +312,7 @@
           </mc:Choice>
           <mc:Fallback>
             <w:pict>
-              <v:shape w14:anchorId="38189419" id="Graphic 1" o:spid="_x0000_s1026" style="position:absolute;margin-left:12.25pt;margin-top:4.45pt;width:587.5pt;height:.55pt;z-index:-251656704;visibility:visible;mso-wrap-style:square;mso-wrap-distance-left:0;mso-wrap-distance-top:0;mso-wrap-distance-right:0;mso-wrap-distance-bottom:0;mso-position-horizontal:absolute;mso-position-horizontal-relative:page;mso-position-vertical:absolute;mso-position-vertical-relative:text;v-text-anchor:top" coordsize="7461250,6985" o:gfxdata="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" path="m7460985,6487l,6487,,,7460985,r,6487xe" fillcolor="#212121" stroked="f">
+              <v:shape w14:anchorId="5FF952C3" id="Graphic 1" o:spid="_x0000_s1026" style="position:absolute;margin-left:12.25pt;margin-top:4.45pt;width:587.5pt;height:.55pt;z-index:-251656704;visibility:visible;mso-wrap-style:square;mso-wrap-distance-left:0;mso-wrap-distance-top:0;mso-wrap-distance-right:0;mso-wrap-distance-bottom:0;mso-position-horizontal:absolute;mso-position-horizontal-relative:page;mso-position-vertical:absolute;mso-position-vertical-relative:text;v-text-anchor:top" coordsize="7461250,6985" o:gfxdata="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" path="m7460985,6487l,6487,,,7460985,r,6487xe" fillcolor="#212121" stroked="f">
                 <v:path arrowok="t"/>
                 <w10:wrap type="topAndBottom" anchorx="page"/>
               </v:shape>
@@ -368,7 +348,6 @@
       <w:r>
         <w:rPr>
           <w:color w:val="212121"/>
-          <w:spacing w:val="80"/>
         </w:rPr>
         <w:t xml:space="preserve"> </w:t>
       </w:r>
@@ -502,7 +481,7 @@
           </mc:Choice>
           <mc:Fallback>
             <w:pict>
-              <v:shape w14:anchorId="789DF645" id="Graphic 2" o:spid="_x0000_s1026" style="position:absolute;margin-left:12.25pt;margin-top:4.45pt;width:587.5pt;height:.55pt;z-index:-251654656;visibility:visible;mso-wrap-style:square;mso-wrap-distance-left:0;mso-wrap-distance-top:0;mso-wrap-distance-right:0;mso-wrap-distance-bottom:0;mso-position-horizontal:absolute;mso-position-horizontal-relative:page;mso-position-vertical:absolute;mso-position-vertical-relative:text;v-text-anchor:top" coordsize="7461250,6985" o:gfxdata="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" path="m7460985,6487l,6487,,,7460985,r,6487xe" fillcolor="#212121" stroked="f">
+              <v:shape w14:anchorId="510C055E" id="Graphic 2" o:spid="_x0000_s1026" style="position:absolute;margin-left:12.25pt;margin-top:4.45pt;width:587.5pt;height:.55pt;z-index:-251654656;visibility:visible;mso-wrap-style:square;mso-wrap-distance-left:0;mso-wrap-distance-top:0;mso-wrap-distance-right:0;mso-wrap-distance-bottom:0;mso-position-horizontal:absolute;mso-position-horizontal-relative:page;mso-position-vertical:absolute;mso-position-vertical-relative:text;v-text-anchor:top" coordsize="7461250,6985" o:gfxdata="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" path="m7460985,6487l,6487,,,7460985,r,6487xe" fillcolor="#212121" stroked="f">
                 <v:path arrowok="t"/>
                 <w10:wrap type="topAndBottom" anchorx="page"/>
               </v:shape>
@@ -983,15 +962,7 @@
           <w:b/>
           <w:color w:val="212121"/>
         </w:rPr>
-        <w:t>D</w:t>
-      </w:r>
-      <w:r>
-        <w:rPr>
-          <w:rFonts w:ascii="Arial"/>
-          <w:b/>
-          <w:color w:val="212121"/>
-        </w:rPr>
-        <w:t>esign</w:t>
+        <w:t>Design</w:t>
       </w:r>
       <w:r>
         <w:rPr>
@@ -1026,6 +997,14 @@
           <w:color w:val="212121"/>
         </w:rPr>
         <w:t>Claude, Gemini, Codex, Figma,</w:t>
+      </w:r>
+      <w:r>
+        <w:rPr>
+          <w:rFonts w:ascii="Arial"/>
+          <w:bCs/>
+          <w:color w:val="212121"/>
+        </w:rPr>
+        <w:t xml:space="preserve"> Cursor</w:t>
       </w:r>
     </w:p>
     <w:p>
@@ -1136,7 +1115,7 @@
           </mc:Choice>
           <mc:Fallback>
             <w:pict>
-              <v:shape w14:anchorId="00982ED5" id="Graphic 3" o:spid="_x0000_s1026" style="position:absolute;margin-left:12.25pt;margin-top:4.45pt;width:587.5pt;height:.55pt;z-index:-251652608;visibility:visible;mso-wrap-style:square;mso-wrap-distance-left:0;mso-wrap-distance-top:0;mso-wrap-distance-right:0;mso-wrap-distance-bottom:0;mso-position-horizontal:absolute;mso-position-horizontal-relative:page;mso-position-vertical:absolute;mso-position-vertical-relative:text;v-text-anchor:top" coordsize="7461250,6985" o:gfxdata="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" path="m7460985,6487l,6487,,,7460985,r,6487xe" fillcolor="#212121" stroked="f">
+              <v:shape w14:anchorId="3BBECBF5" id="Graphic 3" o:spid="_x0000_s1026" style="position:absolute;margin-left:12.25pt;margin-top:4.45pt;width:587.5pt;height:.55pt;z-index:-251652608;visibility:visible;mso-wrap-style:square;mso-wrap-distance-left:0;mso-wrap-distance-top:0;mso-wrap-distance-right:0;mso-wrap-distance-bottom:0;mso-position-horizontal:absolute;mso-position-horizontal-relative:page;mso-position-vertical:absolute;mso-position-vertical-relative:text;v-text-anchor:top" coordsize="7461250,6985" o:gfxdata="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" path="m7460985,6487l,6487,,,7460985,r,6487xe" fillcolor="#212121" stroked="f">
                 <v:path arrowok="t"/>
                 <w10:wrap type="topAndBottom" anchorx="page"/>
               </v:shape>
@@ -1483,7 +1462,7 @@
           </mc:Choice>
           <mc:Fallback>
             <w:pict>
-              <v:shape w14:anchorId="035B396D" id="Graphic 4" o:spid="_x0000_s1026" style="position:absolute;margin-left:13.8pt;margin-top:8.55pt;width:2.05pt;height:2.05pt;z-index:251652608;visibility:visible;mso-wrap-style:square;mso-wrap-distance-left:0;mso-wrap-distance-top:0;mso-wrap-distance-right:0;mso-wrap-distance-bottom:0;mso-position-horizontal:absolute;mso-position-horizontal-relative:page;mso-position-vertical:absolute;mso-position-vertical-relative:text;v-text-anchor:top" coordsize="26034,26034" o:gfxdata="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" path="m14696,25950r-3442,l9599,25621,,14696,,11254,11254,r3442,l25951,12975r,1721l14696,25950xe" fillcolor="#212121" stroked="f">
+              <v:shape w14:anchorId="57BB5D57" id="Graphic 4" o:spid="_x0000_s1026" style="position:absolute;margin-left:13.8pt;margin-top:8.55pt;width:2.05pt;height:2.05pt;z-index:251652608;visibility:visible;mso-wrap-style:square;mso-wrap-distance-left:0;mso-wrap-distance-top:0;mso-wrap-distance-right:0;mso-wrap-distance-bottom:0;mso-position-horizontal:absolute;mso-position-horizontal-relative:page;mso-position-vertical:absolute;mso-position-vertical-relative:text;v-text-anchor:top" coordsize="26034,26034" o:gfxdata="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" path="m14696,25950r-3442,l9599,25621,,14696,,11254,11254,r3442,l25951,12975r,1721l14696,25950xe" fillcolor="#212121" stroked="f">
                 <v:path arrowok="t"/>
                 <w10:wrap anchorx="page"/>
               </v:shape>
@@ -1607,7 +1586,7 @@
           </mc:Choice>
           <mc:Fallback>
             <w:pict>
-              <v:shape w14:anchorId="414162BA" id="Graphic 5" o:spid="_x0000_s1026" style="position:absolute;margin-left:13.8pt;margin-top:7.55pt;width:2.05pt;height:2.05pt;z-index:251655680;visibility:visible;mso-wrap-style:square;mso-wrap-distance-left:0;mso-wrap-distance-top:0;mso-wrap-distance-right:0;mso-wrap-distance-bottom:0;mso-position-horizontal:absolute;mso-position-horizontal-relative:page;mso-position-vertical:absolute;mso-position-vertical-relative:text;v-text-anchor:top" coordsize="26034,26034" o:gfxdata="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" path="m14696,25951r-3442,l9599,25621,,14696,,11254,11254,r3442,l25951,12975r,1721l14696,25951xe" fillcolor="#212121" stroked="f">
+              <v:shape w14:anchorId="5B794C4C" id="Graphic 5" o:spid="_x0000_s1026" style="position:absolute;margin-left:13.8pt;margin-top:7.55pt;width:2.05pt;height:2.05pt;z-index:251655680;visibility:visible;mso-wrap-style:square;mso-wrap-distance-left:0;mso-wrap-distance-top:0;mso-wrap-distance-right:0;mso-wrap-distance-bottom:0;mso-position-horizontal:absolute;mso-position-horizontal-relative:page;mso-position-vertical:absolute;mso-position-vertical-relative:text;v-text-anchor:top" coordsize="26034,26034" o:gfxdata="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" path="m14696,25951r-3442,l9599,25621,,14696,,11254,11254,r3442,l25951,12975r,1721l14696,25951xe" fillcolor="#212121" stroked="f">
                 <v:path arrowok="t"/>
                 <w10:wrap anchorx="page"/>
               </v:shape>
@@ -1708,7 +1687,7 @@
           </mc:Choice>
           <mc:Fallback>
             <w:pict>
-              <v:shape w14:anchorId="0B3091BE" id="Graphic 6" o:spid="_x0000_s1026" style="position:absolute;margin-left:13.8pt;margin-top:19.3pt;width:2.05pt;height:2.05pt;z-index:251657728;visibility:visible;mso-wrap-style:square;mso-wrap-distance-left:0;mso-wrap-distance-top:0;mso-wrap-distance-right:0;mso-wrap-distance-bottom:0;mso-position-horizontal:absolute;mso-position-horizontal-relative:page;mso-position-vertical:absolute;mso-position-vertical-relative:text;v-text-anchor:top" coordsize="26034,26034" o:gfxdata="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" path="m14696,25951r-3442,l9599,25621,,14696,,11254,11254,r3442,l25951,12975r,1721l14696,25951xe" fillcolor="#212121" stroked="f">
+              <v:shape w14:anchorId="4AA8234A" id="Graphic 6" o:spid="_x0000_s1026" style="position:absolute;margin-left:13.8pt;margin-top:19.3pt;width:2.05pt;height:2.05pt;z-index:251657728;visibility:visible;mso-wrap-style:square;mso-wrap-distance-left:0;mso-wrap-distance-top:0;mso-wrap-distance-right:0;mso-wrap-distance-bottom:0;mso-position-horizontal:absolute;mso-position-horizontal-relative:page;mso-position-vertical:absolute;mso-position-vertical-relative:text;v-text-anchor:top" coordsize="26034,26034" o:gfxdata="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" path="m14696,25951r-3442,l9599,25621,,14696,,11254,11254,r3442,l25951,12975r,1721l14696,25951xe" fillcolor="#212121" stroked="f">
                 <v:path arrowok="t"/>
                 <w10:wrap anchorx="page"/>
               </v:shape>
@@ -2107,7 +2086,7 @@
           </mc:Choice>
           <mc:Fallback>
             <w:pict>
-              <v:shape w14:anchorId="1BD1B9D1" id="Graphic 7" o:spid="_x0000_s1026" style="position:absolute;margin-left:13.8pt;margin-top:8.5pt;width:2.05pt;height:2.05pt;z-index:251658752;visibility:visible;mso-wrap-style:square;mso-wrap-distance-left:0;mso-wrap-distance-top:0;mso-wrap-distance-right:0;mso-wrap-distance-bottom:0;mso-position-horizontal:absolute;mso-position-horizontal-relative:page;mso-position-vertical:absolute;mso-position-vertical-relative:text;v-text-anchor:top" coordsize="26034,26034" o:gfxdata="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" path="m14696,25950r-3442,l9599,25621,,14696,,11254,11254,r3442,l25951,12975r,1721l14696,25950xe" fillcolor="#212121" stroked="f">
+              <v:shape w14:anchorId="57CAE1EB" id="Graphic 7" o:spid="_x0000_s1026" style="position:absolute;margin-left:13.8pt;margin-top:8.5pt;width:2.05pt;height:2.05pt;z-index:251658752;visibility:visible;mso-wrap-style:square;mso-wrap-distance-left:0;mso-wrap-distance-top:0;mso-wrap-distance-right:0;mso-wrap-distance-bottom:0;mso-position-horizontal:absolute;mso-position-horizontal-relative:page;mso-position-vertical:absolute;mso-position-vertical-relative:text;v-text-anchor:top" coordsize="26034,26034" o:gfxdata="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" path="m14696,25950r-3442,l9599,25621,,14696,,11254,11254,r3442,l25951,12975r,1721l14696,25950xe" fillcolor="#212121" stroked="f">
                 <v:path arrowok="t"/>
                 <w10:wrap anchorx="page"/>
               </v:shape>
@@ -2385,7 +2364,7 @@
           </mc:Choice>
           <mc:Fallback>
             <w:pict>
-              <v:shape w14:anchorId="478E6407" id="Graphic 8" o:spid="_x0000_s1026" style="position:absolute;margin-left:13.8pt;margin-top:7.5pt;width:2.05pt;height:2.05pt;z-index:251660800;visibility:visible;mso-wrap-style:square;mso-wrap-distance-left:0;mso-wrap-distance-top:0;mso-wrap-distance-right:0;mso-wrap-distance-bottom:0;mso-position-horizontal:absolute;mso-position-horizontal-relative:page;mso-position-vertical:absolute;mso-position-vertical-relative:text;v-text-anchor:top" coordsize="26034,26034" o:gfxdata="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" path="m14696,25950r-3442,l9599,25621,,14696,,11254,11254,r3442,l25951,12975r,1721l14696,25950xe" fillcolor="#212121" stroked="f">
+              <v:shape w14:anchorId="3103321A" id="Graphic 8" o:spid="_x0000_s1026" style="position:absolute;margin-left:13.8pt;margin-top:7.5pt;width:2.05pt;height:2.05pt;z-index:251660800;visibility:visible;mso-wrap-style:square;mso-wrap-distance-left:0;mso-wrap-distance-top:0;mso-wrap-distance-right:0;mso-wrap-distance-bottom:0;mso-position-horizontal:absolute;mso-position-horizontal-relative:page;mso-position-vertical:absolute;mso-position-vertical-relative:text;v-text-anchor:top" coordsize="26034,26034" o:gfxdata="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" path="m14696,25950r-3442,l9599,25621,,14696,,11254,11254,r3442,l25951,12975r,1721l14696,25950xe" fillcolor="#212121" stroked="f">
                 <v:path arrowok="t"/>
                 <w10:wrap anchorx="page"/>
               </v:shape>
@@ -2486,7 +2465,7 @@
           </mc:Choice>
           <mc:Fallback>
             <w:pict>
-              <v:shape w14:anchorId="517E7B89" id="Graphic 9" o:spid="_x0000_s1026" style="position:absolute;margin-left:13.8pt;margin-top:19.8pt;width:2.05pt;height:2.05pt;z-index:251662848;visibility:visible;mso-wrap-style:square;mso-wrap-distance-left:0;mso-wrap-distance-top:0;mso-wrap-distance-right:0;mso-wrap-distance-bottom:0;mso-position-horizontal:absolute;mso-position-horizontal-relative:page;mso-position-vertical:absolute;mso-position-vertical-relative:text;v-text-anchor:top" coordsize="26034,26034" o:gfxdata="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" path="m14696,25950r-3442,l9599,25621,,14696,,11254,11254,r3442,l25951,12975r,1721l14696,25950xe" fillcolor="#212121" stroked="f">
+              <v:shape w14:anchorId="494D0C66" id="Graphic 9" o:spid="_x0000_s1026" style="position:absolute;margin-left:13.8pt;margin-top:19.8pt;width:2.05pt;height:2.05pt;z-index:251662848;visibility:visible;mso-wrap-style:square;mso-wrap-distance-left:0;mso-wrap-distance-top:0;mso-wrap-distance-right:0;mso-wrap-distance-bottom:0;mso-position-horizontal:absolute;mso-position-horizontal-relative:page;mso-position-vertical:absolute;mso-position-vertical-relative:text;v-text-anchor:top" coordsize="26034,26034" o:gfxdata="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" path="m14696,25950r-3442,l9599,25621,,14696,,11254,11254,r3442,l25951,12975r,1721l14696,25950xe" fillcolor="#212121" stroked="f">
                 <v:path arrowok="t"/>
                 <w10:wrap anchorx="page"/>
               </v:shape>
@@ -2912,7 +2891,7 @@
           </mc:Choice>
           <mc:Fallback>
             <w:pict>
-              <v:shape w14:anchorId="619BE872" id="Graphic 13" o:spid="_x0000_s1026" style="position:absolute;margin-left:13.8pt;margin-top:8.55pt;width:2.05pt;height:2.05pt;z-index:251646464;visibility:visible;mso-wrap-style:square;mso-wrap-distance-left:0;mso-wrap-distance-top:0;mso-wrap-distance-right:0;mso-wrap-distance-bottom:0;mso-position-horizontal:absolute;mso-position-horizontal-relative:page;mso-position-vertical:absolute;mso-position-vertical-relative:text;v-text-anchor:top" coordsize="26034,26034" o:gfxdata="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" path="m14696,25950r-3442,l9599,25621,,14696,,11254,11254,r3442,l25951,12975r,1721l14696,25950xe" fillcolor="#212121" stroked="f">
+              <v:shape w14:anchorId="50236D01" id="Graphic 13" o:spid="_x0000_s1026" style="position:absolute;margin-left:13.8pt;margin-top:8.55pt;width:2.05pt;height:2.05pt;z-index:251646464;visibility:visible;mso-wrap-style:square;mso-wrap-distance-left:0;mso-wrap-distance-top:0;mso-wrap-distance-right:0;mso-wrap-distance-bottom:0;mso-position-horizontal:absolute;mso-position-horizontal-relative:page;mso-position-vertical:absolute;mso-position-vertical-relative:text;v-text-anchor:top" coordsize="26034,26034" o:gfxdata="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" path="m14696,25950r-3442,l9599,25621,,14696,,11254,11254,r3442,l25951,12975r,1721l14696,25950xe" fillcolor="#212121" stroked="f">
                 <v:path arrowok="t"/>
                 <w10:wrap anchorx="page"/>
               </v:shape>
@@ -3118,7 +3097,7 @@
           </mc:Choice>
           <mc:Fallback>
             <w:pict>
-              <v:shape w14:anchorId="59F034CE" id="Graphic 14" o:spid="_x0000_s1026" style="position:absolute;margin-left:13.8pt;margin-top:7.5pt;width:2.05pt;height:2.05pt;z-index:251647488;visibility:visible;mso-wrap-style:square;mso-wrap-distance-left:0;mso-wrap-distance-top:0;mso-wrap-distance-right:0;mso-wrap-distance-bottom:0;mso-position-horizontal:absolute;mso-position-horizontal-relative:page;mso-position-vertical:absolute;mso-position-vertical-relative:text;v-text-anchor:top" coordsize="26034,26034" o:gfxdata="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" path="m14696,25951r-3442,l9599,25621,,14695,,11254,11254,r3442,l25951,12975r,1720l14696,25951xe" fillcolor="#212121" stroked="f">
+              <v:shape w14:anchorId="1DB392E5" id="Graphic 14" o:spid="_x0000_s1026" style="position:absolute;margin-left:13.8pt;margin-top:7.5pt;width:2.05pt;height:2.05pt;z-index:251647488;visibility:visible;mso-wrap-style:square;mso-wrap-distance-left:0;mso-wrap-distance-top:0;mso-wrap-distance-right:0;mso-wrap-distance-bottom:0;mso-position-horizontal:absolute;mso-position-horizontal-relative:page;mso-position-vertical:absolute;mso-position-vertical-relative:text;v-text-anchor:top" coordsize="26034,26034" o:gfxdata="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" path="m14696,25951r-3442,l9599,25621,,14695,,11254,11254,r3442,l25951,12975r,1720l14696,25951xe" fillcolor="#212121" stroked="f">
                 <v:path arrowok="t"/>
                 <w10:wrap anchorx="page"/>
               </v:shape>
@@ -3219,7 +3198,7 @@
           </mc:Choice>
           <mc:Fallback>
             <w:pict>
-              <v:shape w14:anchorId="2176F719" id="Graphic 15" o:spid="_x0000_s1026" style="position:absolute;margin-left:13.8pt;margin-top:19.75pt;width:2.05pt;height:2.05pt;z-index:251648512;visibility:visible;mso-wrap-style:square;mso-wrap-distance-left:0;mso-wrap-distance-top:0;mso-wrap-distance-right:0;mso-wrap-distance-bottom:0;mso-position-horizontal:absolute;mso-position-horizontal-relative:page;mso-position-vertical:absolute;mso-position-vertical-relative:text;v-text-anchor:top" coordsize="26034,26034" o:gfxdata="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" path="m14696,25950r-3442,l9599,25621,,14695,,11254,11254,r3442,l25951,12975r,1720l14696,25950xe" fillcolor="#212121" stroked="f">
+              <v:shape w14:anchorId="256EDA89" id="Graphic 15" o:spid="_x0000_s1026" style="position:absolute;margin-left:13.8pt;margin-top:19.75pt;width:2.05pt;height:2.05pt;z-index:251648512;visibility:visible;mso-wrap-style:square;mso-wrap-distance-left:0;mso-wrap-distance-top:0;mso-wrap-distance-right:0;mso-wrap-distance-bottom:0;mso-position-horizontal:absolute;mso-position-horizontal-relative:page;mso-position-vertical:absolute;mso-position-vertical-relative:text;v-text-anchor:top" coordsize="26034,26034" o:gfxdata="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" path="m14696,25950r-3442,l9599,25621,,14695,,11254,11254,r3442,l25951,12975r,1720l14696,25950xe" fillcolor="#212121" stroked="f">
                 <v:path arrowok="t"/>
                 <w10:wrap anchorx="page"/>
               </v:shape>
@@ -3598,7 +3577,7 @@
           </mc:Choice>
           <mc:Fallback>
             <w:pict>
-              <v:shape w14:anchorId="0F8B6D10" id="Graphic 16" o:spid="_x0000_s1026" style="position:absolute;margin-left:13.8pt;margin-top:8.05pt;width:2.05pt;height:2.05pt;z-index:251653632;visibility:visible;mso-wrap-style:square;mso-wrap-distance-left:0;mso-wrap-distance-top:0;mso-wrap-distance-right:0;mso-wrap-distance-bottom:0;mso-position-horizontal:absolute;mso-position-horizontal-relative:page;mso-position-vertical:absolute;mso-position-vertical-relative:text;v-text-anchor:top" coordsize="26034,26034" o:gfxdata="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" path="m14696,25950r-3442,l9599,25621,,14696,,11254,11254,r3442,l25951,12975r,1721l14696,25950xe" fillcolor="#212121" stroked="f">
+              <v:shape w14:anchorId="3D54AF94" id="Graphic 16" o:spid="_x0000_s1026" style="position:absolute;margin-left:13.8pt;margin-top:8.05pt;width:2.05pt;height:2.05pt;z-index:251653632;visibility:visible;mso-wrap-style:square;mso-wrap-distance-left:0;mso-wrap-distance-top:0;mso-wrap-distance-right:0;mso-wrap-distance-bottom:0;mso-position-horizontal:absolute;mso-position-horizontal-relative:page;mso-position-vertical:absolute;mso-position-vertical-relative:text;v-text-anchor:top" coordsize="26034,26034" o:gfxdata="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" path="m14696,25950r-3442,l9599,25621,,14696,,11254,11254,r3442,l25951,12975r,1721l14696,25950xe" fillcolor="#212121" stroked="f">
                 <v:path arrowok="t"/>
                 <w10:wrap anchorx="page"/>
               </v:shape>
@@ -3804,108 +3783,7 @@
           </mc:Choice>
           <mc:Fallback>
             <w:pict>
-              <v:shape w14:anchorId="6396223A" id="Graphic 17" o:spid="_x0000_s1026" style="position:absolute;margin-left:13.8pt;margin-top:7.55pt;width:2.05pt;height:2.05pt;z-index:251654656;visibility:visible;mso-wrap-style:square;mso-wrap-distance-left:0;mso-wrap-distance-top:0;mso-wrap-distance-right:0;mso-wrap-distance-bottom:0;mso-position-horizontal:absolute;mso-position-horizontal-relative:page;mso-position-vertical:absolute;mso-position-vertical-relative:text;v-text-anchor:top" coordsize="26034,26034" o:gfxdata="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" path="m14696,25950r-3442,l9599,25621,,14696,,11254,11254,r3442,l25951,12975r,1721l14696,25950xe" fillcolor="#212121" stroked="f">
-                <v:path arrowok="t"/>
-                <w10:wrap anchorx="page"/>
-              </v:shape>
-            </w:pict>
-          </mc:Fallback>
-        </mc:AlternateContent>
-      </w:r>
-      <w:r>
-        <w:rPr>
-          <w:noProof/>
-        </w:rPr>
-        <mc:AlternateContent>
-          <mc:Choice Requires="wps">
-            <w:drawing>
-              <wp:anchor distT="0" distB="0" distL="0" distR="0" simplePos="0" relativeHeight="251656704" behindDoc="0" locked="0" layoutInCell="1" allowOverlap="1" wp14:anchorId="20AFECB3" wp14:editId="181843EE">
-                <wp:simplePos x="0" y="0"/>
-                <wp:positionH relativeFrom="page">
-                  <wp:posOffset>175170</wp:posOffset>
-                </wp:positionH>
-                <wp:positionV relativeFrom="paragraph">
-                  <wp:posOffset>251385</wp:posOffset>
-                </wp:positionV>
-                <wp:extent cx="26034" cy="26034"/>
-                <wp:effectExtent l="0" t="0" r="0" b="0"/>
-                <wp:wrapNone/>
-                <wp:docPr id="18" name="Graphic 18"/>
-                <wp:cNvGraphicFramePr>
-                  <a:graphicFrameLocks xmlns:a="http://schemas.openxmlformats.org/drawingml/2006/main"/>
-                </wp:cNvGraphicFramePr>
-                <a:graphic xmlns:a="http://schemas.openxmlformats.org/drawingml/2006/main">
-                  <a:graphicData uri="http://schemas.microsoft.com/office/word/2010/wordprocessingShape">
-                    <wps:wsp>
-                      <wps:cNvSpPr>
-                        <a:spLocks/>
-                      </wps:cNvSpPr>
-                      <wps:spPr>
-                        <a:xfrm>
-                          <a:off x="0" y="0"/>
-                          <a:ext cx="26034" cy="26034"/>
-                        </a:xfrm>
-                        <a:custGeom>
-                          <a:avLst/>
-                          <a:gdLst/>
-                          <a:ahLst/>
-                          <a:cxnLst/>
-                          <a:rect l="l" t="t" r="r" b="b"/>
-                          <a:pathLst>
-                            <a:path w="26034" h="26034">
-                              <a:moveTo>
-                                <a:pt x="14696" y="25950"/>
-                              </a:moveTo>
-                              <a:lnTo>
-                                <a:pt x="11254" y="25950"/>
-                              </a:lnTo>
-                              <a:lnTo>
-                                <a:pt x="9599" y="25621"/>
-                              </a:lnTo>
-                              <a:lnTo>
-                                <a:pt x="0" y="14696"/>
-                              </a:lnTo>
-                              <a:lnTo>
-                                <a:pt x="0" y="11254"/>
-                              </a:lnTo>
-                              <a:lnTo>
-                                <a:pt x="11254" y="0"/>
-                              </a:lnTo>
-                              <a:lnTo>
-                                <a:pt x="14696" y="0"/>
-                              </a:lnTo>
-                              <a:lnTo>
-                                <a:pt x="25951" y="12975"/>
-                              </a:lnTo>
-                              <a:lnTo>
-                                <a:pt x="25951" y="14696"/>
-                              </a:lnTo>
-                              <a:lnTo>
-                                <a:pt x="14696" y="25950"/>
-                              </a:lnTo>
-                              <a:close/>
-                            </a:path>
-                          </a:pathLst>
-                        </a:custGeom>
-                        <a:solidFill>
-                          <a:srgbClr val="212121"/>
-                        </a:solidFill>
-                      </wps:spPr>
-                      <wps:bodyPr wrap="square" lIns="0" tIns="0" rIns="0" bIns="0" rtlCol="0">
-                        <a:prstTxWarp prst="textNoShape">
-                          <a:avLst/>
-                        </a:prstTxWarp>
-                        <a:noAutofit/>
-                      </wps:bodyPr>
-                    </wps:wsp>
-                  </a:graphicData>
-                </a:graphic>
-              </wp:anchor>
-            </w:drawing>
-          </mc:Choice>
-          <mc:Fallback>
-            <w:pict>
-              <v:shape w14:anchorId="59BF36D4" id="Graphic 18" o:spid="_x0000_s1026" style="position:absolute;margin-left:13.8pt;margin-top:19.8pt;width:2.05pt;height:2.05pt;z-index:251656704;visibility:visible;mso-wrap-style:square;mso-wrap-distance-left:0;mso-wrap-distance-top:0;mso-wrap-distance-right:0;mso-wrap-distance-bottom:0;mso-position-horizontal:absolute;mso-position-horizontal-relative:page;mso-position-vertical:absolute;mso-position-vertical-relative:text;v-text-anchor:top" coordsize="26034,26034" o:gfxdata="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" path="m14696,25950r-3442,l9599,25621,,14696,,11254,11254,r3442,l25951,12975r,1721l14696,25950xe" fillcolor="#212121" stroked="f">
+              <v:shape w14:anchorId="22A9EDC8" id="Graphic 17" o:spid="_x0000_s1026" style="position:absolute;margin-left:13.8pt;margin-top:7.55pt;width:2.05pt;height:2.05pt;z-index:251654656;visibility:visible;mso-wrap-style:square;mso-wrap-distance-left:0;mso-wrap-distance-top:0;mso-wrap-distance-right:0;mso-wrap-distance-bottom:0;mso-position-horizontal:absolute;mso-position-horizontal-relative:page;mso-position-vertical:absolute;mso-position-vertical-relative:text;v-text-anchor:top" coordsize="26034,26034" o:gfxdata="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" path="m14696,25950r-3442,l9599,25621,,14696,,11254,11254,r3442,l25951,12975r,1721l14696,25950xe" fillcolor="#212121" stroked="f">
                 <v:path arrowok="t"/>
                 <w10:wrap anchorx="page"/>
               </v:shape>
@@ -4023,7 +3901,7 @@
           </mc:Choice>
           <mc:Fallback>
             <w:pict>
-              <v:shape w14:anchorId="4A2817FB" id="Graphic 19" o:spid="_x0000_s1026" style="position:absolute;margin-left:12.25pt;margin-top:4.45pt;width:587.5pt;height:.55pt;z-index:-251651584;visibility:visible;mso-wrap-style:square;mso-wrap-distance-left:0;mso-wrap-distance-top:0;mso-wrap-distance-right:0;mso-wrap-distance-bottom:0;mso-position-horizontal:absolute;mso-position-horizontal-relative:page;mso-position-vertical:absolute;mso-position-vertical-relative:text;v-text-anchor:top" coordsize="7461250,6985" o:gfxdata="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" path="m7460985,6487l,6487,,,7460985,r,6487xe" fillcolor="#212121" stroked="f">
+              <v:shape w14:anchorId="64934D38" id="Graphic 19" o:spid="_x0000_s1026" style="position:absolute;margin-left:12.25pt;margin-top:4.45pt;width:587.5pt;height:.55pt;z-index:-251651584;visibility:visible;mso-wrap-style:square;mso-wrap-distance-left:0;mso-wrap-distance-top:0;mso-wrap-distance-right:0;mso-wrap-distance-bottom:0;mso-position-horizontal:absolute;mso-position-horizontal-relative:page;mso-position-vertical:absolute;mso-position-vertical-relative:text;v-text-anchor:top" coordsize="7461250,6985" o:gfxdata="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" path="m7460985,6487l,6487,,,7460985,r,6487xe" fillcolor="#212121" stroked="f">
                 <v:path arrowok="t"/>
                 <w10:wrap type="topAndBottom" anchorx="page"/>
               </v:shape>
@@ -4207,7 +4085,7 @@
           </mc:Choice>
           <mc:Fallback>
             <w:pict>
-              <v:shape w14:anchorId="692F8AD9" id="Graphic 20" o:spid="_x0000_s1026" style="position:absolute;margin-left:13.8pt;margin-top:8.55pt;width:2.05pt;height:2.05pt;z-index:251649536;visibility:visible;mso-wrap-style:square;mso-wrap-distance-left:0;mso-wrap-distance-top:0;mso-wrap-distance-right:0;mso-wrap-distance-bottom:0;mso-position-horizontal:absolute;mso-position-horizontal-relative:page;mso-position-vertical:absolute;mso-position-vertical-relative:text;v-text-anchor:top" coordsize="26034,26034" o:gfxdata="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" path="m14696,25950r-3442,l9599,25621,,14695,,11254,11254,r3442,l25951,12975r,1720l14696,25950xe" fillcolor="#212121" stroked="f">
+              <v:shape w14:anchorId="2AE8843D" id="Graphic 20" o:spid="_x0000_s1026" style="position:absolute;margin-left:13.8pt;margin-top:8.55pt;width:2.05pt;height:2.05pt;z-index:251649536;visibility:visible;mso-wrap-style:square;mso-wrap-distance-left:0;mso-wrap-distance-top:0;mso-wrap-distance-right:0;mso-wrap-distance-bottom:0;mso-position-horizontal:absolute;mso-position-horizontal-relative:page;mso-position-vertical:absolute;mso-position-vertical-relative:text;v-text-anchor:top" coordsize="26034,26034" o:gfxdata="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" path="m14696,25950r-3442,l9599,25621,,14695,,11254,11254,r3442,l25951,12975r,1720l14696,25950xe" fillcolor="#212121" stroked="f">
                 <v:path arrowok="t"/>
                 <w10:wrap anchorx="page"/>
               </v:shape>
@@ -4308,7 +4186,7 @@
           </mc:Choice>
           <mc:Fallback>
             <w:pict>
-              <v:shape w14:anchorId="24295E5E" id="Graphic 21" o:spid="_x0000_s1026" style="position:absolute;margin-left:13.8pt;margin-top:20.8pt;width:2.05pt;height:2.05pt;z-index:251650560;visibility:visible;mso-wrap-style:square;mso-wrap-distance-left:0;mso-wrap-distance-top:0;mso-wrap-distance-right:0;mso-wrap-distance-bottom:0;mso-position-horizontal:absolute;mso-position-horizontal-relative:page;mso-position-vertical:absolute;mso-position-vertical-relative:text;v-text-anchor:top" coordsize="26034,26034" o:gfxdata="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" path="m14696,25950r-3442,l9599,25621,,14696,,11254,11254,r3442,l25951,12975r,1721l14696,25950xe" fillcolor="#212121" stroked="f">
+              <v:shape w14:anchorId="6FE3972B" id="Graphic 21" o:spid="_x0000_s1026" style="position:absolute;margin-left:13.8pt;margin-top:20.8pt;width:2.05pt;height:2.05pt;z-index:251650560;visibility:visible;mso-wrap-style:square;mso-wrap-distance-left:0;mso-wrap-distance-top:0;mso-wrap-distance-right:0;mso-wrap-distance-bottom:0;mso-position-horizontal:absolute;mso-position-horizontal-relative:page;mso-position-vertical:absolute;mso-position-vertical-relative:text;v-text-anchor:top" coordsize="26034,26034" o:gfxdata="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" path="m14696,25950r-3442,l9599,25621,,14696,,11254,11254,r3442,l25951,12975r,1721l14696,25950xe" fillcolor="#212121" stroked="f">
                 <v:path arrowok="t"/>
                 <w10:wrap anchorx="page"/>
               </v:shape>
@@ -4409,7 +4287,7 @@
           </mc:Choice>
           <mc:Fallback>
             <w:pict>
-              <v:shape w14:anchorId="2C637AB2" id="Graphic 22" o:spid="_x0000_s1026" style="position:absolute;margin-left:13.8pt;margin-top:33.1pt;width:2.05pt;height:2.05pt;z-index:251651584;visibility:visible;mso-wrap-style:square;mso-wrap-distance-left:0;mso-wrap-distance-top:0;mso-wrap-distance-right:0;mso-wrap-distance-bottom:0;mso-position-horizontal:absolute;mso-position-horizontal-relative:page;mso-position-vertical:absolute;mso-position-vertical-relative:text;v-text-anchor:top" coordsize="26034,26034" o:gfxdata="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" path="m14696,25950r-3442,l9599,25621,,14695,,11254,11254,r3442,l25951,12975r,1720l14696,25950xe" fillcolor="#212121" stroked="f">
+              <v:shape w14:anchorId="6BA4D2A8" id="Graphic 22" o:spid="_x0000_s1026" style="position:absolute;margin-left:13.8pt;margin-top:33.1pt;width:2.05pt;height:2.05pt;z-index:251651584;visibility:visible;mso-wrap-style:square;mso-wrap-distance-left:0;mso-wrap-distance-top:0;mso-wrap-distance-right:0;mso-wrap-distance-bottom:0;mso-position-horizontal:absolute;mso-position-horizontal-relative:page;mso-position-vertical:absolute;mso-position-vertical-relative:text;v-text-anchor:top" coordsize="26034,26034" o:gfxdata="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" path="m14696,25950r-3442,l9599,25621,,14695,,11254,11254,r3442,l25951,12975r,1720l14696,25950xe" fillcolor="#212121" stroked="f">
                 <v:path arrowok="t"/>
                 <w10:wrap anchorx="page"/>
               </v:shape>
@@ -4675,7 +4553,7 @@
           </mc:Choice>
           <mc:Fallback>
             <w:pict>
-              <v:shape w14:anchorId="02C1905C" id="Graphic 20" o:spid="_x0000_s1026" style="position:absolute;margin-left:13.8pt;margin-top:8.55pt;width:2.05pt;height:2.05pt;z-index:251666944;visibility:visible;mso-wrap-style:square;mso-wrap-distance-left:0;mso-wrap-distance-top:0;mso-wrap-distance-right:0;mso-wrap-distance-bottom:0;mso-position-horizontal:absolute;mso-position-horizontal-relative:page;mso-position-vertical:absolute;mso-position-vertical-relative:text;v-text-anchor:top" coordsize="26034,26034" o:gfxdata="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" path="m14696,25950r-3442,l9599,25621,,14695,,11254,11254,r3442,l25951,12975r,1720l14696,25950xe" fillcolor="#212121" stroked="f">
+              <v:shape w14:anchorId="09C9FFB9" id="Graphic 20" o:spid="_x0000_s1026" style="position:absolute;margin-left:13.8pt;margin-top:8.55pt;width:2.05pt;height:2.05pt;z-index:251666944;visibility:visible;mso-wrap-style:square;mso-wrap-distance-left:0;mso-wrap-distance-top:0;mso-wrap-distance-right:0;mso-wrap-distance-bottom:0;mso-position-horizontal:absolute;mso-position-horizontal-relative:page;mso-position-vertical:absolute;mso-position-vertical-relative:text;v-text-anchor:top" coordsize="26034,26034" o:gfxdata="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" path="m14696,25950r-3442,l9599,25621,,14695,,11254,11254,r3442,l25951,12975r,1720l14696,25950xe" fillcolor="#212121" stroked="f">
                 <v:path arrowok="t"/>
                 <w10:wrap anchorx="page"/>
               </v:shape>
@@ -4776,7 +4654,7 @@
           </mc:Choice>
           <mc:Fallback>
             <w:pict>
-              <v:shape w14:anchorId="10697B1E" id="Graphic 21" o:spid="_x0000_s1026" style="position:absolute;margin-left:13.8pt;margin-top:20.8pt;width:2.05pt;height:2.05pt;z-index:251667968;visibility:visible;mso-wrap-style:square;mso-wrap-distance-left:0;mso-wrap-distance-top:0;mso-wrap-distance-right:0;mso-wrap-distance-bottom:0;mso-position-horizontal:absolute;mso-position-horizontal-relative:page;mso-position-vertical:absolute;mso-position-vertical-relative:text;v-text-anchor:top" coordsize="26034,26034" o:gfxdata="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" path="m14696,25950r-3442,l9599,25621,,14696,,11254,11254,r3442,l25951,12975r,1721l14696,25950xe" fillcolor="#212121" stroked="f">
+              <v:shape w14:anchorId="7E32F667" id="Graphic 21" o:spid="_x0000_s1026" style="position:absolute;margin-left:13.8pt;margin-top:20.8pt;width:2.05pt;height:2.05pt;z-index:251667968;visibility:visible;mso-wrap-style:square;mso-wrap-distance-left:0;mso-wrap-distance-top:0;mso-wrap-distance-right:0;mso-wrap-distance-bottom:0;mso-position-horizontal:absolute;mso-position-horizontal-relative:page;mso-position-vertical:absolute;mso-position-vertical-relative:text;v-text-anchor:top" coordsize="26034,26034" o:gfxdata="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" path="m14696,25950r-3442,l9599,25621,,14696,,11254,11254,r3442,l25951,12975r,1721l14696,25950xe" fillcolor="#212121" stroked="f">
                 <v:path arrowok="t"/>
                 <w10:wrap anchorx="page"/>
               </v:shape>
@@ -4877,7 +4755,7 @@
           </mc:Choice>
           <mc:Fallback>
             <w:pict>
-              <v:shape w14:anchorId="6B98855E" id="Graphic 22" o:spid="_x0000_s1026" style="position:absolute;margin-left:13.8pt;margin-top:33.1pt;width:2.05pt;height:2.05pt;z-index:251668992;visibility:visible;mso-wrap-style:square;mso-wrap-distance-left:0;mso-wrap-distance-top:0;mso-wrap-distance-right:0;mso-wrap-distance-bottom:0;mso-position-horizontal:absolute;mso-position-horizontal-relative:page;mso-position-vertical:absolute;mso-position-vertical-relative:text;v-text-anchor:top" coordsize="26034,26034" o:gfxdata="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" path="m14696,25950r-3442,l9599,25621,,14695,,11254,11254,r3442,l25951,12975r,1720l14696,25950xe" fillcolor="#212121" stroked="f">
+              <v:shape w14:anchorId="44AE501C" id="Graphic 22" o:spid="_x0000_s1026" style="position:absolute;margin-left:13.8pt;margin-top:33.1pt;width:2.05pt;height:2.05pt;z-index:251668992;visibility:visible;mso-wrap-style:square;mso-wrap-distance-left:0;mso-wrap-distance-top:0;mso-wrap-distance-right:0;mso-wrap-distance-bottom:0;mso-position-horizontal:absolute;mso-position-horizontal-relative:page;mso-position-vertical:absolute;mso-position-vertical-relative:text;v-text-anchor:top" coordsize="26034,26034" o:gfxdata="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" path="m14696,25950r-3442,l9599,25621,,14695,,11254,11254,r3442,l25951,12975r,1720l14696,25950xe" fillcolor="#212121" stroked="f">
                 <v:path arrowok="t"/>
                 <w10:wrap anchorx="page"/>
               </v:shape>
@@ -5188,7 +5066,7 @@
           </mc:Choice>
           <mc:Fallback>
             <w:pict>
-              <v:group w14:anchorId="6A7BAB65" id="Group 23" o:spid="_x0000_s1026" style="width:587.5pt;height:.55pt;mso-position-horizontal-relative:char;mso-position-vertical-relative:line" coordsize="74612,69" o:gfxdata="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">
+              <v:group w14:anchorId="7CE97518" id="Group 23" o:spid="_x0000_s1026" style="width:587.5pt;height:.55pt;mso-position-horizontal-relative:char;mso-position-vertical-relative:line" coordsize="74612,69" o:gfxdata="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">
                 <v:shape id="Graphic 24" o:spid="_x0000_s1027" style="position:absolute;width:74612;height:69;visibility:visible;mso-wrap-style:square;v-text-anchor:top" coordsize="7461250,6985" o:gfxdata="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" path="m7460985,6487l,6487,,,7460985,r,6487xe" fillcolor="#212121" stroked="f">
                   <v:path arrowok="t"/>
                 </v:shape>
@@ -5386,6 +5264,7 @@
         </w:rPr>
       </w:pPr>
       <w:proofErr w:type="spellStart"/>
+      <w:proofErr w:type="gramStart"/>
       <w:r>
         <w:rPr>
           <w:rFonts w:ascii="Arial" w:hAnsi="Arial"/>
@@ -5396,6 +5275,7 @@
         <w:t>B.Tech</w:t>
       </w:r>
       <w:proofErr w:type="spellEnd"/>
+      <w:proofErr w:type="gramEnd"/>
       <w:r>
         <w:rPr>
           <w:rFonts w:ascii="Arial" w:hAnsi="Arial"/>
@@ -6019,7 +5899,7 @@
           </mc:Choice>
           <mc:Fallback>
             <w:pict>
-              <v:shape w14:anchorId="451F5B29" id="Graphic 25" o:spid="_x0000_s1026" style="position:absolute;margin-left:12.25pt;margin-top:3.9pt;width:587.5pt;height:.55pt;z-index:-251650560;visibility:visible;mso-wrap-style:square;mso-wrap-distance-left:0;mso-wrap-distance-top:0;mso-wrap-distance-right:0;mso-wrap-distance-bottom:0;mso-position-horizontal:absolute;mso-position-horizontal-relative:page;mso-position-vertical:absolute;mso-position-vertical-relative:text;v-text-anchor:top" coordsize="7461250,6985" o:gfxdata="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" path="m7460985,6487l,6487,,,7460985,r,6487xe" fillcolor="#212121" stroked="f">
+              <v:shape w14:anchorId="79B1A058" id="Graphic 25" o:spid="_x0000_s1026" style="position:absolute;margin-left:12.25pt;margin-top:3.9pt;width:587.5pt;height:.55pt;z-index:-251650560;visibility:visible;mso-wrap-style:square;mso-wrap-distance-left:0;mso-wrap-distance-top:0;mso-wrap-distance-right:0;mso-wrap-distance-bottom:0;mso-position-horizontal:absolute;mso-position-horizontal-relative:page;mso-position-vertical:absolute;mso-position-vertical-relative:text;v-text-anchor:top" coordsize="7461250,6985" o:gfxdata="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" path="m7460985,6487l,6487,,,7460985,r,6487xe" fillcolor="#212121" stroked="f">
                 <v:path arrowok="t"/>
                 <w10:wrap type="topAndBottom" anchorx="page"/>
               </v:shape>
@@ -7246,7 +7126,6 @@
   <w:style w:type="character" w:default="1" w:styleId="DefaultParagraphFont">
     <w:name w:val="Default Paragraph Font"/>
     <w:uiPriority w:val="1"/>
-    <w:semiHidden/>
     <w:unhideWhenUsed/>
   </w:style>
   <w:style w:type="table" w:default="1" w:styleId="TableNormal">

--- a/Resume-Devavrat-Verma.docx
+++ b/Resume-Devavrat-Verma.docx
@@ -312,7 +312,7 @@
           </mc:Choice>
           <mc:Fallback>
             <w:pict>
-              <v:shape w14:anchorId="5FF952C3" id="Graphic 1" o:spid="_x0000_s1026" style="position:absolute;margin-left:12.25pt;margin-top:4.45pt;width:587.5pt;height:.55pt;z-index:-251656704;visibility:visible;mso-wrap-style:square;mso-wrap-distance-left:0;mso-wrap-distance-top:0;mso-wrap-distance-right:0;mso-wrap-distance-bottom:0;mso-position-horizontal:absolute;mso-position-horizontal-relative:page;mso-position-vertical:absolute;mso-position-vertical-relative:text;v-text-anchor:top" coordsize="7461250,6985" o:gfxdata="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" path="m7460985,6487l,6487,,,7460985,r,6487xe" fillcolor="#212121" stroked="f">
+              <v:shape w14:anchorId="732D9637" id="Graphic 1" o:spid="_x0000_s1026" style="position:absolute;margin-left:12.25pt;margin-top:4.45pt;width:587.5pt;height:.55pt;z-index:-251656704;visibility:visible;mso-wrap-style:square;mso-wrap-distance-left:0;mso-wrap-distance-top:0;mso-wrap-distance-right:0;mso-wrap-distance-bottom:0;mso-position-horizontal:absolute;mso-position-horizontal-relative:page;mso-position-vertical:absolute;mso-position-vertical-relative:text;v-text-anchor:top" coordsize="7461250,6985" o:gfxdata="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" path="m7460985,6487l,6487,,,7460985,r,6487xe" fillcolor="#212121" stroked="f">
                 <v:path arrowok="t"/>
                 <w10:wrap type="topAndBottom" anchorx="page"/>
               </v:shape>
@@ -378,16 +378,23 @@
       <w:r>
         <w:rPr>
           <w:color w:val="212121"/>
-          <w:spacing w:val="71"/>
-        </w:rPr>
-        <w:t xml:space="preserve"> </w:t>
-      </w:r>
-      <w:r>
-        <w:rPr>
-          <w:color w:val="212121"/>
           <w:spacing w:val="-2"/>
         </w:rPr>
+        <w:t xml:space="preserve"> </w:t>
+      </w:r>
+      <w:r>
+        <w:rPr>
+          <w:color w:val="212121"/>
+          <w:spacing w:val="-2"/>
+        </w:rPr>
         <w:t>SKILLS</w:t>
+      </w:r>
+      <w:r>
+        <w:rPr>
+          <w:color w:val="212121"/>
+          <w:spacing w:val="-2"/>
+        </w:rPr>
+        <w:t xml:space="preserve"> </w:t>
       </w:r>
     </w:p>
     <w:p>
@@ -481,7 +488,7 @@
           </mc:Choice>
           <mc:Fallback>
             <w:pict>
-              <v:shape w14:anchorId="510C055E" id="Graphic 2" o:spid="_x0000_s1026" style="position:absolute;margin-left:12.25pt;margin-top:4.45pt;width:587.5pt;height:.55pt;z-index:-251654656;visibility:visible;mso-wrap-style:square;mso-wrap-distance-left:0;mso-wrap-distance-top:0;mso-wrap-distance-right:0;mso-wrap-distance-bottom:0;mso-position-horizontal:absolute;mso-position-horizontal-relative:page;mso-position-vertical:absolute;mso-position-vertical-relative:text;v-text-anchor:top" coordsize="7461250,6985" o:gfxdata="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" path="m7460985,6487l,6487,,,7460985,r,6487xe" fillcolor="#212121" stroked="f">
+              <v:shape w14:anchorId="5D662365" id="Graphic 2" o:spid="_x0000_s1026" style="position:absolute;margin-left:12.25pt;margin-top:4.45pt;width:587.5pt;height:.55pt;z-index:-251654656;visibility:visible;mso-wrap-style:square;mso-wrap-distance-left:0;mso-wrap-distance-top:0;mso-wrap-distance-right:0;mso-wrap-distance-bottom:0;mso-position-horizontal:absolute;mso-position-horizontal-relative:page;mso-position-vertical:absolute;mso-position-vertical-relative:text;v-text-anchor:top" coordsize="7461250,6985" o:gfxdata="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" path="m7460985,6487l,6487,,,7460985,r,6487xe" fillcolor="#212121" stroked="f">
                 <v:path arrowok="t"/>
                 <w10:wrap type="topAndBottom" anchorx="page"/>
               </v:shape>
@@ -528,10 +535,13 @@
       </w:r>
       <w:r>
         <w:rPr>
-          <w:rFonts w:ascii="Arial"/>
-          <w:b/>
-          <w:color w:val="212121"/>
-          <w:spacing w:val="79"/>
+          <w:color w:val="212121"/>
+        </w:rPr>
+        <w:t xml:space="preserve"> </w:t>
+      </w:r>
+      <w:r>
+        <w:rPr>
+          <w:color w:val="212121"/>
           <w:sz w:val="16"/>
         </w:rPr>
         <w:t xml:space="preserve"> </w:t>
@@ -940,6 +950,13 @@
           <w:spacing w:val="-5"/>
         </w:rPr>
         <w:t>, Google Cloud Platform</w:t>
+      </w:r>
+      <w:r>
+        <w:rPr>
+          <w:color w:val="212121"/>
+          <w:spacing w:val="-5"/>
+        </w:rPr>
+        <w:t xml:space="preserve"> </w:t>
       </w:r>
     </w:p>
     <w:p>
@@ -1115,7 +1132,7 @@
           </mc:Choice>
           <mc:Fallback>
             <w:pict>
-              <v:shape w14:anchorId="3BBECBF5" id="Graphic 3" o:spid="_x0000_s1026" style="position:absolute;margin-left:12.25pt;margin-top:4.45pt;width:587.5pt;height:.55pt;z-index:-251652608;visibility:visible;mso-wrap-style:square;mso-wrap-distance-left:0;mso-wrap-distance-top:0;mso-wrap-distance-right:0;mso-wrap-distance-bottom:0;mso-position-horizontal:absolute;mso-position-horizontal-relative:page;mso-position-vertical:absolute;mso-position-vertical-relative:text;v-text-anchor:top" coordsize="7461250,6985" o:gfxdata="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" path="m7460985,6487l,6487,,,7460985,r,6487xe" fillcolor="#212121" stroked="f">
+              <v:shape w14:anchorId="311DA885" id="Graphic 3" o:spid="_x0000_s1026" style="position:absolute;margin-left:12.25pt;margin-top:4.45pt;width:587.5pt;height:.55pt;z-index:-251652608;visibility:visible;mso-wrap-style:square;mso-wrap-distance-left:0;mso-wrap-distance-top:0;mso-wrap-distance-right:0;mso-wrap-distance-bottom:0;mso-position-horizontal:absolute;mso-position-horizontal-relative:page;mso-position-vertical:absolute;mso-position-vertical-relative:text;v-text-anchor:top" coordsize="7461250,6985" o:gfxdata="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" path="m7460985,6487l,6487,,,7460985,r,6487xe" fillcolor="#212121" stroked="f">
                 <v:path arrowok="t"/>
                 <w10:wrap type="topAndBottom" anchorx="page"/>
               </v:shape>
@@ -1175,6 +1192,66 @@
       </w:r>
       <w:r>
         <w:rPr>
+          <w:rFonts w:ascii="Segoe UI Emoji" w:hAnsi="Segoe UI Emoji" w:cs="Segoe UI Emoji"/>
+          <w:iCs/>
+          <w:color w:val="212121"/>
+          <w:spacing w:val="-2"/>
+          <w:sz w:val="16"/>
+        </w:rPr>
+        <w:fldChar w:fldCharType="begin"/>
+      </w:r>
+      <w:r>
+        <w:rPr>
+          <w:rFonts w:ascii="Segoe UI Emoji" w:hAnsi="Segoe UI Emoji" w:cs="Segoe UI Emoji"/>
+          <w:iCs/>
+          <w:color w:val="212121"/>
+          <w:spacing w:val="-2"/>
+          <w:sz w:val="16"/>
+        </w:rPr>
+        <w:instrText>HYPERLINK "https://github.com/Dev-Leet/CalNote/tree/main"</w:instrText>
+      </w:r>
+      <w:r>
+        <w:rPr>
+          <w:rFonts w:ascii="Segoe UI Emoji" w:hAnsi="Segoe UI Emoji" w:cs="Segoe UI Emoji"/>
+          <w:iCs/>
+          <w:color w:val="212121"/>
+          <w:spacing w:val="-2"/>
+          <w:sz w:val="16"/>
+        </w:rPr>
+      </w:r>
+      <w:r>
+        <w:rPr>
+          <w:rFonts w:ascii="Segoe UI Emoji" w:hAnsi="Segoe UI Emoji" w:cs="Segoe UI Emoji"/>
+          <w:iCs/>
+          <w:color w:val="212121"/>
+          <w:spacing w:val="-2"/>
+          <w:sz w:val="16"/>
+        </w:rPr>
+        <w:fldChar w:fldCharType="separate"/>
+      </w:r>
+      <w:r>
+        <w:rPr>
+          <w:rStyle w:val="Hyperlink"/>
+          <w:rFonts w:ascii="Segoe UI Emoji" w:hAnsi="Segoe UI Emoji" w:cs="Segoe UI Emoji"/>
+          <w:iCs/>
+          <w:spacing w:val="-2"/>
+          <w:sz w:val="16"/>
+          <w:u w:val="none"/>
+        </w:rPr>
+        <w:t>🔗</w:t>
+      </w:r>
+      <w:r>
+        <w:rPr>
+          <w:rFonts w:ascii="Segoe UI Emoji" w:hAnsi="Segoe UI Emoji" w:cs="Segoe UI Emoji"/>
+          <w:iCs/>
+          <w:color w:val="212121"/>
+          <w:spacing w:val="-2"/>
+          <w:sz w:val="16"/>
+        </w:rPr>
+        <w:fldChar w:fldCharType="end"/>
+      </w:r>
+      <w:r>
+        <w:rPr>
           <w:rFonts w:ascii="Arial" w:hAnsi="Arial"/>
           <w:b/>
           <w:color w:val="212121"/>
@@ -1321,6 +1398,16 @@
           <w:sz w:val="16"/>
         </w:rPr>
         <w:t xml:space="preserve"> + AI Integration</w:t>
+      </w:r>
+      <w:r>
+        <w:rPr>
+          <w:rFonts w:ascii="Arial"/>
+          <w:i/>
+          <w:color w:val="212121"/>
+          <w:spacing w:val="-2"/>
+          <w:sz w:val="16"/>
+        </w:rPr>
+        <w:t xml:space="preserve"> </w:t>
       </w:r>
       <w:r>
         <w:rPr>
@@ -1462,7 +1549,7 @@
           </mc:Choice>
           <mc:Fallback>
             <w:pict>
-              <v:shape w14:anchorId="57BB5D57" id="Graphic 4" o:spid="_x0000_s1026" style="position:absolute;margin-left:13.8pt;margin-top:8.55pt;width:2.05pt;height:2.05pt;z-index:251652608;visibility:visible;mso-wrap-style:square;mso-wrap-distance-left:0;mso-wrap-distance-top:0;mso-wrap-distance-right:0;mso-wrap-distance-bottom:0;mso-position-horizontal:absolute;mso-position-horizontal-relative:page;mso-position-vertical:absolute;mso-position-vertical-relative:text;v-text-anchor:top" coordsize="26034,26034" o:gfxdata="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" path="m14696,25950r-3442,l9599,25621,,14696,,11254,11254,r3442,l25951,12975r,1721l14696,25950xe" fillcolor="#212121" stroked="f">
+              <v:shape w14:anchorId="2FCA5D5D" id="Graphic 4" o:spid="_x0000_s1026" style="position:absolute;margin-left:13.8pt;margin-top:8.55pt;width:2.05pt;height:2.05pt;z-index:251652608;visibility:visible;mso-wrap-style:square;mso-wrap-distance-left:0;mso-wrap-distance-top:0;mso-wrap-distance-right:0;mso-wrap-distance-bottom:0;mso-position-horizontal:absolute;mso-position-horizontal-relative:page;mso-position-vertical:absolute;mso-position-vertical-relative:text;v-text-anchor:top" coordsize="26034,26034" o:gfxdata="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" path="m14696,25950r-3442,l9599,25621,,14696,,11254,11254,r3442,l25951,12975r,1721l14696,25950xe" fillcolor="#212121" stroked="f">
                 <v:path arrowok="t"/>
                 <w10:wrap anchorx="page"/>
               </v:shape>
@@ -1586,7 +1673,7 @@
           </mc:Choice>
           <mc:Fallback>
             <w:pict>
-              <v:shape w14:anchorId="5B794C4C" id="Graphic 5" o:spid="_x0000_s1026" style="position:absolute;margin-left:13.8pt;margin-top:7.55pt;width:2.05pt;height:2.05pt;z-index:251655680;visibility:visible;mso-wrap-style:square;mso-wrap-distance-left:0;mso-wrap-distance-top:0;mso-wrap-distance-right:0;mso-wrap-distance-bottom:0;mso-position-horizontal:absolute;mso-position-horizontal-relative:page;mso-position-vertical:absolute;mso-position-vertical-relative:text;v-text-anchor:top" coordsize="26034,26034" o:gfxdata="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" path="m14696,25951r-3442,l9599,25621,,14696,,11254,11254,r3442,l25951,12975r,1721l14696,25951xe" fillcolor="#212121" stroked="f">
+              <v:shape w14:anchorId="00A00102" id="Graphic 5" o:spid="_x0000_s1026" style="position:absolute;margin-left:13.8pt;margin-top:7.55pt;width:2.05pt;height:2.05pt;z-index:251655680;visibility:visible;mso-wrap-style:square;mso-wrap-distance-left:0;mso-wrap-distance-top:0;mso-wrap-distance-right:0;mso-wrap-distance-bottom:0;mso-position-horizontal:absolute;mso-position-horizontal-relative:page;mso-position-vertical:absolute;mso-position-vertical-relative:text;v-text-anchor:top" coordsize="26034,26034" o:gfxdata="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" path="m14696,25951r-3442,l9599,25621,,14696,,11254,11254,r3442,l25951,12975r,1721l14696,25951xe" fillcolor="#212121" stroked="f">
                 <v:path arrowok="t"/>
                 <w10:wrap anchorx="page"/>
               </v:shape>
@@ -1687,7 +1774,7 @@
           </mc:Choice>
           <mc:Fallback>
             <w:pict>
-              <v:shape w14:anchorId="4AA8234A" id="Graphic 6" o:spid="_x0000_s1026" style="position:absolute;margin-left:13.8pt;margin-top:19.3pt;width:2.05pt;height:2.05pt;z-index:251657728;visibility:visible;mso-wrap-style:square;mso-wrap-distance-left:0;mso-wrap-distance-top:0;mso-wrap-distance-right:0;mso-wrap-distance-bottom:0;mso-position-horizontal:absolute;mso-position-horizontal-relative:page;mso-position-vertical:absolute;mso-position-vertical-relative:text;v-text-anchor:top" coordsize="26034,26034" o:gfxdata="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" path="m14696,25951r-3442,l9599,25621,,14696,,11254,11254,r3442,l25951,12975r,1721l14696,25951xe" fillcolor="#212121" stroked="f">
+              <v:shape w14:anchorId="01A6382E" id="Graphic 6" o:spid="_x0000_s1026" style="position:absolute;margin-left:13.8pt;margin-top:19.3pt;width:2.05pt;height:2.05pt;z-index:251657728;visibility:visible;mso-wrap-style:square;mso-wrap-distance-left:0;mso-wrap-distance-top:0;mso-wrap-distance-right:0;mso-wrap-distance-bottom:0;mso-position-horizontal:absolute;mso-position-horizontal-relative:page;mso-position-vertical:absolute;mso-position-vertical-relative:text;v-text-anchor:top" coordsize="26034,26034" o:gfxdata="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" path="m14696,25951r-3442,l9599,25621,,14696,,11254,11254,r3442,l25951,12975r,1721l14696,25951xe" fillcolor="#212121" stroked="f">
                 <v:path arrowok="t"/>
                 <w10:wrap anchorx="page"/>
               </v:shape>
@@ -1770,6 +1857,19 @@
         </w:rPr>
         <w:t>Online Judge Project</w:t>
       </w:r>
+      <w:hyperlink r:id="rId9" w:history="1">
+        <w:r>
+          <w:rPr>
+            <w:rStyle w:val="Hyperlink"/>
+            <w:rFonts w:ascii="Segoe UI Emoji" w:hAnsi="Segoe UI Emoji" w:cs="Segoe UI Emoji"/>
+            <w:iCs/>
+            <w:spacing w:val="-2"/>
+            <w:sz w:val="16"/>
+            <w:u w:val="none"/>
+          </w:rPr>
+          <w:t>🔗</w:t>
+        </w:r>
+      </w:hyperlink>
       <w:r>
         <w:rPr>
           <w:rFonts w:ascii="Arial" w:hAnsi="Arial"/>
@@ -2086,7 +2186,7 @@
           </mc:Choice>
           <mc:Fallback>
             <w:pict>
-              <v:shape w14:anchorId="57CAE1EB" id="Graphic 7" o:spid="_x0000_s1026" style="position:absolute;margin-left:13.8pt;margin-top:8.5pt;width:2.05pt;height:2.05pt;z-index:251658752;visibility:visible;mso-wrap-style:square;mso-wrap-distance-left:0;mso-wrap-distance-top:0;mso-wrap-distance-right:0;mso-wrap-distance-bottom:0;mso-position-horizontal:absolute;mso-position-horizontal-relative:page;mso-position-vertical:absolute;mso-position-vertical-relative:text;v-text-anchor:top" coordsize="26034,26034" o:gfxdata="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" path="m14696,25950r-3442,l9599,25621,,14696,,11254,11254,r3442,l25951,12975r,1721l14696,25950xe" fillcolor="#212121" stroked="f">
+              <v:shape w14:anchorId="3B31D3AF" id="Graphic 7" o:spid="_x0000_s1026" style="position:absolute;margin-left:13.8pt;margin-top:8.5pt;width:2.05pt;height:2.05pt;z-index:251658752;visibility:visible;mso-wrap-style:square;mso-wrap-distance-left:0;mso-wrap-distance-top:0;mso-wrap-distance-right:0;mso-wrap-distance-bottom:0;mso-position-horizontal:absolute;mso-position-horizontal-relative:page;mso-position-vertical:absolute;mso-position-vertical-relative:text;v-text-anchor:top" coordsize="26034,26034" o:gfxdata="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" path="m14696,25950r-3442,l9599,25621,,14696,,11254,11254,r3442,l25951,12975r,1721l14696,25950xe" fillcolor="#212121" stroked="f">
                 <v:path arrowok="t"/>
                 <w10:wrap anchorx="page"/>
               </v:shape>
@@ -2364,7 +2464,7 @@
           </mc:Choice>
           <mc:Fallback>
             <w:pict>
-              <v:shape w14:anchorId="3103321A" id="Graphic 8" o:spid="_x0000_s1026" style="position:absolute;margin-left:13.8pt;margin-top:7.5pt;width:2.05pt;height:2.05pt;z-index:251660800;visibility:visible;mso-wrap-style:square;mso-wrap-distance-left:0;mso-wrap-distance-top:0;mso-wrap-distance-right:0;mso-wrap-distance-bottom:0;mso-position-horizontal:absolute;mso-position-horizontal-relative:page;mso-position-vertical:absolute;mso-position-vertical-relative:text;v-text-anchor:top" coordsize="26034,26034" o:gfxdata="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" path="m14696,25950r-3442,l9599,25621,,14696,,11254,11254,r3442,l25951,12975r,1721l14696,25950xe" fillcolor="#212121" stroked="f">
+              <v:shape w14:anchorId="6BEA30F8" id="Graphic 8" o:spid="_x0000_s1026" style="position:absolute;margin-left:13.8pt;margin-top:7.5pt;width:2.05pt;height:2.05pt;z-index:251660800;visibility:visible;mso-wrap-style:square;mso-wrap-distance-left:0;mso-wrap-distance-top:0;mso-wrap-distance-right:0;mso-wrap-distance-bottom:0;mso-position-horizontal:absolute;mso-position-horizontal-relative:page;mso-position-vertical:absolute;mso-position-vertical-relative:text;v-text-anchor:top" coordsize="26034,26034" o:gfxdata="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" path="m14696,25950r-3442,l9599,25621,,14696,,11254,11254,r3442,l25951,12975r,1721l14696,25950xe" fillcolor="#212121" stroked="f">
                 <v:path arrowok="t"/>
                 <w10:wrap anchorx="page"/>
               </v:shape>
@@ -2465,7 +2565,7 @@
           </mc:Choice>
           <mc:Fallback>
             <w:pict>
-              <v:shape w14:anchorId="494D0C66" id="Graphic 9" o:spid="_x0000_s1026" style="position:absolute;margin-left:13.8pt;margin-top:19.8pt;width:2.05pt;height:2.05pt;z-index:251662848;visibility:visible;mso-wrap-style:square;mso-wrap-distance-left:0;mso-wrap-distance-top:0;mso-wrap-distance-right:0;mso-wrap-distance-bottom:0;mso-position-horizontal:absolute;mso-position-horizontal-relative:page;mso-position-vertical:absolute;mso-position-vertical-relative:text;v-text-anchor:top" coordsize="26034,26034" o:gfxdata="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" path="m14696,25950r-3442,l9599,25621,,14696,,11254,11254,r3442,l25951,12975r,1721l14696,25950xe" fillcolor="#212121" stroked="f">
+              <v:shape w14:anchorId="47D0101E" id="Graphic 9" o:spid="_x0000_s1026" style="position:absolute;margin-left:13.8pt;margin-top:19.8pt;width:2.05pt;height:2.05pt;z-index:251662848;visibility:visible;mso-wrap-style:square;mso-wrap-distance-left:0;mso-wrap-distance-top:0;mso-wrap-distance-right:0;mso-wrap-distance-bottom:0;mso-position-horizontal:absolute;mso-position-horizontal-relative:page;mso-position-vertical:absolute;mso-position-vertical-relative:text;v-text-anchor:top" coordsize="26034,26034" o:gfxdata="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" path="m14696,25950r-3442,l9599,25621,,14696,,11254,11254,r3442,l25951,12975r,1721l14696,25950xe" fillcolor="#212121" stroked="f">
                 <v:path arrowok="t"/>
                 <w10:wrap anchorx="page"/>
               </v:shape>
@@ -2595,6 +2695,19 @@
         </w:rPr>
         <w:t>LLMs</w:t>
       </w:r>
+      <w:hyperlink r:id="rId10" w:history="1">
+        <w:r>
+          <w:rPr>
+            <w:rStyle w:val="Hyperlink"/>
+            <w:rFonts w:ascii="Segoe UI Emoji" w:hAnsi="Segoe UI Emoji" w:cs="Segoe UI Emoji"/>
+            <w:iCs/>
+            <w:spacing w:val="-2"/>
+            <w:sz w:val="16"/>
+            <w:u w:val="none"/>
+          </w:rPr>
+          <w:t>🔗</w:t>
+        </w:r>
+      </w:hyperlink>
       <w:r>
         <w:rPr>
           <w:rFonts w:ascii="Arial" w:hAnsi="Arial"/>
@@ -2891,7 +3004,7 @@
           </mc:Choice>
           <mc:Fallback>
             <w:pict>
-              <v:shape w14:anchorId="50236D01" id="Graphic 13" o:spid="_x0000_s1026" style="position:absolute;margin-left:13.8pt;margin-top:8.55pt;width:2.05pt;height:2.05pt;z-index:251646464;visibility:visible;mso-wrap-style:square;mso-wrap-distance-left:0;mso-wrap-distance-top:0;mso-wrap-distance-right:0;mso-wrap-distance-bottom:0;mso-position-horizontal:absolute;mso-position-horizontal-relative:page;mso-position-vertical:absolute;mso-position-vertical-relative:text;v-text-anchor:top" coordsize="26034,26034" o:gfxdata="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" path="m14696,25950r-3442,l9599,25621,,14696,,11254,11254,r3442,l25951,12975r,1721l14696,25950xe" fillcolor="#212121" stroked="f">
+              <v:shape w14:anchorId="5DFFDE32" id="Graphic 13" o:spid="_x0000_s1026" style="position:absolute;margin-left:13.8pt;margin-top:8.55pt;width:2.05pt;height:2.05pt;z-index:251646464;visibility:visible;mso-wrap-style:square;mso-wrap-distance-left:0;mso-wrap-distance-top:0;mso-wrap-distance-right:0;mso-wrap-distance-bottom:0;mso-position-horizontal:absolute;mso-position-horizontal-relative:page;mso-position-vertical:absolute;mso-position-vertical-relative:text;v-text-anchor:top" coordsize="26034,26034" o:gfxdata="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" path="m14696,25950r-3442,l9599,25621,,14696,,11254,11254,r3442,l25951,12975r,1721l14696,25950xe" fillcolor="#212121" stroked="f">
                 <v:path arrowok="t"/>
                 <w10:wrap anchorx="page"/>
               </v:shape>
@@ -3097,7 +3210,7 @@
           </mc:Choice>
           <mc:Fallback>
             <w:pict>
-              <v:shape w14:anchorId="1DB392E5" id="Graphic 14" o:spid="_x0000_s1026" style="position:absolute;margin-left:13.8pt;margin-top:7.5pt;width:2.05pt;height:2.05pt;z-index:251647488;visibility:visible;mso-wrap-style:square;mso-wrap-distance-left:0;mso-wrap-distance-top:0;mso-wrap-distance-right:0;mso-wrap-distance-bottom:0;mso-position-horizontal:absolute;mso-position-horizontal-relative:page;mso-position-vertical:absolute;mso-position-vertical-relative:text;v-text-anchor:top" coordsize="26034,26034" o:gfxdata="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" path="m14696,25951r-3442,l9599,25621,,14695,,11254,11254,r3442,l25951,12975r,1720l14696,25951xe" fillcolor="#212121" stroked="f">
+              <v:shape w14:anchorId="7BBB5FEE" id="Graphic 14" o:spid="_x0000_s1026" style="position:absolute;margin-left:13.8pt;margin-top:7.5pt;width:2.05pt;height:2.05pt;z-index:251647488;visibility:visible;mso-wrap-style:square;mso-wrap-distance-left:0;mso-wrap-distance-top:0;mso-wrap-distance-right:0;mso-wrap-distance-bottom:0;mso-position-horizontal:absolute;mso-position-horizontal-relative:page;mso-position-vertical:absolute;mso-position-vertical-relative:text;v-text-anchor:top" coordsize="26034,26034" o:gfxdata="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" path="m14696,25951r-3442,l9599,25621,,14695,,11254,11254,r3442,l25951,12975r,1720l14696,25951xe" fillcolor="#212121" stroked="f">
                 <v:path arrowok="t"/>
                 <w10:wrap anchorx="page"/>
               </v:shape>
@@ -3198,7 +3311,7 @@
           </mc:Choice>
           <mc:Fallback>
             <w:pict>
-              <v:shape w14:anchorId="256EDA89" id="Graphic 15" o:spid="_x0000_s1026" style="position:absolute;margin-left:13.8pt;margin-top:19.75pt;width:2.05pt;height:2.05pt;z-index:251648512;visibility:visible;mso-wrap-style:square;mso-wrap-distance-left:0;mso-wrap-distance-top:0;mso-wrap-distance-right:0;mso-wrap-distance-bottom:0;mso-position-horizontal:absolute;mso-position-horizontal-relative:page;mso-position-vertical:absolute;mso-position-vertical-relative:text;v-text-anchor:top" coordsize="26034,26034" o:gfxdata="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" path="m14696,25950r-3442,l9599,25621,,14695,,11254,11254,r3442,l25951,12975r,1720l14696,25950xe" fillcolor="#212121" stroked="f">
+              <v:shape w14:anchorId="79434487" id="Graphic 15" o:spid="_x0000_s1026" style="position:absolute;margin-left:13.8pt;margin-top:19.75pt;width:2.05pt;height:2.05pt;z-index:251648512;visibility:visible;mso-wrap-style:square;mso-wrap-distance-left:0;mso-wrap-distance-top:0;mso-wrap-distance-right:0;mso-wrap-distance-bottom:0;mso-position-horizontal:absolute;mso-position-horizontal-relative:page;mso-position-vertical:absolute;mso-position-vertical-relative:text;v-text-anchor:top" coordsize="26034,26034" o:gfxdata="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" path="m14696,25950r-3442,l9599,25621,,14695,,11254,11254,r3442,l25951,12975r,1720l14696,25950xe" fillcolor="#212121" stroked="f">
                 <v:path arrowok="t"/>
                 <w10:wrap anchorx="page"/>
               </v:shape>
@@ -3291,6 +3404,19 @@
         </w:rPr>
         <w:t>Model</w:t>
       </w:r>
+      <w:hyperlink r:id="rId11" w:history="1">
+        <w:r>
+          <w:rPr>
+            <w:rStyle w:val="Hyperlink"/>
+            <w:rFonts w:ascii="Segoe UI Emoji" w:hAnsi="Segoe UI Emoji" w:cs="Segoe UI Emoji"/>
+            <w:iCs/>
+            <w:spacing w:val="-2"/>
+            <w:sz w:val="16"/>
+            <w:u w:val="none"/>
+          </w:rPr>
+          <w:t>🔗</w:t>
+        </w:r>
+      </w:hyperlink>
       <w:r>
         <w:rPr>
           <w:rFonts w:ascii="Arial" w:hAnsi="Arial"/>
@@ -3577,7 +3703,7 @@
           </mc:Choice>
           <mc:Fallback>
             <w:pict>
-              <v:shape w14:anchorId="3D54AF94" id="Graphic 16" o:spid="_x0000_s1026" style="position:absolute;margin-left:13.8pt;margin-top:8.05pt;width:2.05pt;height:2.05pt;z-index:251653632;visibility:visible;mso-wrap-style:square;mso-wrap-distance-left:0;mso-wrap-distance-top:0;mso-wrap-distance-right:0;mso-wrap-distance-bottom:0;mso-position-horizontal:absolute;mso-position-horizontal-relative:page;mso-position-vertical:absolute;mso-position-vertical-relative:text;v-text-anchor:top" coordsize="26034,26034" o:gfxdata="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" path="m14696,25950r-3442,l9599,25621,,14696,,11254,11254,r3442,l25951,12975r,1721l14696,25950xe" fillcolor="#212121" stroked="f">
+              <v:shape w14:anchorId="0A4FBFE8" id="Graphic 16" o:spid="_x0000_s1026" style="position:absolute;margin-left:13.8pt;margin-top:8.05pt;width:2.05pt;height:2.05pt;z-index:251653632;visibility:visible;mso-wrap-style:square;mso-wrap-distance-left:0;mso-wrap-distance-top:0;mso-wrap-distance-right:0;mso-wrap-distance-bottom:0;mso-position-horizontal:absolute;mso-position-horizontal-relative:page;mso-position-vertical:absolute;mso-position-vertical-relative:text;v-text-anchor:top" coordsize="26034,26034" o:gfxdata="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" path="m14696,25950r-3442,l9599,25621,,14696,,11254,11254,r3442,l25951,12975r,1721l14696,25950xe" fillcolor="#212121" stroked="f">
                 <v:path arrowok="t"/>
                 <w10:wrap anchorx="page"/>
               </v:shape>
@@ -3783,7 +3909,7 @@
           </mc:Choice>
           <mc:Fallback>
             <w:pict>
-              <v:shape w14:anchorId="22A9EDC8" id="Graphic 17" o:spid="_x0000_s1026" style="position:absolute;margin-left:13.8pt;margin-top:7.55pt;width:2.05pt;height:2.05pt;z-index:251654656;visibility:visible;mso-wrap-style:square;mso-wrap-distance-left:0;mso-wrap-distance-top:0;mso-wrap-distance-right:0;mso-wrap-distance-bottom:0;mso-position-horizontal:absolute;mso-position-horizontal-relative:page;mso-position-vertical:absolute;mso-position-vertical-relative:text;v-text-anchor:top" coordsize="26034,26034" o:gfxdata="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" path="m14696,25950r-3442,l9599,25621,,14696,,11254,11254,r3442,l25951,12975r,1721l14696,25950xe" fillcolor="#212121" stroked="f">
+              <v:shape w14:anchorId="39227233" id="Graphic 17" o:spid="_x0000_s1026" style="position:absolute;margin-left:13.8pt;margin-top:7.55pt;width:2.05pt;height:2.05pt;z-index:251654656;visibility:visible;mso-wrap-style:square;mso-wrap-distance-left:0;mso-wrap-distance-top:0;mso-wrap-distance-right:0;mso-wrap-distance-bottom:0;mso-position-horizontal:absolute;mso-position-horizontal-relative:page;mso-position-vertical:absolute;mso-position-vertical-relative:text;v-text-anchor:top" coordsize="26034,26034" o:gfxdata="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" path="m14696,25950r-3442,l9599,25621,,14696,,11254,11254,r3442,l25951,12975r,1721l14696,25950xe" fillcolor="#212121" stroked="f">
                 <v:path arrowok="t"/>
                 <w10:wrap anchorx="page"/>
               </v:shape>
@@ -3901,7 +4027,7 @@
           </mc:Choice>
           <mc:Fallback>
             <w:pict>
-              <v:shape w14:anchorId="64934D38" id="Graphic 19" o:spid="_x0000_s1026" style="position:absolute;margin-left:12.25pt;margin-top:4.45pt;width:587.5pt;height:.55pt;z-index:-251651584;visibility:visible;mso-wrap-style:square;mso-wrap-distance-left:0;mso-wrap-distance-top:0;mso-wrap-distance-right:0;mso-wrap-distance-bottom:0;mso-position-horizontal:absolute;mso-position-horizontal-relative:page;mso-position-vertical:absolute;mso-position-vertical-relative:text;v-text-anchor:top" coordsize="7461250,6985" o:gfxdata="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" path="m7460985,6487l,6487,,,7460985,r,6487xe" fillcolor="#212121" stroked="f">
+              <v:shape w14:anchorId="6761541F" id="Graphic 19" o:spid="_x0000_s1026" style="position:absolute;margin-left:12.25pt;margin-top:4.45pt;width:587.5pt;height:.55pt;z-index:-251651584;visibility:visible;mso-wrap-style:square;mso-wrap-distance-left:0;mso-wrap-distance-top:0;mso-wrap-distance-right:0;mso-wrap-distance-bottom:0;mso-position-horizontal:absolute;mso-position-horizontal-relative:page;mso-position-vertical:absolute;mso-position-vertical-relative:text;v-text-anchor:top" coordsize="7461250,6985" o:gfxdata="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" path="m7460985,6487l,6487,,,7460985,r,6487xe" fillcolor="#212121" stroked="f">
                 <v:path arrowok="t"/>
                 <w10:wrap type="topAndBottom" anchorx="page"/>
               </v:shape>
@@ -4085,7 +4211,7 @@
           </mc:Choice>
           <mc:Fallback>
             <w:pict>
-              <v:shape w14:anchorId="2AE8843D" id="Graphic 20" o:spid="_x0000_s1026" style="position:absolute;margin-left:13.8pt;margin-top:8.55pt;width:2.05pt;height:2.05pt;z-index:251649536;visibility:visible;mso-wrap-style:square;mso-wrap-distance-left:0;mso-wrap-distance-top:0;mso-wrap-distance-right:0;mso-wrap-distance-bottom:0;mso-position-horizontal:absolute;mso-position-horizontal-relative:page;mso-position-vertical:absolute;mso-position-vertical-relative:text;v-text-anchor:top" coordsize="26034,26034" o:gfxdata="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" path="m14696,25950r-3442,l9599,25621,,14695,,11254,11254,r3442,l25951,12975r,1720l14696,25950xe" fillcolor="#212121" stroked="f">
+              <v:shape w14:anchorId="53FC7E35" id="Graphic 20" o:spid="_x0000_s1026" style="position:absolute;margin-left:13.8pt;margin-top:8.55pt;width:2.05pt;height:2.05pt;z-index:251649536;visibility:visible;mso-wrap-style:square;mso-wrap-distance-left:0;mso-wrap-distance-top:0;mso-wrap-distance-right:0;mso-wrap-distance-bottom:0;mso-position-horizontal:absolute;mso-position-horizontal-relative:page;mso-position-vertical:absolute;mso-position-vertical-relative:text;v-text-anchor:top" coordsize="26034,26034" o:gfxdata="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" path="m14696,25950r-3442,l9599,25621,,14695,,11254,11254,r3442,l25951,12975r,1720l14696,25950xe" fillcolor="#212121" stroked="f">
                 <v:path arrowok="t"/>
                 <w10:wrap anchorx="page"/>
               </v:shape>
@@ -4186,7 +4312,7 @@
           </mc:Choice>
           <mc:Fallback>
             <w:pict>
-              <v:shape w14:anchorId="6FE3972B" id="Graphic 21" o:spid="_x0000_s1026" style="position:absolute;margin-left:13.8pt;margin-top:20.8pt;width:2.05pt;height:2.05pt;z-index:251650560;visibility:visible;mso-wrap-style:square;mso-wrap-distance-left:0;mso-wrap-distance-top:0;mso-wrap-distance-right:0;mso-wrap-distance-bottom:0;mso-position-horizontal:absolute;mso-position-horizontal-relative:page;mso-position-vertical:absolute;mso-position-vertical-relative:text;v-text-anchor:top" coordsize="26034,26034" o:gfxdata="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" path="m14696,25950r-3442,l9599,25621,,14696,,11254,11254,r3442,l25951,12975r,1721l14696,25950xe" fillcolor="#212121" stroked="f">
+              <v:shape w14:anchorId="5F168181" id="Graphic 21" o:spid="_x0000_s1026" style="position:absolute;margin-left:13.8pt;margin-top:20.8pt;width:2.05pt;height:2.05pt;z-index:251650560;visibility:visible;mso-wrap-style:square;mso-wrap-distance-left:0;mso-wrap-distance-top:0;mso-wrap-distance-right:0;mso-wrap-distance-bottom:0;mso-position-horizontal:absolute;mso-position-horizontal-relative:page;mso-position-vertical:absolute;mso-position-vertical-relative:text;v-text-anchor:top" coordsize="26034,26034" o:gfxdata="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" path="m14696,25950r-3442,l9599,25621,,14696,,11254,11254,r3442,l25951,12975r,1721l14696,25950xe" fillcolor="#212121" stroked="f">
                 <v:path arrowok="t"/>
                 <w10:wrap anchorx="page"/>
               </v:shape>
@@ -4287,7 +4413,7 @@
           </mc:Choice>
           <mc:Fallback>
             <w:pict>
-              <v:shape w14:anchorId="6BA4D2A8" id="Graphic 22" o:spid="_x0000_s1026" style="position:absolute;margin-left:13.8pt;margin-top:33.1pt;width:2.05pt;height:2.05pt;z-index:251651584;visibility:visible;mso-wrap-style:square;mso-wrap-distance-left:0;mso-wrap-distance-top:0;mso-wrap-distance-right:0;mso-wrap-distance-bottom:0;mso-position-horizontal:absolute;mso-position-horizontal-relative:page;mso-position-vertical:absolute;mso-position-vertical-relative:text;v-text-anchor:top" coordsize="26034,26034" o:gfxdata="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" path="m14696,25950r-3442,l9599,25621,,14695,,11254,11254,r3442,l25951,12975r,1720l14696,25950xe" fillcolor="#212121" stroked="f">
+              <v:shape w14:anchorId="6F2028A6" id="Graphic 22" o:spid="_x0000_s1026" style="position:absolute;margin-left:13.8pt;margin-top:33.1pt;width:2.05pt;height:2.05pt;z-index:251651584;visibility:visible;mso-wrap-style:square;mso-wrap-distance-left:0;mso-wrap-distance-top:0;mso-wrap-distance-right:0;mso-wrap-distance-bottom:0;mso-position-horizontal:absolute;mso-position-horizontal-relative:page;mso-position-vertical:absolute;mso-position-vertical-relative:text;v-text-anchor:top" coordsize="26034,26034" o:gfxdata="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" path="m14696,25950r-3442,l9599,25621,,14695,,11254,11254,r3442,l25951,12975r,1720l14696,25950xe" fillcolor="#212121" stroked="f">
                 <v:path arrowok="t"/>
                 <w10:wrap anchorx="page"/>
               </v:shape>
@@ -4553,7 +4679,7 @@
           </mc:Choice>
           <mc:Fallback>
             <w:pict>
-              <v:shape w14:anchorId="09C9FFB9" id="Graphic 20" o:spid="_x0000_s1026" style="position:absolute;margin-left:13.8pt;margin-top:8.55pt;width:2.05pt;height:2.05pt;z-index:251666944;visibility:visible;mso-wrap-style:square;mso-wrap-distance-left:0;mso-wrap-distance-top:0;mso-wrap-distance-right:0;mso-wrap-distance-bottom:0;mso-position-horizontal:absolute;mso-position-horizontal-relative:page;mso-position-vertical:absolute;mso-position-vertical-relative:text;v-text-anchor:top" coordsize="26034,26034" o:gfxdata="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" path="m14696,25950r-3442,l9599,25621,,14695,,11254,11254,r3442,l25951,12975r,1720l14696,25950xe" fillcolor="#212121" stroked="f">
+              <v:shape w14:anchorId="6E91348F" id="Graphic 20" o:spid="_x0000_s1026" style="position:absolute;margin-left:13.8pt;margin-top:8.55pt;width:2.05pt;height:2.05pt;z-index:251666944;visibility:visible;mso-wrap-style:square;mso-wrap-distance-left:0;mso-wrap-distance-top:0;mso-wrap-distance-right:0;mso-wrap-distance-bottom:0;mso-position-horizontal:absolute;mso-position-horizontal-relative:page;mso-position-vertical:absolute;mso-position-vertical-relative:text;v-text-anchor:top" coordsize="26034,26034" o:gfxdata="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" path="m14696,25950r-3442,l9599,25621,,14695,,11254,11254,r3442,l25951,12975r,1720l14696,25950xe" fillcolor="#212121" stroked="f">
                 <v:path arrowok="t"/>
                 <w10:wrap anchorx="page"/>
               </v:shape>
@@ -4654,7 +4780,7 @@
           </mc:Choice>
           <mc:Fallback>
             <w:pict>
-              <v:shape w14:anchorId="7E32F667" id="Graphic 21" o:spid="_x0000_s1026" style="position:absolute;margin-left:13.8pt;margin-top:20.8pt;width:2.05pt;height:2.05pt;z-index:251667968;visibility:visible;mso-wrap-style:square;mso-wrap-distance-left:0;mso-wrap-distance-top:0;mso-wrap-distance-right:0;mso-wrap-distance-bottom:0;mso-position-horizontal:absolute;mso-position-horizontal-relative:page;mso-position-vertical:absolute;mso-position-vertical-relative:text;v-text-anchor:top" coordsize="26034,26034" o:gfxdata="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" path="m14696,25950r-3442,l9599,25621,,14696,,11254,11254,r3442,l25951,12975r,1721l14696,25950xe" fillcolor="#212121" stroked="f">
+              <v:shape w14:anchorId="1A421D2C" id="Graphic 21" o:spid="_x0000_s1026" style="position:absolute;margin-left:13.8pt;margin-top:20.8pt;width:2.05pt;height:2.05pt;z-index:251667968;visibility:visible;mso-wrap-style:square;mso-wrap-distance-left:0;mso-wrap-distance-top:0;mso-wrap-distance-right:0;mso-wrap-distance-bottom:0;mso-position-horizontal:absolute;mso-position-horizontal-relative:page;mso-position-vertical:absolute;mso-position-vertical-relative:text;v-text-anchor:top" coordsize="26034,26034" o:gfxdata="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" path="m14696,25950r-3442,l9599,25621,,14696,,11254,11254,r3442,l25951,12975r,1721l14696,25950xe" fillcolor="#212121" stroked="f">
                 <v:path arrowok="t"/>
                 <w10:wrap anchorx="page"/>
               </v:shape>
@@ -4755,7 +4881,7 @@
           </mc:Choice>
           <mc:Fallback>
             <w:pict>
-              <v:shape w14:anchorId="44AE501C" id="Graphic 22" o:spid="_x0000_s1026" style="position:absolute;margin-left:13.8pt;margin-top:33.1pt;width:2.05pt;height:2.05pt;z-index:251668992;visibility:visible;mso-wrap-style:square;mso-wrap-distance-left:0;mso-wrap-distance-top:0;mso-wrap-distance-right:0;mso-wrap-distance-bottom:0;mso-position-horizontal:absolute;mso-position-horizontal-relative:page;mso-position-vertical:absolute;mso-position-vertical-relative:text;v-text-anchor:top" coordsize="26034,26034" o:gfxdata="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" path="m14696,25950r-3442,l9599,25621,,14695,,11254,11254,r3442,l25951,12975r,1720l14696,25950xe" fillcolor="#212121" stroked="f">
+              <v:shape w14:anchorId="0F8CC9D4" id="Graphic 22" o:spid="_x0000_s1026" style="position:absolute;margin-left:13.8pt;margin-top:33.1pt;width:2.05pt;height:2.05pt;z-index:251668992;visibility:visible;mso-wrap-style:square;mso-wrap-distance-left:0;mso-wrap-distance-top:0;mso-wrap-distance-right:0;mso-wrap-distance-bottom:0;mso-position-horizontal:absolute;mso-position-horizontal-relative:page;mso-position-vertical:absolute;mso-position-vertical-relative:text;v-text-anchor:top" coordsize="26034,26034" o:gfxdata="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" path="m14696,25950r-3442,l9599,25621,,14695,,11254,11254,r3442,l25951,12975r,1720l14696,25950xe" fillcolor="#212121" stroked="f">
                 <v:path arrowok="t"/>
                 <w10:wrap anchorx="page"/>
               </v:shape>
@@ -5066,7 +5192,7 @@
           </mc:Choice>
           <mc:Fallback>
             <w:pict>
-              <v:group w14:anchorId="7CE97518" id="Group 23" o:spid="_x0000_s1026" style="width:587.5pt;height:.55pt;mso-position-horizontal-relative:char;mso-position-vertical-relative:line" coordsize="74612,69" o:gfxdata="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">
+              <v:group w14:anchorId="125B9420" id="Group 23" o:spid="_x0000_s1026" style="width:587.5pt;height:.55pt;mso-position-horizontal-relative:char;mso-position-vertical-relative:line" coordsize="74612,69" o:gfxdata="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">
                 <v:shape id="Graphic 24" o:spid="_x0000_s1027" style="position:absolute;width:74612;height:69;visibility:visible;mso-wrap-style:square;v-text-anchor:top" coordsize="7461250,6985" o:gfxdata="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" path="m7460985,6487l,6487,,,7460985,r,6487xe" fillcolor="#212121" stroked="f">
                   <v:path arrowok="t"/>
                 </v:shape>
@@ -5480,7 +5606,7 @@
           <w:color w:val="212121"/>
           <w:spacing w:val="-4"/>
         </w:rPr>
-        <w:t>36</w:t>
+        <w:t>40</w:t>
       </w:r>
     </w:p>
     <w:p>
@@ -5899,7 +6025,7 @@
           </mc:Choice>
           <mc:Fallback>
             <w:pict>
-              <v:shape w14:anchorId="79B1A058" id="Graphic 25" o:spid="_x0000_s1026" style="position:absolute;margin-left:12.25pt;margin-top:3.9pt;width:587.5pt;height:.55pt;z-index:-251650560;visibility:visible;mso-wrap-style:square;mso-wrap-distance-left:0;mso-wrap-distance-top:0;mso-wrap-distance-right:0;mso-wrap-distance-bottom:0;mso-position-horizontal:absolute;mso-position-horizontal-relative:page;mso-position-vertical:absolute;mso-position-vertical-relative:text;v-text-anchor:top" coordsize="7461250,6985" o:gfxdata="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" path="m7460985,6487l,6487,,,7460985,r,6487xe" fillcolor="#212121" stroked="f">
+              <v:shape w14:anchorId="163B1B78" id="Graphic 25" o:spid="_x0000_s1026" style="position:absolute;margin-left:12.25pt;margin-top:3.9pt;width:587.5pt;height:.55pt;z-index:-251650560;visibility:visible;mso-wrap-style:square;mso-wrap-distance-left:0;mso-wrap-distance-top:0;mso-wrap-distance-right:0;mso-wrap-distance-bottom:0;mso-position-horizontal:absolute;mso-position-horizontal-relative:page;mso-position-vertical:absolute;mso-position-vertical-relative:text;v-text-anchor:top" coordsize="7461250,6985" o:gfxdata="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" path="m7460985,6487l,6487,,,7460985,r,6487xe" fillcolor="#212121" stroked="f">
                 <v:path arrowok="t"/>
                 <w10:wrap type="topAndBottom" anchorx="page"/>
               </v:shape>
